--- a/기능설명서/배포본/CarePass_기능설명서.docx
+++ b/기능설명서/배포본/CarePass_기능설명서.docx
@@ -1003,9 +1003,16 @@
             </w:r>
             <w:r>
               <w:rPr>
-                <w:sz w:val="17"/>
-              </w:rPr>
-              <w:t>평소 결제는 마찰 없이 통과</w:t>
+                <w:b/>
+                <w:sz w:val="17"/>
+              </w:rPr>
+              <w:t>신뢰 기관이라 묻지 않고 즉시 승인</w:t>
+            </w:r>
+            <w:r>
+              <w:rPr>
+                <w:sz w:val="17"/>
+              </w:rPr>
+              <w:t xml:space="preserve"> — 치매 위임자가 매번 승인할 수 없다는 전제의 답</w:t>
             </w:r>
           </w:p>
         </w:tc>
@@ -1187,9 +1194,16 @@
             </w:r>
             <w:r>
               <w:rPr>
-                <w:sz w:val="17"/>
-              </w:rPr>
-              <w:t>z-score로는 못 잡는 패턴을 전용 탐지가 잡음 (</w:t>
+                <w:b/>
+                <w:sz w:val="17"/>
+              </w:rPr>
+              <w:t>신뢰 기관인데도 잡힌다</w:t>
+            </w:r>
+            <w:r>
+              <w:rPr>
+                <w:sz w:val="17"/>
+              </w:rPr>
+              <w:t xml:space="preserve"> — 면제한 것은 결제처 축 하나뿐 (</w:t>
             </w:r>
             <w:r>
               <w:rPr>
@@ -1259,7 +1273,20 @@
               <w:rPr>
                 <w:sz w:val="17"/>
               </w:rPr>
-              <w:t>결제 권한 없는 가족이 감시자로 작동</w:t>
+              <w:t xml:space="preserve">결제 권한 없는 가족이 감시자로 작동. 집행된 건은 </w:t>
+            </w:r>
+            <w:r>
+              <w:rPr>
+                <w:b/>
+                <w:sz w:val="17"/>
+              </w:rPr>
+              <w:t>장부 롤백</w:t>
+            </w:r>
+            <w:r>
+              <w:rPr>
+                <w:sz w:val="17"/>
+              </w:rPr>
+              <w:t>까지</w:t>
             </w:r>
           </w:p>
         </w:tc>
@@ -1338,6 +1365,20 @@
       <w:pPr>
         <w:spacing w:after="40"/>
       </w:pPr>
+    </w:p>
+    <w:p>
+      <w:r>
+        <w:t xml:space="preserve">3번과 6번을 </w:t>
+      </w:r>
+      <w:r>
+        <w:rPr>
+          <w:b/>
+        </w:rPr>
+        <w:t>붙여서</w:t>
+      </w:r>
+      <w:r>
+        <w:t xml:space="preserve"> 보여주는 것이 이 서비스의 핵심입니다. *"믿는 병원은 묻지 않는다"* 와 *"믿는 병원에서도 쪼개면 잡는다"* 가 같이 성립해야 설계가 설명됩니다.</w:t>
+      </w:r>
     </w:p>
     <w:p>
       <w:pPr>
@@ -3114,23 +3155,33 @@
         <w:br/>
         <w:t xml:space="preserve">     ↓</w:t>
         <w:br/>
-        <w:t>② judge() 판정  ─────┬─ approve  → 자동 승인 (일상 결제)</w:t>
-        <w:br/>
-        <w:t xml:space="preserve">                     ├─ confirm  → 보호자 알림 + 위임자 확인</w:t>
-        <w:br/>
-        <w:t xml:space="preserve">                     └─ hold     → 보류, 결제 안 됨</w:t>
+        <w:t>② judge() 판정</w:t>
         <w:br/>
         <w:t xml:space="preserve">     ↓</w:t>
         <w:br/>
-        <w:t>③ 보호자(아들)에게 예외 건만 알림 → 이의제기하면 해당 건을 실제로 묶음</w:t>
+        <w:t>③ 자동승인 조건을 보는가?</w:t>
+        <w:br/>
+        <w:t xml:space="preserve">     ├─ 신뢰 기관 + 정상 + 한도 내   → 즉시 승인. 아무것도 묻지 않음 (보호자 알림함에 기록만)</w:t>
+        <w:br/>
+        <w:t xml:space="preserve">     ├─ 공과금 월 정기 + 정상        → 즉시 승인</w:t>
+        <w:br/>
+        <w:t xml:space="preserve">     ├─ 처음 가는 병원 (정상이어도)   → 보호자 알림 + 위임자 확인</w:t>
+        <w:br/>
+        <w:t xml:space="preserve">     ├─ 평소와 다름 (confirm)       → 보호자 알림 + 위임자 확인</w:t>
+        <w:br/>
+        <w:t xml:space="preserve">     └─ 보류 (hold)                → 결제 안 됨 + 보호자 알림</w:t>
         <w:br/>
         <w:t xml:space="preserve">     ↓</w:t>
         <w:br/>
-        <w:t>④ 위임자(어머니) 승인 화면 → PIN 인증 → 승인/거부</w:t>
+        <w:t>④ 보호자(아들) 이의제기 → 보류 중이면 묶고, **이미 나간 건이면 장부를 되돌림**</w:t>
         <w:br/>
         <w:t xml:space="preserve">     ↓</w:t>
         <w:br/>
-        <w:t>⑤ 온체인 기록 (이벤트 원문의 SHA-256 해시만)</w:t>
+        <w:t>⑤ 위임자(어머니) 승인 화면 → PIN 인증 → 승인/거부</w:t>
+        <w:br/>
+        <w:t xml:space="preserve">     ↓</w:t>
+        <w:br/>
+        <w:t>⑥ 온체인 기록 (이벤트 원문의 SHA-256 해시만)</w:t>
       </w:r>
     </w:p>
     <w:p>
@@ -3138,10 +3189,10 @@
         <w:rPr>
           <w:b/>
         </w:rPr>
-        <w:t>건별로 묻지 않습니다.</w:t>
-      </w:r>
-      <w:r>
-        <w:t xml:space="preserve"> 설정 시점에 위임장에 직접 서명하는 것으로 일상 결제의 동의를 갈음하고, </w:t>
+        <w:t>일상 결제는 건별로 묻지 않습니다.</w:t>
+      </w:r>
+      <w:r>
+        <w:t xml:space="preserve"> 위임자가 치매·인지질환이면 건별 승인 자체를 수행하지 못하므로, 매번 묻는 설계는 서비스 전제와 모순입니다. 설정 시점의 위임장 서명으로 동의를 갈음하고, </w:t>
       </w:r>
       <w:r>
         <w:rPr>
@@ -3150,7 +3201,7 @@
         <w:t>평소와 다른 건만</w:t>
       </w:r>
       <w:r>
-        <w:t xml:space="preserve"> 알리거나 보류합니다. 그냥 다 물으면 알림 스팸이 되고, 다 자동이면 통제가 없습니다.</w:t>
+        <w:t xml:space="preserve"> 알리거나 보류합니다. 다 물으면 알림 스팸이 되고, 다 자동이면 통제가 없습니다.</w:t>
       </w:r>
     </w:p>
     <w:p>
@@ -3163,362 +3214,12 @@
           <w:color w:val="111111"/>
           <w:sz w:val="26"/>
         </w:rPr>
-        <w:t>5. 위임장 직접 서명 — 건별 승인을 없애는 근거</w:t>
+        <w:t>4-1. 신뢰 기관 — 무엇을 면제하고 무엇을 면제하지 않는가</w:t>
       </w:r>
     </w:p>
     <w:p>
       <w:r>
-        <w:t>호주 Banking Code 구조를 옮겼습니다.</w:t>
-      </w:r>
-    </w:p>
-    <w:tbl>
-      <w:tblPr>
-        <w:tblStyle w:val="TableGrid"/>
-        <w:tblW w:type="auto" w:w="0"/>
-        <w:jc w:val="left"/>
-        <w:tblLook w:firstColumn="1" w:firstRow="1" w:lastColumn="0" w:lastRow="0" w:noHBand="0" w:noVBand="1" w:val="04A0"/>
-      </w:tblPr>
-      <w:tblGrid>
-        <w:gridCol w:w="4933"/>
-        <w:gridCol w:w="4933"/>
-      </w:tblGrid>
-      <w:tr>
-        <w:tc>
-          <w:tcPr>
-            <w:tcW w:type="dxa" w:w="4933"/>
-          </w:tcPr>
-          <w:p>
-            <w:r>
-              <w:rPr>
-                <w:sz w:val="17"/>
-              </w:rPr>
-            </w:r>
-            <w:r>
-              <w:rPr>
-                <w:b/>
-                <w:sz w:val="17"/>
-              </w:rPr>
-              <w:t>요소</w:t>
-            </w:r>
-          </w:p>
-        </w:tc>
-        <w:tc>
-          <w:tcPr>
-            <w:tcW w:type="dxa" w:w="4933"/>
-          </w:tcPr>
-          <w:p>
-            <w:r>
-              <w:rPr>
-                <w:sz w:val="17"/>
-              </w:rPr>
-            </w:r>
-            <w:r>
-              <w:rPr>
-                <w:b/>
-                <w:sz w:val="17"/>
-              </w:rPr>
-              <w:t>내용</w:t>
-            </w:r>
-          </w:p>
-        </w:tc>
-      </w:tr>
-      <w:tr>
-        <w:tc>
-          <w:tcPr>
-            <w:tcW w:type="dxa" w:w="4933"/>
-          </w:tcPr>
-          <w:p>
-            <w:r>
-              <w:rPr>
-                <w:sz w:val="17"/>
-              </w:rPr>
-            </w:r>
-            <w:r>
-              <w:rPr>
-                <w:sz w:val="17"/>
-              </w:rPr>
-              <w:t>위임장 본문</w:t>
-            </w:r>
-          </w:p>
-        </w:tc>
-        <w:tc>
-          <w:tcPr>
-            <w:tcW w:type="dxa" w:w="4933"/>
-          </w:tcPr>
-          <w:p>
-            <w:r>
-              <w:rPr>
-                <w:sz w:val="17"/>
-              </w:rPr>
-            </w:r>
-            <w:r>
-              <w:rPr>
-                <w:sz w:val="17"/>
-              </w:rPr>
-              <w:t>누구에게·무엇을·얼마까지·무엇이 차단인지·누가 입회하는지·위임 ID를 설정값에서 자동 생성</w:t>
-            </w:r>
-          </w:p>
-        </w:tc>
-      </w:tr>
-      <w:tr>
-        <w:tc>
-          <w:tcPr>
-            <w:tcW w:type="dxa" w:w="4933"/>
-          </w:tcPr>
-          <w:p>
-            <w:r>
-              <w:rPr>
-                <w:sz w:val="17"/>
-              </w:rPr>
-            </w:r>
-            <w:r>
-              <w:rPr>
-                <w:sz w:val="17"/>
-              </w:rPr>
-              <w:t>확인 3항목</w:t>
-            </w:r>
-          </w:p>
-        </w:tc>
-        <w:tc>
-          <w:tcPr>
-            <w:tcW w:type="dxa" w:w="4933"/>
-          </w:tcPr>
-          <w:p>
-            <w:r>
-              <w:rPr>
-                <w:sz w:val="17"/>
-              </w:rPr>
-            </w:r>
-            <w:r>
-              <w:rPr>
-                <w:sz w:val="17"/>
-              </w:rPr>
-              <w:t xml:space="preserve">① 병원비·공과금만 한도 내 위임 ② </w:t>
-            </w:r>
-            <w:r>
-              <w:rPr>
-                <w:b/>
-                <w:sz w:val="17"/>
-              </w:rPr>
-              <w:t>대리권 오용 위험과 보호자 알림</w:t>
-            </w:r>
-            <w:r>
-              <w:rPr>
-                <w:sz w:val="17"/>
-              </w:rPr>
-              <w:t xml:space="preserve"> 설명 들음 ③ </w:t>
-            </w:r>
-            <w:r>
-              <w:rPr>
-                <w:b/>
-                <w:sz w:val="17"/>
-              </w:rPr>
-              <w:t>언제든 철회 가능 · 후견 개시 시 권한 이전</w:t>
-            </w:r>
-          </w:p>
-        </w:tc>
-      </w:tr>
-      <w:tr>
-        <w:tc>
-          <w:tcPr>
-            <w:tcW w:type="dxa" w:w="4933"/>
-          </w:tcPr>
-          <w:p>
-            <w:r>
-              <w:rPr>
-                <w:sz w:val="17"/>
-              </w:rPr>
-            </w:r>
-            <w:r>
-              <w:rPr>
-                <w:sz w:val="17"/>
-              </w:rPr>
-              <w:t>직접 서명</w:t>
-            </w:r>
-          </w:p>
-        </w:tc>
-        <w:tc>
-          <w:tcPr>
-            <w:tcW w:type="dxa" w:w="4933"/>
-          </w:tcPr>
-          <w:p>
-            <w:r>
-              <w:rPr>
-                <w:sz w:val="17"/>
-              </w:rPr>
-            </w:r>
-            <w:r>
-              <w:rPr>
-                <w:sz w:val="17"/>
-              </w:rPr>
-              <w:t>캔버스 서명 패드 (획을 state에 보관해 재렌더에도 유지)</w:t>
-            </w:r>
-          </w:p>
-        </w:tc>
-      </w:tr>
-      <w:tr>
-        <w:tc>
-          <w:tcPr>
-            <w:tcW w:type="dxa" w:w="4933"/>
-          </w:tcPr>
-          <w:p>
-            <w:r>
-              <w:rPr>
-                <w:sz w:val="17"/>
-              </w:rPr>
-            </w:r>
-            <w:r>
-              <w:rPr>
-                <w:sz w:val="17"/>
-              </w:rPr>
-              <w:t>입회인</w:t>
-            </w:r>
-          </w:p>
-        </w:tc>
-        <w:tc>
-          <w:tcPr>
-            <w:tcW w:type="dxa" w:w="4933"/>
-          </w:tcPr>
-          <w:p>
-            <w:r>
-              <w:rPr>
-                <w:sz w:val="17"/>
-              </w:rPr>
-            </w:r>
-            <w:r>
-              <w:rPr>
-                <w:sz w:val="17"/>
-              </w:rPr>
-              <w:t>공동보호자 이준호(아들)가 기록되고 보호자 알림함에도 남음</w:t>
-            </w:r>
-          </w:p>
-        </w:tc>
-      </w:tr>
-      <w:tr>
-        <w:tc>
-          <w:tcPr>
-            <w:tcW w:type="dxa" w:w="4933"/>
-          </w:tcPr>
-          <w:p>
-            <w:r>
-              <w:rPr>
-                <w:sz w:val="17"/>
-              </w:rPr>
-            </w:r>
-            <w:r>
-              <w:rPr>
-                <w:sz w:val="17"/>
-              </w:rPr>
-              <w:t>온체인</w:t>
-            </w:r>
-          </w:p>
-        </w:tc>
-        <w:tc>
-          <w:tcPr>
-            <w:tcW w:type="dxa" w:w="4933"/>
-          </w:tcPr>
-          <w:p>
-            <w:r>
-              <w:rPr>
-                <w:sz w:val="17"/>
-              </w:rPr>
-            </w:r>
-            <w:r>
-              <w:rPr>
-                <w:rFonts w:ascii="Consolas" w:hAnsi="Consolas" w:eastAsia="Consolas"/>
-                <w:sz w:val="17"/>
-              </w:rPr>
-              <w:t>delegationConsented</w:t>
-            </w:r>
-            <w:r>
-              <w:rPr>
-                <w:sz w:val="17"/>
-              </w:rPr>
-              <w:t xml:space="preserve"> — </w:t>
-            </w:r>
-            <w:r>
-              <w:rPr>
-                <w:b/>
-                <w:sz w:val="17"/>
-              </w:rPr>
-              <w:t>위임장 해시와 서명 해시만</w:t>
-            </w:r>
-            <w:r>
-              <w:rPr>
-                <w:sz w:val="17"/>
-              </w:rPr>
-              <w:t>. 서명 이미지·원문은 전송하지 않음</w:t>
-            </w:r>
-          </w:p>
-        </w:tc>
-      </w:tr>
-      <w:tr>
-        <w:tc>
-          <w:tcPr>
-            <w:tcW w:type="dxa" w:w="4933"/>
-          </w:tcPr>
-          <w:p>
-            <w:r>
-              <w:rPr>
-                <w:sz w:val="17"/>
-              </w:rPr>
-            </w:r>
-            <w:r>
-              <w:rPr>
-                <w:sz w:val="17"/>
-              </w:rPr>
-              <w:t>철회</w:t>
-            </w:r>
-          </w:p>
-        </w:tc>
-        <w:tc>
-          <w:tcPr>
-            <w:tcW w:type="dxa" w:w="4933"/>
-          </w:tcPr>
-          <w:p>
-            <w:r>
-              <w:rPr>
-                <w:sz w:val="17"/>
-              </w:rPr>
-            </w:r>
-            <w:r>
-              <w:rPr>
-                <w:rFonts w:ascii="Consolas" w:hAnsi="Consolas" w:eastAsia="Consolas"/>
-                <w:sz w:val="17"/>
-              </w:rPr>
-              <w:t>delegationConsentRevoked</w:t>
-            </w:r>
-            <w:r>
-              <w:rPr>
-                <w:sz w:val="17"/>
-              </w:rPr>
-              <w:t xml:space="preserve"> 기록 후 재서명 요구</w:t>
-            </w:r>
-          </w:p>
-        </w:tc>
-      </w:tr>
-    </w:tbl>
-    <w:p>
-      <w:pPr>
-        <w:spacing w:after="40"/>
-      </w:pPr>
-    </w:p>
-    <w:p>
-      <w:r>
-        <w:t>서명하지 않으면 위임 설정 화면에 경고가 뜹니다 — *"한도만 정해두면 대리 결제가 시작되지 않습니다"*.</w:t>
-      </w:r>
-    </w:p>
-    <w:p>
-      <w:pPr>
-        <w:spacing w:before="280" w:after="80"/>
-      </w:pPr>
-      <w:r>
-        <w:rPr>
-          <w:b/>
-          <w:color w:val="111111"/>
-          <w:sz w:val="26"/>
-        </w:rPr>
-        <w:t>6. 온체인 / 오프체인 분리</w:t>
+        <w:t>"자주 가는 병원은 묻지 않는다"의 정확한 범위입니다.</w:t>
       </w:r>
     </w:p>
     <w:tbl>
@@ -3549,14 +3250,26 @@
                 <w:b/>
                 <w:sz w:val="17"/>
               </w:rPr>
-              <w:t xml:space="preserve">온체인에 </w:t>
+              <w:t>축</w:t>
+            </w:r>
+          </w:p>
+        </w:tc>
+        <w:tc>
+          <w:tcPr>
+            <w:tcW w:type="dxa" w:w="3289"/>
+          </w:tcPr>
+          <w:p>
+            <w:r>
+              <w:rPr>
+                <w:sz w:val="17"/>
+              </w:rPr>
             </w:r>
             <w:r>
               <w:rPr>
                 <w:b/>
                 <w:sz w:val="17"/>
               </w:rPr>
-              <w:t>올라가지 않음</w:t>
+              <w:t>보는 것</w:t>
             </w:r>
           </w:p>
         </w:tc>
@@ -3575,19 +3288,7 @@
                 <w:b/>
                 <w:sz w:val="17"/>
               </w:rPr>
-              <w:t>온체인에 올라감</w:t>
-            </w:r>
-          </w:p>
-        </w:tc>
-        <w:tc>
-          <w:tcPr>
-            <w:tcW w:type="dxa" w:w="3289"/>
-          </w:tcPr>
-          <w:p>
-            <w:r>
-              <w:rPr>
-                <w:sz w:val="17"/>
-              </w:rPr>
+              <w:t>신뢰 기관이면</w:t>
             </w:r>
           </w:p>
         </w:tc>
@@ -3605,9 +3306,10 @@
             </w:r>
             <w:r>
               <w:rPr>
-                <w:sz w:val="17"/>
-              </w:rPr>
-              <w:t>금액 · 결제처 · 카테고리</w:t>
+                <w:b/>
+                <w:sz w:val="17"/>
+              </w:rPr>
+              <w:t>결제처</w:t>
             </w:r>
           </w:p>
         </w:tc>
@@ -3625,14 +3327,7 @@
               <w:rPr>
                 <w:sz w:val="17"/>
               </w:rPr>
-              <w:t xml:space="preserve">이벤트 원문(JSON)의 SHA-256 </w:t>
-            </w:r>
-            <w:r>
-              <w:rPr>
-                <w:rFonts w:ascii="Consolas" w:hAnsi="Consolas" w:eastAsia="Consolas"/>
-                <w:sz w:val="17"/>
-              </w:rPr>
-              <w:t>dataHash</w:t>
+              <w:t>심평원 등록? 서명 유효?</w:t>
             </w:r>
           </w:p>
         </w:tc>
@@ -3645,6 +3340,19 @@
               <w:rPr>
                 <w:sz w:val="17"/>
               </w:rPr>
+            </w:r>
+            <w:r>
+              <w:rPr>
+                <w:b/>
+                <w:sz w:val="17"/>
+              </w:rPr>
+              <w:t>면제</w:t>
+            </w:r>
+            <w:r>
+              <w:rPr>
+                <w:sz w:val="17"/>
+              </w:rPr>
+              <w:t xml:space="preserve"> — 그것이 신뢰의 의미</w:t>
             </w:r>
           </w:p>
         </w:tc>
@@ -3664,7 +3372,7 @@
               <w:rPr>
                 <w:sz w:val="17"/>
               </w:rPr>
-              <w:t>이름 · 계좌번호</w:t>
+              <w:t>금액</w:t>
             </w:r>
           </w:p>
         </w:tc>
@@ -3682,7 +3390,7 @@
               <w:rPr>
                 <w:sz w:val="17"/>
               </w:rPr>
-              <w:t>위임 조회 키 `SHA-256("위임ID\</w:t>
+              <w:t>평소 대비 편차 (z)</w:t>
             </w:r>
           </w:p>
         </w:tc>
@@ -3698,9 +3406,10 @@
             </w:r>
             <w:r>
               <w:rPr>
-                <w:sz w:val="17"/>
-              </w:rPr>
-              <w:t>salt")`</w:t>
+                <w:b/>
+                <w:sz w:val="17"/>
+              </w:rPr>
+              <w:t>그대로 검사</w:t>
             </w:r>
           </w:p>
         </w:tc>
@@ -3720,7 +3429,7 @@
               <w:rPr>
                 <w:sz w:val="17"/>
               </w:rPr>
-              <w:t>위임장 원문 · 서명 이미지</w:t>
+              <w:t>빈도·패턴</w:t>
             </w:r>
           </w:p>
         </w:tc>
@@ -3738,7 +3447,7 @@
               <w:rPr>
                 <w:sz w:val="17"/>
               </w:rPr>
-              <w:t>위임장 해시 · 서명 해시</w:t>
+              <w:t>한도 아래로 쪼개는가</w:t>
             </w:r>
           </w:p>
         </w:tc>
@@ -3751,6 +3460,13 @@
               <w:rPr>
                 <w:sz w:val="17"/>
               </w:rPr>
+            </w:r>
+            <w:r>
+              <w:rPr>
+                <w:b/>
+                <w:sz w:val="17"/>
+              </w:rPr>
+              <w:t>그대로 검사</w:t>
             </w:r>
           </w:p>
         </w:tc>
@@ -3770,7 +3486,7 @@
               <w:rPr>
                 <w:sz w:val="17"/>
               </w:rPr>
-              <w:t>청구서 원문</w:t>
+              <w:t>한도</w:t>
             </w:r>
           </w:p>
         </w:tc>
@@ -3788,7 +3504,7 @@
               <w:rPr>
                 <w:sz w:val="17"/>
               </w:rPr>
-              <w:t>인증 기관의 서명 공개키 · 기관명 *(공개 정보라 의도적 공개)*</w:t>
+              <w:t>건당·월·생활비 보호선</w:t>
             </w:r>
           </w:p>
         </w:tc>
@@ -3801,6 +3517,13 @@
               <w:rPr>
                 <w:sz w:val="17"/>
               </w:rPr>
+            </w:r>
+            <w:r>
+              <w:rPr>
+                <w:b/>
+                <w:sz w:val="17"/>
+              </w:rPr>
+              <w:t>그대로 검사</w:t>
             </w:r>
           </w:p>
         </w:tc>
@@ -3812,8 +3535,248 @@
       </w:pPr>
     </w:p>
     <w:p>
-      <w:r>
-        <w:t>자세한 내용은 04. 블록체인 (04_블록체인.md) 참조.</w:t>
+      <w:pPr>
+        <w:ind w:left="283"/>
+      </w:pPr>
+      <w:r>
+        <w:rPr>
+          <w:b/>
+          <w:i/>
+          <w:sz w:val="18"/>
+        </w:rPr>
+        <w:t>"재검토 없이"가 아니라 "확인 요청 없이"입니다.</w:t>
+      </w:r>
+      <w:r>
+        <w:rPr>
+          <w:i/>
+          <w:sz w:val="18"/>
+        </w:rPr>
+        <w:t xml:space="preserve"> 검사는 조용히 다 돌고, 통과하면 묻지 않습니다. 결제처 축까지 끄면 신뢰 기관에서 한도 아래로 쪼개는 공격이 그대로 통과해, 구조화 탐지가 스스로 만든 구멍으로 사라집니다. 실제로 고령자 금융착취는 가짜 병원보다 </w:t>
+      </w:r>
+      <w:r>
+        <w:rPr>
+          <w:b/>
+          <w:i/>
+          <w:sz w:val="18"/>
+        </w:rPr>
+        <w:t>진짜 병원에서 과다하게 쓰는 쪽</w:t>
+      </w:r>
+      <w:r>
+        <w:rPr>
+          <w:i/>
+          <w:sz w:val="18"/>
+        </w:rPr>
+        <w:t>이 흔합니다.</w:t>
+      </w:r>
+    </w:p>
+    <w:p>
+      <w:r>
+        <w:rPr>
+          <w:b/>
+        </w:rPr>
+        <w:t>신뢰 기관은 두 경로로 채워집니다.</w:t>
+      </w:r>
+    </w:p>
+    <w:tbl>
+      <w:tblPr>
+        <w:tblStyle w:val="TableGrid"/>
+        <w:tblW w:type="auto" w:w="0"/>
+        <w:jc w:val="left"/>
+        <w:tblLook w:firstColumn="1" w:firstRow="1" w:lastColumn="0" w:lastRow="0" w:noHBand="0" w:noVBand="1" w:val="04A0"/>
+      </w:tblPr>
+      <w:tblGrid>
+        <w:gridCol w:w="4933"/>
+        <w:gridCol w:w="4933"/>
+      </w:tblGrid>
+      <w:tr>
+        <w:tc>
+          <w:tcPr>
+            <w:tcW w:type="dxa" w:w="4933"/>
+          </w:tcPr>
+          <w:p>
+            <w:r>
+              <w:rPr>
+                <w:sz w:val="17"/>
+              </w:rPr>
+            </w:r>
+            <w:r>
+              <w:rPr>
+                <w:b/>
+                <w:sz w:val="17"/>
+              </w:rPr>
+              <w:t>경로</w:t>
+            </w:r>
+          </w:p>
+        </w:tc>
+        <w:tc>
+          <w:tcPr>
+            <w:tcW w:type="dxa" w:w="4933"/>
+          </w:tcPr>
+          <w:p>
+            <w:r>
+              <w:rPr>
+                <w:sz w:val="17"/>
+              </w:rPr>
+            </w:r>
+            <w:r>
+              <w:rPr>
+                <w:b/>
+                <w:sz w:val="17"/>
+              </w:rPr>
+              <w:t>내용</w:t>
+            </w:r>
+          </w:p>
+        </w:tc>
+      </w:tr>
+      <w:tr>
+        <w:tc>
+          <w:tcPr>
+            <w:tcW w:type="dxa" w:w="4933"/>
+          </w:tcPr>
+          <w:p>
+            <w:r>
+              <w:rPr>
+                <w:sz w:val="17"/>
+              </w:rPr>
+            </w:r>
+            <w:r>
+              <w:rPr>
+                <w:b/>
+                <w:sz w:val="17"/>
+              </w:rPr>
+              <w:t>(c) 자동</w:t>
+            </w:r>
+          </w:p>
+        </w:tc>
+        <w:tc>
+          <w:tcPr>
+            <w:tcW w:type="dxa" w:w="4933"/>
+          </w:tcPr>
+          <w:p>
+            <w:r>
+              <w:rPr>
+                <w:sz w:val="17"/>
+              </w:rPr>
+            </w:r>
+            <w:r>
+              <w:rPr>
+                <w:sz w:val="17"/>
+              </w:rPr>
+              <w:t xml:space="preserve">위임 </w:t>
+            </w:r>
+            <w:r>
+              <w:rPr>
+                <w:b/>
+                <w:sz w:val="17"/>
+              </w:rPr>
+              <w:t>전에</w:t>
+            </w:r>
+            <w:r>
+              <w:rPr>
+                <w:sz w:val="17"/>
+              </w:rPr>
+              <w:t xml:space="preserve"> 위임자가 본인 명의로 결제한 이력에서 </w:t>
+            </w:r>
+            <w:r>
+              <w:rPr>
+                <w:b/>
+                <w:sz w:val="17"/>
+              </w:rPr>
+              <w:t>3회 이상 방문한 곳</w:t>
+            </w:r>
+            <w:r>
+              <w:rPr>
+                <w:sz w:val="17"/>
+              </w:rPr>
+              <w:t>을 자동 등록</w:t>
+            </w:r>
+          </w:p>
+        </w:tc>
+      </w:tr>
+      <w:tr>
+        <w:tc>
+          <w:tcPr>
+            <w:tcW w:type="dxa" w:w="4933"/>
+          </w:tcPr>
+          <w:p>
+            <w:r>
+              <w:rPr>
+                <w:sz w:val="17"/>
+              </w:rPr>
+            </w:r>
+            <w:r>
+              <w:rPr>
+                <w:b/>
+                <w:sz w:val="17"/>
+              </w:rPr>
+              <w:t>(a) 수동</w:t>
+            </w:r>
+          </w:p>
+        </w:tc>
+        <w:tc>
+          <w:tcPr>
+            <w:tcW w:type="dxa" w:w="4933"/>
+          </w:tcPr>
+          <w:p>
+            <w:r>
+              <w:rPr>
+                <w:sz w:val="17"/>
+              </w:rPr>
+            </w:r>
+            <w:r>
+              <w:rPr>
+                <w:sz w:val="17"/>
+              </w:rPr>
+              <w:t xml:space="preserve">위임 설정 화면 </w:t>
+            </w:r>
+            <w:r>
+              <w:rPr>
+                <w:b/>
+                <w:sz w:val="17"/>
+              </w:rPr>
+              <w:t>"자주 가는 병원 · 확인 없이 결제"</w:t>
+            </w:r>
+            <w:r>
+              <w:rPr>
+                <w:sz w:val="17"/>
+              </w:rPr>
+              <w:t xml:space="preserve"> 카드에서 직접 추가·해제</w:t>
+            </w:r>
+          </w:p>
+        </w:tc>
+      </w:tr>
+    </w:tbl>
+    <w:p>
+      <w:pPr>
+        <w:spacing w:after="40"/>
+      </w:pPr>
+    </w:p>
+    <w:p>
+      <w:r>
+        <w:t xml:space="preserve">(c)가 </w:t>
+      </w:r>
+      <w:r>
+        <w:rPr>
+          <w:b/>
+        </w:rPr>
+        <w:t>콜드스타트를 그대로 해결합니다.</w:t>
+      </w:r>
+      <w:r>
+        <w:t xml:space="preserve"> 실서비스에서 이 데이터는 은행이 이미 보유한 카드·계좌 거래내역에서 나오므로 새로 모을 것이 없습니다. 데모는 그 상태를 더미로 재현합니다 (대구의료원 14회 · 경북대학교병원 5회).</w:t>
+      </w:r>
+    </w:p>
+    <w:p>
+      <w:r>
+        <w:t xml:space="preserve">(a)는 </w:t>
+      </w:r>
+      <w:r>
+        <w:rPr>
+          <w:b/>
+        </w:rPr>
+        <w:t>공공데이터 목록에 있는 기관만</w:t>
+      </w:r>
+      <w:r>
+        <w:t xml:space="preserve"> 고를 수 있습니다. 손으로 이름을 적게 하면 위임자를 설득해 가짜 병원을 신뢰 목록에 올릴 수 있습니다.</w:t>
       </w:r>
     </w:p>
     <w:p>
@@ -3826,145 +3789,12 @@
           <w:color w:val="111111"/>
           <w:sz w:val="26"/>
         </w:rPr>
-        <w:t>7. 서버가 없어도 동작한다</w:t>
+        <w:t>4-2. 사후 되돌리기 — 이미 나간 건</w:t>
       </w:r>
     </w:p>
     <w:p>
       <w:r>
-        <w:t xml:space="preserve">ZIP으로 받아 </w:t>
-      </w:r>
-      <w:r>
-        <w:rPr>
-          <w:rFonts w:ascii="Consolas" w:hAnsi="Consolas" w:eastAsia="Consolas"/>
-          <w:sz w:val="17"/>
-        </w:rPr>
-        <w:t>index.html</w:t>
-      </w:r>
-      <w:r>
-        <w:t xml:space="preserve">을 파일로 열면 백엔드 관련 UI가 </w:t>
-      </w:r>
-      <w:r>
-        <w:rPr>
-          <w:b/>
-        </w:rPr>
-        <w:t>아예 나타나지 않고</w:t>
-      </w:r>
-      <w:r>
-        <w:t xml:space="preserve">, 앱은 로컬 상태로 그대로 동작합니다. 공개 노드에 연결하지 못하면 온체인 검증도 로컬 기록으로 자동 전환되므로 </w:t>
-      </w:r>
-      <w:r>
-        <w:rPr>
-          <w:b/>
-        </w:rPr>
-        <w:t>시연이 멈추지 않습니다.</w:t>
-      </w:r>
-    </w:p>
-    <w:p>
-      <w:r>
-        <w:br w:type="page"/>
-      </w:r>
-    </w:p>
-    <w:p>
-      <w:pPr>
-        <w:spacing w:before="0" w:after="100"/>
-      </w:pPr>
-      <w:r>
-        <w:rPr>
-          <w:b/>
-          <w:color w:val="111111"/>
-          <w:sz w:val="34"/>
-        </w:rPr>
-        <w:t xml:space="preserve">02. 판정 엔진 — </w:t>
-      </w:r>
-      <w:r>
-        <w:rPr>
-          <w:rFonts w:ascii="Consolas" w:hAnsi="Consolas" w:eastAsia="Consolas"/>
-          <w:b/>
-          <w:color w:val="111111"/>
-          <w:sz w:val="34"/>
-        </w:rPr>
-        <w:t>judge()</w:t>
-      </w:r>
-    </w:p>
-    <w:p>
-      <w:r>
-        <w:t xml:space="preserve">결제 한 건을 받아 </w:t>
-      </w:r>
-      <w:r>
-        <w:rPr>
-          <w:rFonts w:ascii="Consolas" w:hAnsi="Consolas" w:eastAsia="Consolas"/>
-          <w:sz w:val="17"/>
-        </w:rPr>
-        <w:t>approve / confirm / hold</w:t>
-      </w:r>
-      <w:r>
-        <w:t xml:space="preserve"> 중 하나와 </w:t>
-      </w:r>
-      <w:r>
-        <w:rPr>
-          <w:b/>
-        </w:rPr>
-        <w:t>사람이 읽을 수 있는 사유</w:t>
-      </w:r>
-      <w:r>
-        <w:t xml:space="preserve">를 돌려줍니다. 구현 위치: </w:t>
-      </w:r>
-      <w:r>
-        <w:rPr>
-          <w:rFonts w:ascii="Consolas" w:hAnsi="Consolas" w:eastAsia="Consolas"/>
-          <w:sz w:val="17"/>
-        </w:rPr>
-        <w:t>carepass-prototype/index.html</w:t>
-      </w:r>
-      <w:r>
-        <w:t xml:space="preserve"> 의 </w:t>
-      </w:r>
-      <w:r>
-        <w:rPr>
-          <w:rFonts w:ascii="Consolas" w:hAnsi="Consolas" w:eastAsia="Consolas"/>
-          <w:sz w:val="17"/>
-        </w:rPr>
-        <w:t>judge(catKey, amount, merchant)</w:t>
-      </w:r>
-      <w:r>
-        <w:t>.</w:t>
-      </w:r>
-    </w:p>
-    <w:p>
-      <w:pPr>
-        <w:spacing w:before="280" w:after="80"/>
-      </w:pPr>
-      <w:r>
-        <w:rPr>
-          <w:b/>
-          <w:color w:val="111111"/>
-          <w:sz w:val="26"/>
-        </w:rPr>
-        <w:t>1. 규칙이 쌓이는 순서</w:t>
-      </w:r>
-    </w:p>
-    <w:p>
-      <w:r>
-        <w:t xml:space="preserve">위에서 아래로 검사하며, </w:t>
-      </w:r>
-      <w:r>
-        <w:rPr>
-          <w:b/>
-        </w:rPr>
-        <w:t>뒤 규칙이 앞 판정을 뒤집지 못합니다</w:t>
-      </w:r>
-      <w:r>
-        <w:t>(</w:t>
-      </w:r>
-      <w:r>
-        <w:rPr>
-          <w:rFonts w:ascii="Consolas" w:hAnsi="Consolas" w:eastAsia="Consolas"/>
-          <w:sz w:val="17"/>
-        </w:rPr>
-        <w:t>level==='normal'</w:t>
-      </w:r>
-      <w:r>
-        <w:t>일 때만 올림).</w:t>
+        <w:t>자동승인을 늘리면 "막지 못하고 알림만 가는" 건이 생깁니다. 그 대가를 받는 장치입니다.</w:t>
       </w:r>
     </w:p>
     <w:tbl>
@@ -3995,7 +3825,7 @@
                 <w:b/>
                 <w:sz w:val="17"/>
               </w:rPr>
-              <w:t>순</w:t>
+              <w:t>층</w:t>
             </w:r>
           </w:p>
         </w:tc>
@@ -4014,7 +3844,7 @@
                 <w:b/>
                 <w:sz w:val="17"/>
               </w:rPr>
-              <w:t>검사</w:t>
+              <w:t>조치</w:t>
             </w:r>
           </w:p>
         </w:tc>
@@ -4033,7 +3863,7 @@
                 <w:b/>
                 <w:sz w:val="17"/>
               </w:rPr>
-              <w:t>결과</w:t>
+              <w:t>누가</w:t>
             </w:r>
           </w:p>
         </w:tc>
@@ -4053,7 +3883,7 @@
               <w:rPr>
                 <w:sz w:val="17"/>
               </w:rPr>
-              <w:t>1</w:t>
+              <w:t>1. 확산 차단</w:t>
             </w:r>
           </w:p>
         </w:tc>
@@ -4071,20 +3901,7 @@
               <w:rPr>
                 <w:sz w:val="17"/>
               </w:rPr>
-              <w:t>청구서 전자서명 불일치 (</w:t>
-            </w:r>
-            <w:r>
-              <w:rPr>
-                <w:rFonts w:ascii="Consolas" w:hAnsi="Consolas" w:eastAsia="Consolas"/>
-                <w:sz w:val="17"/>
-              </w:rPr>
-              <w:t>sigFail</w:t>
-            </w:r>
-            <w:r>
-              <w:rPr>
-                <w:sz w:val="17"/>
-              </w:rPr>
-              <w:t>)</w:t>
+              <w:t>신뢰 기관 해제 · 대리인 의심 전환(이후 비통지)</w:t>
             </w:r>
           </w:p>
         </w:tc>
@@ -4103,7 +3920,7 @@
                 <w:b/>
                 <w:sz w:val="17"/>
               </w:rPr>
-              <w:t>hold</w:t>
+              <w:t>앱이 즉시</w:t>
             </w:r>
           </w:p>
         </w:tc>
@@ -4123,7 +3940,7 @@
               <w:rPr>
                 <w:sz w:val="17"/>
               </w:rPr>
-              <w:t>2</w:t>
+              <w:t>2. 장부 정리</w:t>
             </w:r>
           </w:p>
         </w:tc>
@@ -4141,20 +3958,14 @@
               <w:rPr>
                 <w:sz w:val="17"/>
               </w:rPr>
-              <w:t>인증 취소된 기관의 청구서 (</w:t>
-            </w:r>
-            <w:r>
-              <w:rPr>
-                <w:rFonts w:ascii="Consolas" w:hAnsi="Consolas" w:eastAsia="Consolas"/>
-                <w:sz w:val="17"/>
-              </w:rPr>
-              <w:t>revoked</w:t>
-            </w:r>
-            <w:r>
-              <w:rPr>
-                <w:sz w:val="17"/>
-              </w:rPr>
-              <w:t>)</w:t>
+              <w:t xml:space="preserve">위임 풀 잔액과 월 사용액 </w:t>
+            </w:r>
+            <w:r>
+              <w:rPr>
+                <w:b/>
+                <w:sz w:val="17"/>
+              </w:rPr>
+              <w:t>롤백</w:t>
             </w:r>
           </w:p>
         </w:tc>
@@ -4173,7 +3984,7 @@
                 <w:b/>
                 <w:sz w:val="17"/>
               </w:rPr>
-              <w:t>hold</w:t>
+              <w:t>앱이 즉시</w:t>
             </w:r>
           </w:p>
         </w:tc>
@@ -4193,7 +4004,7 @@
               <w:rPr>
                 <w:sz w:val="17"/>
               </w:rPr>
-              <w:t>3</w:t>
+              <w:t>3. 증거 고정</w:t>
             </w:r>
           </w:p>
         </w:tc>
@@ -4209,9 +4020,16 @@
             </w:r>
             <w:r>
               <w:rPr>
-                <w:sz w:val="17"/>
-              </w:rPr>
-              <w:t>청구서 금액 ≠ 요청 금액</w:t>
+                <w:rFonts w:ascii="Consolas" w:hAnsi="Consolas" w:eastAsia="Consolas"/>
+                <w:sz w:val="17"/>
+              </w:rPr>
+              <w:t>paymentDisputed</w:t>
+            </w:r>
+            <w:r>
+              <w:rPr>
+                <w:sz w:val="17"/>
+              </w:rPr>
+              <w:t xml:space="preserve"> 온체인 기록</w:t>
             </w:r>
           </w:p>
         </w:tc>
@@ -4230,7 +4048,7 @@
                 <w:b/>
                 <w:sz w:val="17"/>
               </w:rPr>
-              <w:t>hold</w:t>
+              <w:t>앱이 즉시</w:t>
             </w:r>
           </w:p>
         </w:tc>
@@ -4250,7 +4068,7 @@
               <w:rPr>
                 <w:sz w:val="17"/>
               </w:rPr>
-              <w:t>4</w:t>
+              <w:t>4. 실제 환수</w:t>
             </w:r>
           </w:p>
         </w:tc>
@@ -4268,20 +4086,7 @@
               <w:rPr>
                 <w:sz w:val="17"/>
               </w:rPr>
-              <w:t>미인증 기관 청구서 (</w:t>
-            </w:r>
-            <w:r>
-              <w:rPr>
-                <w:rFonts w:ascii="Consolas" w:hAnsi="Consolas" w:eastAsia="Consolas"/>
-                <w:sz w:val="17"/>
-              </w:rPr>
-              <w:t>uncertified</w:t>
-            </w:r>
-            <w:r>
-              <w:rPr>
-                <w:sz w:val="17"/>
-              </w:rPr>
-              <w:t>)</w:t>
+              <w:t>카드 거래취소 · 착오송금 반환</w:t>
             </w:r>
           </w:p>
         </w:tc>
@@ -4297,833 +4102,16 @@
             </w:r>
             <w:r>
               <w:rPr>
-                <w:sz w:val="17"/>
-              </w:rPr>
-              <w:t>confirm</w:t>
-            </w:r>
-          </w:p>
-        </w:tc>
-      </w:tr>
-      <w:tr>
-        <w:tc>
-          <w:tcPr>
-            <w:tcW w:type="dxa" w:w="3289"/>
-          </w:tcPr>
-          <w:p>
-            <w:r>
-              <w:rPr>
-                <w:sz w:val="17"/>
-              </w:rPr>
-            </w:r>
-            <w:r>
-              <w:rPr>
-                <w:sz w:val="17"/>
-              </w:rPr>
-              <w:t>5</w:t>
-            </w:r>
-          </w:p>
-        </w:tc>
-        <w:tc>
-          <w:tcPr>
-            <w:tcW w:type="dxa" w:w="3289"/>
-          </w:tcPr>
-          <w:p>
-            <w:r>
-              <w:rPr>
-                <w:sz w:val="17"/>
-              </w:rPr>
-            </w:r>
-            <w:r>
-              <w:rPr>
-                <w:sz w:val="17"/>
-              </w:rPr>
-              <w:t xml:space="preserve">청구-결제 </w:t>
-            </w:r>
-            <w:r>
-              <w:rPr>
                 <w:b/>
                 <w:sz w:val="17"/>
               </w:rPr>
-              <w:t>기관 불일치</w:t>
-            </w:r>
-          </w:p>
-        </w:tc>
-        <w:tc>
-          <w:tcPr>
-            <w:tcW w:type="dxa" w:w="3289"/>
-          </w:tcPr>
-          <w:p>
-            <w:r>
-              <w:rPr>
-                <w:sz w:val="17"/>
-              </w:rPr>
-            </w:r>
-            <w:r>
-              <w:rPr>
-                <w:b/>
-                <w:sz w:val="17"/>
-              </w:rPr>
-              <w:t>hold</w:t>
-            </w:r>
-          </w:p>
-        </w:tc>
-      </w:tr>
-      <w:tr>
-        <w:tc>
-          <w:tcPr>
-            <w:tcW w:type="dxa" w:w="3289"/>
-          </w:tcPr>
-          <w:p>
-            <w:r>
-              <w:rPr>
-                <w:sz w:val="17"/>
-              </w:rPr>
-            </w:r>
-            <w:r>
-              <w:rPr>
-                <w:sz w:val="17"/>
-              </w:rPr>
-              <w:t>6</w:t>
-            </w:r>
-          </w:p>
-        </w:tc>
-        <w:tc>
-          <w:tcPr>
-            <w:tcW w:type="dxa" w:w="3289"/>
-          </w:tcPr>
-          <w:p>
-            <w:r>
-              <w:rPr>
-                <w:sz w:val="17"/>
-              </w:rPr>
-            </w:r>
-            <w:r>
-              <w:rPr>
-                <w:sz w:val="17"/>
-              </w:rPr>
-              <w:t xml:space="preserve">청구서 </w:t>
-            </w:r>
-            <w:r>
-              <w:rPr>
-                <w:b/>
-                <w:sz w:val="17"/>
-              </w:rPr>
-              <w:t>중복 사용</w:t>
-            </w:r>
-          </w:p>
-        </w:tc>
-        <w:tc>
-          <w:tcPr>
-            <w:tcW w:type="dxa" w:w="3289"/>
-          </w:tcPr>
-          <w:p>
-            <w:r>
-              <w:rPr>
-                <w:sz w:val="17"/>
-              </w:rPr>
-            </w:r>
-            <w:r>
-              <w:rPr>
-                <w:b/>
-                <w:sz w:val="17"/>
-              </w:rPr>
-              <w:t>hold</w:t>
-            </w:r>
-          </w:p>
-        </w:tc>
-      </w:tr>
-      <w:tr>
-        <w:tc>
-          <w:tcPr>
-            <w:tcW w:type="dxa" w:w="3289"/>
-          </w:tcPr>
-          <w:p>
-            <w:r>
-              <w:rPr>
-                <w:sz w:val="17"/>
-              </w:rPr>
-            </w:r>
-            <w:r>
-              <w:rPr>
-                <w:sz w:val="17"/>
-              </w:rPr>
-              <w:t>7</w:t>
-            </w:r>
-          </w:p>
-        </w:tc>
-        <w:tc>
-          <w:tcPr>
-            <w:tcW w:type="dxa" w:w="3289"/>
-          </w:tcPr>
-          <w:p>
-            <w:r>
-              <w:rPr>
-                <w:sz w:val="17"/>
-              </w:rPr>
-            </w:r>
-            <w:r>
-              <w:rPr>
-                <w:sz w:val="17"/>
-              </w:rPr>
-              <w:t>청구서 유효기간(14일) 경과</w:t>
-            </w:r>
-          </w:p>
-        </w:tc>
-        <w:tc>
-          <w:tcPr>
-            <w:tcW w:type="dxa" w:w="3289"/>
-          </w:tcPr>
-          <w:p>
-            <w:r>
-              <w:rPr>
-                <w:sz w:val="17"/>
-              </w:rPr>
-            </w:r>
-            <w:r>
-              <w:rPr>
-                <w:sz w:val="17"/>
-              </w:rPr>
-              <w:t>confirm</w:t>
-            </w:r>
-          </w:p>
-        </w:tc>
-      </w:tr>
-      <w:tr>
-        <w:tc>
-          <w:tcPr>
-            <w:tcW w:type="dxa" w:w="3289"/>
-          </w:tcPr>
-          <w:p>
-            <w:r>
-              <w:rPr>
-                <w:sz w:val="17"/>
-              </w:rPr>
-            </w:r>
-            <w:r>
-              <w:rPr>
-                <w:sz w:val="17"/>
-              </w:rPr>
-              <w:t>8</w:t>
-            </w:r>
-          </w:p>
-        </w:tc>
-        <w:tc>
-          <w:tcPr>
-            <w:tcW w:type="dxa" w:w="3289"/>
-          </w:tcPr>
-          <w:p>
-            <w:r>
-              <w:rPr>
-                <w:sz w:val="17"/>
-              </w:rPr>
-            </w:r>
-            <w:r>
-              <w:rPr>
-                <w:b/>
-                <w:sz w:val="17"/>
-              </w:rPr>
-              <w:t>미등록 의료기관</w:t>
-            </w:r>
-            <w:r>
-              <w:rPr>
-                <w:sz w:val="17"/>
-              </w:rPr>
-              <w:t xml:space="preserve"> (심평원 목록에 없음)</w:t>
-            </w:r>
-          </w:p>
-        </w:tc>
-        <w:tc>
-          <w:tcPr>
-            <w:tcW w:type="dxa" w:w="3289"/>
-          </w:tcPr>
-          <w:p>
-            <w:r>
-              <w:rPr>
-                <w:sz w:val="17"/>
-              </w:rPr>
-            </w:r>
-            <w:r>
-              <w:rPr>
-                <w:b/>
-                <w:sz w:val="17"/>
-              </w:rPr>
-              <w:t>hold</w:t>
-            </w:r>
-          </w:p>
-        </w:tc>
-      </w:tr>
-      <w:tr>
-        <w:tc>
-          <w:tcPr>
-            <w:tcW w:type="dxa" w:w="3289"/>
-          </w:tcPr>
-          <w:p>
-            <w:r>
-              <w:rPr>
-                <w:sz w:val="17"/>
-              </w:rPr>
-            </w:r>
-            <w:r>
-              <w:rPr>
-                <w:sz w:val="17"/>
-              </w:rPr>
-              <w:t>9</w:t>
-            </w:r>
-          </w:p>
-        </w:tc>
-        <w:tc>
-          <w:tcPr>
-            <w:tcW w:type="dxa" w:w="3289"/>
-          </w:tcPr>
-          <w:p>
-            <w:r>
-              <w:rPr>
-                <w:sz w:val="17"/>
-              </w:rPr>
-            </w:r>
-            <w:r>
-              <w:rPr>
-                <w:b/>
-                <w:sz w:val="17"/>
-              </w:rPr>
-              <w:t>구조화(분할 결제) 적중</w:t>
-            </w:r>
-          </w:p>
-        </w:tc>
-        <w:tc>
-          <w:tcPr>
-            <w:tcW w:type="dxa" w:w="3289"/>
-          </w:tcPr>
-          <w:p>
-            <w:r>
-              <w:rPr>
-                <w:sz w:val="17"/>
-              </w:rPr>
-            </w:r>
-            <w:r>
-              <w:rPr>
-                <w:b/>
-                <w:sz w:val="17"/>
-              </w:rPr>
-              <w:t>hold</w:t>
-            </w:r>
-          </w:p>
-        </w:tc>
-      </w:tr>
-      <w:tr>
-        <w:tc>
-          <w:tcPr>
-            <w:tcW w:type="dxa" w:w="3289"/>
-          </w:tcPr>
-          <w:p>
-            <w:r>
-              <w:rPr>
-                <w:sz w:val="17"/>
-              </w:rPr>
-            </w:r>
-            <w:r>
-              <w:rPr>
-                <w:sz w:val="17"/>
-              </w:rPr>
-              <w:t>9'</w:t>
-            </w:r>
-          </w:p>
-        </w:tc>
-        <w:tc>
-          <w:tcPr>
-            <w:tcW w:type="dxa" w:w="3289"/>
-          </w:tcPr>
-          <w:p>
-            <w:r>
-              <w:rPr>
-                <w:sz w:val="17"/>
-              </w:rPr>
-            </w:r>
-            <w:r>
-              <w:rPr>
-                <w:sz w:val="17"/>
-              </w:rPr>
-              <w:t>구조화 경고 (한 번 모자람)</w:t>
-            </w:r>
-          </w:p>
-        </w:tc>
-        <w:tc>
-          <w:tcPr>
-            <w:tcW w:type="dxa" w:w="3289"/>
-          </w:tcPr>
-          <w:p>
-            <w:r>
-              <w:rPr>
-                <w:sz w:val="17"/>
-              </w:rPr>
-            </w:r>
-            <w:r>
-              <w:rPr>
-                <w:sz w:val="17"/>
-              </w:rPr>
-              <w:t>confirm</w:t>
-            </w:r>
-          </w:p>
-        </w:tc>
-      </w:tr>
-      <w:tr>
-        <w:tc>
-          <w:tcPr>
-            <w:tcW w:type="dxa" w:w="3289"/>
-          </w:tcPr>
-          <w:p>
-            <w:r>
-              <w:rPr>
-                <w:sz w:val="17"/>
-              </w:rPr>
-            </w:r>
-            <w:r>
-              <w:rPr>
-                <w:sz w:val="17"/>
-              </w:rPr>
-              <w:t>10</w:t>
-            </w:r>
-          </w:p>
-        </w:tc>
-        <w:tc>
-          <w:tcPr>
-            <w:tcW w:type="dxa" w:w="3289"/>
-          </w:tcPr>
-          <w:p>
-            <w:r>
-              <w:rPr>
-                <w:sz w:val="17"/>
-              </w:rPr>
-            </w:r>
-            <w:r>
-              <w:rPr>
-                <w:sz w:val="17"/>
-              </w:rPr>
-              <w:t>사용처 화이트리스트 위반</w:t>
-            </w:r>
-          </w:p>
-        </w:tc>
-        <w:tc>
-          <w:tcPr>
-            <w:tcW w:type="dxa" w:w="3289"/>
-          </w:tcPr>
-          <w:p>
-            <w:r>
-              <w:rPr>
-                <w:sz w:val="17"/>
-              </w:rPr>
-            </w:r>
-            <w:r>
-              <w:rPr>
-                <w:b/>
-                <w:sz w:val="17"/>
-              </w:rPr>
-              <w:t>hold</w:t>
-            </w:r>
-          </w:p>
-        </w:tc>
-      </w:tr>
-      <w:tr>
-        <w:tc>
-          <w:tcPr>
-            <w:tcW w:type="dxa" w:w="3289"/>
-          </w:tcPr>
-          <w:p>
-            <w:r>
-              <w:rPr>
-                <w:sz w:val="17"/>
-              </w:rPr>
-            </w:r>
-            <w:r>
-              <w:rPr>
-                <w:sz w:val="17"/>
-              </w:rPr>
-              <w:t>11</w:t>
-            </w:r>
-          </w:p>
-        </w:tc>
-        <w:tc>
-          <w:tcPr>
-            <w:tcW w:type="dxa" w:w="3289"/>
-          </w:tcPr>
-          <w:p>
-            <w:r>
-              <w:rPr>
-                <w:sz w:val="17"/>
-              </w:rPr>
-            </w:r>
-            <w:r>
-              <w:rPr>
-                <w:sz w:val="17"/>
-              </w:rPr>
-              <w:t>위임 풀 잔액 초과</w:t>
-            </w:r>
-          </w:p>
-        </w:tc>
-        <w:tc>
-          <w:tcPr>
-            <w:tcW w:type="dxa" w:w="3289"/>
-          </w:tcPr>
-          <w:p>
-            <w:r>
-              <w:rPr>
-                <w:sz w:val="17"/>
-              </w:rPr>
-            </w:r>
-            <w:r>
-              <w:rPr>
-                <w:b/>
-                <w:sz w:val="17"/>
-              </w:rPr>
-              <w:t>hold</w:t>
-            </w:r>
-          </w:p>
-        </w:tc>
-      </w:tr>
-      <w:tr>
-        <w:tc>
-          <w:tcPr>
-            <w:tcW w:type="dxa" w:w="3289"/>
-          </w:tcPr>
-          <w:p>
-            <w:r>
-              <w:rPr>
-                <w:sz w:val="17"/>
-              </w:rPr>
-            </w:r>
-            <w:r>
-              <w:rPr>
-                <w:sz w:val="17"/>
-              </w:rPr>
-              <w:t>12</w:t>
-            </w:r>
-          </w:p>
-        </w:tc>
-        <w:tc>
-          <w:tcPr>
-            <w:tcW w:type="dxa" w:w="3289"/>
-          </w:tcPr>
-          <w:p>
-            <w:r>
-              <w:rPr>
-                <w:sz w:val="17"/>
-              </w:rPr>
-            </w:r>
-            <w:r>
-              <w:rPr>
-                <w:sz w:val="17"/>
-              </w:rPr>
-              <w:t>생활비 보호선 미달</w:t>
-            </w:r>
-          </w:p>
-        </w:tc>
-        <w:tc>
-          <w:tcPr>
-            <w:tcW w:type="dxa" w:w="3289"/>
-          </w:tcPr>
-          <w:p>
-            <w:r>
-              <w:rPr>
-                <w:sz w:val="17"/>
-              </w:rPr>
-            </w:r>
-            <w:r>
-              <w:rPr>
-                <w:b/>
-                <w:sz w:val="17"/>
-              </w:rPr>
-              <w:t>hold</w:t>
-            </w:r>
-          </w:p>
-        </w:tc>
-      </w:tr>
-      <w:tr>
-        <w:tc>
-          <w:tcPr>
-            <w:tcW w:type="dxa" w:w="3289"/>
-          </w:tcPr>
-          <w:p>
-            <w:r>
-              <w:rPr>
-                <w:sz w:val="17"/>
-              </w:rPr>
-            </w:r>
-            <w:r>
-              <w:rPr>
-                <w:sz w:val="17"/>
-              </w:rPr>
-              <w:t>13</w:t>
-            </w:r>
-          </w:p>
-        </w:tc>
-        <w:tc>
-          <w:tcPr>
-            <w:tcW w:type="dxa" w:w="3289"/>
-          </w:tcPr>
-          <w:p>
-            <w:r>
-              <w:rPr>
-                <w:sz w:val="17"/>
-              </w:rPr>
-            </w:r>
-            <w:r>
-              <w:rPr>
-                <w:sz w:val="17"/>
-              </w:rPr>
-              <w:t>건당 한도 초과</w:t>
-            </w:r>
-          </w:p>
-        </w:tc>
-        <w:tc>
-          <w:tcPr>
-            <w:tcW w:type="dxa" w:w="3289"/>
-          </w:tcPr>
-          <w:p>
-            <w:r>
-              <w:rPr>
-                <w:sz w:val="17"/>
-              </w:rPr>
-            </w:r>
-            <w:r>
-              <w:rPr>
-                <w:b/>
-                <w:sz w:val="17"/>
-              </w:rPr>
-              <w:t>hold</w:t>
-            </w:r>
-          </w:p>
-        </w:tc>
-      </w:tr>
-      <w:tr>
-        <w:tc>
-          <w:tcPr>
-            <w:tcW w:type="dxa" w:w="3289"/>
-          </w:tcPr>
-          <w:p>
-            <w:r>
-              <w:rPr>
-                <w:sz w:val="17"/>
-              </w:rPr>
-            </w:r>
-            <w:r>
-              <w:rPr>
-                <w:sz w:val="17"/>
-              </w:rPr>
-              <w:t>14</w:t>
-            </w:r>
-          </w:p>
-        </w:tc>
-        <w:tc>
-          <w:tcPr>
-            <w:tcW w:type="dxa" w:w="3289"/>
-          </w:tcPr>
-          <w:p>
-            <w:r>
-              <w:rPr>
-                <w:sz w:val="17"/>
-              </w:rPr>
-            </w:r>
-            <w:r>
-              <w:rPr>
-                <w:sz w:val="17"/>
-              </w:rPr>
-              <w:t>월 누적 한도 초과</w:t>
-            </w:r>
-          </w:p>
-        </w:tc>
-        <w:tc>
-          <w:tcPr>
-            <w:tcW w:type="dxa" w:w="3289"/>
-          </w:tcPr>
-          <w:p>
-            <w:r>
-              <w:rPr>
-                <w:sz w:val="17"/>
-              </w:rPr>
-            </w:r>
-            <w:r>
-              <w:rPr>
-                <w:b/>
-                <w:sz w:val="17"/>
-              </w:rPr>
-              <w:t>hold</w:t>
-            </w:r>
-          </w:p>
-        </w:tc>
-      </w:tr>
-      <w:tr>
-        <w:tc>
-          <w:tcPr>
-            <w:tcW w:type="dxa" w:w="3289"/>
-          </w:tcPr>
-          <w:p>
-            <w:r>
-              <w:rPr>
-                <w:sz w:val="17"/>
-              </w:rPr>
-            </w:r>
-            <w:r>
-              <w:rPr>
-                <w:sz w:val="17"/>
-              </w:rPr>
-              <w:t>15</w:t>
-            </w:r>
-          </w:p>
-        </w:tc>
-        <w:tc>
-          <w:tcPr>
-            <w:tcW w:type="dxa" w:w="3289"/>
-          </w:tcPr>
-          <w:p>
-            <w:r>
-              <w:rPr>
-                <w:sz w:val="17"/>
-              </w:rPr>
-            </w:r>
-            <w:r>
-              <w:rPr>
-                <w:b/>
-                <w:sz w:val="17"/>
-              </w:rPr>
-              <w:t>z ≥ 3</w:t>
-            </w:r>
-          </w:p>
-        </w:tc>
-        <w:tc>
-          <w:tcPr>
-            <w:tcW w:type="dxa" w:w="3289"/>
-          </w:tcPr>
-          <w:p>
-            <w:r>
-              <w:rPr>
-                <w:sz w:val="17"/>
-              </w:rPr>
-            </w:r>
-            <w:r>
-              <w:rPr>
-                <w:b/>
-                <w:sz w:val="17"/>
-              </w:rPr>
-              <w:t>hold</w:t>
-            </w:r>
-            <w:r>
-              <w:rPr>
-                <w:sz w:val="17"/>
-              </w:rPr>
-              <w:t xml:space="preserve"> *(앞 규칙이 전부 통과했을 때만)*</w:t>
-            </w:r>
-          </w:p>
-        </w:tc>
-      </w:tr>
-      <w:tr>
-        <w:tc>
-          <w:tcPr>
-            <w:tcW w:type="dxa" w:w="3289"/>
-          </w:tcPr>
-          <w:p>
-            <w:r>
-              <w:rPr>
-                <w:sz w:val="17"/>
-              </w:rPr>
-            </w:r>
-            <w:r>
-              <w:rPr>
-                <w:sz w:val="17"/>
-              </w:rPr>
-              <w:t>15'</w:t>
-            </w:r>
-          </w:p>
-        </w:tc>
-        <w:tc>
-          <w:tcPr>
-            <w:tcW w:type="dxa" w:w="3289"/>
-          </w:tcPr>
-          <w:p>
-            <w:r>
-              <w:rPr>
-                <w:sz w:val="17"/>
-              </w:rPr>
-            </w:r>
-            <w:r>
-              <w:rPr>
-                <w:b/>
-                <w:sz w:val="17"/>
-              </w:rPr>
-              <w:t>z ≥ 2</w:t>
-            </w:r>
-          </w:p>
-        </w:tc>
-        <w:tc>
-          <w:tcPr>
-            <w:tcW w:type="dxa" w:w="3289"/>
-          </w:tcPr>
-          <w:p>
-            <w:r>
-              <w:rPr>
-                <w:sz w:val="17"/>
-              </w:rPr>
-            </w:r>
-            <w:r>
-              <w:rPr>
-                <w:sz w:val="17"/>
-              </w:rPr>
-              <w:t>confirm *(〃)*</w:t>
-            </w:r>
-          </w:p>
-        </w:tc>
-      </w:tr>
-      <w:tr>
-        <w:tc>
-          <w:tcPr>
-            <w:tcW w:type="dxa" w:w="3289"/>
-          </w:tcPr>
-          <w:p>
-            <w:r>
-              <w:rPr>
-                <w:sz w:val="17"/>
-              </w:rPr>
-            </w:r>
-            <w:r>
-              <w:rPr>
-                <w:sz w:val="17"/>
-              </w:rPr>
-              <w:t>16</w:t>
-            </w:r>
-          </w:p>
-        </w:tc>
-        <w:tc>
-          <w:tcPr>
-            <w:tcW w:type="dxa" w:w="3289"/>
-          </w:tcPr>
-          <w:p>
-            <w:r>
-              <w:rPr>
-                <w:sz w:val="17"/>
-              </w:rPr>
-            </w:r>
-            <w:r>
-              <w:rPr>
-                <w:sz w:val="17"/>
-              </w:rPr>
-              <w:t>고액 구간(≥50만)</w:t>
-            </w:r>
-          </w:p>
-        </w:tc>
-        <w:tc>
-          <w:tcPr>
-            <w:tcW w:type="dxa" w:w="3289"/>
-          </w:tcPr>
-          <w:p>
-            <w:r>
-              <w:rPr>
-                <w:sz w:val="17"/>
-              </w:rPr>
-            </w:r>
-            <w:r>
-              <w:rPr>
-                <w:sz w:val="17"/>
-              </w:rPr>
-              <w:t>confirm</w:t>
+              <w:t>앱이 못 함</w:t>
+            </w:r>
+            <w:r>
+              <w:rPr>
+                <w:sz w:val="17"/>
+              </w:rPr>
+              <w:t xml:space="preserve"> — 은행 분쟁처리·가맹점 동의·법적 절차</w:t>
             </w:r>
           </w:p>
         </w:tc>
@@ -5136,70 +4124,45 @@
     </w:p>
     <w:p>
       <w:r>
-        <w:t xml:space="preserve">규칙에 하나도 걸리지 않으면 사유에 </w:t>
+        <w:t xml:space="preserve">2번이 중요한 이유는 성능평가에서 나왔습니다 — '월 한도 초과' 보류 160건 중 </w:t>
       </w:r>
       <w:r>
         <w:rPr>
-          <w:rFonts w:ascii="Consolas" w:hAnsi="Consolas" w:eastAsia="Consolas"/>
-          <w:sz w:val="17"/>
+          <w:b/>
         </w:rPr>
-        <w:t>규칙 위반 없음 · z=... (정상 범위)</w:t>
-      </w:r>
-      <w:r>
-        <w:t>가 적힙니다.</w:t>
+        <w:t>120건이 사기가 한도를 먼저 소진해 뒤따르는 정상 결제가 막힌 연쇄</w:t>
+      </w:r>
+      <w:r>
+        <w:t>였습니다. 사기의 2차 피해가 *"어머니가 정작 필요한 병원비를 못 쓰는 것"* 으로 나타납니다. 롤백이 그 연쇄를 끊습니다.</w:t>
+      </w:r>
+    </w:p>
+    <w:p>
+      <w:r>
+        <w:t xml:space="preserve">단, 구조화 탐지가 봐야 할 </w:t>
+      </w:r>
+      <w:r>
+        <w:rPr>
+          <w:b/>
+        </w:rPr>
+        <w:t>공격 패턴 증거는 지우지 않습니다.</w:t>
       </w:r>
     </w:p>
     <w:p>
       <w:pPr>
-        <w:spacing w:before="200" w:after="80"/>
+        <w:spacing w:before="280" w:after="80"/>
       </w:pPr>
       <w:r>
         <w:rPr>
           <w:b/>
-          <w:sz w:val="22"/>
+          <w:color w:val="111111"/>
+          <w:sz w:val="26"/>
         </w:rPr>
-        <w:t>z-score의 위상 — 중요</w:t>
+        <w:t>5. 위임장 직접 서명 — 건별 승인을 없애는 근거</w:t>
       </w:r>
     </w:p>
     <w:p>
       <w:r>
-        <w:rPr>
-          <w:b/>
-        </w:rPr>
-        <w:t>z만으로 판단하지 않습니다.</w:t>
-      </w:r>
-      <w:r>
-        <w:t xml:space="preserve"> z 분기에는 </w:t>
-      </w:r>
-      <w:r>
-        <w:rPr>
-          <w:rFonts w:ascii="Consolas" w:hAnsi="Consolas" w:eastAsia="Consolas"/>
-          <w:sz w:val="17"/>
-        </w:rPr>
-        <w:t>if(level==='normal')</w:t>
-      </w:r>
-      <w:r>
-        <w:t xml:space="preserve"> 조건이 붙어 있어, 앞의 규칙이 하나라도 걸리면 </w:t>
-      </w:r>
-      <w:r>
-        <w:rPr>
-          <w:b/>
-        </w:rPr>
-        <w:t>z는 사유 목록에 증거로만 기록되고 판정을 바꾸지 못합니다.</w:t>
-      </w:r>
-    </w:p>
-    <w:p>
-      <w:r>
-        <w:t xml:space="preserve">다만 </w:t>
-      </w:r>
-      <w:r>
-        <w:rPr>
-          <w:b/>
-        </w:rPr>
-        <w:t>다른 규칙이 전부 통과하고 z ≥ 3이면 z 단독으로 보류</w:t>
-      </w:r>
-      <w:r>
-        <w:t>가 됩니다.</w:t>
+        <w:t>호주 Banking Code 구조를 옮겼습니다.</w:t>
       </w:r>
     </w:p>
     <w:tbl>
@@ -5229,6 +4192,2037 @@
                 <w:b/>
                 <w:sz w:val="17"/>
               </w:rPr>
+              <w:t>요소</w:t>
+            </w:r>
+          </w:p>
+        </w:tc>
+        <w:tc>
+          <w:tcPr>
+            <w:tcW w:type="dxa" w:w="4933"/>
+          </w:tcPr>
+          <w:p>
+            <w:r>
+              <w:rPr>
+                <w:sz w:val="17"/>
+              </w:rPr>
+            </w:r>
+            <w:r>
+              <w:rPr>
+                <w:b/>
+                <w:sz w:val="17"/>
+              </w:rPr>
+              <w:t>내용</w:t>
+            </w:r>
+          </w:p>
+        </w:tc>
+      </w:tr>
+      <w:tr>
+        <w:tc>
+          <w:tcPr>
+            <w:tcW w:type="dxa" w:w="4933"/>
+          </w:tcPr>
+          <w:p>
+            <w:r>
+              <w:rPr>
+                <w:sz w:val="17"/>
+              </w:rPr>
+            </w:r>
+            <w:r>
+              <w:rPr>
+                <w:sz w:val="17"/>
+              </w:rPr>
+              <w:t>위임장 본문</w:t>
+            </w:r>
+          </w:p>
+        </w:tc>
+        <w:tc>
+          <w:tcPr>
+            <w:tcW w:type="dxa" w:w="4933"/>
+          </w:tcPr>
+          <w:p>
+            <w:r>
+              <w:rPr>
+                <w:sz w:val="17"/>
+              </w:rPr>
+            </w:r>
+            <w:r>
+              <w:rPr>
+                <w:sz w:val="17"/>
+              </w:rPr>
+              <w:t>누구에게·무엇을·얼마까지·무엇이 차단인지·누가 입회하는지·위임 ID를 설정값에서 자동 생성</w:t>
+            </w:r>
+          </w:p>
+        </w:tc>
+      </w:tr>
+      <w:tr>
+        <w:tc>
+          <w:tcPr>
+            <w:tcW w:type="dxa" w:w="4933"/>
+          </w:tcPr>
+          <w:p>
+            <w:r>
+              <w:rPr>
+                <w:sz w:val="17"/>
+              </w:rPr>
+            </w:r>
+            <w:r>
+              <w:rPr>
+                <w:sz w:val="17"/>
+              </w:rPr>
+              <w:t>확인 3항목</w:t>
+            </w:r>
+          </w:p>
+        </w:tc>
+        <w:tc>
+          <w:tcPr>
+            <w:tcW w:type="dxa" w:w="4933"/>
+          </w:tcPr>
+          <w:p>
+            <w:r>
+              <w:rPr>
+                <w:sz w:val="17"/>
+              </w:rPr>
+            </w:r>
+            <w:r>
+              <w:rPr>
+                <w:sz w:val="17"/>
+              </w:rPr>
+              <w:t xml:space="preserve">① 병원비·공과금만 한도 내 위임 ② </w:t>
+            </w:r>
+            <w:r>
+              <w:rPr>
+                <w:b/>
+                <w:sz w:val="17"/>
+              </w:rPr>
+              <w:t>대리권 오용 위험과 보호자 알림</w:t>
+            </w:r>
+            <w:r>
+              <w:rPr>
+                <w:sz w:val="17"/>
+              </w:rPr>
+              <w:t xml:space="preserve"> 설명 들음 ③ </w:t>
+            </w:r>
+            <w:r>
+              <w:rPr>
+                <w:b/>
+                <w:sz w:val="17"/>
+              </w:rPr>
+              <w:t>언제든 철회 가능 · 후견 개시 시 권한 이전</w:t>
+            </w:r>
+          </w:p>
+        </w:tc>
+      </w:tr>
+      <w:tr>
+        <w:tc>
+          <w:tcPr>
+            <w:tcW w:type="dxa" w:w="4933"/>
+          </w:tcPr>
+          <w:p>
+            <w:r>
+              <w:rPr>
+                <w:sz w:val="17"/>
+              </w:rPr>
+            </w:r>
+            <w:r>
+              <w:rPr>
+                <w:sz w:val="17"/>
+              </w:rPr>
+              <w:t>직접 서명</w:t>
+            </w:r>
+          </w:p>
+        </w:tc>
+        <w:tc>
+          <w:tcPr>
+            <w:tcW w:type="dxa" w:w="4933"/>
+          </w:tcPr>
+          <w:p>
+            <w:r>
+              <w:rPr>
+                <w:sz w:val="17"/>
+              </w:rPr>
+            </w:r>
+            <w:r>
+              <w:rPr>
+                <w:sz w:val="17"/>
+              </w:rPr>
+              <w:t>캔버스 서명 패드 (획을 state에 보관해 재렌더에도 유지)</w:t>
+            </w:r>
+          </w:p>
+        </w:tc>
+      </w:tr>
+      <w:tr>
+        <w:tc>
+          <w:tcPr>
+            <w:tcW w:type="dxa" w:w="4933"/>
+          </w:tcPr>
+          <w:p>
+            <w:r>
+              <w:rPr>
+                <w:sz w:val="17"/>
+              </w:rPr>
+            </w:r>
+            <w:r>
+              <w:rPr>
+                <w:sz w:val="17"/>
+              </w:rPr>
+              <w:t>입회인</w:t>
+            </w:r>
+          </w:p>
+        </w:tc>
+        <w:tc>
+          <w:tcPr>
+            <w:tcW w:type="dxa" w:w="4933"/>
+          </w:tcPr>
+          <w:p>
+            <w:r>
+              <w:rPr>
+                <w:sz w:val="17"/>
+              </w:rPr>
+            </w:r>
+            <w:r>
+              <w:rPr>
+                <w:sz w:val="17"/>
+              </w:rPr>
+              <w:t>공동보호자 이준호(아들)가 기록되고 보호자 알림함에도 남음</w:t>
+            </w:r>
+          </w:p>
+        </w:tc>
+      </w:tr>
+      <w:tr>
+        <w:tc>
+          <w:tcPr>
+            <w:tcW w:type="dxa" w:w="4933"/>
+          </w:tcPr>
+          <w:p>
+            <w:r>
+              <w:rPr>
+                <w:sz w:val="17"/>
+              </w:rPr>
+            </w:r>
+            <w:r>
+              <w:rPr>
+                <w:sz w:val="17"/>
+              </w:rPr>
+              <w:t>온체인</w:t>
+            </w:r>
+          </w:p>
+        </w:tc>
+        <w:tc>
+          <w:tcPr>
+            <w:tcW w:type="dxa" w:w="4933"/>
+          </w:tcPr>
+          <w:p>
+            <w:r>
+              <w:rPr>
+                <w:sz w:val="17"/>
+              </w:rPr>
+            </w:r>
+            <w:r>
+              <w:rPr>
+                <w:rFonts w:ascii="Consolas" w:hAnsi="Consolas" w:eastAsia="Consolas"/>
+                <w:sz w:val="17"/>
+              </w:rPr>
+              <w:t>delegationConsented</w:t>
+            </w:r>
+            <w:r>
+              <w:rPr>
+                <w:sz w:val="17"/>
+              </w:rPr>
+              <w:t xml:space="preserve"> — </w:t>
+            </w:r>
+            <w:r>
+              <w:rPr>
+                <w:b/>
+                <w:sz w:val="17"/>
+              </w:rPr>
+              <w:t>위임장 해시와 서명 해시만</w:t>
+            </w:r>
+            <w:r>
+              <w:rPr>
+                <w:sz w:val="17"/>
+              </w:rPr>
+              <w:t>. 서명 이미지·원문은 전송하지 않음</w:t>
+            </w:r>
+          </w:p>
+        </w:tc>
+      </w:tr>
+      <w:tr>
+        <w:tc>
+          <w:tcPr>
+            <w:tcW w:type="dxa" w:w="4933"/>
+          </w:tcPr>
+          <w:p>
+            <w:r>
+              <w:rPr>
+                <w:sz w:val="17"/>
+              </w:rPr>
+            </w:r>
+            <w:r>
+              <w:rPr>
+                <w:sz w:val="17"/>
+              </w:rPr>
+              <w:t>철회</w:t>
+            </w:r>
+          </w:p>
+        </w:tc>
+        <w:tc>
+          <w:tcPr>
+            <w:tcW w:type="dxa" w:w="4933"/>
+          </w:tcPr>
+          <w:p>
+            <w:r>
+              <w:rPr>
+                <w:sz w:val="17"/>
+              </w:rPr>
+            </w:r>
+            <w:r>
+              <w:rPr>
+                <w:rFonts w:ascii="Consolas" w:hAnsi="Consolas" w:eastAsia="Consolas"/>
+                <w:sz w:val="17"/>
+              </w:rPr>
+              <w:t>delegationConsentRevoked</w:t>
+            </w:r>
+            <w:r>
+              <w:rPr>
+                <w:sz w:val="17"/>
+              </w:rPr>
+              <w:t xml:space="preserve"> 기록 후 재서명 요구</w:t>
+            </w:r>
+          </w:p>
+        </w:tc>
+      </w:tr>
+    </w:tbl>
+    <w:p>
+      <w:pPr>
+        <w:spacing w:after="40"/>
+      </w:pPr>
+    </w:p>
+    <w:p>
+      <w:r>
+        <w:t>서명하지 않으면 위임 설정 화면에 경고가 뜹니다 — *"한도만 정해두면 대리 결제가 시작되지 않습니다"*.</w:t>
+      </w:r>
+    </w:p>
+    <w:p>
+      <w:pPr>
+        <w:spacing w:before="280" w:after="80"/>
+      </w:pPr>
+      <w:r>
+        <w:rPr>
+          <w:b/>
+          <w:color w:val="111111"/>
+          <w:sz w:val="26"/>
+        </w:rPr>
+        <w:t>6. 온체인 / 오프체인 분리</w:t>
+      </w:r>
+    </w:p>
+    <w:tbl>
+      <w:tblPr>
+        <w:tblStyle w:val="TableGrid"/>
+        <w:tblW w:type="auto" w:w="0"/>
+        <w:jc w:val="left"/>
+        <w:tblLook w:firstColumn="1" w:firstRow="1" w:lastColumn="0" w:lastRow="0" w:noHBand="0" w:noVBand="1" w:val="04A0"/>
+      </w:tblPr>
+      <w:tblGrid>
+        <w:gridCol w:w="3289"/>
+        <w:gridCol w:w="3289"/>
+        <w:gridCol w:w="3289"/>
+      </w:tblGrid>
+      <w:tr>
+        <w:tc>
+          <w:tcPr>
+            <w:tcW w:type="dxa" w:w="3289"/>
+          </w:tcPr>
+          <w:p>
+            <w:r>
+              <w:rPr>
+                <w:sz w:val="17"/>
+              </w:rPr>
+            </w:r>
+            <w:r>
+              <w:rPr>
+                <w:b/>
+                <w:sz w:val="17"/>
+              </w:rPr>
+              <w:t xml:space="preserve">온체인에 </w:t>
+            </w:r>
+            <w:r>
+              <w:rPr>
+                <w:b/>
+                <w:sz w:val="17"/>
+              </w:rPr>
+              <w:t>올라가지 않음</w:t>
+            </w:r>
+          </w:p>
+        </w:tc>
+        <w:tc>
+          <w:tcPr>
+            <w:tcW w:type="dxa" w:w="3289"/>
+          </w:tcPr>
+          <w:p>
+            <w:r>
+              <w:rPr>
+                <w:sz w:val="17"/>
+              </w:rPr>
+            </w:r>
+            <w:r>
+              <w:rPr>
+                <w:b/>
+                <w:sz w:val="17"/>
+              </w:rPr>
+              <w:t>온체인에 올라감</w:t>
+            </w:r>
+          </w:p>
+        </w:tc>
+        <w:tc>
+          <w:tcPr>
+            <w:tcW w:type="dxa" w:w="3289"/>
+          </w:tcPr>
+          <w:p>
+            <w:r>
+              <w:rPr>
+                <w:sz w:val="17"/>
+              </w:rPr>
+            </w:r>
+          </w:p>
+        </w:tc>
+      </w:tr>
+      <w:tr>
+        <w:tc>
+          <w:tcPr>
+            <w:tcW w:type="dxa" w:w="3289"/>
+          </w:tcPr>
+          <w:p>
+            <w:r>
+              <w:rPr>
+                <w:sz w:val="17"/>
+              </w:rPr>
+            </w:r>
+            <w:r>
+              <w:rPr>
+                <w:sz w:val="17"/>
+              </w:rPr>
+              <w:t>금액 · 결제처 · 카테고리</w:t>
+            </w:r>
+          </w:p>
+        </w:tc>
+        <w:tc>
+          <w:tcPr>
+            <w:tcW w:type="dxa" w:w="3289"/>
+          </w:tcPr>
+          <w:p>
+            <w:r>
+              <w:rPr>
+                <w:sz w:val="17"/>
+              </w:rPr>
+            </w:r>
+            <w:r>
+              <w:rPr>
+                <w:sz w:val="17"/>
+              </w:rPr>
+              <w:t xml:space="preserve">이벤트 원문(JSON)의 SHA-256 </w:t>
+            </w:r>
+            <w:r>
+              <w:rPr>
+                <w:rFonts w:ascii="Consolas" w:hAnsi="Consolas" w:eastAsia="Consolas"/>
+                <w:sz w:val="17"/>
+              </w:rPr>
+              <w:t>dataHash</w:t>
+            </w:r>
+          </w:p>
+        </w:tc>
+        <w:tc>
+          <w:tcPr>
+            <w:tcW w:type="dxa" w:w="3289"/>
+          </w:tcPr>
+          <w:p>
+            <w:r>
+              <w:rPr>
+                <w:sz w:val="17"/>
+              </w:rPr>
+            </w:r>
+          </w:p>
+        </w:tc>
+      </w:tr>
+      <w:tr>
+        <w:tc>
+          <w:tcPr>
+            <w:tcW w:type="dxa" w:w="3289"/>
+          </w:tcPr>
+          <w:p>
+            <w:r>
+              <w:rPr>
+                <w:sz w:val="17"/>
+              </w:rPr>
+            </w:r>
+            <w:r>
+              <w:rPr>
+                <w:sz w:val="17"/>
+              </w:rPr>
+              <w:t>이름 · 계좌번호</w:t>
+            </w:r>
+          </w:p>
+        </w:tc>
+        <w:tc>
+          <w:tcPr>
+            <w:tcW w:type="dxa" w:w="3289"/>
+          </w:tcPr>
+          <w:p>
+            <w:r>
+              <w:rPr>
+                <w:sz w:val="17"/>
+              </w:rPr>
+            </w:r>
+            <w:r>
+              <w:rPr>
+                <w:sz w:val="17"/>
+              </w:rPr>
+              <w:t>위임 조회 키 `SHA-256("위임ID\</w:t>
+            </w:r>
+          </w:p>
+        </w:tc>
+        <w:tc>
+          <w:tcPr>
+            <w:tcW w:type="dxa" w:w="3289"/>
+          </w:tcPr>
+          <w:p>
+            <w:r>
+              <w:rPr>
+                <w:sz w:val="17"/>
+              </w:rPr>
+            </w:r>
+            <w:r>
+              <w:rPr>
+                <w:sz w:val="17"/>
+              </w:rPr>
+              <w:t>salt")`</w:t>
+            </w:r>
+          </w:p>
+        </w:tc>
+      </w:tr>
+      <w:tr>
+        <w:tc>
+          <w:tcPr>
+            <w:tcW w:type="dxa" w:w="3289"/>
+          </w:tcPr>
+          <w:p>
+            <w:r>
+              <w:rPr>
+                <w:sz w:val="17"/>
+              </w:rPr>
+            </w:r>
+            <w:r>
+              <w:rPr>
+                <w:sz w:val="17"/>
+              </w:rPr>
+              <w:t>위임장 원문 · 서명 이미지</w:t>
+            </w:r>
+          </w:p>
+        </w:tc>
+        <w:tc>
+          <w:tcPr>
+            <w:tcW w:type="dxa" w:w="3289"/>
+          </w:tcPr>
+          <w:p>
+            <w:r>
+              <w:rPr>
+                <w:sz w:val="17"/>
+              </w:rPr>
+            </w:r>
+            <w:r>
+              <w:rPr>
+                <w:sz w:val="17"/>
+              </w:rPr>
+              <w:t>위임장 해시 · 서명 해시</w:t>
+            </w:r>
+          </w:p>
+        </w:tc>
+        <w:tc>
+          <w:tcPr>
+            <w:tcW w:type="dxa" w:w="3289"/>
+          </w:tcPr>
+          <w:p>
+            <w:r>
+              <w:rPr>
+                <w:sz w:val="17"/>
+              </w:rPr>
+            </w:r>
+          </w:p>
+        </w:tc>
+      </w:tr>
+      <w:tr>
+        <w:tc>
+          <w:tcPr>
+            <w:tcW w:type="dxa" w:w="3289"/>
+          </w:tcPr>
+          <w:p>
+            <w:r>
+              <w:rPr>
+                <w:sz w:val="17"/>
+              </w:rPr>
+            </w:r>
+            <w:r>
+              <w:rPr>
+                <w:sz w:val="17"/>
+              </w:rPr>
+              <w:t>청구서 원문</w:t>
+            </w:r>
+          </w:p>
+        </w:tc>
+        <w:tc>
+          <w:tcPr>
+            <w:tcW w:type="dxa" w:w="3289"/>
+          </w:tcPr>
+          <w:p>
+            <w:r>
+              <w:rPr>
+                <w:sz w:val="17"/>
+              </w:rPr>
+            </w:r>
+            <w:r>
+              <w:rPr>
+                <w:sz w:val="17"/>
+              </w:rPr>
+              <w:t>인증 기관의 서명 공개키 · 기관명 *(공개 정보라 의도적 공개)*</w:t>
+            </w:r>
+          </w:p>
+        </w:tc>
+        <w:tc>
+          <w:tcPr>
+            <w:tcW w:type="dxa" w:w="3289"/>
+          </w:tcPr>
+          <w:p>
+            <w:r>
+              <w:rPr>
+                <w:sz w:val="17"/>
+              </w:rPr>
+            </w:r>
+          </w:p>
+        </w:tc>
+      </w:tr>
+    </w:tbl>
+    <w:p>
+      <w:pPr>
+        <w:spacing w:after="40"/>
+      </w:pPr>
+    </w:p>
+    <w:p>
+      <w:r>
+        <w:t>자세한 내용은 04. 블록체인 (04_블록체인.md) 참조.</w:t>
+      </w:r>
+    </w:p>
+    <w:p>
+      <w:pPr>
+        <w:spacing w:before="280" w:after="80"/>
+      </w:pPr>
+      <w:r>
+        <w:rPr>
+          <w:b/>
+          <w:color w:val="111111"/>
+          <w:sz w:val="26"/>
+        </w:rPr>
+        <w:t>7. 서버가 없어도 동작한다</w:t>
+      </w:r>
+    </w:p>
+    <w:p>
+      <w:r>
+        <w:t xml:space="preserve">ZIP으로 받아 </w:t>
+      </w:r>
+      <w:r>
+        <w:rPr>
+          <w:rFonts w:ascii="Consolas" w:hAnsi="Consolas" w:eastAsia="Consolas"/>
+          <w:sz w:val="17"/>
+        </w:rPr>
+        <w:t>index.html</w:t>
+      </w:r>
+      <w:r>
+        <w:t xml:space="preserve">을 파일로 열면 백엔드 관련 UI가 </w:t>
+      </w:r>
+      <w:r>
+        <w:rPr>
+          <w:b/>
+        </w:rPr>
+        <w:t>아예 나타나지 않고</w:t>
+      </w:r>
+      <w:r>
+        <w:t xml:space="preserve">, 앱은 로컬 상태로 그대로 동작합니다. 공개 노드에 연결하지 못하면 온체인 검증도 로컬 기록으로 자동 전환되므로 </w:t>
+      </w:r>
+      <w:r>
+        <w:rPr>
+          <w:b/>
+        </w:rPr>
+        <w:t>시연이 멈추지 않습니다.</w:t>
+      </w:r>
+    </w:p>
+    <w:p>
+      <w:r>
+        <w:br w:type="page"/>
+      </w:r>
+    </w:p>
+    <w:p>
+      <w:pPr>
+        <w:spacing w:before="0" w:after="100"/>
+      </w:pPr>
+      <w:r>
+        <w:rPr>
+          <w:b/>
+          <w:color w:val="111111"/>
+          <w:sz w:val="34"/>
+        </w:rPr>
+        <w:t xml:space="preserve">02. 판정 엔진 — </w:t>
+      </w:r>
+      <w:r>
+        <w:rPr>
+          <w:rFonts w:ascii="Consolas" w:hAnsi="Consolas" w:eastAsia="Consolas"/>
+          <w:b/>
+          <w:color w:val="111111"/>
+          <w:sz w:val="34"/>
+        </w:rPr>
+        <w:t>judge()</w:t>
+      </w:r>
+    </w:p>
+    <w:p>
+      <w:r>
+        <w:t xml:space="preserve">결제 한 건을 받아 </w:t>
+      </w:r>
+      <w:r>
+        <w:rPr>
+          <w:rFonts w:ascii="Consolas" w:hAnsi="Consolas" w:eastAsia="Consolas"/>
+          <w:sz w:val="17"/>
+        </w:rPr>
+        <w:t>approve / confirm / hold</w:t>
+      </w:r>
+      <w:r>
+        <w:t xml:space="preserve"> 중 하나와 </w:t>
+      </w:r>
+      <w:r>
+        <w:rPr>
+          <w:b/>
+        </w:rPr>
+        <w:t>사람이 읽을 수 있는 사유</w:t>
+      </w:r>
+      <w:r>
+        <w:t xml:space="preserve">를 돌려줍니다. 구현 위치: </w:t>
+      </w:r>
+      <w:r>
+        <w:rPr>
+          <w:rFonts w:ascii="Consolas" w:hAnsi="Consolas" w:eastAsia="Consolas"/>
+          <w:sz w:val="17"/>
+        </w:rPr>
+        <w:t>carepass-prototype/index.html</w:t>
+      </w:r>
+      <w:r>
+        <w:t xml:space="preserve"> 의 </w:t>
+      </w:r>
+      <w:r>
+        <w:rPr>
+          <w:rFonts w:ascii="Consolas" w:hAnsi="Consolas" w:eastAsia="Consolas"/>
+          <w:sz w:val="17"/>
+        </w:rPr>
+        <w:t>judge(catKey, amount, merchant)</w:t>
+      </w:r>
+      <w:r>
+        <w:t>.</w:t>
+      </w:r>
+    </w:p>
+    <w:p>
+      <w:pPr>
+        <w:spacing w:before="280" w:after="80"/>
+      </w:pPr>
+      <w:r>
+        <w:rPr>
+          <w:b/>
+          <w:color w:val="111111"/>
+          <w:sz w:val="26"/>
+        </w:rPr>
+        <w:t>1. 규칙이 쌓이는 순서</w:t>
+      </w:r>
+    </w:p>
+    <w:p>
+      <w:r>
+        <w:t xml:space="preserve">위에서 아래로 검사하며, </w:t>
+      </w:r>
+      <w:r>
+        <w:rPr>
+          <w:b/>
+        </w:rPr>
+        <w:t>뒤 규칙이 앞 판정을 뒤집지 못합니다</w:t>
+      </w:r>
+      <w:r>
+        <w:t>(</w:t>
+      </w:r>
+      <w:r>
+        <w:rPr>
+          <w:rFonts w:ascii="Consolas" w:hAnsi="Consolas" w:eastAsia="Consolas"/>
+          <w:sz w:val="17"/>
+        </w:rPr>
+        <w:t>level==='normal'</w:t>
+      </w:r>
+      <w:r>
+        <w:t>일 때만 올림).</w:t>
+      </w:r>
+    </w:p>
+    <w:tbl>
+      <w:tblPr>
+        <w:tblStyle w:val="TableGrid"/>
+        <w:tblW w:type="auto" w:w="0"/>
+        <w:jc w:val="left"/>
+        <w:tblLook w:firstColumn="1" w:firstRow="1" w:lastColumn="0" w:lastRow="0" w:noHBand="0" w:noVBand="1" w:val="04A0"/>
+      </w:tblPr>
+      <w:tblGrid>
+        <w:gridCol w:w="3289"/>
+        <w:gridCol w:w="3289"/>
+        <w:gridCol w:w="3289"/>
+      </w:tblGrid>
+      <w:tr>
+        <w:tc>
+          <w:tcPr>
+            <w:tcW w:type="dxa" w:w="3289"/>
+          </w:tcPr>
+          <w:p>
+            <w:r>
+              <w:rPr>
+                <w:sz w:val="17"/>
+              </w:rPr>
+            </w:r>
+            <w:r>
+              <w:rPr>
+                <w:b/>
+                <w:sz w:val="17"/>
+              </w:rPr>
+              <w:t>순</w:t>
+            </w:r>
+          </w:p>
+        </w:tc>
+        <w:tc>
+          <w:tcPr>
+            <w:tcW w:type="dxa" w:w="3289"/>
+          </w:tcPr>
+          <w:p>
+            <w:r>
+              <w:rPr>
+                <w:sz w:val="17"/>
+              </w:rPr>
+            </w:r>
+            <w:r>
+              <w:rPr>
+                <w:b/>
+                <w:sz w:val="17"/>
+              </w:rPr>
+              <w:t>검사</w:t>
+            </w:r>
+          </w:p>
+        </w:tc>
+        <w:tc>
+          <w:tcPr>
+            <w:tcW w:type="dxa" w:w="3289"/>
+          </w:tcPr>
+          <w:p>
+            <w:r>
+              <w:rPr>
+                <w:sz w:val="17"/>
+              </w:rPr>
+            </w:r>
+            <w:r>
+              <w:rPr>
+                <w:b/>
+                <w:sz w:val="17"/>
+              </w:rPr>
+              <w:t>결과</w:t>
+            </w:r>
+          </w:p>
+        </w:tc>
+      </w:tr>
+      <w:tr>
+        <w:tc>
+          <w:tcPr>
+            <w:tcW w:type="dxa" w:w="3289"/>
+          </w:tcPr>
+          <w:p>
+            <w:r>
+              <w:rPr>
+                <w:sz w:val="17"/>
+              </w:rPr>
+            </w:r>
+            <w:r>
+              <w:rPr>
+                <w:sz w:val="17"/>
+              </w:rPr>
+              <w:t>1</w:t>
+            </w:r>
+          </w:p>
+        </w:tc>
+        <w:tc>
+          <w:tcPr>
+            <w:tcW w:type="dxa" w:w="3289"/>
+          </w:tcPr>
+          <w:p>
+            <w:r>
+              <w:rPr>
+                <w:sz w:val="17"/>
+              </w:rPr>
+            </w:r>
+            <w:r>
+              <w:rPr>
+                <w:sz w:val="17"/>
+              </w:rPr>
+              <w:t>청구서 전자서명 불일치 (</w:t>
+            </w:r>
+            <w:r>
+              <w:rPr>
+                <w:rFonts w:ascii="Consolas" w:hAnsi="Consolas" w:eastAsia="Consolas"/>
+                <w:sz w:val="17"/>
+              </w:rPr>
+              <w:t>sigFail</w:t>
+            </w:r>
+            <w:r>
+              <w:rPr>
+                <w:sz w:val="17"/>
+              </w:rPr>
+              <w:t>)</w:t>
+            </w:r>
+          </w:p>
+        </w:tc>
+        <w:tc>
+          <w:tcPr>
+            <w:tcW w:type="dxa" w:w="3289"/>
+          </w:tcPr>
+          <w:p>
+            <w:r>
+              <w:rPr>
+                <w:sz w:val="17"/>
+              </w:rPr>
+            </w:r>
+            <w:r>
+              <w:rPr>
+                <w:b/>
+                <w:sz w:val="17"/>
+              </w:rPr>
+              <w:t>hold</w:t>
+            </w:r>
+          </w:p>
+        </w:tc>
+      </w:tr>
+      <w:tr>
+        <w:tc>
+          <w:tcPr>
+            <w:tcW w:type="dxa" w:w="3289"/>
+          </w:tcPr>
+          <w:p>
+            <w:r>
+              <w:rPr>
+                <w:sz w:val="17"/>
+              </w:rPr>
+            </w:r>
+            <w:r>
+              <w:rPr>
+                <w:sz w:val="17"/>
+              </w:rPr>
+              <w:t>2</w:t>
+            </w:r>
+          </w:p>
+        </w:tc>
+        <w:tc>
+          <w:tcPr>
+            <w:tcW w:type="dxa" w:w="3289"/>
+          </w:tcPr>
+          <w:p>
+            <w:r>
+              <w:rPr>
+                <w:sz w:val="17"/>
+              </w:rPr>
+            </w:r>
+            <w:r>
+              <w:rPr>
+                <w:sz w:val="17"/>
+              </w:rPr>
+              <w:t>인증 취소된 기관의 청구서 (</w:t>
+            </w:r>
+            <w:r>
+              <w:rPr>
+                <w:rFonts w:ascii="Consolas" w:hAnsi="Consolas" w:eastAsia="Consolas"/>
+                <w:sz w:val="17"/>
+              </w:rPr>
+              <w:t>revoked</w:t>
+            </w:r>
+            <w:r>
+              <w:rPr>
+                <w:sz w:val="17"/>
+              </w:rPr>
+              <w:t>)</w:t>
+            </w:r>
+          </w:p>
+        </w:tc>
+        <w:tc>
+          <w:tcPr>
+            <w:tcW w:type="dxa" w:w="3289"/>
+          </w:tcPr>
+          <w:p>
+            <w:r>
+              <w:rPr>
+                <w:sz w:val="17"/>
+              </w:rPr>
+            </w:r>
+            <w:r>
+              <w:rPr>
+                <w:b/>
+                <w:sz w:val="17"/>
+              </w:rPr>
+              <w:t>hold</w:t>
+            </w:r>
+          </w:p>
+        </w:tc>
+      </w:tr>
+      <w:tr>
+        <w:tc>
+          <w:tcPr>
+            <w:tcW w:type="dxa" w:w="3289"/>
+          </w:tcPr>
+          <w:p>
+            <w:r>
+              <w:rPr>
+                <w:sz w:val="17"/>
+              </w:rPr>
+            </w:r>
+            <w:r>
+              <w:rPr>
+                <w:sz w:val="17"/>
+              </w:rPr>
+              <w:t>3</w:t>
+            </w:r>
+          </w:p>
+        </w:tc>
+        <w:tc>
+          <w:tcPr>
+            <w:tcW w:type="dxa" w:w="3289"/>
+          </w:tcPr>
+          <w:p>
+            <w:r>
+              <w:rPr>
+                <w:sz w:val="17"/>
+              </w:rPr>
+            </w:r>
+            <w:r>
+              <w:rPr>
+                <w:sz w:val="17"/>
+              </w:rPr>
+              <w:t>청구서 금액 ≠ 요청 금액</w:t>
+            </w:r>
+          </w:p>
+        </w:tc>
+        <w:tc>
+          <w:tcPr>
+            <w:tcW w:type="dxa" w:w="3289"/>
+          </w:tcPr>
+          <w:p>
+            <w:r>
+              <w:rPr>
+                <w:sz w:val="17"/>
+              </w:rPr>
+            </w:r>
+            <w:r>
+              <w:rPr>
+                <w:b/>
+                <w:sz w:val="17"/>
+              </w:rPr>
+              <w:t>hold</w:t>
+            </w:r>
+          </w:p>
+        </w:tc>
+      </w:tr>
+      <w:tr>
+        <w:tc>
+          <w:tcPr>
+            <w:tcW w:type="dxa" w:w="3289"/>
+          </w:tcPr>
+          <w:p>
+            <w:r>
+              <w:rPr>
+                <w:sz w:val="17"/>
+              </w:rPr>
+            </w:r>
+            <w:r>
+              <w:rPr>
+                <w:sz w:val="17"/>
+              </w:rPr>
+              <w:t>4</w:t>
+            </w:r>
+          </w:p>
+        </w:tc>
+        <w:tc>
+          <w:tcPr>
+            <w:tcW w:type="dxa" w:w="3289"/>
+          </w:tcPr>
+          <w:p>
+            <w:r>
+              <w:rPr>
+                <w:sz w:val="17"/>
+              </w:rPr>
+            </w:r>
+            <w:r>
+              <w:rPr>
+                <w:sz w:val="17"/>
+              </w:rPr>
+              <w:t>미인증 기관 청구서 (</w:t>
+            </w:r>
+            <w:r>
+              <w:rPr>
+                <w:rFonts w:ascii="Consolas" w:hAnsi="Consolas" w:eastAsia="Consolas"/>
+                <w:sz w:val="17"/>
+              </w:rPr>
+              <w:t>uncertified</w:t>
+            </w:r>
+            <w:r>
+              <w:rPr>
+                <w:sz w:val="17"/>
+              </w:rPr>
+              <w:t>)</w:t>
+            </w:r>
+          </w:p>
+        </w:tc>
+        <w:tc>
+          <w:tcPr>
+            <w:tcW w:type="dxa" w:w="3289"/>
+          </w:tcPr>
+          <w:p>
+            <w:r>
+              <w:rPr>
+                <w:sz w:val="17"/>
+              </w:rPr>
+            </w:r>
+            <w:r>
+              <w:rPr>
+                <w:sz w:val="17"/>
+              </w:rPr>
+              <w:t>confirm</w:t>
+            </w:r>
+          </w:p>
+        </w:tc>
+      </w:tr>
+      <w:tr>
+        <w:tc>
+          <w:tcPr>
+            <w:tcW w:type="dxa" w:w="3289"/>
+          </w:tcPr>
+          <w:p>
+            <w:r>
+              <w:rPr>
+                <w:sz w:val="17"/>
+              </w:rPr>
+            </w:r>
+            <w:r>
+              <w:rPr>
+                <w:sz w:val="17"/>
+              </w:rPr>
+              <w:t>5</w:t>
+            </w:r>
+          </w:p>
+        </w:tc>
+        <w:tc>
+          <w:tcPr>
+            <w:tcW w:type="dxa" w:w="3289"/>
+          </w:tcPr>
+          <w:p>
+            <w:r>
+              <w:rPr>
+                <w:sz w:val="17"/>
+              </w:rPr>
+            </w:r>
+            <w:r>
+              <w:rPr>
+                <w:sz w:val="17"/>
+              </w:rPr>
+              <w:t xml:space="preserve">청구-결제 </w:t>
+            </w:r>
+            <w:r>
+              <w:rPr>
+                <w:b/>
+                <w:sz w:val="17"/>
+              </w:rPr>
+              <w:t>기관 불일치</w:t>
+            </w:r>
+          </w:p>
+        </w:tc>
+        <w:tc>
+          <w:tcPr>
+            <w:tcW w:type="dxa" w:w="3289"/>
+          </w:tcPr>
+          <w:p>
+            <w:r>
+              <w:rPr>
+                <w:sz w:val="17"/>
+              </w:rPr>
+            </w:r>
+            <w:r>
+              <w:rPr>
+                <w:b/>
+                <w:sz w:val="17"/>
+              </w:rPr>
+              <w:t>hold</w:t>
+            </w:r>
+          </w:p>
+        </w:tc>
+      </w:tr>
+      <w:tr>
+        <w:tc>
+          <w:tcPr>
+            <w:tcW w:type="dxa" w:w="3289"/>
+          </w:tcPr>
+          <w:p>
+            <w:r>
+              <w:rPr>
+                <w:sz w:val="17"/>
+              </w:rPr>
+            </w:r>
+            <w:r>
+              <w:rPr>
+                <w:sz w:val="17"/>
+              </w:rPr>
+              <w:t>6</w:t>
+            </w:r>
+          </w:p>
+        </w:tc>
+        <w:tc>
+          <w:tcPr>
+            <w:tcW w:type="dxa" w:w="3289"/>
+          </w:tcPr>
+          <w:p>
+            <w:r>
+              <w:rPr>
+                <w:sz w:val="17"/>
+              </w:rPr>
+            </w:r>
+            <w:r>
+              <w:rPr>
+                <w:sz w:val="17"/>
+              </w:rPr>
+              <w:t xml:space="preserve">청구서 </w:t>
+            </w:r>
+            <w:r>
+              <w:rPr>
+                <w:b/>
+                <w:sz w:val="17"/>
+              </w:rPr>
+              <w:t>중복 사용</w:t>
+            </w:r>
+          </w:p>
+        </w:tc>
+        <w:tc>
+          <w:tcPr>
+            <w:tcW w:type="dxa" w:w="3289"/>
+          </w:tcPr>
+          <w:p>
+            <w:r>
+              <w:rPr>
+                <w:sz w:val="17"/>
+              </w:rPr>
+            </w:r>
+            <w:r>
+              <w:rPr>
+                <w:b/>
+                <w:sz w:val="17"/>
+              </w:rPr>
+              <w:t>hold</w:t>
+            </w:r>
+          </w:p>
+        </w:tc>
+      </w:tr>
+      <w:tr>
+        <w:tc>
+          <w:tcPr>
+            <w:tcW w:type="dxa" w:w="3289"/>
+          </w:tcPr>
+          <w:p>
+            <w:r>
+              <w:rPr>
+                <w:sz w:val="17"/>
+              </w:rPr>
+            </w:r>
+            <w:r>
+              <w:rPr>
+                <w:sz w:val="17"/>
+              </w:rPr>
+              <w:t>7</w:t>
+            </w:r>
+          </w:p>
+        </w:tc>
+        <w:tc>
+          <w:tcPr>
+            <w:tcW w:type="dxa" w:w="3289"/>
+          </w:tcPr>
+          <w:p>
+            <w:r>
+              <w:rPr>
+                <w:sz w:val="17"/>
+              </w:rPr>
+            </w:r>
+            <w:r>
+              <w:rPr>
+                <w:sz w:val="17"/>
+              </w:rPr>
+              <w:t>청구서 유효기간(14일) 경과</w:t>
+            </w:r>
+          </w:p>
+        </w:tc>
+        <w:tc>
+          <w:tcPr>
+            <w:tcW w:type="dxa" w:w="3289"/>
+          </w:tcPr>
+          <w:p>
+            <w:r>
+              <w:rPr>
+                <w:sz w:val="17"/>
+              </w:rPr>
+            </w:r>
+            <w:r>
+              <w:rPr>
+                <w:sz w:val="17"/>
+              </w:rPr>
+              <w:t>confirm</w:t>
+            </w:r>
+          </w:p>
+        </w:tc>
+      </w:tr>
+      <w:tr>
+        <w:tc>
+          <w:tcPr>
+            <w:tcW w:type="dxa" w:w="3289"/>
+          </w:tcPr>
+          <w:p>
+            <w:r>
+              <w:rPr>
+                <w:sz w:val="17"/>
+              </w:rPr>
+            </w:r>
+            <w:r>
+              <w:rPr>
+                <w:sz w:val="17"/>
+              </w:rPr>
+              <w:t>8</w:t>
+            </w:r>
+          </w:p>
+        </w:tc>
+        <w:tc>
+          <w:tcPr>
+            <w:tcW w:type="dxa" w:w="3289"/>
+          </w:tcPr>
+          <w:p>
+            <w:r>
+              <w:rPr>
+                <w:sz w:val="17"/>
+              </w:rPr>
+            </w:r>
+            <w:r>
+              <w:rPr>
+                <w:b/>
+                <w:sz w:val="17"/>
+              </w:rPr>
+              <w:t>미등록 의료기관</w:t>
+            </w:r>
+            <w:r>
+              <w:rPr>
+                <w:sz w:val="17"/>
+              </w:rPr>
+              <w:t xml:space="preserve"> (심평원 목록에 없음)</w:t>
+            </w:r>
+          </w:p>
+        </w:tc>
+        <w:tc>
+          <w:tcPr>
+            <w:tcW w:type="dxa" w:w="3289"/>
+          </w:tcPr>
+          <w:p>
+            <w:r>
+              <w:rPr>
+                <w:sz w:val="17"/>
+              </w:rPr>
+            </w:r>
+            <w:r>
+              <w:rPr>
+                <w:b/>
+                <w:sz w:val="17"/>
+              </w:rPr>
+              <w:t>hold</w:t>
+            </w:r>
+          </w:p>
+        </w:tc>
+      </w:tr>
+      <w:tr>
+        <w:tc>
+          <w:tcPr>
+            <w:tcW w:type="dxa" w:w="3289"/>
+          </w:tcPr>
+          <w:p>
+            <w:r>
+              <w:rPr>
+                <w:sz w:val="17"/>
+              </w:rPr>
+            </w:r>
+            <w:r>
+              <w:rPr>
+                <w:sz w:val="17"/>
+              </w:rPr>
+              <w:t>9</w:t>
+            </w:r>
+          </w:p>
+        </w:tc>
+        <w:tc>
+          <w:tcPr>
+            <w:tcW w:type="dxa" w:w="3289"/>
+          </w:tcPr>
+          <w:p>
+            <w:r>
+              <w:rPr>
+                <w:sz w:val="17"/>
+              </w:rPr>
+            </w:r>
+            <w:r>
+              <w:rPr>
+                <w:b/>
+                <w:sz w:val="17"/>
+              </w:rPr>
+              <w:t>구조화(분할 결제) 적중</w:t>
+            </w:r>
+          </w:p>
+        </w:tc>
+        <w:tc>
+          <w:tcPr>
+            <w:tcW w:type="dxa" w:w="3289"/>
+          </w:tcPr>
+          <w:p>
+            <w:r>
+              <w:rPr>
+                <w:sz w:val="17"/>
+              </w:rPr>
+            </w:r>
+            <w:r>
+              <w:rPr>
+                <w:b/>
+                <w:sz w:val="17"/>
+              </w:rPr>
+              <w:t>hold</w:t>
+            </w:r>
+          </w:p>
+        </w:tc>
+      </w:tr>
+      <w:tr>
+        <w:tc>
+          <w:tcPr>
+            <w:tcW w:type="dxa" w:w="3289"/>
+          </w:tcPr>
+          <w:p>
+            <w:r>
+              <w:rPr>
+                <w:sz w:val="17"/>
+              </w:rPr>
+            </w:r>
+            <w:r>
+              <w:rPr>
+                <w:sz w:val="17"/>
+              </w:rPr>
+              <w:t>9'</w:t>
+            </w:r>
+          </w:p>
+        </w:tc>
+        <w:tc>
+          <w:tcPr>
+            <w:tcW w:type="dxa" w:w="3289"/>
+          </w:tcPr>
+          <w:p>
+            <w:r>
+              <w:rPr>
+                <w:sz w:val="17"/>
+              </w:rPr>
+            </w:r>
+            <w:r>
+              <w:rPr>
+                <w:sz w:val="17"/>
+              </w:rPr>
+              <w:t>구조화 경고 (한 번 모자람)</w:t>
+            </w:r>
+          </w:p>
+        </w:tc>
+        <w:tc>
+          <w:tcPr>
+            <w:tcW w:type="dxa" w:w="3289"/>
+          </w:tcPr>
+          <w:p>
+            <w:r>
+              <w:rPr>
+                <w:sz w:val="17"/>
+              </w:rPr>
+            </w:r>
+            <w:r>
+              <w:rPr>
+                <w:sz w:val="17"/>
+              </w:rPr>
+              <w:t>confirm</w:t>
+            </w:r>
+          </w:p>
+        </w:tc>
+      </w:tr>
+      <w:tr>
+        <w:tc>
+          <w:tcPr>
+            <w:tcW w:type="dxa" w:w="3289"/>
+          </w:tcPr>
+          <w:p>
+            <w:r>
+              <w:rPr>
+                <w:sz w:val="17"/>
+              </w:rPr>
+            </w:r>
+            <w:r>
+              <w:rPr>
+                <w:sz w:val="17"/>
+              </w:rPr>
+              <w:t>10</w:t>
+            </w:r>
+          </w:p>
+        </w:tc>
+        <w:tc>
+          <w:tcPr>
+            <w:tcW w:type="dxa" w:w="3289"/>
+          </w:tcPr>
+          <w:p>
+            <w:r>
+              <w:rPr>
+                <w:sz w:val="17"/>
+              </w:rPr>
+            </w:r>
+            <w:r>
+              <w:rPr>
+                <w:sz w:val="17"/>
+              </w:rPr>
+              <w:t>사용처 화이트리스트 위반</w:t>
+            </w:r>
+          </w:p>
+        </w:tc>
+        <w:tc>
+          <w:tcPr>
+            <w:tcW w:type="dxa" w:w="3289"/>
+          </w:tcPr>
+          <w:p>
+            <w:r>
+              <w:rPr>
+                <w:sz w:val="17"/>
+              </w:rPr>
+            </w:r>
+            <w:r>
+              <w:rPr>
+                <w:b/>
+                <w:sz w:val="17"/>
+              </w:rPr>
+              <w:t>hold</w:t>
+            </w:r>
+          </w:p>
+        </w:tc>
+      </w:tr>
+      <w:tr>
+        <w:tc>
+          <w:tcPr>
+            <w:tcW w:type="dxa" w:w="3289"/>
+          </w:tcPr>
+          <w:p>
+            <w:r>
+              <w:rPr>
+                <w:sz w:val="17"/>
+              </w:rPr>
+            </w:r>
+            <w:r>
+              <w:rPr>
+                <w:sz w:val="17"/>
+              </w:rPr>
+              <w:t>11</w:t>
+            </w:r>
+          </w:p>
+        </w:tc>
+        <w:tc>
+          <w:tcPr>
+            <w:tcW w:type="dxa" w:w="3289"/>
+          </w:tcPr>
+          <w:p>
+            <w:r>
+              <w:rPr>
+                <w:sz w:val="17"/>
+              </w:rPr>
+            </w:r>
+            <w:r>
+              <w:rPr>
+                <w:sz w:val="17"/>
+              </w:rPr>
+              <w:t>위임 풀 잔액 초과</w:t>
+            </w:r>
+          </w:p>
+        </w:tc>
+        <w:tc>
+          <w:tcPr>
+            <w:tcW w:type="dxa" w:w="3289"/>
+          </w:tcPr>
+          <w:p>
+            <w:r>
+              <w:rPr>
+                <w:sz w:val="17"/>
+              </w:rPr>
+            </w:r>
+            <w:r>
+              <w:rPr>
+                <w:b/>
+                <w:sz w:val="17"/>
+              </w:rPr>
+              <w:t>hold</w:t>
+            </w:r>
+          </w:p>
+        </w:tc>
+      </w:tr>
+      <w:tr>
+        <w:tc>
+          <w:tcPr>
+            <w:tcW w:type="dxa" w:w="3289"/>
+          </w:tcPr>
+          <w:p>
+            <w:r>
+              <w:rPr>
+                <w:sz w:val="17"/>
+              </w:rPr>
+            </w:r>
+            <w:r>
+              <w:rPr>
+                <w:sz w:val="17"/>
+              </w:rPr>
+              <w:t>12</w:t>
+            </w:r>
+          </w:p>
+        </w:tc>
+        <w:tc>
+          <w:tcPr>
+            <w:tcW w:type="dxa" w:w="3289"/>
+          </w:tcPr>
+          <w:p>
+            <w:r>
+              <w:rPr>
+                <w:sz w:val="17"/>
+              </w:rPr>
+            </w:r>
+            <w:r>
+              <w:rPr>
+                <w:sz w:val="17"/>
+              </w:rPr>
+              <w:t>생활비 보호선 미달</w:t>
+            </w:r>
+          </w:p>
+        </w:tc>
+        <w:tc>
+          <w:tcPr>
+            <w:tcW w:type="dxa" w:w="3289"/>
+          </w:tcPr>
+          <w:p>
+            <w:r>
+              <w:rPr>
+                <w:sz w:val="17"/>
+              </w:rPr>
+            </w:r>
+            <w:r>
+              <w:rPr>
+                <w:b/>
+                <w:sz w:val="17"/>
+              </w:rPr>
+              <w:t>hold</w:t>
+            </w:r>
+          </w:p>
+        </w:tc>
+      </w:tr>
+      <w:tr>
+        <w:tc>
+          <w:tcPr>
+            <w:tcW w:type="dxa" w:w="3289"/>
+          </w:tcPr>
+          <w:p>
+            <w:r>
+              <w:rPr>
+                <w:sz w:val="17"/>
+              </w:rPr>
+            </w:r>
+            <w:r>
+              <w:rPr>
+                <w:sz w:val="17"/>
+              </w:rPr>
+              <w:t>13</w:t>
+            </w:r>
+          </w:p>
+        </w:tc>
+        <w:tc>
+          <w:tcPr>
+            <w:tcW w:type="dxa" w:w="3289"/>
+          </w:tcPr>
+          <w:p>
+            <w:r>
+              <w:rPr>
+                <w:sz w:val="17"/>
+              </w:rPr>
+            </w:r>
+            <w:r>
+              <w:rPr>
+                <w:sz w:val="17"/>
+              </w:rPr>
+              <w:t>건당 한도 초과</w:t>
+            </w:r>
+          </w:p>
+        </w:tc>
+        <w:tc>
+          <w:tcPr>
+            <w:tcW w:type="dxa" w:w="3289"/>
+          </w:tcPr>
+          <w:p>
+            <w:r>
+              <w:rPr>
+                <w:sz w:val="17"/>
+              </w:rPr>
+            </w:r>
+            <w:r>
+              <w:rPr>
+                <w:b/>
+                <w:sz w:val="17"/>
+              </w:rPr>
+              <w:t>hold</w:t>
+            </w:r>
+          </w:p>
+        </w:tc>
+      </w:tr>
+      <w:tr>
+        <w:tc>
+          <w:tcPr>
+            <w:tcW w:type="dxa" w:w="3289"/>
+          </w:tcPr>
+          <w:p>
+            <w:r>
+              <w:rPr>
+                <w:sz w:val="17"/>
+              </w:rPr>
+            </w:r>
+            <w:r>
+              <w:rPr>
+                <w:sz w:val="17"/>
+              </w:rPr>
+              <w:t>14</w:t>
+            </w:r>
+          </w:p>
+        </w:tc>
+        <w:tc>
+          <w:tcPr>
+            <w:tcW w:type="dxa" w:w="3289"/>
+          </w:tcPr>
+          <w:p>
+            <w:r>
+              <w:rPr>
+                <w:sz w:val="17"/>
+              </w:rPr>
+            </w:r>
+            <w:r>
+              <w:rPr>
+                <w:sz w:val="17"/>
+              </w:rPr>
+              <w:t>월 누적 한도 초과</w:t>
+            </w:r>
+          </w:p>
+        </w:tc>
+        <w:tc>
+          <w:tcPr>
+            <w:tcW w:type="dxa" w:w="3289"/>
+          </w:tcPr>
+          <w:p>
+            <w:r>
+              <w:rPr>
+                <w:sz w:val="17"/>
+              </w:rPr>
+            </w:r>
+            <w:r>
+              <w:rPr>
+                <w:b/>
+                <w:sz w:val="17"/>
+              </w:rPr>
+              <w:t>hold</w:t>
+            </w:r>
+          </w:p>
+        </w:tc>
+      </w:tr>
+      <w:tr>
+        <w:tc>
+          <w:tcPr>
+            <w:tcW w:type="dxa" w:w="3289"/>
+          </w:tcPr>
+          <w:p>
+            <w:r>
+              <w:rPr>
+                <w:sz w:val="17"/>
+              </w:rPr>
+            </w:r>
+            <w:r>
+              <w:rPr>
+                <w:sz w:val="17"/>
+              </w:rPr>
+              <w:t>15</w:t>
+            </w:r>
+          </w:p>
+        </w:tc>
+        <w:tc>
+          <w:tcPr>
+            <w:tcW w:type="dxa" w:w="3289"/>
+          </w:tcPr>
+          <w:p>
+            <w:r>
+              <w:rPr>
+                <w:sz w:val="17"/>
+              </w:rPr>
+            </w:r>
+            <w:r>
+              <w:rPr>
+                <w:b/>
+                <w:sz w:val="17"/>
+              </w:rPr>
+              <w:t>z ≥ 3</w:t>
+            </w:r>
+          </w:p>
+        </w:tc>
+        <w:tc>
+          <w:tcPr>
+            <w:tcW w:type="dxa" w:w="3289"/>
+          </w:tcPr>
+          <w:p>
+            <w:r>
+              <w:rPr>
+                <w:sz w:val="17"/>
+              </w:rPr>
+            </w:r>
+            <w:r>
+              <w:rPr>
+                <w:b/>
+                <w:sz w:val="17"/>
+              </w:rPr>
+              <w:t>hold</w:t>
+            </w:r>
+            <w:r>
+              <w:rPr>
+                <w:sz w:val="17"/>
+              </w:rPr>
+              <w:t xml:space="preserve"> *(앞 규칙이 전부 통과했을 때만)*</w:t>
+            </w:r>
+          </w:p>
+        </w:tc>
+      </w:tr>
+      <w:tr>
+        <w:tc>
+          <w:tcPr>
+            <w:tcW w:type="dxa" w:w="3289"/>
+          </w:tcPr>
+          <w:p>
+            <w:r>
+              <w:rPr>
+                <w:sz w:val="17"/>
+              </w:rPr>
+            </w:r>
+            <w:r>
+              <w:rPr>
+                <w:sz w:val="17"/>
+              </w:rPr>
+              <w:t>15'</w:t>
+            </w:r>
+          </w:p>
+        </w:tc>
+        <w:tc>
+          <w:tcPr>
+            <w:tcW w:type="dxa" w:w="3289"/>
+          </w:tcPr>
+          <w:p>
+            <w:r>
+              <w:rPr>
+                <w:sz w:val="17"/>
+              </w:rPr>
+            </w:r>
+            <w:r>
+              <w:rPr>
+                <w:b/>
+                <w:sz w:val="17"/>
+              </w:rPr>
+              <w:t>z ≥ 2</w:t>
+            </w:r>
+          </w:p>
+        </w:tc>
+        <w:tc>
+          <w:tcPr>
+            <w:tcW w:type="dxa" w:w="3289"/>
+          </w:tcPr>
+          <w:p>
+            <w:r>
+              <w:rPr>
+                <w:sz w:val="17"/>
+              </w:rPr>
+            </w:r>
+            <w:r>
+              <w:rPr>
+                <w:sz w:val="17"/>
+              </w:rPr>
+              <w:t>confirm *(〃)*</w:t>
+            </w:r>
+          </w:p>
+        </w:tc>
+      </w:tr>
+      <w:tr>
+        <w:tc>
+          <w:tcPr>
+            <w:tcW w:type="dxa" w:w="3289"/>
+          </w:tcPr>
+          <w:p>
+            <w:r>
+              <w:rPr>
+                <w:sz w:val="17"/>
+              </w:rPr>
+            </w:r>
+            <w:r>
+              <w:rPr>
+                <w:sz w:val="17"/>
+              </w:rPr>
+              <w:t>16</w:t>
+            </w:r>
+          </w:p>
+        </w:tc>
+        <w:tc>
+          <w:tcPr>
+            <w:tcW w:type="dxa" w:w="3289"/>
+          </w:tcPr>
+          <w:p>
+            <w:r>
+              <w:rPr>
+                <w:sz w:val="17"/>
+              </w:rPr>
+            </w:r>
+            <w:r>
+              <w:rPr>
+                <w:sz w:val="17"/>
+              </w:rPr>
+              <w:t>고액 구간(≥50만)</w:t>
+            </w:r>
+          </w:p>
+        </w:tc>
+        <w:tc>
+          <w:tcPr>
+            <w:tcW w:type="dxa" w:w="3289"/>
+          </w:tcPr>
+          <w:p>
+            <w:r>
+              <w:rPr>
+                <w:sz w:val="17"/>
+              </w:rPr>
+            </w:r>
+            <w:r>
+              <w:rPr>
+                <w:sz w:val="17"/>
+              </w:rPr>
+              <w:t>confirm</w:t>
+            </w:r>
+          </w:p>
+        </w:tc>
+      </w:tr>
+    </w:tbl>
+    <w:p>
+      <w:pPr>
+        <w:spacing w:after="40"/>
+      </w:pPr>
+    </w:p>
+    <w:p>
+      <w:r>
+        <w:t xml:space="preserve">규칙에 하나도 걸리지 않으면 사유에 </w:t>
+      </w:r>
+      <w:r>
+        <w:rPr>
+          <w:rFonts w:ascii="Consolas" w:hAnsi="Consolas" w:eastAsia="Consolas"/>
+          <w:sz w:val="17"/>
+        </w:rPr>
+        <w:t>규칙 위반 없음 · z=... (정상 범위)</w:t>
+      </w:r>
+      <w:r>
+        <w:t>가 적힙니다.</w:t>
+      </w:r>
+    </w:p>
+    <w:p>
+      <w:pPr>
+        <w:spacing w:before="200" w:after="80"/>
+      </w:pPr>
+      <w:r>
+        <w:rPr>
+          <w:b/>
+          <w:sz w:val="22"/>
+        </w:rPr>
+        <w:t>z-score의 위상 — 중요</w:t>
+      </w:r>
+    </w:p>
+    <w:p>
+      <w:r>
+        <w:rPr>
+          <w:b/>
+        </w:rPr>
+        <w:t>z만으로 판단하지 않습니다.</w:t>
+      </w:r>
+      <w:r>
+        <w:t xml:space="preserve"> z 분기에는 </w:t>
+      </w:r>
+      <w:r>
+        <w:rPr>
+          <w:rFonts w:ascii="Consolas" w:hAnsi="Consolas" w:eastAsia="Consolas"/>
+          <w:sz w:val="17"/>
+        </w:rPr>
+        <w:t>if(level==='normal')</w:t>
+      </w:r>
+      <w:r>
+        <w:t xml:space="preserve"> 조건이 붙어 있어, 앞의 규칙이 하나라도 걸리면 </w:t>
+      </w:r>
+      <w:r>
+        <w:rPr>
+          <w:b/>
+        </w:rPr>
+        <w:t>z는 사유 목록에 증거로만 기록되고 판정을 바꾸지 못합니다.</w:t>
+      </w:r>
+    </w:p>
+    <w:p>
+      <w:r>
+        <w:t xml:space="preserve">다만 </w:t>
+      </w:r>
+      <w:r>
+        <w:rPr>
+          <w:b/>
+        </w:rPr>
+        <w:t>다른 규칙이 전부 통과하고 z ≥ 3이면 z 단독으로 보류</w:t>
+      </w:r>
+      <w:r>
+        <w:t>가 됩니다.</w:t>
+      </w:r>
+    </w:p>
+    <w:tbl>
+      <w:tblPr>
+        <w:tblStyle w:val="TableGrid"/>
+        <w:tblW w:type="auto" w:w="0"/>
+        <w:jc w:val="left"/>
+        <w:tblLook w:firstColumn="1" w:firstRow="1" w:lastColumn="0" w:lastRow="0" w:noHBand="0" w:noVBand="1" w:val="04A0"/>
+      </w:tblPr>
+      <w:tblGrid>
+        <w:gridCol w:w="4933"/>
+        <w:gridCol w:w="4933"/>
+      </w:tblGrid>
+      <w:tr>
+        <w:tc>
+          <w:tcPr>
+            <w:tcW w:type="dxa" w:w="4933"/>
+          </w:tcPr>
+          <w:p>
+            <w:r>
+              <w:rPr>
+                <w:sz w:val="17"/>
+              </w:rPr>
+            </w:r>
+            <w:r>
+              <w:rPr>
+                <w:b/>
+                <w:sz w:val="17"/>
+              </w:rPr>
               <w:t>상황</w:t>
             </w:r>
           </w:p>
@@ -5468,6 +6462,900 @@
         </w:rPr>
         <w:t>합니다. 발표에서 이 차이를 먼저 밝히는 편이 안전합니다.</w:t>
       </w:r>
+    </w:p>
+    <w:p>
+      <w:pPr>
+        <w:spacing w:before="280" w:after="80"/>
+      </w:pPr>
+      <w:r>
+        <w:rPr>
+          <w:b/>
+          <w:color w:val="111111"/>
+          <w:sz w:val="26"/>
+        </w:rPr>
+        <w:t>1-1. 판정 다음 — 자동승인 조건</w:t>
+      </w:r>
+    </w:p>
+    <w:p>
+      <w:r>
+        <w:rPr>
+          <w:rFonts w:ascii="Consolas" w:hAnsi="Consolas" w:eastAsia="Consolas"/>
+          <w:sz w:val="17"/>
+        </w:rPr>
+        <w:t>judge()</w:t>
+      </w:r>
+      <w:r>
+        <w:t xml:space="preserve">가 </w:t>
+      </w:r>
+      <w:r>
+        <w:rPr>
+          <w:rFonts w:ascii="Consolas" w:hAnsi="Consolas" w:eastAsia="Consolas"/>
+          <w:sz w:val="17"/>
+        </w:rPr>
+        <w:t>approve</w:t>
+      </w:r>
+      <w:r>
+        <w:t xml:space="preserve">를 내도 </w:t>
+      </w:r>
+      <w:r>
+        <w:rPr>
+          <w:b/>
+        </w:rPr>
+        <w:t>그것만으로 결제가 집행되지는 않습니다.</w:t>
+      </w:r>
+      <w:r>
+        <w:t xml:space="preserve"> 자동 처리 경로는 둘뿐입니다.</w:t>
+      </w:r>
+    </w:p>
+    <w:p>
+      <w:pPr>
+        <w:spacing w:before="60" w:line="276" w:lineRule="auto"/>
+        <w:ind w:left="227"/>
+      </w:pPr>
+      <w:r>
+        <w:rPr>
+          <w:rFonts w:ascii="Consolas" w:hAnsi="Consolas" w:eastAsia="Consolas"/>
+          <w:sz w:val="16"/>
+        </w:rPr>
+        <w:t>const autoOK = v.action==='approve' &amp;&amp; !v.cosign &amp;&amp; v.level==='normal'</w:t>
+        <w:br/>
+        <w:t xml:space="preserve">               &amp;&amp; (S.alloc[catKey].auto || v.trusted);</w:t>
+      </w:r>
+    </w:p>
+    <w:tbl>
+      <w:tblPr>
+        <w:tblStyle w:val="TableGrid"/>
+        <w:tblW w:type="auto" w:w="0"/>
+        <w:jc w:val="left"/>
+        <w:tblLook w:firstColumn="1" w:firstRow="1" w:lastColumn="0" w:lastRow="0" w:noHBand="0" w:noVBand="1" w:val="04A0"/>
+      </w:tblPr>
+      <w:tblGrid>
+        <w:gridCol w:w="4933"/>
+        <w:gridCol w:w="4933"/>
+      </w:tblGrid>
+      <w:tr>
+        <w:tc>
+          <w:tcPr>
+            <w:tcW w:type="dxa" w:w="4933"/>
+          </w:tcPr>
+          <w:p>
+            <w:r>
+              <w:rPr>
+                <w:sz w:val="17"/>
+              </w:rPr>
+            </w:r>
+            <w:r>
+              <w:rPr>
+                <w:b/>
+                <w:sz w:val="17"/>
+              </w:rPr>
+              <w:t>경로</w:t>
+            </w:r>
+          </w:p>
+        </w:tc>
+        <w:tc>
+          <w:tcPr>
+            <w:tcW w:type="dxa" w:w="4933"/>
+          </w:tcPr>
+          <w:p>
+            <w:r>
+              <w:rPr>
+                <w:sz w:val="17"/>
+              </w:rPr>
+            </w:r>
+            <w:r>
+              <w:rPr>
+                <w:b/>
+                <w:sz w:val="17"/>
+              </w:rPr>
+              <w:t>조건</w:t>
+            </w:r>
+          </w:p>
+        </w:tc>
+      </w:tr>
+      <w:tr>
+        <w:tc>
+          <w:tcPr>
+            <w:tcW w:type="dxa" w:w="4933"/>
+          </w:tcPr>
+          <w:p>
+            <w:r>
+              <w:rPr>
+                <w:sz w:val="17"/>
+              </w:rPr>
+            </w:r>
+            <w:r>
+              <w:rPr>
+                <w:sz w:val="17"/>
+              </w:rPr>
+              <w:t>공과금 월 정기</w:t>
+            </w:r>
+          </w:p>
+        </w:tc>
+        <w:tc>
+          <w:tcPr>
+            <w:tcW w:type="dxa" w:w="4933"/>
+          </w:tcPr>
+          <w:p>
+            <w:r>
+              <w:rPr>
+                <w:sz w:val="17"/>
+              </w:rPr>
+            </w:r>
+            <w:r>
+              <w:rPr>
+                <w:rFonts w:ascii="Consolas" w:hAnsi="Consolas" w:eastAsia="Consolas"/>
+                <w:sz w:val="17"/>
+              </w:rPr>
+              <w:t>alloc.utility.auto === true</w:t>
+            </w:r>
+          </w:p>
+        </w:tc>
+      </w:tr>
+      <w:tr>
+        <w:tc>
+          <w:tcPr>
+            <w:tcW w:type="dxa" w:w="4933"/>
+          </w:tcPr>
+          <w:p>
+            <w:r>
+              <w:rPr>
+                <w:sz w:val="17"/>
+              </w:rPr>
+            </w:r>
+            <w:r>
+              <w:rPr>
+                <w:b/>
+                <w:sz w:val="17"/>
+              </w:rPr>
+              <w:t>병원비 신뢰 기관</w:t>
+            </w:r>
+          </w:p>
+        </w:tc>
+        <w:tc>
+          <w:tcPr>
+            <w:tcW w:type="dxa" w:w="4933"/>
+          </w:tcPr>
+          <w:p>
+            <w:r>
+              <w:rPr>
+                <w:sz w:val="17"/>
+              </w:rPr>
+            </w:r>
+            <w:r>
+              <w:rPr>
+                <w:rFonts w:ascii="Consolas" w:hAnsi="Consolas" w:eastAsia="Consolas"/>
+                <w:sz w:val="17"/>
+              </w:rPr>
+              <w:t>v.trusted</w:t>
+            </w:r>
+            <w:r>
+              <w:rPr>
+                <w:sz w:val="17"/>
+              </w:rPr>
+              <w:t xml:space="preserve"> — 과거 본인 결제 이력 또는 위임자가 직접 등록한 곳</w:t>
+            </w:r>
+          </w:p>
+        </w:tc>
+      </w:tr>
+    </w:tbl>
+    <w:p>
+      <w:pPr>
+        <w:spacing w:after="40"/>
+      </w:pPr>
+    </w:p>
+    <w:p>
+      <w:r>
+        <w:t xml:space="preserve">어느 쪽이든 </w:t>
+      </w:r>
+      <w:r>
+        <w:rPr>
+          <w:b/>
+        </w:rPr>
+        <w:t>판정이 `normal`이고 고액 구간이 아니어야</w:t>
+      </w:r>
+      <w:r>
+        <w:t xml:space="preserve"> 합니다. 즉 금액·빈도·한도 검사를 모두 통과한 건에만 적용됩니다. 신뢰 기관이 면제하는 것은 </w:t>
+      </w:r>
+      <w:r>
+        <w:rPr>
+          <w:b/>
+        </w:rPr>
+        <w:t>결제처 축 하나뿐</w:t>
+      </w:r>
+      <w:r>
+        <w:t>입니다.</w:t>
+      </w:r>
+    </w:p>
+    <w:p>
+      <w:r>
+        <w:rPr>
+          <w:b/>
+        </w:rPr>
+        <w:t>자동승인된 건은 보호자 알림함에 남지만 배지를 울리지 않습니다</w:t>
+      </w:r>
+      <w:r>
+        <w:t>(</w:t>
+      </w:r>
+      <w:r>
+        <w:rPr>
+          <w:rFonts w:ascii="Consolas" w:hAnsi="Consolas" w:eastAsia="Consolas"/>
+          <w:sz w:val="17"/>
+        </w:rPr>
+        <w:t>state:'seen'</w:t>
+      </w:r>
+      <w:r>
+        <w:t>). 일상 결제까지 울리면 알림 스팸이 되고 정작 예외가 묻힙니다. 사후에 훑어보고 이의제기할 수 있도록 기록 자체는 남깁니다.</w:t>
+      </w:r>
+    </w:p>
+    <w:p>
+      <w:pPr>
+        <w:spacing w:before="200" w:after="80"/>
+      </w:pPr>
+      <w:r>
+        <w:rPr>
+          <w:b/>
+          <w:sz w:val="22"/>
+        </w:rPr>
+        <w:t>처음 가는 병원은 정상이어도 알린다</w:t>
+      </w:r>
+    </w:p>
+    <w:p>
+      <w:pPr>
+        <w:spacing w:before="60" w:line="276" w:lineRule="auto"/>
+        <w:ind w:left="227"/>
+      </w:pPr>
+      <w:r>
+        <w:rPr>
+          <w:rFonts w:ascii="Consolas" w:hAnsi="Consolas" w:eastAsia="Consolas"/>
+          <w:sz w:val="16"/>
+        </w:rPr>
+        <w:t>function needAlert(catKey,v){</w:t>
+        <w:br/>
+        <w:t xml:space="preserve">  return v.level!=='normal' || v.action==='hold' || (S.alloc[catKey].registry &amp;&amp; !v.trusted);</w:t>
+        <w:br/>
+        <w:t>}</w:t>
+      </w:r>
+    </w:p>
+    <w:p>
+      <w:r>
+        <w:t xml:space="preserve">신뢰 기관이 아니면 판정이 정상이어도 보호자에게 알립니다. 이것이 없으면 그 결제가 </w:t>
+      </w:r>
+      <w:r>
+        <w:rPr>
+          <w:b/>
+        </w:rPr>
+        <w:t>아무에게도 알려지지 않은 채</w:t>
+      </w:r>
+      <w:r>
+        <w:t xml:space="preserve"> 위임자 승인만 기다리고, 위임자가 판단하지 못하면 영영 멈춥니다.</w:t>
+      </w:r>
+    </w:p>
+    <w:p>
+      <w:pPr>
+        <w:spacing w:before="200" w:after="80"/>
+      </w:pPr>
+      <w:r>
+        <w:rPr>
+          <w:b/>
+          <w:sz w:val="22"/>
+        </w:rPr>
+        <w:t>실측 동작 (2026-10-13)</w:t>
+      </w:r>
+    </w:p>
+    <w:tbl>
+      <w:tblPr>
+        <w:tblStyle w:val="TableGrid"/>
+        <w:tblW w:type="auto" w:w="0"/>
+        <w:jc w:val="left"/>
+        <w:tblLook w:firstColumn="1" w:firstRow="1" w:lastColumn="0" w:lastRow="0" w:noHBand="0" w:noVBand="1" w:val="04A0"/>
+      </w:tblPr>
+      <w:tblGrid>
+        <w:gridCol w:w="1973"/>
+        <w:gridCol w:w="1973"/>
+        <w:gridCol w:w="1973"/>
+        <w:gridCol w:w="1973"/>
+        <w:gridCol w:w="1973"/>
+      </w:tblGrid>
+      <w:tr>
+        <w:tc>
+          <w:tcPr>
+            <w:tcW w:type="dxa" w:w="1973"/>
+          </w:tcPr>
+          <w:p>
+            <w:r>
+              <w:rPr>
+                <w:sz w:val="17"/>
+              </w:rPr>
+            </w:r>
+            <w:r>
+              <w:rPr>
+                <w:b/>
+                <w:sz w:val="17"/>
+              </w:rPr>
+              <w:t>케이스</w:t>
+            </w:r>
+          </w:p>
+        </w:tc>
+        <w:tc>
+          <w:tcPr>
+            <w:tcW w:type="dxa" w:w="1973"/>
+          </w:tcPr>
+          <w:p>
+            <w:r>
+              <w:rPr>
+                <w:sz w:val="17"/>
+              </w:rPr>
+            </w:r>
+            <w:r>
+              <w:rPr>
+                <w:b/>
+                <w:sz w:val="17"/>
+              </w:rPr>
+              <w:t>신뢰</w:t>
+            </w:r>
+          </w:p>
+        </w:tc>
+        <w:tc>
+          <w:tcPr>
+            <w:tcW w:type="dxa" w:w="1973"/>
+          </w:tcPr>
+          <w:p>
+            <w:r>
+              <w:rPr>
+                <w:sz w:val="17"/>
+              </w:rPr>
+            </w:r>
+            <w:r>
+              <w:rPr>
+                <w:b/>
+                <w:sz w:val="17"/>
+              </w:rPr>
+              <w:t>판정</w:t>
+            </w:r>
+          </w:p>
+        </w:tc>
+        <w:tc>
+          <w:tcPr>
+            <w:tcW w:type="dxa" w:w="1973"/>
+          </w:tcPr>
+          <w:p>
+            <w:r>
+              <w:rPr>
+                <w:sz w:val="17"/>
+              </w:rPr>
+            </w:r>
+            <w:r>
+              <w:rPr>
+                <w:b/>
+                <w:sz w:val="17"/>
+              </w:rPr>
+              <w:t>결제 상태</w:t>
+            </w:r>
+          </w:p>
+        </w:tc>
+        <w:tc>
+          <w:tcPr>
+            <w:tcW w:type="dxa" w:w="1973"/>
+          </w:tcPr>
+          <w:p>
+            <w:r>
+              <w:rPr>
+                <w:sz w:val="17"/>
+              </w:rPr>
+            </w:r>
+            <w:r>
+              <w:rPr>
+                <w:b/>
+                <w:sz w:val="17"/>
+              </w:rPr>
+              <w:t>보호자 알림</w:t>
+            </w:r>
+          </w:p>
+        </w:tc>
+      </w:tr>
+      <w:tr>
+        <w:tc>
+          <w:tcPr>
+            <w:tcW w:type="dxa" w:w="1973"/>
+          </w:tcPr>
+          <w:p>
+            <w:r>
+              <w:rPr>
+                <w:sz w:val="17"/>
+              </w:rPr>
+            </w:r>
+            <w:r>
+              <w:rPr>
+                <w:sz w:val="17"/>
+              </w:rPr>
+              <w:t>신뢰기관 8만원</w:t>
+            </w:r>
+          </w:p>
+        </w:tc>
+        <w:tc>
+          <w:tcPr>
+            <w:tcW w:type="dxa" w:w="1973"/>
+          </w:tcPr>
+          <w:p>
+            <w:r>
+              <w:rPr>
+                <w:sz w:val="17"/>
+              </w:rPr>
+            </w:r>
+            <w:r>
+              <w:rPr>
+                <w:sz w:val="17"/>
+              </w:rPr>
+              <w:t>O</w:t>
+            </w:r>
+          </w:p>
+        </w:tc>
+        <w:tc>
+          <w:tcPr>
+            <w:tcW w:type="dxa" w:w="1973"/>
+          </w:tcPr>
+          <w:p>
+            <w:r>
+              <w:rPr>
+                <w:sz w:val="17"/>
+              </w:rPr>
+            </w:r>
+            <w:r>
+              <w:rPr>
+                <w:sz w:val="17"/>
+              </w:rPr>
+              <w:t>approve</w:t>
+            </w:r>
+          </w:p>
+        </w:tc>
+        <w:tc>
+          <w:tcPr>
+            <w:tcW w:type="dxa" w:w="1973"/>
+          </w:tcPr>
+          <w:p>
+            <w:r>
+              <w:rPr>
+                <w:sz w:val="17"/>
+              </w:rPr>
+            </w:r>
+            <w:r>
+              <w:rPr>
+                <w:b/>
+                <w:sz w:val="17"/>
+              </w:rPr>
+              <w:t>즉시 승인</w:t>
+            </w:r>
+          </w:p>
+        </w:tc>
+        <w:tc>
+          <w:tcPr>
+            <w:tcW w:type="dxa" w:w="1973"/>
+          </w:tcPr>
+          <w:p>
+            <w:r>
+              <w:rPr>
+                <w:sz w:val="17"/>
+              </w:rPr>
+            </w:r>
+            <w:r>
+              <w:rPr>
+                <w:sz w:val="17"/>
+              </w:rPr>
+              <w:t>기록만 (배지 없음)</w:t>
+            </w:r>
+          </w:p>
+        </w:tc>
+      </w:tr>
+      <w:tr>
+        <w:tc>
+          <w:tcPr>
+            <w:tcW w:type="dxa" w:w="1973"/>
+          </w:tcPr>
+          <w:p>
+            <w:r>
+              <w:rPr>
+                <w:sz w:val="17"/>
+              </w:rPr>
+            </w:r>
+            <w:r>
+              <w:rPr>
+                <w:sz w:val="17"/>
+              </w:rPr>
+              <w:t xml:space="preserve">신뢰기관 </w:t>
+            </w:r>
+            <w:r>
+              <w:rPr>
+                <w:b/>
+                <w:sz w:val="17"/>
+              </w:rPr>
+              <w:t>30만원</w:t>
+            </w:r>
+          </w:p>
+        </w:tc>
+        <w:tc>
+          <w:tcPr>
+            <w:tcW w:type="dxa" w:w="1973"/>
+          </w:tcPr>
+          <w:p>
+            <w:r>
+              <w:rPr>
+                <w:sz w:val="17"/>
+              </w:rPr>
+            </w:r>
+            <w:r>
+              <w:rPr>
+                <w:sz w:val="17"/>
+              </w:rPr>
+              <w:t>O</w:t>
+            </w:r>
+          </w:p>
+        </w:tc>
+        <w:tc>
+          <w:tcPr>
+            <w:tcW w:type="dxa" w:w="1973"/>
+          </w:tcPr>
+          <w:p>
+            <w:r>
+              <w:rPr>
+                <w:sz w:val="17"/>
+              </w:rPr>
+            </w:r>
+            <w:r>
+              <w:rPr>
+                <w:b/>
+                <w:sz w:val="17"/>
+              </w:rPr>
+              <w:t>hold</w:t>
+            </w:r>
+            <w:r>
+              <w:rPr>
+                <w:sz w:val="17"/>
+              </w:rPr>
+              <w:t xml:space="preserve"> (z=4.58)</w:t>
+            </w:r>
+          </w:p>
+        </w:tc>
+        <w:tc>
+          <w:tcPr>
+            <w:tcW w:type="dxa" w:w="1973"/>
+          </w:tcPr>
+          <w:p>
+            <w:r>
+              <w:rPr>
+                <w:sz w:val="17"/>
+              </w:rPr>
+            </w:r>
+            <w:r>
+              <w:rPr>
+                <w:sz w:val="17"/>
+              </w:rPr>
+              <w:t>보류</w:t>
+            </w:r>
+          </w:p>
+        </w:tc>
+        <w:tc>
+          <w:tcPr>
+            <w:tcW w:type="dxa" w:w="1973"/>
+          </w:tcPr>
+          <w:p>
+            <w:r>
+              <w:rPr>
+                <w:sz w:val="17"/>
+              </w:rPr>
+            </w:r>
+            <w:r>
+              <w:rPr>
+                <w:sz w:val="17"/>
+              </w:rPr>
+              <w:t>울림</w:t>
+            </w:r>
+          </w:p>
+        </w:tc>
+      </w:tr>
+      <w:tr>
+        <w:tc>
+          <w:tcPr>
+            <w:tcW w:type="dxa" w:w="1973"/>
+          </w:tcPr>
+          <w:p>
+            <w:r>
+              <w:rPr>
+                <w:sz w:val="17"/>
+              </w:rPr>
+            </w:r>
+            <w:r>
+              <w:rPr>
+                <w:sz w:val="17"/>
+              </w:rPr>
+              <w:t>처음 가는 병원 8만원</w:t>
+            </w:r>
+          </w:p>
+        </w:tc>
+        <w:tc>
+          <w:tcPr>
+            <w:tcW w:type="dxa" w:w="1973"/>
+          </w:tcPr>
+          <w:p>
+            <w:r>
+              <w:rPr>
+                <w:sz w:val="17"/>
+              </w:rPr>
+            </w:r>
+            <w:r>
+              <w:rPr>
+                <w:sz w:val="17"/>
+              </w:rPr>
+              <w:t>—</w:t>
+            </w:r>
+          </w:p>
+        </w:tc>
+        <w:tc>
+          <w:tcPr>
+            <w:tcW w:type="dxa" w:w="1973"/>
+          </w:tcPr>
+          <w:p>
+            <w:r>
+              <w:rPr>
+                <w:sz w:val="17"/>
+              </w:rPr>
+            </w:r>
+            <w:r>
+              <w:rPr>
+                <w:sz w:val="17"/>
+              </w:rPr>
+              <w:t>approve</w:t>
+            </w:r>
+          </w:p>
+        </w:tc>
+        <w:tc>
+          <w:tcPr>
+            <w:tcW w:type="dxa" w:w="1973"/>
+          </w:tcPr>
+          <w:p>
+            <w:r>
+              <w:rPr>
+                <w:sz w:val="17"/>
+              </w:rPr>
+            </w:r>
+            <w:r>
+              <w:rPr>
+                <w:sz w:val="17"/>
+              </w:rPr>
+              <w:t>승인 대기</w:t>
+            </w:r>
+          </w:p>
+        </w:tc>
+        <w:tc>
+          <w:tcPr>
+            <w:tcW w:type="dxa" w:w="1973"/>
+          </w:tcPr>
+          <w:p>
+            <w:r>
+              <w:rPr>
+                <w:sz w:val="17"/>
+              </w:rPr>
+            </w:r>
+            <w:r>
+              <w:rPr>
+                <w:b/>
+                <w:sz w:val="17"/>
+              </w:rPr>
+              <w:t>"처음 결제하는 병원"</w:t>
+            </w:r>
+          </w:p>
+        </w:tc>
+      </w:tr>
+      <w:tr>
+        <w:tc>
+          <w:tcPr>
+            <w:tcW w:type="dxa" w:w="1973"/>
+          </w:tcPr>
+          <w:p>
+            <w:r>
+              <w:rPr>
+                <w:sz w:val="17"/>
+              </w:rPr>
+            </w:r>
+            <w:r>
+              <w:rPr>
+                <w:sz w:val="17"/>
+              </w:rPr>
+              <w:t>미등록(사칭) 9만원</w:t>
+            </w:r>
+          </w:p>
+        </w:tc>
+        <w:tc>
+          <w:tcPr>
+            <w:tcW w:type="dxa" w:w="1973"/>
+          </w:tcPr>
+          <w:p>
+            <w:r>
+              <w:rPr>
+                <w:sz w:val="17"/>
+              </w:rPr>
+            </w:r>
+            <w:r>
+              <w:rPr>
+                <w:sz w:val="17"/>
+              </w:rPr>
+              <w:t>—</w:t>
+            </w:r>
+          </w:p>
+        </w:tc>
+        <w:tc>
+          <w:tcPr>
+            <w:tcW w:type="dxa" w:w="1973"/>
+          </w:tcPr>
+          <w:p>
+            <w:r>
+              <w:rPr>
+                <w:sz w:val="17"/>
+              </w:rPr>
+            </w:r>
+            <w:r>
+              <w:rPr>
+                <w:sz w:val="17"/>
+              </w:rPr>
+              <w:t>hold</w:t>
+            </w:r>
+          </w:p>
+        </w:tc>
+        <w:tc>
+          <w:tcPr>
+            <w:tcW w:type="dxa" w:w="1973"/>
+          </w:tcPr>
+          <w:p>
+            <w:r>
+              <w:rPr>
+                <w:sz w:val="17"/>
+              </w:rPr>
+            </w:r>
+            <w:r>
+              <w:rPr>
+                <w:sz w:val="17"/>
+              </w:rPr>
+              <w:t>보류</w:t>
+            </w:r>
+          </w:p>
+        </w:tc>
+        <w:tc>
+          <w:tcPr>
+            <w:tcW w:type="dxa" w:w="1973"/>
+          </w:tcPr>
+          <w:p>
+            <w:r>
+              <w:rPr>
+                <w:sz w:val="17"/>
+              </w:rPr>
+            </w:r>
+            <w:r>
+              <w:rPr>
+                <w:sz w:val="17"/>
+              </w:rPr>
+              <w:t>울림</w:t>
+            </w:r>
+          </w:p>
+        </w:tc>
+      </w:tr>
+      <w:tr>
+        <w:tc>
+          <w:tcPr>
+            <w:tcW w:type="dxa" w:w="1973"/>
+          </w:tcPr>
+          <w:p>
+            <w:r>
+              <w:rPr>
+                <w:sz w:val="17"/>
+              </w:rPr>
+            </w:r>
+            <w:r>
+              <w:rPr>
+                <w:sz w:val="17"/>
+              </w:rPr>
+              <w:t>공과금 6만원</w:t>
+            </w:r>
+          </w:p>
+        </w:tc>
+        <w:tc>
+          <w:tcPr>
+            <w:tcW w:type="dxa" w:w="1973"/>
+          </w:tcPr>
+          <w:p>
+            <w:r>
+              <w:rPr>
+                <w:sz w:val="17"/>
+              </w:rPr>
+            </w:r>
+            <w:r>
+              <w:rPr>
+                <w:sz w:val="17"/>
+              </w:rPr>
+              <w:t>—</w:t>
+            </w:r>
+          </w:p>
+        </w:tc>
+        <w:tc>
+          <w:tcPr>
+            <w:tcW w:type="dxa" w:w="1973"/>
+          </w:tcPr>
+          <w:p>
+            <w:r>
+              <w:rPr>
+                <w:sz w:val="17"/>
+              </w:rPr>
+            </w:r>
+            <w:r>
+              <w:rPr>
+                <w:sz w:val="17"/>
+              </w:rPr>
+              <w:t>approve</w:t>
+            </w:r>
+          </w:p>
+        </w:tc>
+        <w:tc>
+          <w:tcPr>
+            <w:tcW w:type="dxa" w:w="1973"/>
+          </w:tcPr>
+          <w:p>
+            <w:r>
+              <w:rPr>
+                <w:sz w:val="17"/>
+              </w:rPr>
+            </w:r>
+            <w:r>
+              <w:rPr>
+                <w:b/>
+                <w:sz w:val="17"/>
+              </w:rPr>
+              <w:t>즉시 승인</w:t>
+            </w:r>
+          </w:p>
+        </w:tc>
+        <w:tc>
+          <w:tcPr>
+            <w:tcW w:type="dxa" w:w="1973"/>
+          </w:tcPr>
+          <w:p>
+            <w:r>
+              <w:rPr>
+                <w:sz w:val="17"/>
+              </w:rPr>
+            </w:r>
+            <w:r>
+              <w:rPr>
+                <w:sz w:val="17"/>
+              </w:rPr>
+              <w:t>기록만</w:t>
+            </w:r>
+          </w:p>
+        </w:tc>
+      </w:tr>
+    </w:tbl>
+    <w:p>
+      <w:pPr>
+        <w:spacing w:after="40"/>
+      </w:pPr>
     </w:p>
     <w:p>
       <w:pPr>
@@ -13100,7 +14988,7 @@
               <w:rPr>
                 <w:sz w:val="17"/>
               </w:rPr>
-              <w:t>예외 건만 올라옴. 새 알림 수 배지 표시</w:t>
+              <w:t>예외 건은 배지를 울리고, 자동승인 건은 조용히 기록만</w:t>
             </w:r>
           </w:p>
         </w:tc>
@@ -13121,7 +15009,7 @@
                 <w:b/>
                 <w:sz w:val="17"/>
               </w:rPr>
-              <w:t>이의제기</w:t>
+              <w:t>이의제기 (보류 중)</w:t>
             </w:r>
           </w:p>
         </w:tc>
@@ -13170,9 +15058,10 @@
             </w:r>
             <w:r>
               <w:rPr>
-                <w:sz w:val="17"/>
-              </w:rPr>
-              <w:t>확인(ack)</w:t>
+                <w:b/>
+                <w:sz w:val="17"/>
+              </w:rPr>
+              <w:t>이의제기 (이미 나간 건)</w:t>
             </w:r>
           </w:p>
         </w:tc>
@@ -13188,9 +15077,16 @@
             </w:r>
             <w:r>
               <w:rPr>
-                <w:sz w:val="17"/>
-              </w:rPr>
-              <w:t>문제없음으로 닫기</w:t>
+                <w:b/>
+                <w:sz w:val="17"/>
+              </w:rPr>
+              <w:t>장부 롤백 + 신뢰 해제 + 온체인 증거 고정</w:t>
+            </w:r>
+            <w:r>
+              <w:rPr>
+                <w:sz w:val="17"/>
+              </w:rPr>
+              <w:t xml:space="preserve"> — 아래 참조</w:t>
             </w:r>
           </w:p>
         </w:tc>
@@ -13210,6 +15106,44 @@
               <w:rPr>
                 <w:sz w:val="17"/>
               </w:rPr>
+              <w:t>확인(ack)</w:t>
+            </w:r>
+          </w:p>
+        </w:tc>
+        <w:tc>
+          <w:tcPr>
+            <w:tcW w:type="dxa" w:w="4933"/>
+          </w:tcPr>
+          <w:p>
+            <w:r>
+              <w:rPr>
+                <w:sz w:val="17"/>
+              </w:rPr>
+            </w:r>
+            <w:r>
+              <w:rPr>
+                <w:sz w:val="17"/>
+              </w:rPr>
+              <w:t>문제없음으로 닫기</w:t>
+            </w:r>
+          </w:p>
+        </w:tc>
+      </w:tr>
+      <w:tr>
+        <w:tc>
+          <w:tcPr>
+            <w:tcW w:type="dxa" w:w="4933"/>
+          </w:tcPr>
+          <w:p>
+            <w:r>
+              <w:rPr>
+                <w:sz w:val="17"/>
+              </w:rPr>
+            </w:r>
+            <w:r>
+              <w:rPr>
+                <w:sz w:val="17"/>
+              </w:rPr>
               <w:t>온체인</w:t>
             </w:r>
           </w:p>
@@ -13256,6 +15190,19 @@
                 <w:sz w:val="17"/>
               </w:rPr>
               <w:t>guardianAcknowledged</w:t>
+            </w:r>
+            <w:r>
+              <w:rPr>
+                <w:sz w:val="17"/>
+              </w:rPr>
+              <w:t xml:space="preserve"> / </w:t>
+            </w:r>
+            <w:r>
+              <w:rPr>
+                <w:rFonts w:ascii="Consolas" w:hAnsi="Consolas" w:eastAsia="Consolas"/>
+                <w:sz w:val="17"/>
+              </w:rPr>
+              <w:t>paymentDisputed</w:t>
             </w:r>
           </w:p>
         </w:tc>
@@ -13278,6 +15225,141 @@
       </w:r>
       <w:r>
         <w:t>이 핵심입니다.</w:t>
+      </w:r>
+    </w:p>
+    <w:p>
+      <w:pPr>
+        <w:spacing w:before="200" w:after="80"/>
+      </w:pPr>
+      <w:r>
+        <w:rPr>
+          <w:b/>
+          <w:sz w:val="22"/>
+        </w:rPr>
+        <w:t>사후 되돌리기 — 이미 집행된 건</w:t>
+      </w:r>
+    </w:p>
+    <w:p>
+      <w:r>
+        <w:t>자동승인을 늘리면 "막지 못하고 알림만 가는" 건이 생깁니다. 그 대가를 받는 장치입니다.</w:t>
+      </w:r>
+    </w:p>
+    <w:p>
+      <w:pPr>
+        <w:spacing w:before="60" w:line="276" w:lineRule="auto"/>
+        <w:ind w:left="227"/>
+      </w:pPr>
+      <w:r>
+        <w:rPr>
+          <w:rFonts w:ascii="Consolas" w:hAnsi="Consolas" w:eastAsia="Consolas"/>
+          <w:sz w:val="16"/>
+        </w:rPr>
+        <w:t>집행된 건에 이의제기</w:t>
+        <w:br/>
+        <w:t xml:space="preserve">  → 상태 disputed</w:t>
+        <w:br/>
+        <w:t xml:space="preserve">  → 위임 풀 잔액 · 월 사용액 롤백</w:t>
+        <w:br/>
+        <w:t xml:space="preserve">  → 신뢰 기관에서 해제 (그 병원은 다시 확인을 거침)</w:t>
+        <w:br/>
+        <w:t xml:space="preserve">  → 대리인 의심 전환 (이후 보호자 알림 비통지)</w:t>
+        <w:br/>
+        <w:t xml:space="preserve">  → paymentDisputed 온체인 기록</w:t>
+      </w:r>
+    </w:p>
+    <w:p>
+      <w:r>
+        <w:rPr>
+          <w:b/>
+        </w:rPr>
+        <w:t>한도 롤백이 중요한 이유</w:t>
+      </w:r>
+      <w:r>
+        <w:t xml:space="preserve">는 성능평가에서 나왔습니다. '월 한도 초과' 보류 160건 중 </w:t>
+      </w:r>
+      <w:r>
+        <w:rPr>
+          <w:b/>
+        </w:rPr>
+        <w:t>120건이 사기가 한도를 먼저 소진해 뒤따르는 정상 결제가 막힌 연쇄</w:t>
+      </w:r>
+      <w:r>
+        <w:t>입니다. 사기의 2차 피해가 *"어머니가 정작 필요한 병원비를 못 쓰는 것"* 으로 나타나고, 롤백이 그 연쇄를 끊습니다.</w:t>
+      </w:r>
+    </w:p>
+    <w:p>
+      <w:r>
+        <w:rPr>
+          <w:b/>
+        </w:rPr>
+        <w:t>구조화 탐지가 봐야 할 공격 패턴 증거(`S.recent`)는 지우지 않습니다.</w:t>
+      </w:r>
+    </w:p>
+    <w:p>
+      <w:r>
+        <w:t xml:space="preserve">⚠ </w:t>
+      </w:r>
+      <w:r>
+        <w:rPr>
+          <w:b/>
+        </w:rPr>
+        <w:t>앱은 돈을 되찾지 못합니다.</w:t>
+      </w:r>
+      <w:r>
+        <w:t xml:space="preserve"> 카드 거래취소·착오송금 반환은 은행 분쟁처리와 가맹점 동의 또는 법적 절차가 필요합니다. 앱은 </w:t>
+      </w:r>
+      <w:r>
+        <w:rPr>
+          <w:b/>
+        </w:rPr>
+        <w:t>확산을 끊고, 장부를 정리하고, 증거를 고정하는 데까지</w:t>
+      </w:r>
+      <w:r>
+        <w:t xml:space="preserve">만 합니다. 그래서 </w:t>
+      </w:r>
+      <w:r>
+        <w:rPr>
+          <w:b/>
+        </w:rPr>
+        <w:t>빨리 잡는 것</w:t>
+      </w:r>
+      <w:r>
+        <w:t>이 중요합니다 — 가맹점 정산 전이면 취소가 쉽고, 후면 어렵습니다. 성능평가의 *"차단 시점 2.4 → 2.0번째, 유출액 29% 감소"* 가 정확히 이 가치입니다.</w:t>
+      </w:r>
+    </w:p>
+    <w:p>
+      <w:pPr>
+        <w:ind w:left="283"/>
+      </w:pPr>
+      <w:r>
+        <w:rPr>
+          <w:b/>
+          <w:i/>
+          <w:sz w:val="18"/>
+        </w:rPr>
+        <w:t>블록체인을 쓰는 이유가 여기서 완성됩니다.</w:t>
+      </w:r>
+      <w:r>
+        <w:rPr>
+          <w:i/>
+          <w:sz w:val="18"/>
+        </w:rPr>
+        <w:t xml:space="preserve"> 그동안 온체인 기록은 "기록한다"에서 끝났습니다. 사후 이의제기는 그 기록이 </w:t>
+      </w:r>
+      <w:r>
+        <w:rPr>
+          <w:b/>
+          <w:i/>
+          <w:sz w:val="18"/>
+        </w:rPr>
+        <w:t>실제로 쓰이는 장면</w:t>
+      </w:r>
+      <w:r>
+        <w:rPr>
+          <w:i/>
+          <w:sz w:val="18"/>
+        </w:rPr>
+        <w:t>입니다 — 가족 간 분쟁에서 "내가 승인했다/안 했다"가 다툼이 될 때, 은행 DB는 운영자가 고칠 수 있어 증거력이 약하지만 결제 시점에 체인에 박힌 해시는 누구도 바꿀 수 없습니다.</w:t>
       </w:r>
     </w:p>
     <w:p>
@@ -15257,9 +17339,10 @@
             </w:r>
             <w:r>
               <w:rPr>
-                <w:sz w:val="17"/>
-              </w:rPr>
-              <w:t>평소 결제는 마찰 없이 통과</w:t>
+                <w:b/>
+                <w:sz w:val="17"/>
+              </w:rPr>
+              <w:t>신뢰 기관이라 묻지 않고 즉시 승인</w:t>
             </w:r>
           </w:p>
         </w:tc>
@@ -16367,7 +18450,14 @@
               <w:rPr>
                 <w:sz w:val="17"/>
               </w:rPr>
-              <w:t>예외 건만 아들에게. 이의제기하면 실제로 보류</w:t>
+              <w:t xml:space="preserve">예외 건만 아들에게. 보류 건은 묶고, </w:t>
+            </w:r>
+            <w:r>
+              <w:rPr>
+                <w:b/>
+                <w:sz w:val="17"/>
+              </w:rPr>
+              <w:t>집행된 건은 장부 롤백</w:t>
             </w:r>
           </w:p>
         </w:tc>
@@ -17041,7 +19131,15 @@
           <w:b/>
           <w:sz w:val="22"/>
         </w:rPr>
-        <w:t>6 → 7. 사칭을 두 겹으로 막는다</w:t>
+        <w:t>4 → 12. "묻지 않는다"와 "그래도 잡는다"를 붙여서</w:t>
+      </w:r>
+    </w:p>
+    <w:p>
+      <w:r>
+        <w:rPr>
+          <w:b/>
+        </w:rPr>
+        <w:t>이 두 개를 연달아 보여주는 것이 이 서비스의 핵심입니다.</w:t>
       </w:r>
     </w:p>
     <w:tbl>
@@ -17084,6 +19182,331 @@
                 <w:b/>
                 <w:sz w:val="17"/>
               </w:rPr>
+              <w:t>시나리오 4</w:t>
+            </w:r>
+          </w:p>
+        </w:tc>
+        <w:tc>
+          <w:tcPr>
+            <w:tcW w:type="dxa" w:w="3289"/>
+          </w:tcPr>
+          <w:p>
+            <w:r>
+              <w:rPr>
+                <w:sz w:val="17"/>
+              </w:rPr>
+            </w:r>
+            <w:r>
+              <w:rPr>
+                <w:b/>
+                <w:sz w:val="17"/>
+              </w:rPr>
+              <w:t>시나리오 12</w:t>
+            </w:r>
+          </w:p>
+        </w:tc>
+      </w:tr>
+      <w:tr>
+        <w:tc>
+          <w:tcPr>
+            <w:tcW w:type="dxa" w:w="3289"/>
+          </w:tcPr>
+          <w:p>
+            <w:r>
+              <w:rPr>
+                <w:sz w:val="17"/>
+              </w:rPr>
+            </w:r>
+            <w:r>
+              <w:rPr>
+                <w:sz w:val="17"/>
+              </w:rPr>
+              <w:t>결제처</w:t>
+            </w:r>
+          </w:p>
+        </w:tc>
+        <w:tc>
+          <w:tcPr>
+            <w:tcW w:type="dxa" w:w="3289"/>
+          </w:tcPr>
+          <w:p>
+            <w:r>
+              <w:rPr>
+                <w:sz w:val="17"/>
+              </w:rPr>
+            </w:r>
+            <w:r>
+              <w:rPr>
+                <w:sz w:val="17"/>
+              </w:rPr>
+              <w:t>대구의료원</w:t>
+            </w:r>
+          </w:p>
+        </w:tc>
+        <w:tc>
+          <w:tcPr>
+            <w:tcW w:type="dxa" w:w="3289"/>
+          </w:tcPr>
+          <w:p>
+            <w:r>
+              <w:rPr>
+                <w:sz w:val="17"/>
+              </w:rPr>
+            </w:r>
+            <w:r>
+              <w:rPr>
+                <w:b/>
+                <w:sz w:val="17"/>
+              </w:rPr>
+              <w:t>대구의료원 (같은 곳)</w:t>
+            </w:r>
+          </w:p>
+        </w:tc>
+      </w:tr>
+      <w:tr>
+        <w:tc>
+          <w:tcPr>
+            <w:tcW w:type="dxa" w:w="3289"/>
+          </w:tcPr>
+          <w:p>
+            <w:r>
+              <w:rPr>
+                <w:sz w:val="17"/>
+              </w:rPr>
+            </w:r>
+            <w:r>
+              <w:rPr>
+                <w:sz w:val="17"/>
+              </w:rPr>
+              <w:t>신뢰 기관</w:t>
+            </w:r>
+          </w:p>
+        </w:tc>
+        <w:tc>
+          <w:tcPr>
+            <w:tcW w:type="dxa" w:w="3289"/>
+          </w:tcPr>
+          <w:p>
+            <w:r>
+              <w:rPr>
+                <w:sz w:val="17"/>
+              </w:rPr>
+            </w:r>
+            <w:r>
+              <w:rPr>
+                <w:sz w:val="17"/>
+              </w:rPr>
+              <w:t>✅</w:t>
+            </w:r>
+          </w:p>
+        </w:tc>
+        <w:tc>
+          <w:tcPr>
+            <w:tcW w:type="dxa" w:w="3289"/>
+          </w:tcPr>
+          <w:p>
+            <w:r>
+              <w:rPr>
+                <w:sz w:val="17"/>
+              </w:rPr>
+            </w:r>
+            <w:r>
+              <w:rPr>
+                <w:sz w:val="17"/>
+              </w:rPr>
+              <w:t>✅</w:t>
+            </w:r>
+          </w:p>
+        </w:tc>
+      </w:tr>
+      <w:tr>
+        <w:tc>
+          <w:tcPr>
+            <w:tcW w:type="dxa" w:w="3289"/>
+          </w:tcPr>
+          <w:p>
+            <w:r>
+              <w:rPr>
+                <w:sz w:val="17"/>
+              </w:rPr>
+            </w:r>
+            <w:r>
+              <w:rPr>
+                <w:sz w:val="17"/>
+              </w:rPr>
+              <w:t>결과</w:t>
+            </w:r>
+          </w:p>
+        </w:tc>
+        <w:tc>
+          <w:tcPr>
+            <w:tcW w:type="dxa" w:w="3289"/>
+          </w:tcPr>
+          <w:p>
+            <w:r>
+              <w:rPr>
+                <w:sz w:val="17"/>
+              </w:rPr>
+            </w:r>
+            <w:r>
+              <w:rPr>
+                <w:b/>
+                <w:sz w:val="17"/>
+              </w:rPr>
+              <w:t>즉시 승인. 아무것도 묻지 않음</w:t>
+            </w:r>
+          </w:p>
+        </w:tc>
+        <w:tc>
+          <w:tcPr>
+            <w:tcW w:type="dxa" w:w="3289"/>
+          </w:tcPr>
+          <w:p>
+            <w:r>
+              <w:rPr>
+                <w:sz w:val="17"/>
+              </w:rPr>
+            </w:r>
+            <w:r>
+              <w:rPr>
+                <w:b/>
+                <w:sz w:val="17"/>
+              </w:rPr>
+              <w:t>보류</w:t>
+            </w:r>
+          </w:p>
+        </w:tc>
+      </w:tr>
+      <w:tr>
+        <w:tc>
+          <w:tcPr>
+            <w:tcW w:type="dxa" w:w="3289"/>
+          </w:tcPr>
+          <w:p>
+            <w:r>
+              <w:rPr>
+                <w:sz w:val="17"/>
+              </w:rPr>
+            </w:r>
+            <w:r>
+              <w:rPr>
+                <w:sz w:val="17"/>
+              </w:rPr>
+              <w:t>이유</w:t>
+            </w:r>
+          </w:p>
+        </w:tc>
+        <w:tc>
+          <w:tcPr>
+            <w:tcW w:type="dxa" w:w="3289"/>
+          </w:tcPr>
+          <w:p>
+            <w:r>
+              <w:rPr>
+                <w:sz w:val="17"/>
+              </w:rPr>
+            </w:r>
+            <w:r>
+              <w:rPr>
+                <w:sz w:val="17"/>
+              </w:rPr>
+              <w:t>평소 금액·한도 안</w:t>
+            </w:r>
+          </w:p>
+        </w:tc>
+        <w:tc>
+          <w:tcPr>
+            <w:tcW w:type="dxa" w:w="3289"/>
+          </w:tcPr>
+          <w:p>
+            <w:r>
+              <w:rPr>
+                <w:sz w:val="17"/>
+              </w:rPr>
+            </w:r>
+            <w:r>
+              <w:rPr>
+                <w:sz w:val="17"/>
+              </w:rPr>
+              <w:t>한도 아래로 쪼개는 패턴</w:t>
+            </w:r>
+          </w:p>
+        </w:tc>
+      </w:tr>
+    </w:tbl>
+    <w:p>
+      <w:pPr>
+        <w:spacing w:after="40"/>
+      </w:pPr>
+    </w:p>
+    <w:p>
+      <w:r>
+        <w:t>*"믿는 병원은 묻지 않습니다. 그런데 믿는 병원에서도 쪼개면 잡습니다 — 저희가 면제한 것은 결제처 축 하나뿐이고, 금액·빈도·한도는 신뢰 기관에서도 그대로 돌기 때문입니다."*</w:t>
+      </w:r>
+    </w:p>
+    <w:p>
+      <w:r>
+        <w:t xml:space="preserve">4번만 보여주면 *"그럼 그 병원에서 마음대로 쓰면 되지 않나요"* 가 바로 들어옵니다. 12번만 보여주면 *"치매 환자가 매번 승인을 어떻게 하나요"* 가 들어옵니다. </w:t>
+      </w:r>
+      <w:r>
+        <w:rPr>
+          <w:b/>
+        </w:rPr>
+        <w:t>둘은 한 쌍입니다.</w:t>
+      </w:r>
+    </w:p>
+    <w:p>
+      <w:pPr>
+        <w:spacing w:before="200" w:after="80"/>
+      </w:pPr>
+      <w:r>
+        <w:rPr>
+          <w:b/>
+          <w:sz w:val="22"/>
+        </w:rPr>
+        <w:t>6 → 7. 사칭을 두 겹으로 막는다</w:t>
+      </w:r>
+    </w:p>
+    <w:tbl>
+      <w:tblPr>
+        <w:tblStyle w:val="TableGrid"/>
+        <w:tblW w:type="auto" w:w="0"/>
+        <w:jc w:val="left"/>
+        <w:tblLook w:firstColumn="1" w:firstRow="1" w:lastColumn="0" w:lastRow="0" w:noHBand="0" w:noVBand="1" w:val="04A0"/>
+      </w:tblPr>
+      <w:tblGrid>
+        <w:gridCol w:w="3289"/>
+        <w:gridCol w:w="3289"/>
+        <w:gridCol w:w="3289"/>
+      </w:tblGrid>
+      <w:tr>
+        <w:tc>
+          <w:tcPr>
+            <w:tcW w:type="dxa" w:w="3289"/>
+          </w:tcPr>
+          <w:p>
+            <w:r>
+              <w:rPr>
+                <w:sz w:val="17"/>
+              </w:rPr>
+            </w:r>
+          </w:p>
+        </w:tc>
+        <w:tc>
+          <w:tcPr>
+            <w:tcW w:type="dxa" w:w="3289"/>
+          </w:tcPr>
+          <w:p>
+            <w:r>
+              <w:rPr>
+                <w:sz w:val="17"/>
+              </w:rPr>
+            </w:r>
+            <w:r>
+              <w:rPr>
+                <w:b/>
+                <w:sz w:val="17"/>
+              </w:rPr>
               <w:t>수법</w:t>
             </w:r>
           </w:p>
@@ -17314,6 +19737,123 @@
                 <w:sz w:val="17"/>
               </w:rPr>
               <w:t>내용</w:t>
+            </w:r>
+          </w:p>
+        </w:tc>
+      </w:tr>
+      <w:tr>
+        <w:tc>
+          <w:tcPr>
+            <w:tcW w:type="dxa" w:w="4933"/>
+          </w:tcPr>
+          <w:p>
+            <w:r>
+              <w:rPr>
+                <w:sz w:val="17"/>
+              </w:rPr>
+            </w:r>
+            <w:r>
+              <w:rPr>
+                <w:b/>
+                <w:sz w:val="17"/>
+              </w:rPr>
+              <w:t>4번 흐름이 바뀌었습니다</w:t>
+            </w:r>
+          </w:p>
+        </w:tc>
+        <w:tc>
+          <w:tcPr>
+            <w:tcW w:type="dxa" w:w="4933"/>
+          </w:tcPr>
+          <w:p>
+            <w:r>
+              <w:rPr>
+                <w:sz w:val="17"/>
+              </w:rPr>
+            </w:r>
+            <w:r>
+              <w:rPr>
+                <w:sz w:val="17"/>
+              </w:rPr>
+              <w:t xml:space="preserve">결제 요청을 보내면 </w:t>
+            </w:r>
+            <w:r>
+              <w:rPr>
+                <w:b/>
+                <w:sz w:val="17"/>
+              </w:rPr>
+              <w:t>승인 대기 화면 없이 바로 승인</w:t>
+            </w:r>
+            <w:r>
+              <w:rPr>
+                <w:sz w:val="17"/>
+              </w:rPr>
+              <w:t>됩니다. 대구의료원이 신뢰 기관이기 때문입니다. 예전 대본의 "어머니 화면으로 전환해 승인" 단계가 없습니다</w:t>
+            </w:r>
+          </w:p>
+        </w:tc>
+      </w:tr>
+      <w:tr>
+        <w:tc>
+          <w:tcPr>
+            <w:tcW w:type="dxa" w:w="4933"/>
+          </w:tcPr>
+          <w:p>
+            <w:r>
+              <w:rPr>
+                <w:sz w:val="17"/>
+              </w:rPr>
+            </w:r>
+            <w:r>
+              <w:rPr>
+                <w:b/>
+                <w:sz w:val="17"/>
+              </w:rPr>
+              <w:t>신뢰 기관 보여주기</w:t>
+            </w:r>
+          </w:p>
+        </w:tc>
+        <w:tc>
+          <w:tcPr>
+            <w:tcW w:type="dxa" w:w="4933"/>
+          </w:tcPr>
+          <w:p>
+            <w:r>
+              <w:rPr>
+                <w:sz w:val="17"/>
+              </w:rPr>
+            </w:r>
+            <w:r>
+              <w:rPr>
+                <w:sz w:val="17"/>
+              </w:rPr>
+              <w:t xml:space="preserve">위임 설정 화면의 </w:t>
+            </w:r>
+            <w:r>
+              <w:rPr>
+                <w:b/>
+                <w:sz w:val="17"/>
+              </w:rPr>
+              <w:t>"자주 가는 병원 · 확인 없이 결제"</w:t>
+            </w:r>
+            <w:r>
+              <w:rPr>
+                <w:sz w:val="17"/>
+              </w:rPr>
+              <w:t xml:space="preserve"> 카드에 대구의료원(14회)·경북대학교병원(5회)이 </w:t>
+            </w:r>
+            <w:r>
+              <w:rPr>
+                <w:b/>
+                <w:sz w:val="17"/>
+              </w:rPr>
+              <w:t>이미 들어가 있습니다.</w:t>
+            </w:r>
+            <w:r>
+              <w:rPr>
+                <w:sz w:val="17"/>
+              </w:rPr>
+              <w:t xml:space="preserve"> *"어머니가 위임 전부터 다니던 병원이라 은행 거래내역에서 자동으로 들어옵니다"* 로 설명하면 콜드스타트 질문이 같이 닫힙니다</w:t>
             </w:r>
           </w:p>
         </w:tc>

--- a/기능설명서/배포본/CarePass_기능설명서.docx
+++ b/기능설명서/배포본/CarePass_기능설명서.docx
@@ -7401,63 +7401,21 @@
           <w:b/>
           <w:sz w:val="22"/>
         </w:rPr>
-        <w:t>기준 분포</w:t>
+        <w:t>기준 분포 — μ·σ는 어디서 오는가</w:t>
       </w:r>
     </w:p>
     <w:p>
       <w:r>
-        <w:t xml:space="preserve">평소 결제 분포는 </w:t>
+        <w:t xml:space="preserve">화면의 μ=96,786 · σ=44,396은 </w:t>
       </w:r>
       <w:r>
         <w:rPr>
           <w:b/>
         </w:rPr>
-        <w:t>로그정규(중앙값 85,000 · σ_log 0.45)</w:t>
-      </w:r>
-      <w:r>
-        <w:t xml:space="preserve"> 로 생성합니다. 초기에는 정규분포를 2만~19만으로 잘라 썼는데, </w:t>
-      </w:r>
-      <w:r>
-        <w:rPr>
-          <w:b/>
-        </w:rPr>
-        <w:t>절단은 σ를 과소추정시켜 z를 부풀립니다</w:t>
-      </w:r>
-      <w:r>
-        <w:t>(= 오탐 증가). 평가셋과 같은 분포로 교체한 뒤 σ가 32,155 → 44,396(+38%)로 올라갔습니다.</w:t>
-      </w:r>
-    </w:p>
-    <w:p>
-      <w:pPr>
-        <w:spacing w:before="280" w:after="80"/>
-      </w:pPr>
-      <w:r>
-        <w:rPr>
-          <w:b/>
-          <w:color w:val="111111"/>
-          <w:sz w:val="26"/>
-        </w:rPr>
-        <w:t>2. 구조화(한도 회피) 탐지 — 킬러 차별점</w:t>
-      </w:r>
-    </w:p>
-    <w:p>
-      <w:pPr>
-        <w:ind w:left="283"/>
-      </w:pPr>
-      <w:r>
-        <w:rPr>
-          <w:i/>
-          <w:sz w:val="18"/>
-        </w:rPr>
-        <w:t xml:space="preserve">*"사기범이 한도 바로 아래로 쪼개서 결제하면?"* 에 대한 답입니다. 금액 하나만 보는 z-score로는 </w:t>
-      </w:r>
-      <w:r>
-        <w:rPr>
-          <w:b/>
-          <w:i/>
-          <w:sz w:val="18"/>
-        </w:rPr>
-        <w:t>절대 안 잡힙니다.</w:t>
+        <w:t>실측값이 아니라 합성 이력 42건의 표본통계</w:t>
+      </w:r>
+      <w:r>
+        <w:t>입니다. 출처 사슬은 이렇습니다.</w:t>
       </w:r>
     </w:p>
     <w:p>
@@ -7470,11 +7428,21 @@
           <w:rFonts w:ascii="Consolas" w:hAnsi="Consolas" w:eastAsia="Consolas"/>
           <w:sz w:val="16"/>
         </w:rPr>
-        <w:t>const STRUCT_WINDOW_DAYS = 7;   // 관찰 창</w:t>
+        <w:t>μ=96,786 / σ=44,396</w:t>
         <w:br/>
-        <w:t>const STRUCT_NEAR        = 0.9; // 건당 한도의 90% 이상이면 "한도 근접"</w:t>
+        <w:t xml:space="preserve">   ↑ 합성 이력 42건의 표본통계 (stats())</w:t>
         <w:br/>
-        <w:t>const STRUCT_MIN         = 3;   // 창 안에 3회 이상이면 적중</w:t>
+        <w:t xml:space="preserve">   ↑ 로그정규(중앙값 85,000 · σ_log 0.45) · 고정 시드 rng(20260909)</w:t>
+        <w:br/>
+        <w:t xml:space="preserve">   ↑ eval/gen_dataset.py:61  HOSP_MEDIAN, HOSP_SIGMA = 85_000, 0.45</w:t>
+      </w:r>
+    </w:p>
+    <w:p>
+      <w:r>
+        <w:rPr>
+          <w:b/>
+        </w:rPr>
+        <w:t>근거가 있는 부분과 없는 부분을 갈라서 말해야 합니다.</w:t>
       </w:r>
     </w:p>
     <w:tbl>
@@ -7499,31 +7467,24 @@
                 <w:sz w:val="17"/>
               </w:rPr>
             </w:r>
+          </w:p>
+        </w:tc>
+        <w:tc>
+          <w:tcPr>
+            <w:tcW w:type="dxa" w:w="4933"/>
+          </w:tcPr>
+          <w:p>
+            <w:r>
+              <w:rPr>
+                <w:sz w:val="17"/>
+              </w:rPr>
+            </w:r>
             <w:r>
               <w:rPr>
                 <w:b/>
                 <w:sz w:val="17"/>
               </w:rPr>
-              <w:t>판정</w:t>
-            </w:r>
-          </w:p>
-        </w:tc>
-        <w:tc>
-          <w:tcPr>
-            <w:tcW w:type="dxa" w:w="4933"/>
-          </w:tcPr>
-          <w:p>
-            <w:r>
-              <w:rPr>
-                <w:sz w:val="17"/>
-              </w:rPr>
-            </w:r>
-            <w:r>
-              <w:rPr>
-                <w:b/>
-                <w:sz w:val="17"/>
-              </w:rPr>
-              <w:t>조건</w:t>
+              <w:t>근거</w:t>
             </w:r>
           </w:p>
         </w:tc>
@@ -7541,16 +7502,22 @@
             </w:r>
             <w:r>
               <w:rPr>
-                <w:rFonts w:ascii="Consolas" w:hAnsi="Consolas" w:eastAsia="Consolas"/>
-                <w:sz w:val="17"/>
-              </w:rPr>
-              <w:t>hit</w:t>
-            </w:r>
-            <w:r>
-              <w:rPr>
-                <w:sz w:val="17"/>
-              </w:rPr>
-              <w:t xml:space="preserve"> (보류)</w:t>
+                <w:sz w:val="17"/>
+              </w:rPr>
+              <w:t xml:space="preserve">분포의 </w:t>
+            </w:r>
+            <w:r>
+              <w:rPr>
+                <w:b/>
+                <w:sz w:val="17"/>
+              </w:rPr>
+              <w:t>형태</w:t>
+            </w:r>
+            <w:r>
+              <w:rPr>
+                <w:sz w:val="17"/>
+              </w:rPr>
+              <w:t xml:space="preserve"> (로그정규)</w:t>
             </w:r>
           </w:p>
         </w:tc>
@@ -7568,27 +7535,33 @@
               <w:rPr>
                 <w:sz w:val="17"/>
               </w:rPr>
-              <w:t xml:space="preserve">이번 결제가 한도 근접 </w:t>
+              <w:t xml:space="preserve">✅ 의료비는 오른쪽 꼬리가 긴 분포다. 정규분포를 2만~19만으로 </w:t>
             </w:r>
             <w:r>
               <w:rPr>
                 <w:b/>
                 <w:sz w:val="17"/>
               </w:rPr>
-              <w:t>그리고</w:t>
-            </w:r>
-            <w:r>
-              <w:rPr>
-                <w:sz w:val="17"/>
-              </w:rPr>
-              <w:t xml:space="preserve"> 7일 내 근접 결제가 </w:t>
+              <w:t>절단</w:t>
+            </w:r>
+            <w:r>
+              <w:rPr>
+                <w:sz w:val="17"/>
+              </w:rPr>
+              <w:t xml:space="preserve">해 쓰면 σ가 과소추정돼 z가 부풀고 오탐이 는다 — 2026-10-07에 실제로 발견해 교정했고, σ가 32,155 → </w:t>
             </w:r>
             <w:r>
               <w:rPr>
                 <w:b/>
                 <w:sz w:val="17"/>
               </w:rPr>
-              <w:t>3회 이상</w:t>
+              <w:t>44,396</w:t>
+            </w:r>
+            <w:r>
+              <w:rPr>
+                <w:sz w:val="17"/>
+              </w:rPr>
+              <w:t>(+38%)로 올라갔다</w:t>
             </w:r>
           </w:p>
         </w:tc>
@@ -7606,16 +7579,22 @@
             </w:r>
             <w:r>
               <w:rPr>
-                <w:rFonts w:ascii="Consolas" w:hAnsi="Consolas" w:eastAsia="Consolas"/>
-                <w:sz w:val="17"/>
-              </w:rPr>
-              <w:t>warn</w:t>
-            </w:r>
-            <w:r>
-              <w:rPr>
-                <w:sz w:val="17"/>
-              </w:rPr>
-              <w:t xml:space="preserve"> (확인)</w:t>
+                <w:sz w:val="17"/>
+              </w:rPr>
+              <w:t xml:space="preserve">분포의 </w:t>
+            </w:r>
+            <w:r>
+              <w:rPr>
+                <w:b/>
+                <w:sz w:val="17"/>
+              </w:rPr>
+              <w:t>모수</w:t>
+            </w:r>
+            <w:r>
+              <w:rPr>
+                <w:sz w:val="17"/>
+              </w:rPr>
+              <w:t xml:space="preserve"> (중앙값 8.5만 · σ_log 0.45)</w:t>
             </w:r>
           </w:p>
         </w:tc>
@@ -7633,7 +7612,14 @@
               <w:rPr>
                 <w:sz w:val="17"/>
               </w:rPr>
-              <w:t>같은 조건에서 2회째</w:t>
+              <w:t xml:space="preserve">❌ </w:t>
+            </w:r>
+            <w:r>
+              <w:rPr>
+                <w:b/>
+                <w:sz w:val="17"/>
+              </w:rPr>
+              <w:t>인용할 공개 통계가 없다. 시연을 위해 정한 값이다</w:t>
             </w:r>
           </w:p>
         </w:tc>
@@ -7645,23 +7631,26 @@
       </w:pPr>
     </w:p>
     <w:p>
+      <w:pPr>
+        <w:spacing w:before="200" w:after="80"/>
+      </w:pPr>
+      <w:r>
+        <w:rPr>
+          <w:b/>
+          <w:sz w:val="22"/>
+        </w:rPr>
+        <w:t>실서비스에서는 이 모수가 필요 없습니다</w:t>
+      </w:r>
+    </w:p>
+    <w:p>
       <w:r>
         <w:rPr>
           <w:b/>
         </w:rPr>
-        <w:t>시연값</w:t>
-      </w:r>
-      <w:r>
-        <w:t xml:space="preserve">: 건당 한도 150,000 / 결제 145,000(97%) / 3일간 반복 → 7일 내 4회, 누적 580,000. 이때 </w:t>
-      </w:r>
-      <w:r>
-        <w:rPr>
-          <w:b/>
-        </w:rPr>
-        <w:t>z = 1.086</w:t>
-      </w:r>
-      <w:r>
-        <w:t xml:space="preserve"> 으로 임계(3) 한참 아래입니다 — *"z로는 정상인데 다른 축이 잡는다"* 가 코드에서 사실입니다.</w:t>
+        <w:t>μ·σ는 모수를 가정해 얻는 값이 아니라, 그 사람 본인의 과거 결제 이력에서 직접 계산되는 값입니다.</w:t>
+      </w:r>
+      <w:r>
+        <w:t xml:space="preserve"> 신뢰 기관을 과거 이력에서 뽑는 것과 같은 구조이고, 은행이 이미 가진 거래내역이 들어오면 합성 모수는 사라집니다.</w:t>
       </w:r>
     </w:p>
     <w:p>
@@ -7673,7 +7662,99 @@
           <w:i/>
           <w:sz w:val="18"/>
         </w:rPr>
-        <w:t xml:space="preserve">⚠ </w:t>
+        <w:t>*"데모의 8.5만원은 이력이 없는 상태를 시연하려고 저희가 세운 값입니다. 실제로는 어머니 본인의 병원비 기록에서 계산되고, 사람마다 다릅니다."*</w:t>
+      </w:r>
+    </w:p>
+    <w:p>
+      <w:pPr>
+        <w:spacing w:before="200" w:after="80"/>
+      </w:pPr>
+      <w:r>
+        <w:rPr>
+          <w:b/>
+          <w:sz w:val="22"/>
+        </w:rPr>
+        <w:t>⚠ 앱에는 콜드스타트 대응이 없습니다</w:t>
+      </w:r>
+    </w:p>
+    <w:p>
+      <w:pPr>
+        <w:spacing w:before="60" w:line="276" w:lineRule="auto"/>
+        <w:ind w:left="227"/>
+      </w:pPr>
+      <w:r>
+        <w:rPr>
+          <w:rFonts w:ascii="Consolas" w:hAnsi="Consolas" w:eastAsia="Consolas"/>
+          <w:sz w:val="16"/>
+        </w:rPr>
+        <w:t>const st = h.length ? stats(h) : {mean:amount, std:1, ...};   // 이력 0건이면 z=0</w:t>
+      </w:r>
+    </w:p>
+    <w:p>
+      <w:r>
+        <w:t xml:space="preserve">평가셋에는 </w:t>
+      </w:r>
+      <w:r>
+        <w:rPr>
+          <w:b/>
+        </w:rPr>
+        <w:t>shrinkage(K=10, 집단 평균으로 축소추정)</w:t>
+      </w:r>
+      <w:r>
+        <w:t xml:space="preserve"> 가 들어가 있지만 </w:t>
+      </w:r>
+      <w:r>
+        <w:rPr>
+          <w:b/>
+        </w:rPr>
+        <w:t>앱에는 구현돼 있지 않습니다.</w:t>
+      </w:r>
+      <w:r>
+        <w:t xml:space="preserve"> 이력이 없으면 무엇을 결제하든 </w:t>
+      </w:r>
+      <w:r>
+        <w:rPr>
+          <w:rFonts w:ascii="Consolas" w:hAnsi="Consolas" w:eastAsia="Consolas"/>
+          <w:sz w:val="17"/>
+        </w:rPr>
+        <w:t>z=0</w:t>
+      </w:r>
+      <w:r>
+        <w:t xml:space="preserve">이 나와 금액 축이 사실상 꺼집니다. 데모는 합성 42건으로 시작하므로 드러나지 않지만, 실서비스 가입 첫날이 그 상태입니다. 기관 축·한도 축은 살아 있어 무방비는 아니지만 </w:t>
+      </w:r>
+      <w:r>
+        <w:rPr>
+          <w:b/>
+        </w:rPr>
+        <w:t>먼저 말할 한계</w:t>
+      </w:r>
+      <w:r>
+        <w:t>입니다.</w:t>
+      </w:r>
+    </w:p>
+    <w:p>
+      <w:pPr>
+        <w:spacing w:before="280" w:after="80"/>
+      </w:pPr>
+      <w:r>
+        <w:rPr>
+          <w:b/>
+          <w:color w:val="111111"/>
+          <w:sz w:val="26"/>
+        </w:rPr>
+        <w:t>2. 구조화(한도 회피) 탐지 — 킬러 차별점</w:t>
+      </w:r>
+    </w:p>
+    <w:p>
+      <w:pPr>
+        <w:ind w:left="283"/>
+      </w:pPr>
+      <w:r>
+        <w:rPr>
+          <w:i/>
+          <w:sz w:val="18"/>
+        </w:rPr>
+        <w:t xml:space="preserve">*"사기범이 한도 바로 아래로 쪼개서 결제하면?"* 에 대한 답입니다. 금액 하나만 보는 z-score로는 </w:t>
       </w:r>
       <w:r>
         <w:rPr>
@@ -7681,41 +7762,24 @@
           <w:i/>
           <w:sz w:val="18"/>
         </w:rPr>
-        <w:t>이 금액은 바꾸면 안 됩니다.</w:t>
-      </w:r>
-      <w:r>
-        <w:rPr>
-          <w:i/>
-          <w:sz w:val="18"/>
-        </w:rPr>
-        <w:t xml:space="preserve"> 처음에는 29만원(한도 30만)으로 짰는데 z=6.0이라 z-score도 같이 잡아버려서 주장이 성립하지 않았습니다.</w:t>
+        <w:t>절대 안 잡힙니다.</w:t>
       </w:r>
     </w:p>
     <w:p>
       <w:pPr>
-        <w:spacing w:before="280" w:after="80"/>
+        <w:spacing w:before="60" w:line="276" w:lineRule="auto"/>
+        <w:ind w:left="227"/>
       </w:pPr>
       <w:r>
         <w:rPr>
-          <w:b/>
-          <w:color w:val="111111"/>
-          <w:sz w:val="26"/>
+          <w:rFonts w:ascii="Consolas" w:hAnsi="Consolas" w:eastAsia="Consolas"/>
+          <w:sz w:val="16"/>
         </w:rPr>
-        <w:t>3. 반사실 설명 (XAI) — "무엇이 달랐으면 통과였나"</w:t>
-      </w:r>
-    </w:p>
-    <w:p>
-      <w:r>
-        <w:t xml:space="preserve">고령자에게 가장 이해하기 쉬운 설명 형태입니다. 다만 </w:t>
-      </w:r>
-      <w:r>
-        <w:rPr>
-          <w:b/>
-        </w:rPr>
-        <w:t>우회 힌트를 주지 않는 것</w:t>
-      </w:r>
-      <w:r>
-        <w:t>이 핵심입니다.</w:t>
+        <w:t>const STRUCT_WINDOW_DAYS = 7;   // 관찰 창</w:t>
+        <w:br/>
+        <w:t>const STRUCT_NEAR        = 0.9; // 건당 한도의 90% 이상이면 "한도 근접"</w:t>
+        <w:br/>
+        <w:t>const STRUCT_MIN         = 3;   // 창 안에 3회 이상이면 적중</w:t>
       </w:r>
     </w:p>
     <w:tbl>
@@ -7745,7 +7809,7 @@
                 <w:b/>
                 <w:sz w:val="17"/>
               </w:rPr>
-              <w:t>차단 종류</w:t>
+              <w:t>판정</w:t>
             </w:r>
           </w:p>
         </w:tc>
@@ -7764,7 +7828,7 @@
                 <w:b/>
                 <w:sz w:val="17"/>
               </w:rPr>
-              <w:t>설명</w:t>
+              <w:t>조건</w:t>
             </w:r>
           </w:p>
         </w:tc>
@@ -7782,9 +7846,16 @@
             </w:r>
             <w:r>
               <w:rPr>
-                <w:sz w:val="17"/>
-              </w:rPr>
-              <w:t>금액으로 풀리는 것</w:t>
+                <w:rFonts w:ascii="Consolas" w:hAnsi="Consolas" w:eastAsia="Consolas"/>
+                <w:sz w:val="17"/>
+              </w:rPr>
+              <w:t>hit</w:t>
+            </w:r>
+            <w:r>
+              <w:rPr>
+                <w:sz w:val="17"/>
+              </w:rPr>
+              <w:t xml:space="preserve"> (보류)</w:t>
             </w:r>
           </w:p>
         </w:tc>
@@ -7802,7 +7873,27 @@
               <w:rPr>
                 <w:sz w:val="17"/>
               </w:rPr>
-              <w:t>*"₩300,000 이하였으면 통과됐습니다. (가장 먼저 걸린 기준: 건당 한도)"*</w:t>
+              <w:t xml:space="preserve">이번 결제가 한도 근접 </w:t>
+            </w:r>
+            <w:r>
+              <w:rPr>
+                <w:b/>
+                <w:sz w:val="17"/>
+              </w:rPr>
+              <w:t>그리고</w:t>
+            </w:r>
+            <w:r>
+              <w:rPr>
+                <w:sz w:val="17"/>
+              </w:rPr>
+              <w:t xml:space="preserve"> 7일 내 근접 결제가 </w:t>
+            </w:r>
+            <w:r>
+              <w:rPr>
+                <w:b/>
+                <w:sz w:val="17"/>
+              </w:rPr>
+              <w:t>3회 이상</w:t>
             </w:r>
           </w:p>
         </w:tc>
@@ -7820,9 +7911,16 @@
             </w:r>
             <w:r>
               <w:rPr>
-                <w:sz w:val="17"/>
-              </w:rPr>
-              <w:t>사칭 · 서명 실패 · 매칭 불일치 · 구조화 · 항목 차단</w:t>
+                <w:rFonts w:ascii="Consolas" w:hAnsi="Consolas" w:eastAsia="Consolas"/>
+                <w:sz w:val="17"/>
+              </w:rPr>
+              <w:t>warn</w:t>
+            </w:r>
+            <w:r>
+              <w:rPr>
+                <w:sz w:val="17"/>
+              </w:rPr>
+              <w:t xml:space="preserve"> (확인)</w:t>
             </w:r>
           </w:p>
         </w:tc>
@@ -7840,20 +7938,7 @@
               <w:rPr>
                 <w:sz w:val="17"/>
               </w:rPr>
-              <w:t>*"</w:t>
-            </w:r>
-            <w:r>
-              <w:rPr>
-                <w:b/>
-                <w:sz w:val="17"/>
-              </w:rPr>
-              <w:t>금액을 낮춰도 통과되지 않습니다</w:t>
-            </w:r>
-            <w:r>
-              <w:rPr>
-                <w:sz w:val="17"/>
-              </w:rPr>
-              <w:t xml:space="preserve"> — 결제처 등록 문제입니다."*</w:t>
+              <w:t>같은 조건에서 2회째</w:t>
             </w:r>
           </w:p>
         </w:tc>
@@ -7866,6 +7951,498 @@
     </w:p>
     <w:p>
       <w:r>
+        <w:rPr>
+          <w:b/>
+        </w:rPr>
+        <w:t>시연값</w:t>
+      </w:r>
+      <w:r>
+        <w:t xml:space="preserve">: 건당 한도 150,000 / 결제 145,000(97%) / 3일간 반복 → 7일 내 4회, 누적 580,000. 이때 </w:t>
+      </w:r>
+      <w:r>
+        <w:rPr>
+          <w:b/>
+        </w:rPr>
+        <w:t>z = 1.086</w:t>
+      </w:r>
+      <w:r>
+        <w:t xml:space="preserve"> 으로 임계(3) 한참 아래입니다 — *"z로는 정상인데 다른 축이 잡는다"* 가 코드에서 사실입니다.</w:t>
+      </w:r>
+    </w:p>
+    <w:p>
+      <w:pPr>
+        <w:ind w:left="283"/>
+      </w:pPr>
+      <w:r>
+        <w:rPr>
+          <w:i/>
+          <w:sz w:val="18"/>
+        </w:rPr>
+        <w:t xml:space="preserve">⚠ </w:t>
+      </w:r>
+      <w:r>
+        <w:rPr>
+          <w:b/>
+          <w:i/>
+          <w:sz w:val="18"/>
+        </w:rPr>
+        <w:t>이 금액은 바꾸면 안 됩니다.</w:t>
+      </w:r>
+      <w:r>
+        <w:rPr>
+          <w:i/>
+          <w:sz w:val="18"/>
+        </w:rPr>
+        <w:t xml:space="preserve"> 처음에는 29만원(한도 30만)으로 짰는데 z=6.0이라 z-score도 같이 잡아버려서 주장이 성립하지 않았습니다.</w:t>
+      </w:r>
+    </w:p>
+    <w:p>
+      <w:pPr>
+        <w:spacing w:before="280" w:after="80"/>
+      </w:pPr>
+      <w:r>
+        <w:rPr>
+          <w:b/>
+          <w:color w:val="111111"/>
+          <w:sz w:val="26"/>
+        </w:rPr>
+        <w:t>3. 반사실 설명 (XAI) — "무엇이 달랐으면 통과였나"</w:t>
+      </w:r>
+    </w:p>
+    <w:p>
+      <w:r>
+        <w:t xml:space="preserve">고령자에게 가장 이해하기 쉬운 설명 형태입니다. 다만 </w:t>
+      </w:r>
+      <w:r>
+        <w:rPr>
+          <w:b/>
+        </w:rPr>
+        <w:t>설명가능성과 우회 가능성이 정면으로 충돌합니다.</w:t>
+      </w:r>
+    </w:p>
+    <w:p>
+      <w:pPr>
+        <w:spacing w:before="200" w:after="80"/>
+      </w:pPr>
+      <w:r>
+        <w:rPr>
+          <w:b/>
+          <w:sz w:val="22"/>
+        </w:rPr>
+        <w:t>왜 사용자 화면에서 숫자를 뺐나 (2026-10-13)</w:t>
+      </w:r>
+    </w:p>
+    <w:p>
+      <w:r>
+        <w:t xml:space="preserve">반사실이 *"₩185,578 이하였으면 통과됐습니다"* 라고 임계값을 찍고 있었습니다. </w:t>
+      </w:r>
+      <w:r>
+        <w:rPr>
+          <w:b/>
+        </w:rPr>
+        <w:t>결제 요청 화면은 대리인이 보는 곳</w:t>
+      </w:r>
+      <w:r>
+        <w:t>이라, 이 숫자는 곧 탐지를 피하는 최적 금액이 됩니다.</w:t>
+      </w:r>
+    </w:p>
+    <w:p>
+      <w:pPr>
+        <w:spacing w:before="60" w:line="276" w:lineRule="auto"/>
+        <w:ind w:left="227"/>
+      </w:pPr>
+      <w:r>
+        <w:rPr>
+          <w:rFonts w:ascii="Consolas" w:hAnsi="Consolas" w:eastAsia="Consolas"/>
+          <w:sz w:val="16"/>
+        </w:rPr>
+        <w:t>앱이 알려준 185,578 바로 아래, 18만원씩 반복하면</w:t>
+        <w:br/>
+        <w:t xml:space="preserve">  z      = (180,000 − 96,786) / 44,396 = 1.87   →  임계 2 미만, 통과</w:t>
+        <w:br/>
+        <w:t xml:space="preserve">  구조화  = 180,000 / 300,000 = 0.60            →  근접 기준 0.9 미만, 미해당</w:t>
+        <w:br/>
+        <w:t xml:space="preserve">  한도    = 월 100만원 안 → 5건 가능</w:t>
+        <w:br/>
+        <w:t xml:space="preserve">  결과   = 월 90만원이 아무 경고 없이 빠져나감</w:t>
+      </w:r>
+    </w:p>
+    <w:p>
+      <w:r>
+        <w:t xml:space="preserve">구조화 사유도 *"건당 한도의 97% 금액이 최근 7일 내 4회 (누적 ₩580,000)"* 로 </w:t>
+      </w:r>
+      <w:r>
+        <w:rPr>
+          <w:b/>
+        </w:rPr>
+        <w:t>탐지 파라미터를 그대로</w:t>
+      </w:r>
+      <w:r>
+        <w:t xml:space="preserve"> 알려주고 있었습니다 — 우회 금액과 주기를 앱이 계산해 주는 셈입니다.</w:t>
+      </w:r>
+    </w:p>
+    <w:p>
+      <w:pPr>
+        <w:spacing w:before="200" w:after="80"/>
+      </w:pPr>
+      <w:r>
+        <w:rPr>
+          <w:b/>
+          <w:sz w:val="22"/>
+        </w:rPr>
+        <w:t>사용자 화면 / 심사 화면을 가른다</w:t>
+      </w:r>
+    </w:p>
+    <w:tbl>
+      <w:tblPr>
+        <w:tblStyle w:val="TableGrid"/>
+        <w:tblW w:type="auto" w:w="0"/>
+        <w:jc w:val="left"/>
+        <w:tblLook w:firstColumn="1" w:firstRow="1" w:lastColumn="0" w:lastRow="0" w:noHBand="0" w:noVBand="1" w:val="04A0"/>
+      </w:tblPr>
+      <w:tblGrid>
+        <w:gridCol w:w="3289"/>
+        <w:gridCol w:w="3289"/>
+        <w:gridCol w:w="3289"/>
+      </w:tblGrid>
+      <w:tr>
+        <w:tc>
+          <w:tcPr>
+            <w:tcW w:type="dxa" w:w="3289"/>
+          </w:tcPr>
+          <w:p>
+            <w:r>
+              <w:rPr>
+                <w:sz w:val="17"/>
+              </w:rPr>
+            </w:r>
+          </w:p>
+        </w:tc>
+        <w:tc>
+          <w:tcPr>
+            <w:tcW w:type="dxa" w:w="3289"/>
+          </w:tcPr>
+          <w:p>
+            <w:r>
+              <w:rPr>
+                <w:sz w:val="17"/>
+              </w:rPr>
+            </w:r>
+            <w:r>
+              <w:rPr>
+                <w:b/>
+                <w:sz w:val="17"/>
+              </w:rPr>
+              <w:t>폰 화면 (사용자·대리인)</w:t>
+            </w:r>
+          </w:p>
+        </w:tc>
+        <w:tc>
+          <w:tcPr>
+            <w:tcW w:type="dxa" w:w="3289"/>
+          </w:tcPr>
+          <w:p>
+            <w:r>
+              <w:rPr>
+                <w:sz w:val="17"/>
+              </w:rPr>
+            </w:r>
+            <w:r>
+              <w:rPr>
+                <w:b/>
+                <w:sz w:val="17"/>
+              </w:rPr>
+              <w:t>인스펙터 (심사용)</w:t>
+            </w:r>
+          </w:p>
+        </w:tc>
+      </w:tr>
+      <w:tr>
+        <w:tc>
+          <w:tcPr>
+            <w:tcW w:type="dxa" w:w="3289"/>
+          </w:tcPr>
+          <w:p>
+            <w:r>
+              <w:rPr>
+                <w:sz w:val="17"/>
+              </w:rPr>
+            </w:r>
+            <w:r>
+              <w:rPr>
+                <w:sz w:val="17"/>
+              </w:rPr>
+              <w:t>금액 반사실</w:t>
+            </w:r>
+          </w:p>
+        </w:tc>
+        <w:tc>
+          <w:tcPr>
+            <w:tcW w:type="dxa" w:w="3289"/>
+          </w:tcPr>
+          <w:p>
+            <w:r>
+              <w:rPr>
+                <w:sz w:val="17"/>
+              </w:rPr>
+            </w:r>
+            <w:r>
+              <w:rPr>
+                <w:sz w:val="17"/>
+              </w:rPr>
+              <w:t>*"평소 결제 범위 기준을 넘는 금액이라 확인이 필요합니다"*</w:t>
+            </w:r>
+          </w:p>
+        </w:tc>
+        <w:tc>
+          <w:tcPr>
+            <w:tcW w:type="dxa" w:w="3289"/>
+          </w:tcPr>
+          <w:p>
+            <w:r>
+              <w:rPr>
+                <w:sz w:val="17"/>
+              </w:rPr>
+            </w:r>
+            <w:r>
+              <w:rPr>
+                <w:sz w:val="17"/>
+              </w:rPr>
+              <w:t>*"₩185,578 이하였으면 통과됐습니다 (가장 먼저 걸린 기준: 평소 결제 범위)"*</w:t>
+            </w:r>
+          </w:p>
+        </w:tc>
+      </w:tr>
+      <w:tr>
+        <w:tc>
+          <w:tcPr>
+            <w:tcW w:type="dxa" w:w="3289"/>
+          </w:tcPr>
+          <w:p>
+            <w:r>
+              <w:rPr>
+                <w:sz w:val="17"/>
+              </w:rPr>
+            </w:r>
+            <w:r>
+              <w:rPr>
+                <w:sz w:val="17"/>
+              </w:rPr>
+              <w:t>구조화 사유</w:t>
+            </w:r>
+          </w:p>
+        </w:tc>
+        <w:tc>
+          <w:tcPr>
+            <w:tcW w:type="dxa" w:w="3289"/>
+          </w:tcPr>
+          <w:p>
+            <w:r>
+              <w:rPr>
+                <w:sz w:val="17"/>
+              </w:rPr>
+            </w:r>
+            <w:r>
+              <w:rPr>
+                <w:sz w:val="17"/>
+              </w:rPr>
+              <w:t>*"짧은 기간에 한도에 가까운 금액이 반복되고 있습니다"*</w:t>
+            </w:r>
+          </w:p>
+        </w:tc>
+        <w:tc>
+          <w:tcPr>
+            <w:tcW w:type="dxa" w:w="3289"/>
+          </w:tcPr>
+          <w:p>
+            <w:r>
+              <w:rPr>
+                <w:sz w:val="17"/>
+              </w:rPr>
+            </w:r>
+            <w:r>
+              <w:rPr>
+                <w:sz w:val="17"/>
+              </w:rPr>
+              <w:t xml:space="preserve">근접률·윈도 일수·횟수·누적액 </w:t>
+            </w:r>
+            <w:r>
+              <w:rPr>
+                <w:b/>
+                <w:sz w:val="17"/>
+              </w:rPr>
+              <w:t>전부</w:t>
+            </w:r>
+          </w:p>
+        </w:tc>
+      </w:tr>
+      <w:tr>
+        <w:tc>
+          <w:tcPr>
+            <w:tcW w:type="dxa" w:w="3289"/>
+          </w:tcPr>
+          <w:p>
+            <w:r>
+              <w:rPr>
+                <w:sz w:val="17"/>
+              </w:rPr>
+            </w:r>
+            <w:r>
+              <w:rPr>
+                <w:sz w:val="17"/>
+              </w:rPr>
+              <w:t>빈도 반사실</w:t>
+            </w:r>
+          </w:p>
+        </w:tc>
+        <w:tc>
+          <w:tcPr>
+            <w:tcW w:type="dxa" w:w="3289"/>
+          </w:tcPr>
+          <w:p>
+            <w:r>
+              <w:rPr>
+                <w:sz w:val="17"/>
+              </w:rPr>
+            </w:r>
+            <w:r>
+              <w:rPr>
+                <w:sz w:val="17"/>
+              </w:rPr>
+              <w:t>*"이 결제처를 평소보다 자주 이용하고 있습니다"*</w:t>
+            </w:r>
+          </w:p>
+        </w:tc>
+        <w:tc>
+          <w:tcPr>
+            <w:tcW w:type="dxa" w:w="3289"/>
+          </w:tcPr>
+          <w:p>
+            <w:r>
+              <w:rPr>
+                <w:sz w:val="17"/>
+              </w:rPr>
+            </w:r>
+            <w:r>
+              <w:rPr>
+                <w:sz w:val="17"/>
+              </w:rPr>
+              <w:t>*"이번 주 4회째입니다"*</w:t>
+            </w:r>
+          </w:p>
+        </w:tc>
+      </w:tr>
+      <w:tr>
+        <w:tc>
+          <w:tcPr>
+            <w:tcW w:type="dxa" w:w="3289"/>
+          </w:tcPr>
+          <w:p>
+            <w:r>
+              <w:rPr>
+                <w:sz w:val="17"/>
+              </w:rPr>
+            </w:r>
+            <w:r>
+              <w:rPr>
+                <w:sz w:val="17"/>
+              </w:rPr>
+              <w:t>μ · σ · z</w:t>
+            </w:r>
+          </w:p>
+        </w:tc>
+        <w:tc>
+          <w:tcPr>
+            <w:tcW w:type="dxa" w:w="3289"/>
+          </w:tcPr>
+          <w:p>
+            <w:r>
+              <w:rPr>
+                <w:sz w:val="17"/>
+              </w:rPr>
+            </w:r>
+            <w:r>
+              <w:rPr>
+                <w:b/>
+                <w:sz w:val="17"/>
+              </w:rPr>
+              <w:t>노출 0</w:t>
+            </w:r>
+          </w:p>
+        </w:tc>
+        <w:tc>
+          <w:tcPr>
+            <w:tcW w:type="dxa" w:w="3289"/>
+          </w:tcPr>
+          <w:p>
+            <w:r>
+              <w:rPr>
+                <w:sz w:val="17"/>
+              </w:rPr>
+            </w:r>
+            <w:r>
+              <w:rPr>
+                <w:sz w:val="17"/>
+              </w:rPr>
+              <w:t>전부</w:t>
+            </w:r>
+          </w:p>
+        </w:tc>
+      </w:tr>
+    </w:tbl>
+    <w:p>
+      <w:pPr>
+        <w:spacing w:after="40"/>
+      </w:pPr>
+    </w:p>
+    <w:p>
+      <w:r>
+        <w:t xml:space="preserve">구현은 </w:t>
+      </w:r>
+      <w:r>
+        <w:rPr>
+          <w:rFonts w:ascii="Consolas" w:hAnsi="Consolas" w:eastAsia="Consolas"/>
+          <w:sz w:val="17"/>
+        </w:rPr>
+        <w:t>cfLine()</w:t>
+      </w:r>
+      <w:r>
+        <w:t xml:space="preserve"> · </w:t>
+      </w:r>
+      <w:r>
+        <w:rPr>
+          <w:rFonts w:ascii="Consolas" w:hAnsi="Consolas" w:eastAsia="Consolas"/>
+          <w:sz w:val="17"/>
+        </w:rPr>
+        <w:t>userReason()</w:t>
+      </w:r>
+      <w:r>
+        <w:t xml:space="preserve"> · </w:t>
+      </w:r>
+      <w:r>
+        <w:rPr>
+          <w:rFonts w:ascii="Consolas" w:hAnsi="Consolas" w:eastAsia="Consolas"/>
+          <w:sz w:val="17"/>
+        </w:rPr>
+        <w:t>userSay()</w:t>
+      </w:r>
+      <w:r>
+        <w:t xml:space="preserve"> 세 함수가 담당하고, 폰 렌더·TTS·서버 전송 경로에 모두 적용됩니다. 인스펙터는 원문을 그대로 받습니다.</w:t>
+      </w:r>
+    </w:p>
+    <w:p>
+      <w:r>
+        <w:rPr>
+          <w:b/>
+        </w:rPr>
+        <w:t>비금액 차단 문구는 그대로 둡니다</w:t>
+      </w:r>
+      <w:r>
+        <w:t xml:space="preserve"> — *"금액을 낮춰도 통과되지 않습니다 — 결제처 등록 문제입니다."* 우회 정보가 없고, 오히려 금액 조정 시도를 차단하는 메시지입니다.</w:t>
+      </w:r>
+    </w:p>
+    <w:p>
+      <w:r>
         <w:t xml:space="preserve">금액 기준은 네 개 중 </w:t>
       </w:r>
       <w:r>
@@ -7875,18 +8452,27 @@
         <w:t>가장 먼저 걸리는 것</w:t>
       </w:r>
       <w:r>
-        <w:t>을 고릅니다 — 건당 한도 / 월 한도 잔여 / 생활비 보호선 여유 / 평소 패턴(μ+2σ).</w:t>
+        <w:t>을 고릅니다 — 건당 한도 / 월 한도 잔여 / 생활비 보호선 여유 / 평소 결제 범위(μ+2σ).</w:t>
       </w:r>
     </w:p>
     <w:p>
+      <w:pPr>
+        <w:ind w:left="283"/>
+      </w:pPr>
       <w:r>
         <w:rPr>
           <w:b/>
+          <w:i/>
+          <w:sz w:val="18"/>
         </w:rPr>
-        <w:t>빈도 쪽 반사실</w:t>
-      </w:r>
-      <w:r>
-        <w:t>도 따로 있습니다 — *"평소 이 결제처는 월 2회 수준인데 이번 주 4회째입니다."*</w:t>
+        <w:t>발표에서 쓸 답</w:t>
+      </w:r>
+      <w:r>
+        <w:rPr>
+          <w:i/>
+          <w:sz w:val="18"/>
+        </w:rPr>
+        <w:t xml:space="preserve"> — *"XAI로 설명한다면서 숫자를 왜 안 주나요?"* *"설명가능성과 우회 가능성이 충돌하는 지점입니다. 사용자에게는 방향을, 심사자에게는 숫자를 주도록 화면을 갈랐습니다. 결제 요청 화면은 감시 대상인 대리인이 보는 곳이라, 임계값을 그대로 보여주면 탐지를 피하는 최적 금액을 앱이 알려주는 셈이 됩니다."*</w:t>
       </w:r>
     </w:p>
     <w:p>
@@ -8566,6 +9152,48 @@
       </w:r>
       <w:r>
         <w:t>이며 실거래 성능이 아닙니다. 이상치 비율 8.2%도 설정값입니다.</w:t>
+      </w:r>
+    </w:p>
+    <w:p>
+      <w:pPr>
+        <w:pStyle w:val="ListNumber"/>
+      </w:pPr>
+      <w:r>
+        <w:rPr>
+          <w:b/>
+        </w:rPr>
+        <w:t>분포의 모수(중앙값 8.5만 · σ_log 0.45)에는 인용할 공개 통계가 없습니다.</w:t>
+      </w:r>
+      <w:r>
+        <w:t xml:space="preserve"> 형태(로그정규)는</w:t>
+      </w:r>
+    </w:p>
+    <w:p>
+      <w:r>
+        <w:t xml:space="preserve">근거가 있지만 숫자는 저희가 정한 값입니다. 실서비스에서는 </w:t>
+      </w:r>
+      <w:r>
+        <w:rPr>
+          <w:b/>
+        </w:rPr>
+        <w:t>본인 거래내역에서 직접 계산</w:t>
+      </w:r>
+      <w:r>
+        <w:t>되므로 이 모수가 필요 없어집니다 (위 "기준 분포" 참조).</w:t>
+      </w:r>
+    </w:p>
+    <w:p>
+      <w:pPr>
+        <w:pStyle w:val="ListNumber"/>
+      </w:pPr>
+      <w:r>
+        <w:rPr>
+          <w:b/>
+        </w:rPr>
+        <w:t>앱에는 콜드스타트 대응(shrinkage)이 없습니다.</w:t>
+      </w:r>
+      <w:r>
+        <w:t xml:space="preserve"> 평가셋에만 있습니다.</w:t>
       </w:r>
     </w:p>
     <w:p>

--- a/기능설명서/배포본/CarePass_기능설명서.docx
+++ b/기능설명서/배포본/CarePass_기능설명서.docx
@@ -3675,7 +3675,7 @@
               <w:rPr>
                 <w:sz w:val="17"/>
               </w:rPr>
-              <w:t xml:space="preserve"> 위임자가 본인 명의로 결제한 이력에서 </w:t>
+              <w:t xml:space="preserve"> 위임자가 본인 명의로 결제한 원장에서 </w:t>
             </w:r>
             <w:r>
               <w:rPr>
@@ -3762,3005 +3762,40 @@
         <w:t>콜드스타트를 그대로 해결합니다.</w:t>
       </w:r>
       <w:r>
-        <w:t xml:space="preserve"> 실서비스에서 이 데이터는 은행이 이미 보유한 카드·계좌 거래내역에서 나오므로 새로 모을 것이 없습니다. 데모는 그 상태를 더미로 재현합니다 (대구의료원 14회 · 경북대학교병원 5회).</w:t>
+        <w:t xml:space="preserve"> 실서비스에서 이 데이터는 은행이 이미 보유한 카드·계좌 거래내역에서 나오므로 새로 모을 것이 없습니다.</w:t>
       </w:r>
     </w:p>
     <w:p>
       <w:r>
-        <w:t xml:space="preserve">(a)는 </w:t>
+        <w:t xml:space="preserve">데모는 그 상태를 </w:t>
       </w:r>
       <w:r>
         <w:rPr>
           <w:b/>
         </w:rPr>
-        <w:t>공공데이터 목록에 있는 기관만</w:t>
-      </w:r>
-      <w:r>
-        <w:t xml:space="preserve"> 고를 수 있습니다. 손으로 이름을 적게 하면 위임자를 설득해 가짜 병원을 신뢰 목록에 올릴 수 있습니다.</w:t>
-      </w:r>
-    </w:p>
-    <w:p>
-      <w:pPr>
-        <w:spacing w:before="280" w:after="80"/>
-      </w:pPr>
-      <w:r>
-        <w:rPr>
-          <w:b/>
-          <w:color w:val="111111"/>
-          <w:sz w:val="26"/>
-        </w:rPr>
-        <w:t>4-2. 사후 되돌리기 — 이미 나간 건</w:t>
-      </w:r>
-    </w:p>
-    <w:p>
-      <w:r>
-        <w:t>자동승인을 늘리면 "막지 못하고 알림만 가는" 건이 생깁니다. 그 대가를 받는 장치입니다.</w:t>
-      </w:r>
-    </w:p>
-    <w:tbl>
-      <w:tblPr>
-        <w:tblStyle w:val="TableGrid"/>
-        <w:tblW w:type="auto" w:w="0"/>
-        <w:jc w:val="left"/>
-        <w:tblLook w:firstColumn="1" w:firstRow="1" w:lastColumn="0" w:lastRow="0" w:noHBand="0" w:noVBand="1" w:val="04A0"/>
-      </w:tblPr>
-      <w:tblGrid>
-        <w:gridCol w:w="3289"/>
-        <w:gridCol w:w="3289"/>
-        <w:gridCol w:w="3289"/>
-      </w:tblGrid>
-      <w:tr>
-        <w:tc>
-          <w:tcPr>
-            <w:tcW w:type="dxa" w:w="3289"/>
-          </w:tcPr>
-          <w:p>
-            <w:r>
-              <w:rPr>
-                <w:sz w:val="17"/>
-              </w:rPr>
-            </w:r>
-            <w:r>
-              <w:rPr>
-                <w:b/>
-                <w:sz w:val="17"/>
-              </w:rPr>
-              <w:t>층</w:t>
-            </w:r>
-          </w:p>
-        </w:tc>
-        <w:tc>
-          <w:tcPr>
-            <w:tcW w:type="dxa" w:w="3289"/>
-          </w:tcPr>
-          <w:p>
-            <w:r>
-              <w:rPr>
-                <w:sz w:val="17"/>
-              </w:rPr>
-            </w:r>
-            <w:r>
-              <w:rPr>
-                <w:b/>
-                <w:sz w:val="17"/>
-              </w:rPr>
-              <w:t>조치</w:t>
-            </w:r>
-          </w:p>
-        </w:tc>
-        <w:tc>
-          <w:tcPr>
-            <w:tcW w:type="dxa" w:w="3289"/>
-          </w:tcPr>
-          <w:p>
-            <w:r>
-              <w:rPr>
-                <w:sz w:val="17"/>
-              </w:rPr>
-            </w:r>
-            <w:r>
-              <w:rPr>
-                <w:b/>
-                <w:sz w:val="17"/>
-              </w:rPr>
-              <w:t>누가</w:t>
-            </w:r>
-          </w:p>
-        </w:tc>
-      </w:tr>
-      <w:tr>
-        <w:tc>
-          <w:tcPr>
-            <w:tcW w:type="dxa" w:w="3289"/>
-          </w:tcPr>
-          <w:p>
-            <w:r>
-              <w:rPr>
-                <w:sz w:val="17"/>
-              </w:rPr>
-            </w:r>
-            <w:r>
-              <w:rPr>
-                <w:sz w:val="17"/>
-              </w:rPr>
-              <w:t>1. 확산 차단</w:t>
-            </w:r>
-          </w:p>
-        </w:tc>
-        <w:tc>
-          <w:tcPr>
-            <w:tcW w:type="dxa" w:w="3289"/>
-          </w:tcPr>
-          <w:p>
-            <w:r>
-              <w:rPr>
-                <w:sz w:val="17"/>
-              </w:rPr>
-            </w:r>
-            <w:r>
-              <w:rPr>
-                <w:sz w:val="17"/>
-              </w:rPr>
-              <w:t>신뢰 기관 해제 · 대리인 의심 전환(이후 비통지)</w:t>
-            </w:r>
-          </w:p>
-        </w:tc>
-        <w:tc>
-          <w:tcPr>
-            <w:tcW w:type="dxa" w:w="3289"/>
-          </w:tcPr>
-          <w:p>
-            <w:r>
-              <w:rPr>
-                <w:sz w:val="17"/>
-              </w:rPr>
-            </w:r>
-            <w:r>
-              <w:rPr>
-                <w:b/>
-                <w:sz w:val="17"/>
-              </w:rPr>
-              <w:t>앱이 즉시</w:t>
-            </w:r>
-          </w:p>
-        </w:tc>
-      </w:tr>
-      <w:tr>
-        <w:tc>
-          <w:tcPr>
-            <w:tcW w:type="dxa" w:w="3289"/>
-          </w:tcPr>
-          <w:p>
-            <w:r>
-              <w:rPr>
-                <w:sz w:val="17"/>
-              </w:rPr>
-            </w:r>
-            <w:r>
-              <w:rPr>
-                <w:sz w:val="17"/>
-              </w:rPr>
-              <w:t>2. 장부 정리</w:t>
-            </w:r>
-          </w:p>
-        </w:tc>
-        <w:tc>
-          <w:tcPr>
-            <w:tcW w:type="dxa" w:w="3289"/>
-          </w:tcPr>
-          <w:p>
-            <w:r>
-              <w:rPr>
-                <w:sz w:val="17"/>
-              </w:rPr>
-            </w:r>
-            <w:r>
-              <w:rPr>
-                <w:sz w:val="17"/>
-              </w:rPr>
-              <w:t xml:space="preserve">위임 풀 잔액과 월 사용액 </w:t>
-            </w:r>
-            <w:r>
-              <w:rPr>
-                <w:b/>
-                <w:sz w:val="17"/>
-              </w:rPr>
-              <w:t>롤백</w:t>
-            </w:r>
-          </w:p>
-        </w:tc>
-        <w:tc>
-          <w:tcPr>
-            <w:tcW w:type="dxa" w:w="3289"/>
-          </w:tcPr>
-          <w:p>
-            <w:r>
-              <w:rPr>
-                <w:sz w:val="17"/>
-              </w:rPr>
-            </w:r>
-            <w:r>
-              <w:rPr>
-                <w:b/>
-                <w:sz w:val="17"/>
-              </w:rPr>
-              <w:t>앱이 즉시</w:t>
-            </w:r>
-          </w:p>
-        </w:tc>
-      </w:tr>
-      <w:tr>
-        <w:tc>
-          <w:tcPr>
-            <w:tcW w:type="dxa" w:w="3289"/>
-          </w:tcPr>
-          <w:p>
-            <w:r>
-              <w:rPr>
-                <w:sz w:val="17"/>
-              </w:rPr>
-            </w:r>
-            <w:r>
-              <w:rPr>
-                <w:sz w:val="17"/>
-              </w:rPr>
-              <w:t>3. 증거 고정</w:t>
-            </w:r>
-          </w:p>
-        </w:tc>
-        <w:tc>
-          <w:tcPr>
-            <w:tcW w:type="dxa" w:w="3289"/>
-          </w:tcPr>
-          <w:p>
-            <w:r>
-              <w:rPr>
-                <w:sz w:val="17"/>
-              </w:rPr>
-            </w:r>
-            <w:r>
-              <w:rPr>
-                <w:rFonts w:ascii="Consolas" w:hAnsi="Consolas" w:eastAsia="Consolas"/>
-                <w:sz w:val="17"/>
-              </w:rPr>
-              <w:t>paymentDisputed</w:t>
-            </w:r>
-            <w:r>
-              <w:rPr>
-                <w:sz w:val="17"/>
-              </w:rPr>
-              <w:t xml:space="preserve"> 온체인 기록</w:t>
-            </w:r>
-          </w:p>
-        </w:tc>
-        <w:tc>
-          <w:tcPr>
-            <w:tcW w:type="dxa" w:w="3289"/>
-          </w:tcPr>
-          <w:p>
-            <w:r>
-              <w:rPr>
-                <w:sz w:val="17"/>
-              </w:rPr>
-            </w:r>
-            <w:r>
-              <w:rPr>
-                <w:b/>
-                <w:sz w:val="17"/>
-              </w:rPr>
-              <w:t>앱이 즉시</w:t>
-            </w:r>
-          </w:p>
-        </w:tc>
-      </w:tr>
-      <w:tr>
-        <w:tc>
-          <w:tcPr>
-            <w:tcW w:type="dxa" w:w="3289"/>
-          </w:tcPr>
-          <w:p>
-            <w:r>
-              <w:rPr>
-                <w:sz w:val="17"/>
-              </w:rPr>
-            </w:r>
-            <w:r>
-              <w:rPr>
-                <w:sz w:val="17"/>
-              </w:rPr>
-              <w:t>4. 실제 환수</w:t>
-            </w:r>
-          </w:p>
-        </w:tc>
-        <w:tc>
-          <w:tcPr>
-            <w:tcW w:type="dxa" w:w="3289"/>
-          </w:tcPr>
-          <w:p>
-            <w:r>
-              <w:rPr>
-                <w:sz w:val="17"/>
-              </w:rPr>
-            </w:r>
-            <w:r>
-              <w:rPr>
-                <w:sz w:val="17"/>
-              </w:rPr>
-              <w:t>카드 거래취소 · 착오송금 반환</w:t>
-            </w:r>
-          </w:p>
-        </w:tc>
-        <w:tc>
-          <w:tcPr>
-            <w:tcW w:type="dxa" w:w="3289"/>
-          </w:tcPr>
-          <w:p>
-            <w:r>
-              <w:rPr>
-                <w:sz w:val="17"/>
-              </w:rPr>
-            </w:r>
-            <w:r>
-              <w:rPr>
-                <w:b/>
-                <w:sz w:val="17"/>
-              </w:rPr>
-              <w:t>앱이 못 함</w:t>
-            </w:r>
-            <w:r>
-              <w:rPr>
-                <w:sz w:val="17"/>
-              </w:rPr>
-              <w:t xml:space="preserve"> — 은행 분쟁처리·가맹점 동의·법적 절차</w:t>
-            </w:r>
-          </w:p>
-        </w:tc>
-      </w:tr>
-    </w:tbl>
-    <w:p>
-      <w:pPr>
-        <w:spacing w:after="40"/>
-      </w:pPr>
-    </w:p>
-    <w:p>
-      <w:r>
-        <w:t xml:space="preserve">2번이 중요한 이유는 성능평가에서 나왔습니다 — '월 한도 초과' 보류 160건 중 </w:t>
-      </w:r>
-      <w:r>
-        <w:rPr>
-          <w:b/>
-        </w:rPr>
-        <w:t>120건이 사기가 한도를 먼저 소진해 뒤따르는 정상 결제가 막힌 연쇄</w:t>
-      </w:r>
-      <w:r>
-        <w:t>였습니다. 사기의 2차 피해가 *"어머니가 정작 필요한 병원비를 못 쓰는 것"* 으로 나타납니다. 롤백이 그 연쇄를 끊습니다.</w:t>
-      </w:r>
-    </w:p>
-    <w:p>
-      <w:r>
-        <w:t xml:space="preserve">단, 구조화 탐지가 봐야 할 </w:t>
-      </w:r>
-      <w:r>
-        <w:rPr>
-          <w:b/>
-        </w:rPr>
-        <w:t>공격 패턴 증거는 지우지 않습니다.</w:t>
-      </w:r>
-    </w:p>
-    <w:p>
-      <w:pPr>
-        <w:spacing w:before="280" w:after="80"/>
-      </w:pPr>
-      <w:r>
-        <w:rPr>
-          <w:b/>
-          <w:color w:val="111111"/>
-          <w:sz w:val="26"/>
-        </w:rPr>
-        <w:t>5. 위임장 직접 서명 — 건별 승인을 없애는 근거</w:t>
-      </w:r>
-    </w:p>
-    <w:p>
-      <w:r>
-        <w:t>호주 Banking Code 구조를 옮겼습니다.</w:t>
-      </w:r>
-    </w:p>
-    <w:tbl>
-      <w:tblPr>
-        <w:tblStyle w:val="TableGrid"/>
-        <w:tblW w:type="auto" w:w="0"/>
-        <w:jc w:val="left"/>
-        <w:tblLook w:firstColumn="1" w:firstRow="1" w:lastColumn="0" w:lastRow="0" w:noHBand="0" w:noVBand="1" w:val="04A0"/>
-      </w:tblPr>
-      <w:tblGrid>
-        <w:gridCol w:w="4933"/>
-        <w:gridCol w:w="4933"/>
-      </w:tblGrid>
-      <w:tr>
-        <w:tc>
-          <w:tcPr>
-            <w:tcW w:type="dxa" w:w="4933"/>
-          </w:tcPr>
-          <w:p>
-            <w:r>
-              <w:rPr>
-                <w:sz w:val="17"/>
-              </w:rPr>
-            </w:r>
-            <w:r>
-              <w:rPr>
-                <w:b/>
-                <w:sz w:val="17"/>
-              </w:rPr>
-              <w:t>요소</w:t>
-            </w:r>
-          </w:p>
-        </w:tc>
-        <w:tc>
-          <w:tcPr>
-            <w:tcW w:type="dxa" w:w="4933"/>
-          </w:tcPr>
-          <w:p>
-            <w:r>
-              <w:rPr>
-                <w:sz w:val="17"/>
-              </w:rPr>
-            </w:r>
-            <w:r>
-              <w:rPr>
-                <w:b/>
-                <w:sz w:val="17"/>
-              </w:rPr>
-              <w:t>내용</w:t>
-            </w:r>
-          </w:p>
-        </w:tc>
-      </w:tr>
-      <w:tr>
-        <w:tc>
-          <w:tcPr>
-            <w:tcW w:type="dxa" w:w="4933"/>
-          </w:tcPr>
-          <w:p>
-            <w:r>
-              <w:rPr>
-                <w:sz w:val="17"/>
-              </w:rPr>
-            </w:r>
-            <w:r>
-              <w:rPr>
-                <w:sz w:val="17"/>
-              </w:rPr>
-              <w:t>위임장 본문</w:t>
-            </w:r>
-          </w:p>
-        </w:tc>
-        <w:tc>
-          <w:tcPr>
-            <w:tcW w:type="dxa" w:w="4933"/>
-          </w:tcPr>
-          <w:p>
-            <w:r>
-              <w:rPr>
-                <w:sz w:val="17"/>
-              </w:rPr>
-            </w:r>
-            <w:r>
-              <w:rPr>
-                <w:sz w:val="17"/>
-              </w:rPr>
-              <w:t>누구에게·무엇을·얼마까지·무엇이 차단인지·누가 입회하는지·위임 ID를 설정값에서 자동 생성</w:t>
-            </w:r>
-          </w:p>
-        </w:tc>
-      </w:tr>
-      <w:tr>
-        <w:tc>
-          <w:tcPr>
-            <w:tcW w:type="dxa" w:w="4933"/>
-          </w:tcPr>
-          <w:p>
-            <w:r>
-              <w:rPr>
-                <w:sz w:val="17"/>
-              </w:rPr>
-            </w:r>
-            <w:r>
-              <w:rPr>
-                <w:sz w:val="17"/>
-              </w:rPr>
-              <w:t>확인 3항목</w:t>
-            </w:r>
-          </w:p>
-        </w:tc>
-        <w:tc>
-          <w:tcPr>
-            <w:tcW w:type="dxa" w:w="4933"/>
-          </w:tcPr>
-          <w:p>
-            <w:r>
-              <w:rPr>
-                <w:sz w:val="17"/>
-              </w:rPr>
-            </w:r>
-            <w:r>
-              <w:rPr>
-                <w:sz w:val="17"/>
-              </w:rPr>
-              <w:t xml:space="preserve">① 병원비·공과금만 한도 내 위임 ② </w:t>
-            </w:r>
-            <w:r>
-              <w:rPr>
-                <w:b/>
-                <w:sz w:val="17"/>
-              </w:rPr>
-              <w:t>대리권 오용 위험과 보호자 알림</w:t>
-            </w:r>
-            <w:r>
-              <w:rPr>
-                <w:sz w:val="17"/>
-              </w:rPr>
-              <w:t xml:space="preserve"> 설명 들음 ③ </w:t>
-            </w:r>
-            <w:r>
-              <w:rPr>
-                <w:b/>
-                <w:sz w:val="17"/>
-              </w:rPr>
-              <w:t>언제든 철회 가능 · 후견 개시 시 권한 이전</w:t>
-            </w:r>
-          </w:p>
-        </w:tc>
-      </w:tr>
-      <w:tr>
-        <w:tc>
-          <w:tcPr>
-            <w:tcW w:type="dxa" w:w="4933"/>
-          </w:tcPr>
-          <w:p>
-            <w:r>
-              <w:rPr>
-                <w:sz w:val="17"/>
-              </w:rPr>
-            </w:r>
-            <w:r>
-              <w:rPr>
-                <w:sz w:val="17"/>
-              </w:rPr>
-              <w:t>직접 서명</w:t>
-            </w:r>
-          </w:p>
-        </w:tc>
-        <w:tc>
-          <w:tcPr>
-            <w:tcW w:type="dxa" w:w="4933"/>
-          </w:tcPr>
-          <w:p>
-            <w:r>
-              <w:rPr>
-                <w:sz w:val="17"/>
-              </w:rPr>
-            </w:r>
-            <w:r>
-              <w:rPr>
-                <w:sz w:val="17"/>
-              </w:rPr>
-              <w:t>캔버스 서명 패드 (획을 state에 보관해 재렌더에도 유지)</w:t>
-            </w:r>
-          </w:p>
-        </w:tc>
-      </w:tr>
-      <w:tr>
-        <w:tc>
-          <w:tcPr>
-            <w:tcW w:type="dxa" w:w="4933"/>
-          </w:tcPr>
-          <w:p>
-            <w:r>
-              <w:rPr>
-                <w:sz w:val="17"/>
-              </w:rPr>
-            </w:r>
-            <w:r>
-              <w:rPr>
-                <w:sz w:val="17"/>
-              </w:rPr>
-              <w:t>입회인</w:t>
-            </w:r>
-          </w:p>
-        </w:tc>
-        <w:tc>
-          <w:tcPr>
-            <w:tcW w:type="dxa" w:w="4933"/>
-          </w:tcPr>
-          <w:p>
-            <w:r>
-              <w:rPr>
-                <w:sz w:val="17"/>
-              </w:rPr>
-            </w:r>
-            <w:r>
-              <w:rPr>
-                <w:sz w:val="17"/>
-              </w:rPr>
-              <w:t>공동보호자 이준호(아들)가 기록되고 보호자 알림함에도 남음</w:t>
-            </w:r>
-          </w:p>
-        </w:tc>
-      </w:tr>
-      <w:tr>
-        <w:tc>
-          <w:tcPr>
-            <w:tcW w:type="dxa" w:w="4933"/>
-          </w:tcPr>
-          <w:p>
-            <w:r>
-              <w:rPr>
-                <w:sz w:val="17"/>
-              </w:rPr>
-            </w:r>
-            <w:r>
-              <w:rPr>
-                <w:sz w:val="17"/>
-              </w:rPr>
-              <w:t>온체인</w:t>
-            </w:r>
-          </w:p>
-        </w:tc>
-        <w:tc>
-          <w:tcPr>
-            <w:tcW w:type="dxa" w:w="4933"/>
-          </w:tcPr>
-          <w:p>
-            <w:r>
-              <w:rPr>
-                <w:sz w:val="17"/>
-              </w:rPr>
-            </w:r>
-            <w:r>
-              <w:rPr>
-                <w:rFonts w:ascii="Consolas" w:hAnsi="Consolas" w:eastAsia="Consolas"/>
-                <w:sz w:val="17"/>
-              </w:rPr>
-              <w:t>delegationConsented</w:t>
-            </w:r>
-            <w:r>
-              <w:rPr>
-                <w:sz w:val="17"/>
-              </w:rPr>
-              <w:t xml:space="preserve"> — </w:t>
-            </w:r>
-            <w:r>
-              <w:rPr>
-                <w:b/>
-                <w:sz w:val="17"/>
-              </w:rPr>
-              <w:t>위임장 해시와 서명 해시만</w:t>
-            </w:r>
-            <w:r>
-              <w:rPr>
-                <w:sz w:val="17"/>
-              </w:rPr>
-              <w:t>. 서명 이미지·원문은 전송하지 않음</w:t>
-            </w:r>
-          </w:p>
-        </w:tc>
-      </w:tr>
-      <w:tr>
-        <w:tc>
-          <w:tcPr>
-            <w:tcW w:type="dxa" w:w="4933"/>
-          </w:tcPr>
-          <w:p>
-            <w:r>
-              <w:rPr>
-                <w:sz w:val="17"/>
-              </w:rPr>
-            </w:r>
-            <w:r>
-              <w:rPr>
-                <w:sz w:val="17"/>
-              </w:rPr>
-              <w:t>철회</w:t>
-            </w:r>
-          </w:p>
-        </w:tc>
-        <w:tc>
-          <w:tcPr>
-            <w:tcW w:type="dxa" w:w="4933"/>
-          </w:tcPr>
-          <w:p>
-            <w:r>
-              <w:rPr>
-                <w:sz w:val="17"/>
-              </w:rPr>
-            </w:r>
-            <w:r>
-              <w:rPr>
-                <w:rFonts w:ascii="Consolas" w:hAnsi="Consolas" w:eastAsia="Consolas"/>
-                <w:sz w:val="17"/>
-              </w:rPr>
-              <w:t>delegationConsentRevoked</w:t>
-            </w:r>
-            <w:r>
-              <w:rPr>
-                <w:sz w:val="17"/>
-              </w:rPr>
-              <w:t xml:space="preserve"> 기록 후 재서명 요구</w:t>
-            </w:r>
-          </w:p>
-        </w:tc>
-      </w:tr>
-    </w:tbl>
-    <w:p>
-      <w:pPr>
-        <w:spacing w:after="40"/>
-      </w:pPr>
-    </w:p>
-    <w:p>
-      <w:r>
-        <w:t>서명하지 않으면 위임 설정 화면에 경고가 뜹니다 — *"한도만 정해두면 대리 결제가 시작되지 않습니다"*.</w:t>
-      </w:r>
-    </w:p>
-    <w:p>
-      <w:pPr>
-        <w:spacing w:before="280" w:after="80"/>
-      </w:pPr>
-      <w:r>
-        <w:rPr>
-          <w:b/>
-          <w:color w:val="111111"/>
-          <w:sz w:val="26"/>
-        </w:rPr>
-        <w:t>6. 온체인 / 오프체인 분리</w:t>
-      </w:r>
-    </w:p>
-    <w:tbl>
-      <w:tblPr>
-        <w:tblStyle w:val="TableGrid"/>
-        <w:tblW w:type="auto" w:w="0"/>
-        <w:jc w:val="left"/>
-        <w:tblLook w:firstColumn="1" w:firstRow="1" w:lastColumn="0" w:lastRow="0" w:noHBand="0" w:noVBand="1" w:val="04A0"/>
-      </w:tblPr>
-      <w:tblGrid>
-        <w:gridCol w:w="3289"/>
-        <w:gridCol w:w="3289"/>
-        <w:gridCol w:w="3289"/>
-      </w:tblGrid>
-      <w:tr>
-        <w:tc>
-          <w:tcPr>
-            <w:tcW w:type="dxa" w:w="3289"/>
-          </w:tcPr>
-          <w:p>
-            <w:r>
-              <w:rPr>
-                <w:sz w:val="17"/>
-              </w:rPr>
-            </w:r>
-            <w:r>
-              <w:rPr>
-                <w:b/>
-                <w:sz w:val="17"/>
-              </w:rPr>
-              <w:t xml:space="preserve">온체인에 </w:t>
-            </w:r>
-            <w:r>
-              <w:rPr>
-                <w:b/>
-                <w:sz w:val="17"/>
-              </w:rPr>
-              <w:t>올라가지 않음</w:t>
-            </w:r>
-          </w:p>
-        </w:tc>
-        <w:tc>
-          <w:tcPr>
-            <w:tcW w:type="dxa" w:w="3289"/>
-          </w:tcPr>
-          <w:p>
-            <w:r>
-              <w:rPr>
-                <w:sz w:val="17"/>
-              </w:rPr>
-            </w:r>
-            <w:r>
-              <w:rPr>
-                <w:b/>
-                <w:sz w:val="17"/>
-              </w:rPr>
-              <w:t>온체인에 올라감</w:t>
-            </w:r>
-          </w:p>
-        </w:tc>
-        <w:tc>
-          <w:tcPr>
-            <w:tcW w:type="dxa" w:w="3289"/>
-          </w:tcPr>
-          <w:p>
-            <w:r>
-              <w:rPr>
-                <w:sz w:val="17"/>
-              </w:rPr>
-            </w:r>
-          </w:p>
-        </w:tc>
-      </w:tr>
-      <w:tr>
-        <w:tc>
-          <w:tcPr>
-            <w:tcW w:type="dxa" w:w="3289"/>
-          </w:tcPr>
-          <w:p>
-            <w:r>
-              <w:rPr>
-                <w:sz w:val="17"/>
-              </w:rPr>
-            </w:r>
-            <w:r>
-              <w:rPr>
-                <w:sz w:val="17"/>
-              </w:rPr>
-              <w:t>금액 · 결제처 · 카테고리</w:t>
-            </w:r>
-          </w:p>
-        </w:tc>
-        <w:tc>
-          <w:tcPr>
-            <w:tcW w:type="dxa" w:w="3289"/>
-          </w:tcPr>
-          <w:p>
-            <w:r>
-              <w:rPr>
-                <w:sz w:val="17"/>
-              </w:rPr>
-            </w:r>
-            <w:r>
-              <w:rPr>
-                <w:sz w:val="17"/>
-              </w:rPr>
-              <w:t xml:space="preserve">이벤트 원문(JSON)의 SHA-256 </w:t>
-            </w:r>
-            <w:r>
-              <w:rPr>
-                <w:rFonts w:ascii="Consolas" w:hAnsi="Consolas" w:eastAsia="Consolas"/>
-                <w:sz w:val="17"/>
-              </w:rPr>
-              <w:t>dataHash</w:t>
-            </w:r>
-          </w:p>
-        </w:tc>
-        <w:tc>
-          <w:tcPr>
-            <w:tcW w:type="dxa" w:w="3289"/>
-          </w:tcPr>
-          <w:p>
-            <w:r>
-              <w:rPr>
-                <w:sz w:val="17"/>
-              </w:rPr>
-            </w:r>
-          </w:p>
-        </w:tc>
-      </w:tr>
-      <w:tr>
-        <w:tc>
-          <w:tcPr>
-            <w:tcW w:type="dxa" w:w="3289"/>
-          </w:tcPr>
-          <w:p>
-            <w:r>
-              <w:rPr>
-                <w:sz w:val="17"/>
-              </w:rPr>
-            </w:r>
-            <w:r>
-              <w:rPr>
-                <w:sz w:val="17"/>
-              </w:rPr>
-              <w:t>이름 · 계좌번호</w:t>
-            </w:r>
-          </w:p>
-        </w:tc>
-        <w:tc>
-          <w:tcPr>
-            <w:tcW w:type="dxa" w:w="3289"/>
-          </w:tcPr>
-          <w:p>
-            <w:r>
-              <w:rPr>
-                <w:sz w:val="17"/>
-              </w:rPr>
-            </w:r>
-            <w:r>
-              <w:rPr>
-                <w:sz w:val="17"/>
-              </w:rPr>
-              <w:t>위임 조회 키 `SHA-256("위임ID\</w:t>
-            </w:r>
-          </w:p>
-        </w:tc>
-        <w:tc>
-          <w:tcPr>
-            <w:tcW w:type="dxa" w:w="3289"/>
-          </w:tcPr>
-          <w:p>
-            <w:r>
-              <w:rPr>
-                <w:sz w:val="17"/>
-              </w:rPr>
-            </w:r>
-            <w:r>
-              <w:rPr>
-                <w:sz w:val="17"/>
-              </w:rPr>
-              <w:t>salt")`</w:t>
-            </w:r>
-          </w:p>
-        </w:tc>
-      </w:tr>
-      <w:tr>
-        <w:tc>
-          <w:tcPr>
-            <w:tcW w:type="dxa" w:w="3289"/>
-          </w:tcPr>
-          <w:p>
-            <w:r>
-              <w:rPr>
-                <w:sz w:val="17"/>
-              </w:rPr>
-            </w:r>
-            <w:r>
-              <w:rPr>
-                <w:sz w:val="17"/>
-              </w:rPr>
-              <w:t>위임장 원문 · 서명 이미지</w:t>
-            </w:r>
-          </w:p>
-        </w:tc>
-        <w:tc>
-          <w:tcPr>
-            <w:tcW w:type="dxa" w:w="3289"/>
-          </w:tcPr>
-          <w:p>
-            <w:r>
-              <w:rPr>
-                <w:sz w:val="17"/>
-              </w:rPr>
-            </w:r>
-            <w:r>
-              <w:rPr>
-                <w:sz w:val="17"/>
-              </w:rPr>
-              <w:t>위임장 해시 · 서명 해시</w:t>
-            </w:r>
-          </w:p>
-        </w:tc>
-        <w:tc>
-          <w:tcPr>
-            <w:tcW w:type="dxa" w:w="3289"/>
-          </w:tcPr>
-          <w:p>
-            <w:r>
-              <w:rPr>
-                <w:sz w:val="17"/>
-              </w:rPr>
-            </w:r>
-          </w:p>
-        </w:tc>
-      </w:tr>
-      <w:tr>
-        <w:tc>
-          <w:tcPr>
-            <w:tcW w:type="dxa" w:w="3289"/>
-          </w:tcPr>
-          <w:p>
-            <w:r>
-              <w:rPr>
-                <w:sz w:val="17"/>
-              </w:rPr>
-            </w:r>
-            <w:r>
-              <w:rPr>
-                <w:sz w:val="17"/>
-              </w:rPr>
-              <w:t>청구서 원문</w:t>
-            </w:r>
-          </w:p>
-        </w:tc>
-        <w:tc>
-          <w:tcPr>
-            <w:tcW w:type="dxa" w:w="3289"/>
-          </w:tcPr>
-          <w:p>
-            <w:r>
-              <w:rPr>
-                <w:sz w:val="17"/>
-              </w:rPr>
-            </w:r>
-            <w:r>
-              <w:rPr>
-                <w:sz w:val="17"/>
-              </w:rPr>
-              <w:t>인증 기관의 서명 공개키 · 기관명 *(공개 정보라 의도적 공개)*</w:t>
-            </w:r>
-          </w:p>
-        </w:tc>
-        <w:tc>
-          <w:tcPr>
-            <w:tcW w:type="dxa" w:w="3289"/>
-          </w:tcPr>
-          <w:p>
-            <w:r>
-              <w:rPr>
-                <w:sz w:val="17"/>
-              </w:rPr>
-            </w:r>
-          </w:p>
-        </w:tc>
-      </w:tr>
-    </w:tbl>
-    <w:p>
-      <w:pPr>
-        <w:spacing w:after="40"/>
-      </w:pPr>
-    </w:p>
-    <w:p>
-      <w:r>
-        <w:t>자세한 내용은 04. 블록체인 (04_블록체인.md) 참조.</w:t>
-      </w:r>
-    </w:p>
-    <w:p>
-      <w:pPr>
-        <w:spacing w:before="280" w:after="80"/>
-      </w:pPr>
-      <w:r>
-        <w:rPr>
-          <w:b/>
-          <w:color w:val="111111"/>
-          <w:sz w:val="26"/>
-        </w:rPr>
-        <w:t>7. 서버가 없어도 동작한다</w:t>
-      </w:r>
-    </w:p>
-    <w:p>
-      <w:r>
-        <w:t xml:space="preserve">ZIP으로 받아 </w:t>
+        <w:t>42건짜리 원장</w:t>
+      </w:r>
+      <w:r>
+        <w:t>(</w:t>
       </w:r>
       <w:r>
         <w:rPr>
           <w:rFonts w:ascii="Consolas" w:hAnsi="Consolas" w:eastAsia="Consolas"/>
           <w:sz w:val="17"/>
         </w:rPr>
-        <w:t>index.html</w:t>
-      </w:r>
-      <w:r>
-        <w:t xml:space="preserve">을 파일로 열면 백엔드 관련 UI가 </w:t>
+        <w:t>PAST_LEDGER</w:t>
+      </w:r>
+      <w:r>
+        <w:t xml:space="preserve">)으로 재현합니다. 판정의 μ·σ도, 신뢰 기관도 </w:t>
       </w:r>
       <w:r>
         <w:rPr>
           <w:b/>
         </w:rPr>
-        <w:t>아예 나타나지 않고</w:t>
-      </w:r>
-      <w:r>
-        <w:t xml:space="preserve">, 앱은 로컬 상태로 그대로 동작합니다. 공개 노드에 연결하지 못하면 온체인 검증도 로컬 기록으로 자동 전환되므로 </w:t>
-      </w:r>
-      <w:r>
-        <w:rPr>
-          <w:b/>
-        </w:rPr>
-        <w:t>시연이 멈추지 않습니다.</w:t>
-      </w:r>
-    </w:p>
-    <w:p>
-      <w:r>
-        <w:br w:type="page"/>
-      </w:r>
-    </w:p>
-    <w:p>
-      <w:pPr>
-        <w:spacing w:before="0" w:after="100"/>
-      </w:pPr>
-      <w:r>
-        <w:rPr>
-          <w:b/>
-          <w:color w:val="111111"/>
-          <w:sz w:val="34"/>
-        </w:rPr>
-        <w:t xml:space="preserve">02. 판정 엔진 — </w:t>
-      </w:r>
-      <w:r>
-        <w:rPr>
-          <w:rFonts w:ascii="Consolas" w:hAnsi="Consolas" w:eastAsia="Consolas"/>
-          <w:b/>
-          <w:color w:val="111111"/>
-          <w:sz w:val="34"/>
-        </w:rPr>
-        <w:t>judge()</w:t>
-      </w:r>
-    </w:p>
-    <w:p>
-      <w:r>
-        <w:t xml:space="preserve">결제 한 건을 받아 </w:t>
-      </w:r>
-      <w:r>
-        <w:rPr>
-          <w:rFonts w:ascii="Consolas" w:hAnsi="Consolas" w:eastAsia="Consolas"/>
-          <w:sz w:val="17"/>
-        </w:rPr>
-        <w:t>approve / confirm / hold</w:t>
-      </w:r>
-      <w:r>
-        <w:t xml:space="preserve"> 중 하나와 </w:t>
-      </w:r>
-      <w:r>
-        <w:rPr>
-          <w:b/>
-        </w:rPr>
-        <w:t>사람이 읽을 수 있는 사유</w:t>
-      </w:r>
-      <w:r>
-        <w:t xml:space="preserve">를 돌려줍니다. 구현 위치: </w:t>
-      </w:r>
-      <w:r>
-        <w:rPr>
-          <w:rFonts w:ascii="Consolas" w:hAnsi="Consolas" w:eastAsia="Consolas"/>
-          <w:sz w:val="17"/>
-        </w:rPr>
-        <w:t>carepass-prototype/index.html</w:t>
-      </w:r>
-      <w:r>
-        <w:t xml:space="preserve"> 의 </w:t>
-      </w:r>
-      <w:r>
-        <w:rPr>
-          <w:rFonts w:ascii="Consolas" w:hAnsi="Consolas" w:eastAsia="Consolas"/>
-          <w:sz w:val="17"/>
-        </w:rPr>
-        <w:t>judge(catKey, amount, merchant)</w:t>
-      </w:r>
-      <w:r>
-        <w:t>.</w:t>
-      </w:r>
-    </w:p>
-    <w:p>
-      <w:pPr>
-        <w:spacing w:before="280" w:after="80"/>
-      </w:pPr>
-      <w:r>
-        <w:rPr>
-          <w:b/>
-          <w:color w:val="111111"/>
-          <w:sz w:val="26"/>
-        </w:rPr>
-        <w:t>1. 규칙이 쌓이는 순서</w:t>
-      </w:r>
-    </w:p>
-    <w:p>
-      <w:r>
-        <w:t xml:space="preserve">위에서 아래로 검사하며, </w:t>
-      </w:r>
-      <w:r>
-        <w:rPr>
-          <w:b/>
-        </w:rPr>
-        <w:t>뒤 규칙이 앞 판정을 뒤집지 못합니다</w:t>
-      </w:r>
-      <w:r>
-        <w:t>(</w:t>
-      </w:r>
-      <w:r>
-        <w:rPr>
-          <w:rFonts w:ascii="Consolas" w:hAnsi="Consolas" w:eastAsia="Consolas"/>
-          <w:sz w:val="17"/>
-        </w:rPr>
-        <w:t>level==='normal'</w:t>
-      </w:r>
-      <w:r>
-        <w:t>일 때만 올림).</w:t>
-      </w:r>
-    </w:p>
-    <w:tbl>
-      <w:tblPr>
-        <w:tblStyle w:val="TableGrid"/>
-        <w:tblW w:type="auto" w:w="0"/>
-        <w:jc w:val="left"/>
-        <w:tblLook w:firstColumn="1" w:firstRow="1" w:lastColumn="0" w:lastRow="0" w:noHBand="0" w:noVBand="1" w:val="04A0"/>
-      </w:tblPr>
-      <w:tblGrid>
-        <w:gridCol w:w="3289"/>
-        <w:gridCol w:w="3289"/>
-        <w:gridCol w:w="3289"/>
-      </w:tblGrid>
-      <w:tr>
-        <w:tc>
-          <w:tcPr>
-            <w:tcW w:type="dxa" w:w="3289"/>
-          </w:tcPr>
-          <w:p>
-            <w:r>
-              <w:rPr>
-                <w:sz w:val="17"/>
-              </w:rPr>
-            </w:r>
-            <w:r>
-              <w:rPr>
-                <w:b/>
-                <w:sz w:val="17"/>
-              </w:rPr>
-              <w:t>순</w:t>
-            </w:r>
-          </w:p>
-        </w:tc>
-        <w:tc>
-          <w:tcPr>
-            <w:tcW w:type="dxa" w:w="3289"/>
-          </w:tcPr>
-          <w:p>
-            <w:r>
-              <w:rPr>
-                <w:sz w:val="17"/>
-              </w:rPr>
-            </w:r>
-            <w:r>
-              <w:rPr>
-                <w:b/>
-                <w:sz w:val="17"/>
-              </w:rPr>
-              <w:t>검사</w:t>
-            </w:r>
-          </w:p>
-        </w:tc>
-        <w:tc>
-          <w:tcPr>
-            <w:tcW w:type="dxa" w:w="3289"/>
-          </w:tcPr>
-          <w:p>
-            <w:r>
-              <w:rPr>
-                <w:sz w:val="17"/>
-              </w:rPr>
-            </w:r>
-            <w:r>
-              <w:rPr>
-                <w:b/>
-                <w:sz w:val="17"/>
-              </w:rPr>
-              <w:t>결과</w:t>
-            </w:r>
-          </w:p>
-        </w:tc>
-      </w:tr>
-      <w:tr>
-        <w:tc>
-          <w:tcPr>
-            <w:tcW w:type="dxa" w:w="3289"/>
-          </w:tcPr>
-          <w:p>
-            <w:r>
-              <w:rPr>
-                <w:sz w:val="17"/>
-              </w:rPr>
-            </w:r>
-            <w:r>
-              <w:rPr>
-                <w:sz w:val="17"/>
-              </w:rPr>
-              <w:t>1</w:t>
-            </w:r>
-          </w:p>
-        </w:tc>
-        <w:tc>
-          <w:tcPr>
-            <w:tcW w:type="dxa" w:w="3289"/>
-          </w:tcPr>
-          <w:p>
-            <w:r>
-              <w:rPr>
-                <w:sz w:val="17"/>
-              </w:rPr>
-            </w:r>
-            <w:r>
-              <w:rPr>
-                <w:sz w:val="17"/>
-              </w:rPr>
-              <w:t>청구서 전자서명 불일치 (</w:t>
-            </w:r>
-            <w:r>
-              <w:rPr>
-                <w:rFonts w:ascii="Consolas" w:hAnsi="Consolas" w:eastAsia="Consolas"/>
-                <w:sz w:val="17"/>
-              </w:rPr>
-              <w:t>sigFail</w:t>
-            </w:r>
-            <w:r>
-              <w:rPr>
-                <w:sz w:val="17"/>
-              </w:rPr>
-              <w:t>)</w:t>
-            </w:r>
-          </w:p>
-        </w:tc>
-        <w:tc>
-          <w:tcPr>
-            <w:tcW w:type="dxa" w:w="3289"/>
-          </w:tcPr>
-          <w:p>
-            <w:r>
-              <w:rPr>
-                <w:sz w:val="17"/>
-              </w:rPr>
-            </w:r>
-            <w:r>
-              <w:rPr>
-                <w:b/>
-                <w:sz w:val="17"/>
-              </w:rPr>
-              <w:t>hold</w:t>
-            </w:r>
-          </w:p>
-        </w:tc>
-      </w:tr>
-      <w:tr>
-        <w:tc>
-          <w:tcPr>
-            <w:tcW w:type="dxa" w:w="3289"/>
-          </w:tcPr>
-          <w:p>
-            <w:r>
-              <w:rPr>
-                <w:sz w:val="17"/>
-              </w:rPr>
-            </w:r>
-            <w:r>
-              <w:rPr>
-                <w:sz w:val="17"/>
-              </w:rPr>
-              <w:t>2</w:t>
-            </w:r>
-          </w:p>
-        </w:tc>
-        <w:tc>
-          <w:tcPr>
-            <w:tcW w:type="dxa" w:w="3289"/>
-          </w:tcPr>
-          <w:p>
-            <w:r>
-              <w:rPr>
-                <w:sz w:val="17"/>
-              </w:rPr>
-            </w:r>
-            <w:r>
-              <w:rPr>
-                <w:sz w:val="17"/>
-              </w:rPr>
-              <w:t>인증 취소된 기관의 청구서 (</w:t>
-            </w:r>
-            <w:r>
-              <w:rPr>
-                <w:rFonts w:ascii="Consolas" w:hAnsi="Consolas" w:eastAsia="Consolas"/>
-                <w:sz w:val="17"/>
-              </w:rPr>
-              <w:t>revoked</w:t>
-            </w:r>
-            <w:r>
-              <w:rPr>
-                <w:sz w:val="17"/>
-              </w:rPr>
-              <w:t>)</w:t>
-            </w:r>
-          </w:p>
-        </w:tc>
-        <w:tc>
-          <w:tcPr>
-            <w:tcW w:type="dxa" w:w="3289"/>
-          </w:tcPr>
-          <w:p>
-            <w:r>
-              <w:rPr>
-                <w:sz w:val="17"/>
-              </w:rPr>
-            </w:r>
-            <w:r>
-              <w:rPr>
-                <w:b/>
-                <w:sz w:val="17"/>
-              </w:rPr>
-              <w:t>hold</w:t>
-            </w:r>
-          </w:p>
-        </w:tc>
-      </w:tr>
-      <w:tr>
-        <w:tc>
-          <w:tcPr>
-            <w:tcW w:type="dxa" w:w="3289"/>
-          </w:tcPr>
-          <w:p>
-            <w:r>
-              <w:rPr>
-                <w:sz w:val="17"/>
-              </w:rPr>
-            </w:r>
-            <w:r>
-              <w:rPr>
-                <w:sz w:val="17"/>
-              </w:rPr>
-              <w:t>3</w:t>
-            </w:r>
-          </w:p>
-        </w:tc>
-        <w:tc>
-          <w:tcPr>
-            <w:tcW w:type="dxa" w:w="3289"/>
-          </w:tcPr>
-          <w:p>
-            <w:r>
-              <w:rPr>
-                <w:sz w:val="17"/>
-              </w:rPr>
-            </w:r>
-            <w:r>
-              <w:rPr>
-                <w:sz w:val="17"/>
-              </w:rPr>
-              <w:t>청구서 금액 ≠ 요청 금액</w:t>
-            </w:r>
-          </w:p>
-        </w:tc>
-        <w:tc>
-          <w:tcPr>
-            <w:tcW w:type="dxa" w:w="3289"/>
-          </w:tcPr>
-          <w:p>
-            <w:r>
-              <w:rPr>
-                <w:sz w:val="17"/>
-              </w:rPr>
-            </w:r>
-            <w:r>
-              <w:rPr>
-                <w:b/>
-                <w:sz w:val="17"/>
-              </w:rPr>
-              <w:t>hold</w:t>
-            </w:r>
-          </w:p>
-        </w:tc>
-      </w:tr>
-      <w:tr>
-        <w:tc>
-          <w:tcPr>
-            <w:tcW w:type="dxa" w:w="3289"/>
-          </w:tcPr>
-          <w:p>
-            <w:r>
-              <w:rPr>
-                <w:sz w:val="17"/>
-              </w:rPr>
-            </w:r>
-            <w:r>
-              <w:rPr>
-                <w:sz w:val="17"/>
-              </w:rPr>
-              <w:t>4</w:t>
-            </w:r>
-          </w:p>
-        </w:tc>
-        <w:tc>
-          <w:tcPr>
-            <w:tcW w:type="dxa" w:w="3289"/>
-          </w:tcPr>
-          <w:p>
-            <w:r>
-              <w:rPr>
-                <w:sz w:val="17"/>
-              </w:rPr>
-            </w:r>
-            <w:r>
-              <w:rPr>
-                <w:sz w:val="17"/>
-              </w:rPr>
-              <w:t>미인증 기관 청구서 (</w:t>
-            </w:r>
-            <w:r>
-              <w:rPr>
-                <w:rFonts w:ascii="Consolas" w:hAnsi="Consolas" w:eastAsia="Consolas"/>
-                <w:sz w:val="17"/>
-              </w:rPr>
-              <w:t>uncertified</w:t>
-            </w:r>
-            <w:r>
-              <w:rPr>
-                <w:sz w:val="17"/>
-              </w:rPr>
-              <w:t>)</w:t>
-            </w:r>
-          </w:p>
-        </w:tc>
-        <w:tc>
-          <w:tcPr>
-            <w:tcW w:type="dxa" w:w="3289"/>
-          </w:tcPr>
-          <w:p>
-            <w:r>
-              <w:rPr>
-                <w:sz w:val="17"/>
-              </w:rPr>
-            </w:r>
-            <w:r>
-              <w:rPr>
-                <w:sz w:val="17"/>
-              </w:rPr>
-              <w:t>confirm</w:t>
-            </w:r>
-          </w:p>
-        </w:tc>
-      </w:tr>
-      <w:tr>
-        <w:tc>
-          <w:tcPr>
-            <w:tcW w:type="dxa" w:w="3289"/>
-          </w:tcPr>
-          <w:p>
-            <w:r>
-              <w:rPr>
-                <w:sz w:val="17"/>
-              </w:rPr>
-            </w:r>
-            <w:r>
-              <w:rPr>
-                <w:sz w:val="17"/>
-              </w:rPr>
-              <w:t>5</w:t>
-            </w:r>
-          </w:p>
-        </w:tc>
-        <w:tc>
-          <w:tcPr>
-            <w:tcW w:type="dxa" w:w="3289"/>
-          </w:tcPr>
-          <w:p>
-            <w:r>
-              <w:rPr>
-                <w:sz w:val="17"/>
-              </w:rPr>
-            </w:r>
-            <w:r>
-              <w:rPr>
-                <w:sz w:val="17"/>
-              </w:rPr>
-              <w:t xml:space="preserve">청구-결제 </w:t>
-            </w:r>
-            <w:r>
-              <w:rPr>
-                <w:b/>
-                <w:sz w:val="17"/>
-              </w:rPr>
-              <w:t>기관 불일치</w:t>
-            </w:r>
-          </w:p>
-        </w:tc>
-        <w:tc>
-          <w:tcPr>
-            <w:tcW w:type="dxa" w:w="3289"/>
-          </w:tcPr>
-          <w:p>
-            <w:r>
-              <w:rPr>
-                <w:sz w:val="17"/>
-              </w:rPr>
-            </w:r>
-            <w:r>
-              <w:rPr>
-                <w:b/>
-                <w:sz w:val="17"/>
-              </w:rPr>
-              <w:t>hold</w:t>
-            </w:r>
-          </w:p>
-        </w:tc>
-      </w:tr>
-      <w:tr>
-        <w:tc>
-          <w:tcPr>
-            <w:tcW w:type="dxa" w:w="3289"/>
-          </w:tcPr>
-          <w:p>
-            <w:r>
-              <w:rPr>
-                <w:sz w:val="17"/>
-              </w:rPr>
-            </w:r>
-            <w:r>
-              <w:rPr>
-                <w:sz w:val="17"/>
-              </w:rPr>
-              <w:t>6</w:t>
-            </w:r>
-          </w:p>
-        </w:tc>
-        <w:tc>
-          <w:tcPr>
-            <w:tcW w:type="dxa" w:w="3289"/>
-          </w:tcPr>
-          <w:p>
-            <w:r>
-              <w:rPr>
-                <w:sz w:val="17"/>
-              </w:rPr>
-            </w:r>
-            <w:r>
-              <w:rPr>
-                <w:sz w:val="17"/>
-              </w:rPr>
-              <w:t xml:space="preserve">청구서 </w:t>
-            </w:r>
-            <w:r>
-              <w:rPr>
-                <w:b/>
-                <w:sz w:val="17"/>
-              </w:rPr>
-              <w:t>중복 사용</w:t>
-            </w:r>
-          </w:p>
-        </w:tc>
-        <w:tc>
-          <w:tcPr>
-            <w:tcW w:type="dxa" w:w="3289"/>
-          </w:tcPr>
-          <w:p>
-            <w:r>
-              <w:rPr>
-                <w:sz w:val="17"/>
-              </w:rPr>
-            </w:r>
-            <w:r>
-              <w:rPr>
-                <w:b/>
-                <w:sz w:val="17"/>
-              </w:rPr>
-              <w:t>hold</w:t>
-            </w:r>
-          </w:p>
-        </w:tc>
-      </w:tr>
-      <w:tr>
-        <w:tc>
-          <w:tcPr>
-            <w:tcW w:type="dxa" w:w="3289"/>
-          </w:tcPr>
-          <w:p>
-            <w:r>
-              <w:rPr>
-                <w:sz w:val="17"/>
-              </w:rPr>
-            </w:r>
-            <w:r>
-              <w:rPr>
-                <w:sz w:val="17"/>
-              </w:rPr>
-              <w:t>7</w:t>
-            </w:r>
-          </w:p>
-        </w:tc>
-        <w:tc>
-          <w:tcPr>
-            <w:tcW w:type="dxa" w:w="3289"/>
-          </w:tcPr>
-          <w:p>
-            <w:r>
-              <w:rPr>
-                <w:sz w:val="17"/>
-              </w:rPr>
-            </w:r>
-            <w:r>
-              <w:rPr>
-                <w:sz w:val="17"/>
-              </w:rPr>
-              <w:t>청구서 유효기간(14일) 경과</w:t>
-            </w:r>
-          </w:p>
-        </w:tc>
-        <w:tc>
-          <w:tcPr>
-            <w:tcW w:type="dxa" w:w="3289"/>
-          </w:tcPr>
-          <w:p>
-            <w:r>
-              <w:rPr>
-                <w:sz w:val="17"/>
-              </w:rPr>
-            </w:r>
-            <w:r>
-              <w:rPr>
-                <w:sz w:val="17"/>
-              </w:rPr>
-              <w:t>confirm</w:t>
-            </w:r>
-          </w:p>
-        </w:tc>
-      </w:tr>
-      <w:tr>
-        <w:tc>
-          <w:tcPr>
-            <w:tcW w:type="dxa" w:w="3289"/>
-          </w:tcPr>
-          <w:p>
-            <w:r>
-              <w:rPr>
-                <w:sz w:val="17"/>
-              </w:rPr>
-            </w:r>
-            <w:r>
-              <w:rPr>
-                <w:sz w:val="17"/>
-              </w:rPr>
-              <w:t>8</w:t>
-            </w:r>
-          </w:p>
-        </w:tc>
-        <w:tc>
-          <w:tcPr>
-            <w:tcW w:type="dxa" w:w="3289"/>
-          </w:tcPr>
-          <w:p>
-            <w:r>
-              <w:rPr>
-                <w:sz w:val="17"/>
-              </w:rPr>
-            </w:r>
-            <w:r>
-              <w:rPr>
-                <w:b/>
-                <w:sz w:val="17"/>
-              </w:rPr>
-              <w:t>미등록 의료기관</w:t>
-            </w:r>
-            <w:r>
-              <w:rPr>
-                <w:sz w:val="17"/>
-              </w:rPr>
-              <w:t xml:space="preserve"> (심평원 목록에 없음)</w:t>
-            </w:r>
-          </w:p>
-        </w:tc>
-        <w:tc>
-          <w:tcPr>
-            <w:tcW w:type="dxa" w:w="3289"/>
-          </w:tcPr>
-          <w:p>
-            <w:r>
-              <w:rPr>
-                <w:sz w:val="17"/>
-              </w:rPr>
-            </w:r>
-            <w:r>
-              <w:rPr>
-                <w:b/>
-                <w:sz w:val="17"/>
-              </w:rPr>
-              <w:t>hold</w:t>
-            </w:r>
-          </w:p>
-        </w:tc>
-      </w:tr>
-      <w:tr>
-        <w:tc>
-          <w:tcPr>
-            <w:tcW w:type="dxa" w:w="3289"/>
-          </w:tcPr>
-          <w:p>
-            <w:r>
-              <w:rPr>
-                <w:sz w:val="17"/>
-              </w:rPr>
-            </w:r>
-            <w:r>
-              <w:rPr>
-                <w:sz w:val="17"/>
-              </w:rPr>
-              <w:t>9</w:t>
-            </w:r>
-          </w:p>
-        </w:tc>
-        <w:tc>
-          <w:tcPr>
-            <w:tcW w:type="dxa" w:w="3289"/>
-          </w:tcPr>
-          <w:p>
-            <w:r>
-              <w:rPr>
-                <w:sz w:val="17"/>
-              </w:rPr>
-            </w:r>
-            <w:r>
-              <w:rPr>
-                <w:b/>
-                <w:sz w:val="17"/>
-              </w:rPr>
-              <w:t>구조화(분할 결제) 적중</w:t>
-            </w:r>
-          </w:p>
-        </w:tc>
-        <w:tc>
-          <w:tcPr>
-            <w:tcW w:type="dxa" w:w="3289"/>
-          </w:tcPr>
-          <w:p>
-            <w:r>
-              <w:rPr>
-                <w:sz w:val="17"/>
-              </w:rPr>
-            </w:r>
-            <w:r>
-              <w:rPr>
-                <w:b/>
-                <w:sz w:val="17"/>
-              </w:rPr>
-              <w:t>hold</w:t>
-            </w:r>
-          </w:p>
-        </w:tc>
-      </w:tr>
-      <w:tr>
-        <w:tc>
-          <w:tcPr>
-            <w:tcW w:type="dxa" w:w="3289"/>
-          </w:tcPr>
-          <w:p>
-            <w:r>
-              <w:rPr>
-                <w:sz w:val="17"/>
-              </w:rPr>
-            </w:r>
-            <w:r>
-              <w:rPr>
-                <w:sz w:val="17"/>
-              </w:rPr>
-              <w:t>9'</w:t>
-            </w:r>
-          </w:p>
-        </w:tc>
-        <w:tc>
-          <w:tcPr>
-            <w:tcW w:type="dxa" w:w="3289"/>
-          </w:tcPr>
-          <w:p>
-            <w:r>
-              <w:rPr>
-                <w:sz w:val="17"/>
-              </w:rPr>
-            </w:r>
-            <w:r>
-              <w:rPr>
-                <w:sz w:val="17"/>
-              </w:rPr>
-              <w:t>구조화 경고 (한 번 모자람)</w:t>
-            </w:r>
-          </w:p>
-        </w:tc>
-        <w:tc>
-          <w:tcPr>
-            <w:tcW w:type="dxa" w:w="3289"/>
-          </w:tcPr>
-          <w:p>
-            <w:r>
-              <w:rPr>
-                <w:sz w:val="17"/>
-              </w:rPr>
-            </w:r>
-            <w:r>
-              <w:rPr>
-                <w:sz w:val="17"/>
-              </w:rPr>
-              <w:t>confirm</w:t>
-            </w:r>
-          </w:p>
-        </w:tc>
-      </w:tr>
-      <w:tr>
-        <w:tc>
-          <w:tcPr>
-            <w:tcW w:type="dxa" w:w="3289"/>
-          </w:tcPr>
-          <w:p>
-            <w:r>
-              <w:rPr>
-                <w:sz w:val="17"/>
-              </w:rPr>
-            </w:r>
-            <w:r>
-              <w:rPr>
-                <w:sz w:val="17"/>
-              </w:rPr>
-              <w:t>10</w:t>
-            </w:r>
-          </w:p>
-        </w:tc>
-        <w:tc>
-          <w:tcPr>
-            <w:tcW w:type="dxa" w:w="3289"/>
-          </w:tcPr>
-          <w:p>
-            <w:r>
-              <w:rPr>
-                <w:sz w:val="17"/>
-              </w:rPr>
-            </w:r>
-            <w:r>
-              <w:rPr>
-                <w:sz w:val="17"/>
-              </w:rPr>
-              <w:t>사용처 화이트리스트 위반</w:t>
-            </w:r>
-          </w:p>
-        </w:tc>
-        <w:tc>
-          <w:tcPr>
-            <w:tcW w:type="dxa" w:w="3289"/>
-          </w:tcPr>
-          <w:p>
-            <w:r>
-              <w:rPr>
-                <w:sz w:val="17"/>
-              </w:rPr>
-            </w:r>
-            <w:r>
-              <w:rPr>
-                <w:b/>
-                <w:sz w:val="17"/>
-              </w:rPr>
-              <w:t>hold</w:t>
-            </w:r>
-          </w:p>
-        </w:tc>
-      </w:tr>
-      <w:tr>
-        <w:tc>
-          <w:tcPr>
-            <w:tcW w:type="dxa" w:w="3289"/>
-          </w:tcPr>
-          <w:p>
-            <w:r>
-              <w:rPr>
-                <w:sz w:val="17"/>
-              </w:rPr>
-            </w:r>
-            <w:r>
-              <w:rPr>
-                <w:sz w:val="17"/>
-              </w:rPr>
-              <w:t>11</w:t>
-            </w:r>
-          </w:p>
-        </w:tc>
-        <w:tc>
-          <w:tcPr>
-            <w:tcW w:type="dxa" w:w="3289"/>
-          </w:tcPr>
-          <w:p>
-            <w:r>
-              <w:rPr>
-                <w:sz w:val="17"/>
-              </w:rPr>
-            </w:r>
-            <w:r>
-              <w:rPr>
-                <w:sz w:val="17"/>
-              </w:rPr>
-              <w:t>위임 풀 잔액 초과</w:t>
-            </w:r>
-          </w:p>
-        </w:tc>
-        <w:tc>
-          <w:tcPr>
-            <w:tcW w:type="dxa" w:w="3289"/>
-          </w:tcPr>
-          <w:p>
-            <w:r>
-              <w:rPr>
-                <w:sz w:val="17"/>
-              </w:rPr>
-            </w:r>
-            <w:r>
-              <w:rPr>
-                <w:b/>
-                <w:sz w:val="17"/>
-              </w:rPr>
-              <w:t>hold</w:t>
-            </w:r>
-          </w:p>
-        </w:tc>
-      </w:tr>
-      <w:tr>
-        <w:tc>
-          <w:tcPr>
-            <w:tcW w:type="dxa" w:w="3289"/>
-          </w:tcPr>
-          <w:p>
-            <w:r>
-              <w:rPr>
-                <w:sz w:val="17"/>
-              </w:rPr>
-            </w:r>
-            <w:r>
-              <w:rPr>
-                <w:sz w:val="17"/>
-              </w:rPr>
-              <w:t>12</w:t>
-            </w:r>
-          </w:p>
-        </w:tc>
-        <w:tc>
-          <w:tcPr>
-            <w:tcW w:type="dxa" w:w="3289"/>
-          </w:tcPr>
-          <w:p>
-            <w:r>
-              <w:rPr>
-                <w:sz w:val="17"/>
-              </w:rPr>
-            </w:r>
-            <w:r>
-              <w:rPr>
-                <w:sz w:val="17"/>
-              </w:rPr>
-              <w:t>생활비 보호선 미달</w:t>
-            </w:r>
-          </w:p>
-        </w:tc>
-        <w:tc>
-          <w:tcPr>
-            <w:tcW w:type="dxa" w:w="3289"/>
-          </w:tcPr>
-          <w:p>
-            <w:r>
-              <w:rPr>
-                <w:sz w:val="17"/>
-              </w:rPr>
-            </w:r>
-            <w:r>
-              <w:rPr>
-                <w:b/>
-                <w:sz w:val="17"/>
-              </w:rPr>
-              <w:t>hold</w:t>
-            </w:r>
-          </w:p>
-        </w:tc>
-      </w:tr>
-      <w:tr>
-        <w:tc>
-          <w:tcPr>
-            <w:tcW w:type="dxa" w:w="3289"/>
-          </w:tcPr>
-          <w:p>
-            <w:r>
-              <w:rPr>
-                <w:sz w:val="17"/>
-              </w:rPr>
-            </w:r>
-            <w:r>
-              <w:rPr>
-                <w:sz w:val="17"/>
-              </w:rPr>
-              <w:t>13</w:t>
-            </w:r>
-          </w:p>
-        </w:tc>
-        <w:tc>
-          <w:tcPr>
-            <w:tcW w:type="dxa" w:w="3289"/>
-          </w:tcPr>
-          <w:p>
-            <w:r>
-              <w:rPr>
-                <w:sz w:val="17"/>
-              </w:rPr>
-            </w:r>
-            <w:r>
-              <w:rPr>
-                <w:sz w:val="17"/>
-              </w:rPr>
-              <w:t>건당 한도 초과</w:t>
-            </w:r>
-          </w:p>
-        </w:tc>
-        <w:tc>
-          <w:tcPr>
-            <w:tcW w:type="dxa" w:w="3289"/>
-          </w:tcPr>
-          <w:p>
-            <w:r>
-              <w:rPr>
-                <w:sz w:val="17"/>
-              </w:rPr>
-            </w:r>
-            <w:r>
-              <w:rPr>
-                <w:b/>
-                <w:sz w:val="17"/>
-              </w:rPr>
-              <w:t>hold</w:t>
-            </w:r>
-          </w:p>
-        </w:tc>
-      </w:tr>
-      <w:tr>
-        <w:tc>
-          <w:tcPr>
-            <w:tcW w:type="dxa" w:w="3289"/>
-          </w:tcPr>
-          <w:p>
-            <w:r>
-              <w:rPr>
-                <w:sz w:val="17"/>
-              </w:rPr>
-            </w:r>
-            <w:r>
-              <w:rPr>
-                <w:sz w:val="17"/>
-              </w:rPr>
-              <w:t>14</w:t>
-            </w:r>
-          </w:p>
-        </w:tc>
-        <w:tc>
-          <w:tcPr>
-            <w:tcW w:type="dxa" w:w="3289"/>
-          </w:tcPr>
-          <w:p>
-            <w:r>
-              <w:rPr>
-                <w:sz w:val="17"/>
-              </w:rPr>
-            </w:r>
-            <w:r>
-              <w:rPr>
-                <w:sz w:val="17"/>
-              </w:rPr>
-              <w:t>월 누적 한도 초과</w:t>
-            </w:r>
-          </w:p>
-        </w:tc>
-        <w:tc>
-          <w:tcPr>
-            <w:tcW w:type="dxa" w:w="3289"/>
-          </w:tcPr>
-          <w:p>
-            <w:r>
-              <w:rPr>
-                <w:sz w:val="17"/>
-              </w:rPr>
-            </w:r>
-            <w:r>
-              <w:rPr>
-                <w:b/>
-                <w:sz w:val="17"/>
-              </w:rPr>
-              <w:t>hold</w:t>
-            </w:r>
-          </w:p>
-        </w:tc>
-      </w:tr>
-      <w:tr>
-        <w:tc>
-          <w:tcPr>
-            <w:tcW w:type="dxa" w:w="3289"/>
-          </w:tcPr>
-          <w:p>
-            <w:r>
-              <w:rPr>
-                <w:sz w:val="17"/>
-              </w:rPr>
-            </w:r>
-            <w:r>
-              <w:rPr>
-                <w:sz w:val="17"/>
-              </w:rPr>
-              <w:t>15</w:t>
-            </w:r>
-          </w:p>
-        </w:tc>
-        <w:tc>
-          <w:tcPr>
-            <w:tcW w:type="dxa" w:w="3289"/>
-          </w:tcPr>
-          <w:p>
-            <w:r>
-              <w:rPr>
-                <w:sz w:val="17"/>
-              </w:rPr>
-            </w:r>
-            <w:r>
-              <w:rPr>
-                <w:b/>
-                <w:sz w:val="17"/>
-              </w:rPr>
-              <w:t>z ≥ 3</w:t>
-            </w:r>
-          </w:p>
-        </w:tc>
-        <w:tc>
-          <w:tcPr>
-            <w:tcW w:type="dxa" w:w="3289"/>
-          </w:tcPr>
-          <w:p>
-            <w:r>
-              <w:rPr>
-                <w:sz w:val="17"/>
-              </w:rPr>
-            </w:r>
-            <w:r>
-              <w:rPr>
-                <w:b/>
-                <w:sz w:val="17"/>
-              </w:rPr>
-              <w:t>hold</w:t>
-            </w:r>
-            <w:r>
-              <w:rPr>
-                <w:sz w:val="17"/>
-              </w:rPr>
-              <w:t xml:space="preserve"> *(앞 규칙이 전부 통과했을 때만)*</w:t>
-            </w:r>
-          </w:p>
-        </w:tc>
-      </w:tr>
-      <w:tr>
-        <w:tc>
-          <w:tcPr>
-            <w:tcW w:type="dxa" w:w="3289"/>
-          </w:tcPr>
-          <w:p>
-            <w:r>
-              <w:rPr>
-                <w:sz w:val="17"/>
-              </w:rPr>
-            </w:r>
-            <w:r>
-              <w:rPr>
-                <w:sz w:val="17"/>
-              </w:rPr>
-              <w:t>15'</w:t>
-            </w:r>
-          </w:p>
-        </w:tc>
-        <w:tc>
-          <w:tcPr>
-            <w:tcW w:type="dxa" w:w="3289"/>
-          </w:tcPr>
-          <w:p>
-            <w:r>
-              <w:rPr>
-                <w:sz w:val="17"/>
-              </w:rPr>
-            </w:r>
-            <w:r>
-              <w:rPr>
-                <w:b/>
-                <w:sz w:val="17"/>
-              </w:rPr>
-              <w:t>z ≥ 2</w:t>
-            </w:r>
-          </w:p>
-        </w:tc>
-        <w:tc>
-          <w:tcPr>
-            <w:tcW w:type="dxa" w:w="3289"/>
-          </w:tcPr>
-          <w:p>
-            <w:r>
-              <w:rPr>
-                <w:sz w:val="17"/>
-              </w:rPr>
-            </w:r>
-            <w:r>
-              <w:rPr>
-                <w:sz w:val="17"/>
-              </w:rPr>
-              <w:t>confirm *(〃)*</w:t>
-            </w:r>
-          </w:p>
-        </w:tc>
-      </w:tr>
-      <w:tr>
-        <w:tc>
-          <w:tcPr>
-            <w:tcW w:type="dxa" w:w="3289"/>
-          </w:tcPr>
-          <w:p>
-            <w:r>
-              <w:rPr>
-                <w:sz w:val="17"/>
-              </w:rPr>
-            </w:r>
-            <w:r>
-              <w:rPr>
-                <w:sz w:val="17"/>
-              </w:rPr>
-              <w:t>16</w:t>
-            </w:r>
-          </w:p>
-        </w:tc>
-        <w:tc>
-          <w:tcPr>
-            <w:tcW w:type="dxa" w:w="3289"/>
-          </w:tcPr>
-          <w:p>
-            <w:r>
-              <w:rPr>
-                <w:sz w:val="17"/>
-              </w:rPr>
-            </w:r>
-            <w:r>
-              <w:rPr>
-                <w:sz w:val="17"/>
-              </w:rPr>
-              <w:t>고액 구간(≥50만)</w:t>
-            </w:r>
-          </w:p>
-        </w:tc>
-        <w:tc>
-          <w:tcPr>
-            <w:tcW w:type="dxa" w:w="3289"/>
-          </w:tcPr>
-          <w:p>
-            <w:r>
-              <w:rPr>
-                <w:sz w:val="17"/>
-              </w:rPr>
-            </w:r>
-            <w:r>
-              <w:rPr>
-                <w:sz w:val="17"/>
-              </w:rPr>
-              <w:t>confirm</w:t>
-            </w:r>
-          </w:p>
-        </w:tc>
-      </w:tr>
-    </w:tbl>
-    <w:p>
-      <w:pPr>
-        <w:spacing w:after="40"/>
-      </w:pPr>
-    </w:p>
-    <w:p>
-      <w:r>
-        <w:t xml:space="preserve">규칙에 하나도 걸리지 않으면 사유에 </w:t>
-      </w:r>
-      <w:r>
-        <w:rPr>
-          <w:rFonts w:ascii="Consolas" w:hAnsi="Consolas" w:eastAsia="Consolas"/>
-          <w:sz w:val="17"/>
-        </w:rPr>
-        <w:t>규칙 위반 없음 · z=... (정상 범위)</w:t>
-      </w:r>
-      <w:r>
-        <w:t>가 적힙니다.</w:t>
-      </w:r>
-    </w:p>
-    <w:p>
-      <w:pPr>
-        <w:spacing w:before="200" w:after="80"/>
-      </w:pPr>
-      <w:r>
-        <w:rPr>
-          <w:b/>
-          <w:sz w:val="22"/>
-        </w:rPr>
-        <w:t>z-score의 위상 — 중요</w:t>
-      </w:r>
-    </w:p>
-    <w:p>
-      <w:r>
-        <w:rPr>
-          <w:b/>
-        </w:rPr>
-        <w:t>z만으로 판단하지 않습니다.</w:t>
-      </w:r>
-      <w:r>
-        <w:t xml:space="preserve"> z 분기에는 </w:t>
-      </w:r>
-      <w:r>
-        <w:rPr>
-          <w:rFonts w:ascii="Consolas" w:hAnsi="Consolas" w:eastAsia="Consolas"/>
-          <w:sz w:val="17"/>
-        </w:rPr>
-        <w:t>if(level==='normal')</w:t>
-      </w:r>
-      <w:r>
-        <w:t xml:space="preserve"> 조건이 붙어 있어, 앞의 규칙이 하나라도 걸리면 </w:t>
-      </w:r>
-      <w:r>
-        <w:rPr>
-          <w:b/>
-        </w:rPr>
-        <w:t>z는 사유 목록에 증거로만 기록되고 판정을 바꾸지 못합니다.</w:t>
-      </w:r>
-    </w:p>
-    <w:p>
-      <w:r>
-        <w:t xml:space="preserve">다만 </w:t>
-      </w:r>
-      <w:r>
-        <w:rPr>
-          <w:b/>
-        </w:rPr>
-        <w:t>다른 규칙이 전부 통과하고 z ≥ 3이면 z 단독으로 보류</w:t>
-      </w:r>
-      <w:r>
-        <w:t>가 됩니다.</w:t>
-      </w:r>
-    </w:p>
-    <w:tbl>
-      <w:tblPr>
-        <w:tblStyle w:val="TableGrid"/>
-        <w:tblW w:type="auto" w:w="0"/>
-        <w:jc w:val="left"/>
-        <w:tblLook w:firstColumn="1" w:firstRow="1" w:lastColumn="0" w:lastRow="0" w:noHBand="0" w:noVBand="1" w:val="04A0"/>
-      </w:tblPr>
-      <w:tblGrid>
-        <w:gridCol w:w="4933"/>
-        <w:gridCol w:w="4933"/>
-      </w:tblGrid>
-      <w:tr>
-        <w:tc>
-          <w:tcPr>
-            <w:tcW w:type="dxa" w:w="4933"/>
-          </w:tcPr>
-          <w:p>
-            <w:r>
-              <w:rPr>
-                <w:sz w:val="17"/>
-              </w:rPr>
-            </w:r>
-            <w:r>
-              <w:rPr>
-                <w:b/>
-                <w:sz w:val="17"/>
-              </w:rPr>
-              <w:t>상황</w:t>
-            </w:r>
-          </w:p>
-        </w:tc>
-        <w:tc>
-          <w:tcPr>
-            <w:tcW w:type="dxa" w:w="4933"/>
-          </w:tcPr>
-          <w:p>
-            <w:r>
-              <w:rPr>
-                <w:sz w:val="17"/>
-              </w:rPr>
-            </w:r>
-            <w:r>
-              <w:rPr>
-                <w:b/>
-                <w:sz w:val="17"/>
-              </w:rPr>
-              <w:t>z의 역할</w:t>
-            </w:r>
-          </w:p>
-        </w:tc>
-      </w:tr>
-      <w:tr>
-        <w:tc>
-          <w:tcPr>
-            <w:tcW w:type="dxa" w:w="4933"/>
-          </w:tcPr>
-          <w:p>
-            <w:r>
-              <w:rPr>
-                <w:sz w:val="17"/>
-              </w:rPr>
-            </w:r>
-            <w:r>
-              <w:rPr>
-                <w:sz w:val="17"/>
-              </w:rPr>
-              <w:t>사칭·서명실패·매칭불일치·구조화·한도초과·보호선 미달 중 하나라도 해당</w:t>
-            </w:r>
-          </w:p>
-        </w:tc>
-        <w:tc>
-          <w:tcPr>
-            <w:tcW w:type="dxa" w:w="4933"/>
-          </w:tcPr>
-          <w:p>
-            <w:r>
-              <w:rPr>
-                <w:sz w:val="17"/>
-              </w:rPr>
-            </w:r>
-            <w:r>
-              <w:rPr>
-                <w:sz w:val="17"/>
-              </w:rPr>
-              <w:t>증거로 기록만</w:t>
-            </w:r>
-          </w:p>
-        </w:tc>
-      </w:tr>
-      <w:tr>
-        <w:tc>
-          <w:tcPr>
-            <w:tcW w:type="dxa" w:w="4933"/>
-          </w:tcPr>
-          <w:p>
-            <w:r>
-              <w:rPr>
-                <w:sz w:val="17"/>
-              </w:rPr>
-            </w:r>
-            <w:r>
-              <w:rPr>
-                <w:sz w:val="17"/>
-              </w:rPr>
-              <w:t>나머지 규칙 통과 + z ≥ 3</w:t>
-            </w:r>
-          </w:p>
-        </w:tc>
-        <w:tc>
-          <w:tcPr>
-            <w:tcW w:type="dxa" w:w="4933"/>
-          </w:tcPr>
-          <w:p>
-            <w:r>
-              <w:rPr>
-                <w:sz w:val="17"/>
-              </w:rPr>
-            </w:r>
-            <w:r>
-              <w:rPr>
-                <w:b/>
-                <w:sz w:val="17"/>
-              </w:rPr>
-              <w:t>단독으로 보류</w:t>
-            </w:r>
-          </w:p>
-        </w:tc>
-      </w:tr>
-      <w:tr>
-        <w:tc>
-          <w:tcPr>
-            <w:tcW w:type="dxa" w:w="4933"/>
-          </w:tcPr>
-          <w:p>
-            <w:r>
-              <w:rPr>
-                <w:sz w:val="17"/>
-              </w:rPr>
-            </w:r>
-            <w:r>
-              <w:rPr>
-                <w:sz w:val="17"/>
-              </w:rPr>
-              <w:t>나머지 규칙 통과 + z ≥ 2</w:t>
-            </w:r>
-          </w:p>
-        </w:tc>
-        <w:tc>
-          <w:tcPr>
-            <w:tcW w:type="dxa" w:w="4933"/>
-          </w:tcPr>
-          <w:p>
-            <w:r>
-              <w:rPr>
-                <w:sz w:val="17"/>
-              </w:rPr>
-            </w:r>
-            <w:r>
-              <w:rPr>
-                <w:sz w:val="17"/>
-              </w:rPr>
-              <w:t>보호자 확인</w:t>
-            </w:r>
-          </w:p>
-        </w:tc>
-      </w:tr>
-      <w:tr>
-        <w:tc>
-          <w:tcPr>
-            <w:tcW w:type="dxa" w:w="4933"/>
-          </w:tcPr>
-          <w:p>
-            <w:r>
-              <w:rPr>
-                <w:sz w:val="17"/>
-              </w:rPr>
-            </w:r>
-            <w:r>
-              <w:rPr>
-                <w:sz w:val="17"/>
-              </w:rPr>
-              <w:t>z &lt; 2</w:t>
-            </w:r>
-          </w:p>
-        </w:tc>
-        <w:tc>
-          <w:tcPr>
-            <w:tcW w:type="dxa" w:w="4933"/>
-          </w:tcPr>
-          <w:p>
-            <w:r>
-              <w:rPr>
-                <w:sz w:val="17"/>
-              </w:rPr>
-            </w:r>
-            <w:r>
-              <w:rPr>
-                <w:sz w:val="17"/>
-              </w:rPr>
-              <w:t>영향 없음</w:t>
-            </w:r>
-          </w:p>
-        </w:tc>
-      </w:tr>
-    </w:tbl>
-    <w:p>
-      <w:pPr>
-        <w:spacing w:after="40"/>
-      </w:pPr>
-    </w:p>
-    <w:p>
-      <w:pPr>
-        <w:ind w:left="283"/>
-      </w:pPr>
-      <w:r>
-        <w:rPr>
-          <w:i/>
-          <w:sz w:val="18"/>
-        </w:rPr>
-        <w:t xml:space="preserve">⚠ </w:t>
-      </w:r>
-      <w:r>
-        <w:rPr>
-          <w:rFonts w:ascii="Consolas" w:hAnsi="Consolas" w:eastAsia="Consolas"/>
-          <w:i/>
-          <w:sz w:val="18"/>
-        </w:rPr>
-        <w:t>eval/REPORT.md</w:t>
-      </w:r>
-      <w:r>
-        <w:rPr>
-          <w:i/>
-          <w:sz w:val="18"/>
-        </w:rPr>
-        <w:t xml:space="preserve"> 5-6의 </w:t>
-      </w:r>
-      <w:r>
-        <w:rPr>
-          <w:b/>
-          <w:i/>
-          <w:sz w:val="18"/>
-        </w:rPr>
-        <w:t>결정 4 2단 설계</w:t>
-      </w:r>
-      <w:r>
-        <w:rPr>
-          <w:i/>
-          <w:sz w:val="18"/>
-        </w:rPr>
-        <w:t xml:space="preserve">(마찰 9.8% → 0.8%)는 *z 단독 보류를 알림으로 내린* 상태에서 계산한 수치입니다. 현재 앱은 보수적으로 </w:t>
-      </w:r>
-      <w:r>
-        <w:rPr>
-          <w:b/>
-          <w:i/>
-          <w:sz w:val="18"/>
-        </w:rPr>
-        <w:t>전부 보류</w:t>
-      </w:r>
-      <w:r>
-        <w:rPr>
-          <w:i/>
-          <w:sz w:val="18"/>
-        </w:rPr>
-        <w:t>합니다. 발표에서 이 차이를 먼저 밝히는 편이 안전합니다.</w:t>
-      </w:r>
-    </w:p>
-    <w:p>
-      <w:pPr>
-        <w:spacing w:before="280" w:after="80"/>
-      </w:pPr>
-      <w:r>
-        <w:rPr>
-          <w:b/>
-          <w:color w:val="111111"/>
-          <w:sz w:val="26"/>
-        </w:rPr>
-        <w:t>1-1. 판정 다음 — 자동승인 조건</w:t>
-      </w:r>
-    </w:p>
-    <w:p>
-      <w:r>
-        <w:rPr>
-          <w:rFonts w:ascii="Consolas" w:hAnsi="Consolas" w:eastAsia="Consolas"/>
-          <w:sz w:val="17"/>
-        </w:rPr>
-        <w:t>judge()</w:t>
-      </w:r>
-      <w:r>
-        <w:t xml:space="preserve">가 </w:t>
-      </w:r>
-      <w:r>
-        <w:rPr>
-          <w:rFonts w:ascii="Consolas" w:hAnsi="Consolas" w:eastAsia="Consolas"/>
-          <w:sz w:val="17"/>
-        </w:rPr>
-        <w:t>approve</w:t>
-      </w:r>
-      <w:r>
-        <w:t xml:space="preserve">를 내도 </w:t>
-      </w:r>
-      <w:r>
-        <w:rPr>
-          <w:b/>
-        </w:rPr>
-        <w:t>그것만으로 결제가 집행되지는 않습니다.</w:t>
-      </w:r>
-      <w:r>
-        <w:t xml:space="preserve"> 자동 처리 경로는 둘뿐입니다.</w:t>
-      </w:r>
-    </w:p>
-    <w:p>
-      <w:pPr>
-        <w:spacing w:before="60" w:line="276" w:lineRule="auto"/>
-        <w:ind w:left="227"/>
-      </w:pPr>
-      <w:r>
-        <w:rPr>
-          <w:rFonts w:ascii="Consolas" w:hAnsi="Consolas" w:eastAsia="Consolas"/>
-          <w:sz w:val="16"/>
-        </w:rPr>
-        <w:t>const autoOK = v.action==='approve' &amp;&amp; !v.cosign &amp;&amp; v.level==='normal'</w:t>
-        <w:br/>
-        <w:t xml:space="preserve">               &amp;&amp; (S.alloc[catKey].auto || v.trusted);</w:t>
-      </w:r>
-    </w:p>
-    <w:tbl>
-      <w:tblPr>
-        <w:tblStyle w:val="TableGrid"/>
-        <w:tblW w:type="auto" w:w="0"/>
-        <w:jc w:val="left"/>
-        <w:tblLook w:firstColumn="1" w:firstRow="1" w:lastColumn="0" w:lastRow="0" w:noHBand="0" w:noVBand="1" w:val="04A0"/>
-      </w:tblPr>
-      <w:tblGrid>
-        <w:gridCol w:w="4933"/>
-        <w:gridCol w:w="4933"/>
-      </w:tblGrid>
-      <w:tr>
-        <w:tc>
-          <w:tcPr>
-            <w:tcW w:type="dxa" w:w="4933"/>
-          </w:tcPr>
-          <w:p>
-            <w:r>
-              <w:rPr>
-                <w:sz w:val="17"/>
-              </w:rPr>
-            </w:r>
-            <w:r>
-              <w:rPr>
-                <w:b/>
-                <w:sz w:val="17"/>
-              </w:rPr>
-              <w:t>경로</w:t>
-            </w:r>
-          </w:p>
-        </w:tc>
-        <w:tc>
-          <w:tcPr>
-            <w:tcW w:type="dxa" w:w="4933"/>
-          </w:tcPr>
-          <w:p>
-            <w:r>
-              <w:rPr>
-                <w:sz w:val="17"/>
-              </w:rPr>
-            </w:r>
-            <w:r>
-              <w:rPr>
-                <w:b/>
-                <w:sz w:val="17"/>
-              </w:rPr>
-              <w:t>조건</w:t>
-            </w:r>
-          </w:p>
-        </w:tc>
-      </w:tr>
-      <w:tr>
-        <w:tc>
-          <w:tcPr>
-            <w:tcW w:type="dxa" w:w="4933"/>
-          </w:tcPr>
-          <w:p>
-            <w:r>
-              <w:rPr>
-                <w:sz w:val="17"/>
-              </w:rPr>
-            </w:r>
-            <w:r>
-              <w:rPr>
-                <w:sz w:val="17"/>
-              </w:rPr>
-              <w:t>공과금 월 정기</w:t>
-            </w:r>
-          </w:p>
-        </w:tc>
-        <w:tc>
-          <w:tcPr>
-            <w:tcW w:type="dxa" w:w="4933"/>
-          </w:tcPr>
-          <w:p>
-            <w:r>
-              <w:rPr>
-                <w:sz w:val="17"/>
-              </w:rPr>
-            </w:r>
-            <w:r>
-              <w:rPr>
-                <w:rFonts w:ascii="Consolas" w:hAnsi="Consolas" w:eastAsia="Consolas"/>
-                <w:sz w:val="17"/>
-              </w:rPr>
-              <w:t>alloc.utility.auto === true</w:t>
-            </w:r>
-          </w:p>
-        </w:tc>
-      </w:tr>
-      <w:tr>
-        <w:tc>
-          <w:tcPr>
-            <w:tcW w:type="dxa" w:w="4933"/>
-          </w:tcPr>
-          <w:p>
-            <w:r>
-              <w:rPr>
-                <w:sz w:val="17"/>
-              </w:rPr>
-            </w:r>
-            <w:r>
-              <w:rPr>
-                <w:b/>
-                <w:sz w:val="17"/>
-              </w:rPr>
-              <w:t>병원비 신뢰 기관</w:t>
-            </w:r>
-          </w:p>
-        </w:tc>
-        <w:tc>
-          <w:tcPr>
-            <w:tcW w:type="dxa" w:w="4933"/>
-          </w:tcPr>
-          <w:p>
-            <w:r>
-              <w:rPr>
-                <w:sz w:val="17"/>
-              </w:rPr>
-            </w:r>
-            <w:r>
-              <w:rPr>
-                <w:rFonts w:ascii="Consolas" w:hAnsi="Consolas" w:eastAsia="Consolas"/>
-                <w:sz w:val="17"/>
-              </w:rPr>
-              <w:t>v.trusted</w:t>
-            </w:r>
-            <w:r>
-              <w:rPr>
-                <w:sz w:val="17"/>
-              </w:rPr>
-              <w:t xml:space="preserve"> — 과거 본인 결제 이력 또는 위임자가 직접 등록한 곳</w:t>
-            </w:r>
-          </w:p>
-        </w:tc>
-      </w:tr>
-    </w:tbl>
-    <w:p>
-      <w:pPr>
-        <w:spacing w:after="40"/>
-      </w:pPr>
-    </w:p>
-    <w:p>
-      <w:r>
-        <w:t xml:space="preserve">어느 쪽이든 </w:t>
-      </w:r>
-      <w:r>
-        <w:rPr>
-          <w:b/>
-        </w:rPr>
-        <w:t>판정이 `normal`이고 고액 구간이 아니어야</w:t>
-      </w:r>
-      <w:r>
-        <w:t xml:space="preserve"> 합니다. 즉 금액·빈도·한도 검사를 모두 통과한 건에만 적용됩니다. 신뢰 기관이 면제하는 것은 </w:t>
-      </w:r>
-      <w:r>
-        <w:rPr>
-          <w:b/>
-        </w:rPr>
-        <w:t>결제처 축 하나뿐</w:t>
-      </w:r>
-      <w:r>
-        <w:t>입니다.</w:t>
-      </w:r>
-    </w:p>
-    <w:p>
-      <w:r>
-        <w:rPr>
-          <w:b/>
-        </w:rPr>
-        <w:t>자동승인된 건은 보호자 알림함에 남지만 배지를 울리지 않습니다</w:t>
-      </w:r>
-      <w:r>
-        <w:t>(</w:t>
-      </w:r>
-      <w:r>
-        <w:rPr>
-          <w:rFonts w:ascii="Consolas" w:hAnsi="Consolas" w:eastAsia="Consolas"/>
-          <w:sz w:val="17"/>
-        </w:rPr>
-        <w:t>state:'seen'</w:t>
-      </w:r>
-      <w:r>
-        <w:t>). 일상 결제까지 울리면 알림 스팸이 되고 정작 예외가 묻힙니다. 사후에 훑어보고 이의제기할 수 있도록 기록 자체는 남깁니다.</w:t>
-      </w:r>
-    </w:p>
-    <w:p>
-      <w:pPr>
-        <w:spacing w:before="200" w:after="80"/>
-      </w:pPr>
-      <w:r>
-        <w:rPr>
-          <w:b/>
-          <w:sz w:val="22"/>
-        </w:rPr>
-        <w:t>처음 가는 병원은 정상이어도 알린다</w:t>
-      </w:r>
-    </w:p>
-    <w:p>
-      <w:pPr>
-        <w:spacing w:before="60" w:line="276" w:lineRule="auto"/>
-        <w:ind w:left="227"/>
-      </w:pPr>
-      <w:r>
-        <w:rPr>
-          <w:rFonts w:ascii="Consolas" w:hAnsi="Consolas" w:eastAsia="Consolas"/>
-          <w:sz w:val="16"/>
-        </w:rPr>
-        <w:t>function needAlert(catKey,v){</w:t>
-        <w:br/>
-        <w:t xml:space="preserve">  return v.level!=='normal' || v.action==='hold' || (S.alloc[catKey].registry &amp;&amp; !v.trusted);</w:t>
-        <w:br/>
-        <w:t>}</w:t>
-      </w:r>
-    </w:p>
-    <w:p>
-      <w:r>
-        <w:t xml:space="preserve">신뢰 기관이 아니면 판정이 정상이어도 보호자에게 알립니다. 이것이 없으면 그 결제가 </w:t>
-      </w:r>
-      <w:r>
-        <w:rPr>
-          <w:b/>
-        </w:rPr>
-        <w:t>아무에게도 알려지지 않은 채</w:t>
-      </w:r>
-      <w:r>
-        <w:t xml:space="preserve"> 위임자 승인만 기다리고, 위임자가 판단하지 못하면 영영 멈춥니다.</w:t>
-      </w:r>
-    </w:p>
-    <w:p>
-      <w:pPr>
-        <w:spacing w:before="200" w:after="80"/>
-      </w:pPr>
-      <w:r>
-        <w:rPr>
-          <w:b/>
-          <w:sz w:val="22"/>
-        </w:rPr>
-        <w:t>실측 동작 (2026-10-13)</w:t>
+        <w:t>전부 이 원장 하나에서 도출</w:t>
+      </w:r>
+      <w:r>
+        <w:t>됩니다 — 하드코딩한 목록이 아닙니다.</w:t>
       </w:r>
     </w:p>
     <w:tbl>
@@ -6793,7 +3828,7 @@
                 <w:b/>
                 <w:sz w:val="17"/>
               </w:rPr>
-              <w:t>케이스</w:t>
+              <w:t>기관</w:t>
             </w:r>
           </w:p>
         </w:tc>
@@ -6812,64 +3847,64 @@
                 <w:b/>
                 <w:sz w:val="17"/>
               </w:rPr>
+              <w:t>종별</w:t>
+            </w:r>
+          </w:p>
+        </w:tc>
+        <w:tc>
+          <w:tcPr>
+            <w:tcW w:type="dxa" w:w="1973"/>
+          </w:tcPr>
+          <w:p>
+            <w:r>
+              <w:rPr>
+                <w:sz w:val="17"/>
+              </w:rPr>
+            </w:r>
+            <w:r>
+              <w:rPr>
+                <w:b/>
+                <w:sz w:val="17"/>
+              </w:rPr>
+              <w:t>횟수</w:t>
+            </w:r>
+          </w:p>
+        </w:tc>
+        <w:tc>
+          <w:tcPr>
+            <w:tcW w:type="dxa" w:w="1973"/>
+          </w:tcPr>
+          <w:p>
+            <w:r>
+              <w:rPr>
+                <w:sz w:val="17"/>
+              </w:rPr>
+            </w:r>
+            <w:r>
+              <w:rPr>
+                <w:b/>
+                <w:sz w:val="17"/>
+              </w:rPr>
+              <w:t>평균</w:t>
+            </w:r>
+          </w:p>
+        </w:tc>
+        <w:tc>
+          <w:tcPr>
+            <w:tcW w:type="dxa" w:w="1973"/>
+          </w:tcPr>
+          <w:p>
+            <w:r>
+              <w:rPr>
+                <w:sz w:val="17"/>
+              </w:rPr>
+            </w:r>
+            <w:r>
+              <w:rPr>
+                <w:b/>
+                <w:sz w:val="17"/>
+              </w:rPr>
               <w:t>신뢰</w:t>
-            </w:r>
-          </w:p>
-        </w:tc>
-        <w:tc>
-          <w:tcPr>
-            <w:tcW w:type="dxa" w:w="1973"/>
-          </w:tcPr>
-          <w:p>
-            <w:r>
-              <w:rPr>
-                <w:sz w:val="17"/>
-              </w:rPr>
-            </w:r>
-            <w:r>
-              <w:rPr>
-                <w:b/>
-                <w:sz w:val="17"/>
-              </w:rPr>
-              <w:t>판정</w:t>
-            </w:r>
-          </w:p>
-        </w:tc>
-        <w:tc>
-          <w:tcPr>
-            <w:tcW w:type="dxa" w:w="1973"/>
-          </w:tcPr>
-          <w:p>
-            <w:r>
-              <w:rPr>
-                <w:sz w:val="17"/>
-              </w:rPr>
-            </w:r>
-            <w:r>
-              <w:rPr>
-                <w:b/>
-                <w:sz w:val="17"/>
-              </w:rPr>
-              <w:t>결제 상태</w:t>
-            </w:r>
-          </w:p>
-        </w:tc>
-        <w:tc>
-          <w:tcPr>
-            <w:tcW w:type="dxa" w:w="1973"/>
-          </w:tcPr>
-          <w:p>
-            <w:r>
-              <w:rPr>
-                <w:sz w:val="17"/>
-              </w:rPr>
-            </w:r>
-            <w:r>
-              <w:rPr>
-                <w:b/>
-                <w:sz w:val="17"/>
-              </w:rPr>
-              <w:t>보호자 알림</w:t>
             </w:r>
           </w:p>
         </w:tc>
@@ -6889,7 +3924,7 @@
               <w:rPr>
                 <w:sz w:val="17"/>
               </w:rPr>
-              <w:t>신뢰기관 8만원</w:t>
+              <w:t>대구의료원</w:t>
             </w:r>
           </w:p>
         </w:tc>
@@ -6907,7 +3942,7 @@
               <w:rPr>
                 <w:sz w:val="17"/>
               </w:rPr>
-              <w:t>O</w:t>
+              <w:t>종합병원</w:t>
             </w:r>
           </w:p>
         </w:tc>
@@ -6925,7 +3960,7 @@
               <w:rPr>
                 <w:sz w:val="17"/>
               </w:rPr>
-              <w:t>approve</w:t>
+              <w:t>14</w:t>
             </w:r>
           </w:p>
         </w:tc>
@@ -6941,10 +3976,9 @@
             </w:r>
             <w:r>
               <w:rPr>
-                <w:b/>
-                <w:sz w:val="17"/>
-              </w:rPr>
-              <w:t>즉시 승인</w:t>
+                <w:sz w:val="17"/>
+              </w:rPr>
+              <w:t>107,071</w:t>
             </w:r>
           </w:p>
         </w:tc>
@@ -6962,7 +3996,7 @@
               <w:rPr>
                 <w:sz w:val="17"/>
               </w:rPr>
-              <w:t>기록만 (배지 없음)</w:t>
+              <w:t>✅</w:t>
             </w:r>
           </w:p>
         </w:tc>
@@ -6982,14 +4016,7 @@
               <w:rPr>
                 <w:sz w:val="17"/>
               </w:rPr>
-              <w:t xml:space="preserve">신뢰기관 </w:t>
-            </w:r>
-            <w:r>
-              <w:rPr>
-                <w:b/>
-                <w:sz w:val="17"/>
-              </w:rPr>
-              <w:t>30만원</w:t>
+              <w:t>대구약국</w:t>
             </w:r>
           </w:p>
         </w:tc>
@@ -7007,7 +4034,7 @@
               <w:rPr>
                 <w:sz w:val="17"/>
               </w:rPr>
-              <w:t>O</w:t>
+              <w:t>약국</w:t>
             </w:r>
           </w:p>
         </w:tc>
@@ -7023,16 +4050,9 @@
             </w:r>
             <w:r>
               <w:rPr>
-                <w:b/>
-                <w:sz w:val="17"/>
-              </w:rPr>
-              <w:t>hold</w:t>
-            </w:r>
-            <w:r>
-              <w:rPr>
-                <w:sz w:val="17"/>
-              </w:rPr>
-              <w:t xml:space="preserve"> (z=4.58)</w:t>
+                <w:sz w:val="17"/>
+              </w:rPr>
+              <w:t>11</w:t>
             </w:r>
           </w:p>
         </w:tc>
@@ -7050,7 +4070,7 @@
               <w:rPr>
                 <w:sz w:val="17"/>
               </w:rPr>
-              <w:t>보류</w:t>
+              <w:t>49,909</w:t>
             </w:r>
           </w:p>
         </w:tc>
@@ -7068,7 +4088,7 @@
               <w:rPr>
                 <w:sz w:val="17"/>
               </w:rPr>
-              <w:t>울림</w:t>
+              <w:t>✅</w:t>
             </w:r>
           </w:p>
         </w:tc>
@@ -7088,7 +4108,7 @@
               <w:rPr>
                 <w:sz w:val="17"/>
               </w:rPr>
-              <w:t>처음 가는 병원 8만원</w:t>
+              <w:t>박애의원</w:t>
             </w:r>
           </w:p>
         </w:tc>
@@ -7106,7 +4126,7 @@
               <w:rPr>
                 <w:sz w:val="17"/>
               </w:rPr>
-              <w:t>—</w:t>
+              <w:t>의원</w:t>
             </w:r>
           </w:p>
         </w:tc>
@@ -7124,7 +4144,7 @@
               <w:rPr>
                 <w:sz w:val="17"/>
               </w:rPr>
-              <w:t>approve</w:t>
+              <w:t>9</w:t>
             </w:r>
           </w:p>
         </w:tc>
@@ -7142,7 +4162,7 @@
               <w:rPr>
                 <w:sz w:val="17"/>
               </w:rPr>
-              <w:t>승인 대기</w:t>
+              <w:t>76,222</w:t>
             </w:r>
           </w:p>
         </w:tc>
@@ -7158,10 +4178,9 @@
             </w:r>
             <w:r>
               <w:rPr>
-                <w:b/>
-                <w:sz w:val="17"/>
-              </w:rPr>
-              <w:t>"처음 결제하는 병원"</w:t>
+                <w:sz w:val="17"/>
+              </w:rPr>
+              <w:t>✅</w:t>
             </w:r>
           </w:p>
         </w:tc>
@@ -7181,7 +4200,7 @@
               <w:rPr>
                 <w:sz w:val="17"/>
               </w:rPr>
-              <w:t>미등록(사칭) 9만원</w:t>
+              <w:t>경북대학교병원</w:t>
             </w:r>
           </w:p>
         </w:tc>
@@ -7199,7 +4218,7 @@
               <w:rPr>
                 <w:sz w:val="17"/>
               </w:rPr>
-              <w:t>—</w:t>
+              <w:t>상급종합</w:t>
             </w:r>
           </w:p>
         </w:tc>
@@ -7217,7 +4236,7 @@
               <w:rPr>
                 <w:sz w:val="17"/>
               </w:rPr>
-              <w:t>hold</w:t>
+              <w:t>5</w:t>
             </w:r>
           </w:p>
         </w:tc>
@@ -7235,7 +4254,7 @@
               <w:rPr>
                 <w:sz w:val="17"/>
               </w:rPr>
-              <w:t>보류</w:t>
+              <w:t>188,800</w:t>
             </w:r>
           </w:p>
         </w:tc>
@@ -7253,7 +4272,7 @@
               <w:rPr>
                 <w:sz w:val="17"/>
               </w:rPr>
-              <w:t>울림</w:t>
+              <w:t>✅</w:t>
             </w:r>
           </w:p>
         </w:tc>
@@ -7273,7 +4292,7 @@
               <w:rPr>
                 <w:sz w:val="17"/>
               </w:rPr>
-              <w:t>공과금 6만원</w:t>
+              <w:t>고은재활요양병원</w:t>
             </w:r>
           </w:p>
         </w:tc>
@@ -7291,7 +4310,7 @@
               <w:rPr>
                 <w:sz w:val="17"/>
               </w:rPr>
-              <w:t>—</w:t>
+              <w:t>요양병원</w:t>
             </w:r>
           </w:p>
         </w:tc>
@@ -7309,7 +4328,7 @@
               <w:rPr>
                 <w:sz w:val="17"/>
               </w:rPr>
-              <w:t>approve</w:t>
+              <w:t>2</w:t>
             </w:r>
           </w:p>
         </w:tc>
@@ -7325,10 +4344,9 @@
             </w:r>
             <w:r>
               <w:rPr>
-                <w:b/>
-                <w:sz w:val="17"/>
-              </w:rPr>
-              <w:t>즉시 승인</w:t>
+                <w:sz w:val="17"/>
+              </w:rPr>
+              <w:t>151,000</w:t>
             </w:r>
           </w:p>
         </w:tc>
@@ -7346,7 +4364,99 @@
               <w:rPr>
                 <w:sz w:val="17"/>
               </w:rPr>
-              <w:t>기록만</w:t>
+              <w:t>— 기준 미달</w:t>
+            </w:r>
+          </w:p>
+        </w:tc>
+      </w:tr>
+      <w:tr>
+        <w:tc>
+          <w:tcPr>
+            <w:tcW w:type="dxa" w:w="1973"/>
+          </w:tcPr>
+          <w:p>
+            <w:r>
+              <w:rPr>
+                <w:sz w:val="17"/>
+              </w:rPr>
+            </w:r>
+            <w:r>
+              <w:rPr>
+                <w:sz w:val="17"/>
+              </w:rPr>
+              <w:t>메디암한방병원</w:t>
+            </w:r>
+          </w:p>
+        </w:tc>
+        <w:tc>
+          <w:tcPr>
+            <w:tcW w:type="dxa" w:w="1973"/>
+          </w:tcPr>
+          <w:p>
+            <w:r>
+              <w:rPr>
+                <w:sz w:val="17"/>
+              </w:rPr>
+            </w:r>
+            <w:r>
+              <w:rPr>
+                <w:sz w:val="17"/>
+              </w:rPr>
+              <w:t>한방병원</w:t>
+            </w:r>
+          </w:p>
+        </w:tc>
+        <w:tc>
+          <w:tcPr>
+            <w:tcW w:type="dxa" w:w="1973"/>
+          </w:tcPr>
+          <w:p>
+            <w:r>
+              <w:rPr>
+                <w:sz w:val="17"/>
+              </w:rPr>
+            </w:r>
+            <w:r>
+              <w:rPr>
+                <w:sz w:val="17"/>
+              </w:rPr>
+              <w:t>1</w:t>
+            </w:r>
+          </w:p>
+        </w:tc>
+        <w:tc>
+          <w:tcPr>
+            <w:tcW w:type="dxa" w:w="1973"/>
+          </w:tcPr>
+          <w:p>
+            <w:r>
+              <w:rPr>
+                <w:sz w:val="17"/>
+              </w:rPr>
+            </w:r>
+            <w:r>
+              <w:rPr>
+                <w:sz w:val="17"/>
+              </w:rPr>
+              <w:t>85,000</w:t>
+            </w:r>
+          </w:p>
+        </w:tc>
+        <w:tc>
+          <w:tcPr>
+            <w:tcW w:type="dxa" w:w="1973"/>
+          </w:tcPr>
+          <w:p>
+            <w:r>
+              <w:rPr>
+                <w:sz w:val="17"/>
+              </w:rPr>
+            </w:r>
+            <w:r>
+              <w:rPr>
+                <w:sz w:val="17"/>
+              </w:rPr>
+              <w:t>— 기준 미달</w:t>
             </w:r>
           </w:p>
         </w:tc>
@@ -7358,91 +4468,414 @@
       </w:pPr>
     </w:p>
     <w:p>
-      <w:pPr>
-        <w:spacing w:before="200" w:after="80"/>
-      </w:pPr>
-      <w:r>
-        <w:rPr>
-          <w:b/>
-          <w:sz w:val="22"/>
-        </w:rPr>
-        <w:t>z 임계 3의 근거</w:t>
-      </w:r>
-    </w:p>
-    <w:p>
-      <w:r>
-        <w:t xml:space="preserve">관례가 아니라 </w:t>
-      </w:r>
       <w:r>
         <w:rPr>
           <w:b/>
         </w:rPr>
-        <w:t>오탐율 기준으로 역산</w:t>
-      </w:r>
-      <w:r>
-        <w:t xml:space="preserve">한 값입니다. 평가셋에서 z=3.0은 </w:t>
+        <w:t>1~2회만 간 곳은 아직 신뢰가 아닙니다.</w:t>
+      </w:r>
+      <w:r>
+        <w:t xml:space="preserve"> 가끔 간 곳까지 자동으로 열어주면 신뢰의 근거가 약해집니다. 기관별 평균이 종별 본인부담률 서열과 같은 방향으로 나오는 이유는 02. 판정 엔진 (02_판정_엔진.md)의 "기준 분포" 절에 있습니다.</w:t>
+      </w:r>
+    </w:p>
+    <w:p>
+      <w:r>
+        <w:t xml:space="preserve">(a)는 </w:t>
       </w:r>
       <w:r>
         <w:rPr>
           <w:b/>
         </w:rPr>
-        <w:t>오탐율 1.37%</w:t>
-      </w:r>
-      <w:r>
-        <w:t xml:space="preserve"> 지점이고, 1% 이하로 조이려면 z ≥ 3.3이 필요한데 그때 정탐율이 2%p 더 떨어집니다.</w:t>
+        <w:t>공공데이터 목록에 있는 기관만</w:t>
+      </w:r>
+      <w:r>
+        <w:t xml:space="preserve"> 고를 수 있습니다. 손으로 이름을 적게 하면 위임자를 설득해 가짜 병원을 신뢰 목록에 올릴 수 있습니다.</w:t>
       </w:r>
     </w:p>
     <w:p>
       <w:pPr>
-        <w:spacing w:before="200" w:after="80"/>
+        <w:spacing w:before="280" w:after="80"/>
       </w:pPr>
       <w:r>
         <w:rPr>
           <w:b/>
-          <w:sz w:val="22"/>
+          <w:color w:val="111111"/>
+          <w:sz w:val="26"/>
         </w:rPr>
-        <w:t>기준 분포 — μ·σ는 어디서 오는가</w:t>
+        <w:t>4-2. 사후 되돌리기 — 이미 나간 건</w:t>
       </w:r>
     </w:p>
     <w:p>
       <w:r>
-        <w:t xml:space="preserve">화면의 μ=96,786 · σ=44,396은 </w:t>
+        <w:t>자동승인을 늘리면 "막지 못하고 알림만 가는" 건이 생깁니다. 그 대가를 받는 장치입니다.</w:t>
+      </w:r>
+    </w:p>
+    <w:tbl>
+      <w:tblPr>
+        <w:tblStyle w:val="TableGrid"/>
+        <w:tblW w:type="auto" w:w="0"/>
+        <w:jc w:val="left"/>
+        <w:tblLook w:firstColumn="1" w:firstRow="1" w:lastColumn="0" w:lastRow="0" w:noHBand="0" w:noVBand="1" w:val="04A0"/>
+      </w:tblPr>
+      <w:tblGrid>
+        <w:gridCol w:w="3289"/>
+        <w:gridCol w:w="3289"/>
+        <w:gridCol w:w="3289"/>
+      </w:tblGrid>
+      <w:tr>
+        <w:tc>
+          <w:tcPr>
+            <w:tcW w:type="dxa" w:w="3289"/>
+          </w:tcPr>
+          <w:p>
+            <w:r>
+              <w:rPr>
+                <w:sz w:val="17"/>
+              </w:rPr>
+            </w:r>
+            <w:r>
+              <w:rPr>
+                <w:b/>
+                <w:sz w:val="17"/>
+              </w:rPr>
+              <w:t>층</w:t>
+            </w:r>
+          </w:p>
+        </w:tc>
+        <w:tc>
+          <w:tcPr>
+            <w:tcW w:type="dxa" w:w="3289"/>
+          </w:tcPr>
+          <w:p>
+            <w:r>
+              <w:rPr>
+                <w:sz w:val="17"/>
+              </w:rPr>
+            </w:r>
+            <w:r>
+              <w:rPr>
+                <w:b/>
+                <w:sz w:val="17"/>
+              </w:rPr>
+              <w:t>조치</w:t>
+            </w:r>
+          </w:p>
+        </w:tc>
+        <w:tc>
+          <w:tcPr>
+            <w:tcW w:type="dxa" w:w="3289"/>
+          </w:tcPr>
+          <w:p>
+            <w:r>
+              <w:rPr>
+                <w:sz w:val="17"/>
+              </w:rPr>
+            </w:r>
+            <w:r>
+              <w:rPr>
+                <w:b/>
+                <w:sz w:val="17"/>
+              </w:rPr>
+              <w:t>누가</w:t>
+            </w:r>
+          </w:p>
+        </w:tc>
+      </w:tr>
+      <w:tr>
+        <w:tc>
+          <w:tcPr>
+            <w:tcW w:type="dxa" w:w="3289"/>
+          </w:tcPr>
+          <w:p>
+            <w:r>
+              <w:rPr>
+                <w:sz w:val="17"/>
+              </w:rPr>
+            </w:r>
+            <w:r>
+              <w:rPr>
+                <w:sz w:val="17"/>
+              </w:rPr>
+              <w:t>1. 확산 차단</w:t>
+            </w:r>
+          </w:p>
+        </w:tc>
+        <w:tc>
+          <w:tcPr>
+            <w:tcW w:type="dxa" w:w="3289"/>
+          </w:tcPr>
+          <w:p>
+            <w:r>
+              <w:rPr>
+                <w:sz w:val="17"/>
+              </w:rPr>
+            </w:r>
+            <w:r>
+              <w:rPr>
+                <w:sz w:val="17"/>
+              </w:rPr>
+              <w:t>신뢰 기관 해제 · 대리인 의심 전환(이후 비통지)</w:t>
+            </w:r>
+          </w:p>
+        </w:tc>
+        <w:tc>
+          <w:tcPr>
+            <w:tcW w:type="dxa" w:w="3289"/>
+          </w:tcPr>
+          <w:p>
+            <w:r>
+              <w:rPr>
+                <w:sz w:val="17"/>
+              </w:rPr>
+            </w:r>
+            <w:r>
+              <w:rPr>
+                <w:b/>
+                <w:sz w:val="17"/>
+              </w:rPr>
+              <w:t>앱이 즉시</w:t>
+            </w:r>
+          </w:p>
+        </w:tc>
+      </w:tr>
+      <w:tr>
+        <w:tc>
+          <w:tcPr>
+            <w:tcW w:type="dxa" w:w="3289"/>
+          </w:tcPr>
+          <w:p>
+            <w:r>
+              <w:rPr>
+                <w:sz w:val="17"/>
+              </w:rPr>
+            </w:r>
+            <w:r>
+              <w:rPr>
+                <w:sz w:val="17"/>
+              </w:rPr>
+              <w:t>2. 장부 정리</w:t>
+            </w:r>
+          </w:p>
+        </w:tc>
+        <w:tc>
+          <w:tcPr>
+            <w:tcW w:type="dxa" w:w="3289"/>
+          </w:tcPr>
+          <w:p>
+            <w:r>
+              <w:rPr>
+                <w:sz w:val="17"/>
+              </w:rPr>
+            </w:r>
+            <w:r>
+              <w:rPr>
+                <w:sz w:val="17"/>
+              </w:rPr>
+              <w:t xml:space="preserve">위임 풀 잔액과 월 사용액 </w:t>
+            </w:r>
+            <w:r>
+              <w:rPr>
+                <w:b/>
+                <w:sz w:val="17"/>
+              </w:rPr>
+              <w:t>롤백</w:t>
+            </w:r>
+          </w:p>
+        </w:tc>
+        <w:tc>
+          <w:tcPr>
+            <w:tcW w:type="dxa" w:w="3289"/>
+          </w:tcPr>
+          <w:p>
+            <w:r>
+              <w:rPr>
+                <w:sz w:val="17"/>
+              </w:rPr>
+            </w:r>
+            <w:r>
+              <w:rPr>
+                <w:b/>
+                <w:sz w:val="17"/>
+              </w:rPr>
+              <w:t>앱이 즉시</w:t>
+            </w:r>
+          </w:p>
+        </w:tc>
+      </w:tr>
+      <w:tr>
+        <w:tc>
+          <w:tcPr>
+            <w:tcW w:type="dxa" w:w="3289"/>
+          </w:tcPr>
+          <w:p>
+            <w:r>
+              <w:rPr>
+                <w:sz w:val="17"/>
+              </w:rPr>
+            </w:r>
+            <w:r>
+              <w:rPr>
+                <w:sz w:val="17"/>
+              </w:rPr>
+              <w:t>3. 증거 고정</w:t>
+            </w:r>
+          </w:p>
+        </w:tc>
+        <w:tc>
+          <w:tcPr>
+            <w:tcW w:type="dxa" w:w="3289"/>
+          </w:tcPr>
+          <w:p>
+            <w:r>
+              <w:rPr>
+                <w:sz w:val="17"/>
+              </w:rPr>
+            </w:r>
+            <w:r>
+              <w:rPr>
+                <w:rFonts w:ascii="Consolas" w:hAnsi="Consolas" w:eastAsia="Consolas"/>
+                <w:sz w:val="17"/>
+              </w:rPr>
+              <w:t>paymentDisputed</w:t>
+            </w:r>
+            <w:r>
+              <w:rPr>
+                <w:sz w:val="17"/>
+              </w:rPr>
+              <w:t xml:space="preserve"> 온체인 기록</w:t>
+            </w:r>
+          </w:p>
+        </w:tc>
+        <w:tc>
+          <w:tcPr>
+            <w:tcW w:type="dxa" w:w="3289"/>
+          </w:tcPr>
+          <w:p>
+            <w:r>
+              <w:rPr>
+                <w:sz w:val="17"/>
+              </w:rPr>
+            </w:r>
+            <w:r>
+              <w:rPr>
+                <w:b/>
+                <w:sz w:val="17"/>
+              </w:rPr>
+              <w:t>앱이 즉시</w:t>
+            </w:r>
+          </w:p>
+        </w:tc>
+      </w:tr>
+      <w:tr>
+        <w:tc>
+          <w:tcPr>
+            <w:tcW w:type="dxa" w:w="3289"/>
+          </w:tcPr>
+          <w:p>
+            <w:r>
+              <w:rPr>
+                <w:sz w:val="17"/>
+              </w:rPr>
+            </w:r>
+            <w:r>
+              <w:rPr>
+                <w:sz w:val="17"/>
+              </w:rPr>
+              <w:t>4. 실제 환수</w:t>
+            </w:r>
+          </w:p>
+        </w:tc>
+        <w:tc>
+          <w:tcPr>
+            <w:tcW w:type="dxa" w:w="3289"/>
+          </w:tcPr>
+          <w:p>
+            <w:r>
+              <w:rPr>
+                <w:sz w:val="17"/>
+              </w:rPr>
+            </w:r>
+            <w:r>
+              <w:rPr>
+                <w:sz w:val="17"/>
+              </w:rPr>
+              <w:t>카드 거래취소 · 착오송금 반환</w:t>
+            </w:r>
+          </w:p>
+        </w:tc>
+        <w:tc>
+          <w:tcPr>
+            <w:tcW w:type="dxa" w:w="3289"/>
+          </w:tcPr>
+          <w:p>
+            <w:r>
+              <w:rPr>
+                <w:sz w:val="17"/>
+              </w:rPr>
+            </w:r>
+            <w:r>
+              <w:rPr>
+                <w:b/>
+                <w:sz w:val="17"/>
+              </w:rPr>
+              <w:t>앱이 못 함</w:t>
+            </w:r>
+            <w:r>
+              <w:rPr>
+                <w:sz w:val="17"/>
+              </w:rPr>
+              <w:t xml:space="preserve"> — 은행 분쟁처리·가맹점 동의·법적 절차</w:t>
+            </w:r>
+          </w:p>
+        </w:tc>
+      </w:tr>
+    </w:tbl>
+    <w:p>
+      <w:pPr>
+        <w:spacing w:after="40"/>
+      </w:pPr>
+    </w:p>
+    <w:p>
+      <w:r>
+        <w:t xml:space="preserve">2번이 중요한 이유는 성능평가에서 나왔습니다 — '월 한도 초과' 보류 160건 중 </w:t>
       </w:r>
       <w:r>
         <w:rPr>
           <w:b/>
         </w:rPr>
-        <w:t>실측값이 아니라 합성 이력 42건의 표본통계</w:t>
-      </w:r>
-      <w:r>
-        <w:t>입니다. 출처 사슬은 이렇습니다.</w:t>
+        <w:t>120건이 사기가 한도를 먼저 소진해 뒤따르는 정상 결제가 막힌 연쇄</w:t>
+      </w:r>
+      <w:r>
+        <w:t>였습니다. 사기의 2차 피해가 *"어머니가 정작 필요한 병원비를 못 쓰는 것"* 으로 나타납니다. 롤백이 그 연쇄를 끊습니다.</w:t>
+      </w:r>
+    </w:p>
+    <w:p>
+      <w:r>
+        <w:t xml:space="preserve">단, 구조화 탐지가 봐야 할 </w:t>
+      </w:r>
+      <w:r>
+        <w:rPr>
+          <w:b/>
+        </w:rPr>
+        <w:t>공격 패턴 증거는 지우지 않습니다.</w:t>
       </w:r>
     </w:p>
     <w:p>
       <w:pPr>
-        <w:spacing w:before="60" w:line="276" w:lineRule="auto"/>
-        <w:ind w:left="227"/>
+        <w:spacing w:before="280" w:after="80"/>
       </w:pPr>
       <w:r>
         <w:rPr>
-          <w:rFonts w:ascii="Consolas" w:hAnsi="Consolas" w:eastAsia="Consolas"/>
-          <w:sz w:val="16"/>
+          <w:b/>
+          <w:color w:val="111111"/>
+          <w:sz w:val="26"/>
         </w:rPr>
-        <w:t>μ=96,786 / σ=44,396</w:t>
-        <w:br/>
-        <w:t xml:space="preserve">   ↑ 합성 이력 42건의 표본통계 (stats())</w:t>
-        <w:br/>
-        <w:t xml:space="preserve">   ↑ 로그정규(중앙값 85,000 · σ_log 0.45) · 고정 시드 rng(20260909)</w:t>
-        <w:br/>
-        <w:t xml:space="preserve">   ↑ eval/gen_dataset.py:61  HOSP_MEDIAN, HOSP_SIGMA = 85_000, 0.45</w:t>
+        <w:t>5. 위임장 직접 서명 — 건별 승인을 없애는 근거</w:t>
       </w:r>
     </w:p>
     <w:p>
       <w:r>
-        <w:rPr>
-          <w:b/>
-        </w:rPr>
-        <w:t>근거가 있는 부분과 없는 부분을 갈라서 말해야 합니다.</w:t>
+        <w:t>호주 Banking Code 구조를 옮겼습니다.</w:t>
       </w:r>
     </w:p>
     <w:tbl>
@@ -7467,6 +4900,13 @@
                 <w:sz w:val="17"/>
               </w:rPr>
             </w:r>
+            <w:r>
+              <w:rPr>
+                <w:b/>
+                <w:sz w:val="17"/>
+              </w:rPr>
+              <w:t>요소</w:t>
+            </w:r>
           </w:p>
         </w:tc>
         <w:tc>
@@ -7484,7 +4924,7 @@
                 <w:b/>
                 <w:sz w:val="17"/>
               </w:rPr>
-              <w:t>근거</w:t>
+              <w:t>내용</w:t>
             </w:r>
           </w:p>
         </w:tc>
@@ -7504,20 +4944,7 @@
               <w:rPr>
                 <w:sz w:val="17"/>
               </w:rPr>
-              <w:t xml:space="preserve">분포의 </w:t>
-            </w:r>
-            <w:r>
-              <w:rPr>
-                <w:b/>
-                <w:sz w:val="17"/>
-              </w:rPr>
-              <w:t>형태</w:t>
-            </w:r>
-            <w:r>
-              <w:rPr>
-                <w:sz w:val="17"/>
-              </w:rPr>
-              <w:t xml:space="preserve"> (로그정규)</w:t>
+              <w:t>위임장 본문</w:t>
             </w:r>
           </w:p>
         </w:tc>
@@ -7535,33 +4962,7 @@
               <w:rPr>
                 <w:sz w:val="17"/>
               </w:rPr>
-              <w:t xml:space="preserve">✅ 의료비는 오른쪽 꼬리가 긴 분포다. 정규분포를 2만~19만으로 </w:t>
-            </w:r>
-            <w:r>
-              <w:rPr>
-                <w:b/>
-                <w:sz w:val="17"/>
-              </w:rPr>
-              <w:t>절단</w:t>
-            </w:r>
-            <w:r>
-              <w:rPr>
-                <w:sz w:val="17"/>
-              </w:rPr>
-              <w:t xml:space="preserve">해 쓰면 σ가 과소추정돼 z가 부풀고 오탐이 는다 — 2026-10-07에 실제로 발견해 교정했고, σ가 32,155 → </w:t>
-            </w:r>
-            <w:r>
-              <w:rPr>
-                <w:b/>
-                <w:sz w:val="17"/>
-              </w:rPr>
-              <w:t>44,396</w:t>
-            </w:r>
-            <w:r>
-              <w:rPr>
-                <w:sz w:val="17"/>
-              </w:rPr>
-              <w:t>(+38%)로 올라갔다</w:t>
+              <w:t>누구에게·무엇을·얼마까지·무엇이 차단인지·누가 입회하는지·위임 ID를 설정값에서 자동 생성</w:t>
             </w:r>
           </w:p>
         </w:tc>
@@ -7581,23 +4982,50 @@
               <w:rPr>
                 <w:sz w:val="17"/>
               </w:rPr>
-              <w:t xml:space="preserve">분포의 </w:t>
+              <w:t>확인 3항목</w:t>
+            </w:r>
+          </w:p>
+        </w:tc>
+        <w:tc>
+          <w:tcPr>
+            <w:tcW w:type="dxa" w:w="4933"/>
+          </w:tcPr>
+          <w:p>
+            <w:r>
+              <w:rPr>
+                <w:sz w:val="17"/>
+              </w:rPr>
+            </w:r>
+            <w:r>
+              <w:rPr>
+                <w:sz w:val="17"/>
+              </w:rPr>
+              <w:t xml:space="preserve">① 병원비·공과금만 한도 내 위임 ② </w:t>
             </w:r>
             <w:r>
               <w:rPr>
                 <w:b/>
                 <w:sz w:val="17"/>
               </w:rPr>
-              <w:t>모수</w:t>
-            </w:r>
-            <w:r>
-              <w:rPr>
-                <w:sz w:val="17"/>
-              </w:rPr>
-              <w:t xml:space="preserve"> (중앙값 8.5만 · σ_log 0.45)</w:t>
-            </w:r>
-          </w:p>
-        </w:tc>
+              <w:t>대리권 오용 위험과 보호자 알림</w:t>
+            </w:r>
+            <w:r>
+              <w:rPr>
+                <w:sz w:val="17"/>
+              </w:rPr>
+              <w:t xml:space="preserve"> 설명 들음 ③ </w:t>
+            </w:r>
+            <w:r>
+              <w:rPr>
+                <w:b/>
+                <w:sz w:val="17"/>
+              </w:rPr>
+              <w:t>언제든 철회 가능 · 후견 개시 시 권한 이전</w:t>
+            </w:r>
+          </w:p>
+        </w:tc>
+      </w:tr>
+      <w:tr>
         <w:tc>
           <w:tcPr>
             <w:tcW w:type="dxa" w:w="4933"/>
@@ -7612,14 +5040,3026 @@
               <w:rPr>
                 <w:sz w:val="17"/>
               </w:rPr>
-              <w:t xml:space="preserve">❌ </w:t>
+              <w:t>직접 서명</w:t>
+            </w:r>
+          </w:p>
+        </w:tc>
+        <w:tc>
+          <w:tcPr>
+            <w:tcW w:type="dxa" w:w="4933"/>
+          </w:tcPr>
+          <w:p>
+            <w:r>
+              <w:rPr>
+                <w:sz w:val="17"/>
+              </w:rPr>
+            </w:r>
+            <w:r>
+              <w:rPr>
+                <w:sz w:val="17"/>
+              </w:rPr>
+              <w:t>캔버스 서명 패드 (획을 state에 보관해 재렌더에도 유지)</w:t>
+            </w:r>
+          </w:p>
+        </w:tc>
+      </w:tr>
+      <w:tr>
+        <w:tc>
+          <w:tcPr>
+            <w:tcW w:type="dxa" w:w="4933"/>
+          </w:tcPr>
+          <w:p>
+            <w:r>
+              <w:rPr>
+                <w:sz w:val="17"/>
+              </w:rPr>
+            </w:r>
+            <w:r>
+              <w:rPr>
+                <w:sz w:val="17"/>
+              </w:rPr>
+              <w:t>입회인</w:t>
+            </w:r>
+          </w:p>
+        </w:tc>
+        <w:tc>
+          <w:tcPr>
+            <w:tcW w:type="dxa" w:w="4933"/>
+          </w:tcPr>
+          <w:p>
+            <w:r>
+              <w:rPr>
+                <w:sz w:val="17"/>
+              </w:rPr>
+            </w:r>
+            <w:r>
+              <w:rPr>
+                <w:sz w:val="17"/>
+              </w:rPr>
+              <w:t>공동보호자 이준호(아들)가 기록되고 보호자 알림함에도 남음</w:t>
+            </w:r>
+          </w:p>
+        </w:tc>
+      </w:tr>
+      <w:tr>
+        <w:tc>
+          <w:tcPr>
+            <w:tcW w:type="dxa" w:w="4933"/>
+          </w:tcPr>
+          <w:p>
+            <w:r>
+              <w:rPr>
+                <w:sz w:val="17"/>
+              </w:rPr>
+            </w:r>
+            <w:r>
+              <w:rPr>
+                <w:sz w:val="17"/>
+              </w:rPr>
+              <w:t>온체인</w:t>
+            </w:r>
+          </w:p>
+        </w:tc>
+        <w:tc>
+          <w:tcPr>
+            <w:tcW w:type="dxa" w:w="4933"/>
+          </w:tcPr>
+          <w:p>
+            <w:r>
+              <w:rPr>
+                <w:sz w:val="17"/>
+              </w:rPr>
+            </w:r>
+            <w:r>
+              <w:rPr>
+                <w:rFonts w:ascii="Consolas" w:hAnsi="Consolas" w:eastAsia="Consolas"/>
+                <w:sz w:val="17"/>
+              </w:rPr>
+              <w:t>delegationConsented</w:t>
+            </w:r>
+            <w:r>
+              <w:rPr>
+                <w:sz w:val="17"/>
+              </w:rPr>
+              <w:t xml:space="preserve"> — </w:t>
             </w:r>
             <w:r>
               <w:rPr>
                 <w:b/>
                 <w:sz w:val="17"/>
               </w:rPr>
-              <w:t>인용할 공개 통계가 없다. 시연을 위해 정한 값이다</w:t>
+              <w:t>위임장 해시와 서명 해시만</w:t>
+            </w:r>
+            <w:r>
+              <w:rPr>
+                <w:sz w:val="17"/>
+              </w:rPr>
+              <w:t>. 서명 이미지·원문은 전송하지 않음</w:t>
+            </w:r>
+          </w:p>
+        </w:tc>
+      </w:tr>
+      <w:tr>
+        <w:tc>
+          <w:tcPr>
+            <w:tcW w:type="dxa" w:w="4933"/>
+          </w:tcPr>
+          <w:p>
+            <w:r>
+              <w:rPr>
+                <w:sz w:val="17"/>
+              </w:rPr>
+            </w:r>
+            <w:r>
+              <w:rPr>
+                <w:sz w:val="17"/>
+              </w:rPr>
+              <w:t>철회</w:t>
+            </w:r>
+          </w:p>
+        </w:tc>
+        <w:tc>
+          <w:tcPr>
+            <w:tcW w:type="dxa" w:w="4933"/>
+          </w:tcPr>
+          <w:p>
+            <w:r>
+              <w:rPr>
+                <w:sz w:val="17"/>
+              </w:rPr>
+            </w:r>
+            <w:r>
+              <w:rPr>
+                <w:rFonts w:ascii="Consolas" w:hAnsi="Consolas" w:eastAsia="Consolas"/>
+                <w:sz w:val="17"/>
+              </w:rPr>
+              <w:t>delegationConsentRevoked</w:t>
+            </w:r>
+            <w:r>
+              <w:rPr>
+                <w:sz w:val="17"/>
+              </w:rPr>
+              <w:t xml:space="preserve"> 기록 후 재서명 요구</w:t>
+            </w:r>
+          </w:p>
+        </w:tc>
+      </w:tr>
+    </w:tbl>
+    <w:p>
+      <w:pPr>
+        <w:spacing w:after="40"/>
+      </w:pPr>
+    </w:p>
+    <w:p>
+      <w:r>
+        <w:t>서명하지 않으면 위임 설정 화면에 경고가 뜹니다 — *"한도만 정해두면 대리 결제가 시작되지 않습니다"*.</w:t>
+      </w:r>
+    </w:p>
+    <w:p>
+      <w:pPr>
+        <w:spacing w:before="280" w:after="80"/>
+      </w:pPr>
+      <w:r>
+        <w:rPr>
+          <w:b/>
+          <w:color w:val="111111"/>
+          <w:sz w:val="26"/>
+        </w:rPr>
+        <w:t>6. 온체인 / 오프체인 분리</w:t>
+      </w:r>
+    </w:p>
+    <w:tbl>
+      <w:tblPr>
+        <w:tblStyle w:val="TableGrid"/>
+        <w:tblW w:type="auto" w:w="0"/>
+        <w:jc w:val="left"/>
+        <w:tblLook w:firstColumn="1" w:firstRow="1" w:lastColumn="0" w:lastRow="0" w:noHBand="0" w:noVBand="1" w:val="04A0"/>
+      </w:tblPr>
+      <w:tblGrid>
+        <w:gridCol w:w="3289"/>
+        <w:gridCol w:w="3289"/>
+        <w:gridCol w:w="3289"/>
+      </w:tblGrid>
+      <w:tr>
+        <w:tc>
+          <w:tcPr>
+            <w:tcW w:type="dxa" w:w="3289"/>
+          </w:tcPr>
+          <w:p>
+            <w:r>
+              <w:rPr>
+                <w:sz w:val="17"/>
+              </w:rPr>
+            </w:r>
+            <w:r>
+              <w:rPr>
+                <w:b/>
+                <w:sz w:val="17"/>
+              </w:rPr>
+              <w:t xml:space="preserve">온체인에 </w:t>
+            </w:r>
+            <w:r>
+              <w:rPr>
+                <w:b/>
+                <w:sz w:val="17"/>
+              </w:rPr>
+              <w:t>올라가지 않음</w:t>
+            </w:r>
+          </w:p>
+        </w:tc>
+        <w:tc>
+          <w:tcPr>
+            <w:tcW w:type="dxa" w:w="3289"/>
+          </w:tcPr>
+          <w:p>
+            <w:r>
+              <w:rPr>
+                <w:sz w:val="17"/>
+              </w:rPr>
+            </w:r>
+            <w:r>
+              <w:rPr>
+                <w:b/>
+                <w:sz w:val="17"/>
+              </w:rPr>
+              <w:t>온체인에 올라감</w:t>
+            </w:r>
+          </w:p>
+        </w:tc>
+        <w:tc>
+          <w:tcPr>
+            <w:tcW w:type="dxa" w:w="3289"/>
+          </w:tcPr>
+          <w:p>
+            <w:r>
+              <w:rPr>
+                <w:sz w:val="17"/>
+              </w:rPr>
+            </w:r>
+          </w:p>
+        </w:tc>
+      </w:tr>
+      <w:tr>
+        <w:tc>
+          <w:tcPr>
+            <w:tcW w:type="dxa" w:w="3289"/>
+          </w:tcPr>
+          <w:p>
+            <w:r>
+              <w:rPr>
+                <w:sz w:val="17"/>
+              </w:rPr>
+            </w:r>
+            <w:r>
+              <w:rPr>
+                <w:sz w:val="17"/>
+              </w:rPr>
+              <w:t>금액 · 결제처 · 카테고리</w:t>
+            </w:r>
+          </w:p>
+        </w:tc>
+        <w:tc>
+          <w:tcPr>
+            <w:tcW w:type="dxa" w:w="3289"/>
+          </w:tcPr>
+          <w:p>
+            <w:r>
+              <w:rPr>
+                <w:sz w:val="17"/>
+              </w:rPr>
+            </w:r>
+            <w:r>
+              <w:rPr>
+                <w:sz w:val="17"/>
+              </w:rPr>
+              <w:t xml:space="preserve">이벤트 원문(JSON)의 SHA-256 </w:t>
+            </w:r>
+            <w:r>
+              <w:rPr>
+                <w:rFonts w:ascii="Consolas" w:hAnsi="Consolas" w:eastAsia="Consolas"/>
+                <w:sz w:val="17"/>
+              </w:rPr>
+              <w:t>dataHash</w:t>
+            </w:r>
+          </w:p>
+        </w:tc>
+        <w:tc>
+          <w:tcPr>
+            <w:tcW w:type="dxa" w:w="3289"/>
+          </w:tcPr>
+          <w:p>
+            <w:r>
+              <w:rPr>
+                <w:sz w:val="17"/>
+              </w:rPr>
+            </w:r>
+          </w:p>
+        </w:tc>
+      </w:tr>
+      <w:tr>
+        <w:tc>
+          <w:tcPr>
+            <w:tcW w:type="dxa" w:w="3289"/>
+          </w:tcPr>
+          <w:p>
+            <w:r>
+              <w:rPr>
+                <w:sz w:val="17"/>
+              </w:rPr>
+            </w:r>
+            <w:r>
+              <w:rPr>
+                <w:sz w:val="17"/>
+              </w:rPr>
+              <w:t>이름 · 계좌번호</w:t>
+            </w:r>
+          </w:p>
+        </w:tc>
+        <w:tc>
+          <w:tcPr>
+            <w:tcW w:type="dxa" w:w="3289"/>
+          </w:tcPr>
+          <w:p>
+            <w:r>
+              <w:rPr>
+                <w:sz w:val="17"/>
+              </w:rPr>
+            </w:r>
+            <w:r>
+              <w:rPr>
+                <w:sz w:val="17"/>
+              </w:rPr>
+              <w:t>위임 조회 키 `SHA-256("위임ID\</w:t>
+            </w:r>
+          </w:p>
+        </w:tc>
+        <w:tc>
+          <w:tcPr>
+            <w:tcW w:type="dxa" w:w="3289"/>
+          </w:tcPr>
+          <w:p>
+            <w:r>
+              <w:rPr>
+                <w:sz w:val="17"/>
+              </w:rPr>
+            </w:r>
+            <w:r>
+              <w:rPr>
+                <w:sz w:val="17"/>
+              </w:rPr>
+              <w:t>salt")`</w:t>
+            </w:r>
+          </w:p>
+        </w:tc>
+      </w:tr>
+      <w:tr>
+        <w:tc>
+          <w:tcPr>
+            <w:tcW w:type="dxa" w:w="3289"/>
+          </w:tcPr>
+          <w:p>
+            <w:r>
+              <w:rPr>
+                <w:sz w:val="17"/>
+              </w:rPr>
+            </w:r>
+            <w:r>
+              <w:rPr>
+                <w:sz w:val="17"/>
+              </w:rPr>
+              <w:t>위임장 원문 · 서명 이미지</w:t>
+            </w:r>
+          </w:p>
+        </w:tc>
+        <w:tc>
+          <w:tcPr>
+            <w:tcW w:type="dxa" w:w="3289"/>
+          </w:tcPr>
+          <w:p>
+            <w:r>
+              <w:rPr>
+                <w:sz w:val="17"/>
+              </w:rPr>
+            </w:r>
+            <w:r>
+              <w:rPr>
+                <w:sz w:val="17"/>
+              </w:rPr>
+              <w:t>위임장 해시 · 서명 해시</w:t>
+            </w:r>
+          </w:p>
+        </w:tc>
+        <w:tc>
+          <w:tcPr>
+            <w:tcW w:type="dxa" w:w="3289"/>
+          </w:tcPr>
+          <w:p>
+            <w:r>
+              <w:rPr>
+                <w:sz w:val="17"/>
+              </w:rPr>
+            </w:r>
+          </w:p>
+        </w:tc>
+      </w:tr>
+      <w:tr>
+        <w:tc>
+          <w:tcPr>
+            <w:tcW w:type="dxa" w:w="3289"/>
+          </w:tcPr>
+          <w:p>
+            <w:r>
+              <w:rPr>
+                <w:sz w:val="17"/>
+              </w:rPr>
+            </w:r>
+            <w:r>
+              <w:rPr>
+                <w:sz w:val="17"/>
+              </w:rPr>
+              <w:t>청구서 원문</w:t>
+            </w:r>
+          </w:p>
+        </w:tc>
+        <w:tc>
+          <w:tcPr>
+            <w:tcW w:type="dxa" w:w="3289"/>
+          </w:tcPr>
+          <w:p>
+            <w:r>
+              <w:rPr>
+                <w:sz w:val="17"/>
+              </w:rPr>
+            </w:r>
+            <w:r>
+              <w:rPr>
+                <w:sz w:val="17"/>
+              </w:rPr>
+              <w:t>인증 기관의 서명 공개키 · 기관명 *(공개 정보라 의도적 공개)*</w:t>
+            </w:r>
+          </w:p>
+        </w:tc>
+        <w:tc>
+          <w:tcPr>
+            <w:tcW w:type="dxa" w:w="3289"/>
+          </w:tcPr>
+          <w:p>
+            <w:r>
+              <w:rPr>
+                <w:sz w:val="17"/>
+              </w:rPr>
+            </w:r>
+          </w:p>
+        </w:tc>
+      </w:tr>
+    </w:tbl>
+    <w:p>
+      <w:pPr>
+        <w:spacing w:after="40"/>
+      </w:pPr>
+    </w:p>
+    <w:p>
+      <w:r>
+        <w:t>자세한 내용은 04. 블록체인 (04_블록체인.md) 참조.</w:t>
+      </w:r>
+    </w:p>
+    <w:p>
+      <w:pPr>
+        <w:spacing w:before="280" w:after="80"/>
+      </w:pPr>
+      <w:r>
+        <w:rPr>
+          <w:b/>
+          <w:color w:val="111111"/>
+          <w:sz w:val="26"/>
+        </w:rPr>
+        <w:t>7. 서버가 없어도 동작한다</w:t>
+      </w:r>
+    </w:p>
+    <w:p>
+      <w:r>
+        <w:t xml:space="preserve">ZIP으로 받아 </w:t>
+      </w:r>
+      <w:r>
+        <w:rPr>
+          <w:rFonts w:ascii="Consolas" w:hAnsi="Consolas" w:eastAsia="Consolas"/>
+          <w:sz w:val="17"/>
+        </w:rPr>
+        <w:t>index.html</w:t>
+      </w:r>
+      <w:r>
+        <w:t xml:space="preserve">을 파일로 열면 백엔드 관련 UI가 </w:t>
+      </w:r>
+      <w:r>
+        <w:rPr>
+          <w:b/>
+        </w:rPr>
+        <w:t>아예 나타나지 않고</w:t>
+      </w:r>
+      <w:r>
+        <w:t xml:space="preserve">, 앱은 로컬 상태로 그대로 동작합니다. 공개 노드에 연결하지 못하면 온체인 검증도 로컬 기록으로 자동 전환되므로 </w:t>
+      </w:r>
+      <w:r>
+        <w:rPr>
+          <w:b/>
+        </w:rPr>
+        <w:t>시연이 멈추지 않습니다.</w:t>
+      </w:r>
+    </w:p>
+    <w:p>
+      <w:r>
+        <w:br w:type="page"/>
+      </w:r>
+    </w:p>
+    <w:p>
+      <w:pPr>
+        <w:spacing w:before="0" w:after="100"/>
+      </w:pPr>
+      <w:r>
+        <w:rPr>
+          <w:b/>
+          <w:color w:val="111111"/>
+          <w:sz w:val="34"/>
+        </w:rPr>
+        <w:t xml:space="preserve">02. 판정 엔진 — </w:t>
+      </w:r>
+      <w:r>
+        <w:rPr>
+          <w:rFonts w:ascii="Consolas" w:hAnsi="Consolas" w:eastAsia="Consolas"/>
+          <w:b/>
+          <w:color w:val="111111"/>
+          <w:sz w:val="34"/>
+        </w:rPr>
+        <w:t>judge()</w:t>
+      </w:r>
+    </w:p>
+    <w:p>
+      <w:r>
+        <w:t xml:space="preserve">결제 한 건을 받아 </w:t>
+      </w:r>
+      <w:r>
+        <w:rPr>
+          <w:rFonts w:ascii="Consolas" w:hAnsi="Consolas" w:eastAsia="Consolas"/>
+          <w:sz w:val="17"/>
+        </w:rPr>
+        <w:t>approve / confirm / hold</w:t>
+      </w:r>
+      <w:r>
+        <w:t xml:space="preserve"> 중 하나와 </w:t>
+      </w:r>
+      <w:r>
+        <w:rPr>
+          <w:b/>
+        </w:rPr>
+        <w:t>사람이 읽을 수 있는 사유</w:t>
+      </w:r>
+      <w:r>
+        <w:t xml:space="preserve">를 돌려줍니다. 구현 위치: </w:t>
+      </w:r>
+      <w:r>
+        <w:rPr>
+          <w:rFonts w:ascii="Consolas" w:hAnsi="Consolas" w:eastAsia="Consolas"/>
+          <w:sz w:val="17"/>
+        </w:rPr>
+        <w:t>carepass-prototype/index.html</w:t>
+      </w:r>
+      <w:r>
+        <w:t xml:space="preserve"> 의 </w:t>
+      </w:r>
+      <w:r>
+        <w:rPr>
+          <w:rFonts w:ascii="Consolas" w:hAnsi="Consolas" w:eastAsia="Consolas"/>
+          <w:sz w:val="17"/>
+        </w:rPr>
+        <w:t>judge(catKey, amount, merchant)</w:t>
+      </w:r>
+      <w:r>
+        <w:t>.</w:t>
+      </w:r>
+    </w:p>
+    <w:p>
+      <w:pPr>
+        <w:spacing w:before="280" w:after="80"/>
+      </w:pPr>
+      <w:r>
+        <w:rPr>
+          <w:b/>
+          <w:color w:val="111111"/>
+          <w:sz w:val="26"/>
+        </w:rPr>
+        <w:t>1. 규칙이 쌓이는 순서</w:t>
+      </w:r>
+    </w:p>
+    <w:p>
+      <w:r>
+        <w:t xml:space="preserve">위에서 아래로 검사하며, </w:t>
+      </w:r>
+      <w:r>
+        <w:rPr>
+          <w:b/>
+        </w:rPr>
+        <w:t>뒤 규칙이 앞 판정을 뒤집지 못합니다</w:t>
+      </w:r>
+      <w:r>
+        <w:t>(</w:t>
+      </w:r>
+      <w:r>
+        <w:rPr>
+          <w:rFonts w:ascii="Consolas" w:hAnsi="Consolas" w:eastAsia="Consolas"/>
+          <w:sz w:val="17"/>
+        </w:rPr>
+        <w:t>level==='normal'</w:t>
+      </w:r>
+      <w:r>
+        <w:t>일 때만 올림).</w:t>
+      </w:r>
+    </w:p>
+    <w:tbl>
+      <w:tblPr>
+        <w:tblStyle w:val="TableGrid"/>
+        <w:tblW w:type="auto" w:w="0"/>
+        <w:jc w:val="left"/>
+        <w:tblLook w:firstColumn="1" w:firstRow="1" w:lastColumn="0" w:lastRow="0" w:noHBand="0" w:noVBand="1" w:val="04A0"/>
+      </w:tblPr>
+      <w:tblGrid>
+        <w:gridCol w:w="3289"/>
+        <w:gridCol w:w="3289"/>
+        <w:gridCol w:w="3289"/>
+      </w:tblGrid>
+      <w:tr>
+        <w:tc>
+          <w:tcPr>
+            <w:tcW w:type="dxa" w:w="3289"/>
+          </w:tcPr>
+          <w:p>
+            <w:r>
+              <w:rPr>
+                <w:sz w:val="17"/>
+              </w:rPr>
+            </w:r>
+            <w:r>
+              <w:rPr>
+                <w:b/>
+                <w:sz w:val="17"/>
+              </w:rPr>
+              <w:t>순</w:t>
+            </w:r>
+          </w:p>
+        </w:tc>
+        <w:tc>
+          <w:tcPr>
+            <w:tcW w:type="dxa" w:w="3289"/>
+          </w:tcPr>
+          <w:p>
+            <w:r>
+              <w:rPr>
+                <w:sz w:val="17"/>
+              </w:rPr>
+            </w:r>
+            <w:r>
+              <w:rPr>
+                <w:b/>
+                <w:sz w:val="17"/>
+              </w:rPr>
+              <w:t>검사</w:t>
+            </w:r>
+          </w:p>
+        </w:tc>
+        <w:tc>
+          <w:tcPr>
+            <w:tcW w:type="dxa" w:w="3289"/>
+          </w:tcPr>
+          <w:p>
+            <w:r>
+              <w:rPr>
+                <w:sz w:val="17"/>
+              </w:rPr>
+            </w:r>
+            <w:r>
+              <w:rPr>
+                <w:b/>
+                <w:sz w:val="17"/>
+              </w:rPr>
+              <w:t>결과</w:t>
+            </w:r>
+          </w:p>
+        </w:tc>
+      </w:tr>
+      <w:tr>
+        <w:tc>
+          <w:tcPr>
+            <w:tcW w:type="dxa" w:w="3289"/>
+          </w:tcPr>
+          <w:p>
+            <w:r>
+              <w:rPr>
+                <w:sz w:val="17"/>
+              </w:rPr>
+            </w:r>
+            <w:r>
+              <w:rPr>
+                <w:sz w:val="17"/>
+              </w:rPr>
+              <w:t>1</w:t>
+            </w:r>
+          </w:p>
+        </w:tc>
+        <w:tc>
+          <w:tcPr>
+            <w:tcW w:type="dxa" w:w="3289"/>
+          </w:tcPr>
+          <w:p>
+            <w:r>
+              <w:rPr>
+                <w:sz w:val="17"/>
+              </w:rPr>
+            </w:r>
+            <w:r>
+              <w:rPr>
+                <w:sz w:val="17"/>
+              </w:rPr>
+              <w:t>청구서 전자서명 불일치 (</w:t>
+            </w:r>
+            <w:r>
+              <w:rPr>
+                <w:rFonts w:ascii="Consolas" w:hAnsi="Consolas" w:eastAsia="Consolas"/>
+                <w:sz w:val="17"/>
+              </w:rPr>
+              <w:t>sigFail</w:t>
+            </w:r>
+            <w:r>
+              <w:rPr>
+                <w:sz w:val="17"/>
+              </w:rPr>
+              <w:t>)</w:t>
+            </w:r>
+          </w:p>
+        </w:tc>
+        <w:tc>
+          <w:tcPr>
+            <w:tcW w:type="dxa" w:w="3289"/>
+          </w:tcPr>
+          <w:p>
+            <w:r>
+              <w:rPr>
+                <w:sz w:val="17"/>
+              </w:rPr>
+            </w:r>
+            <w:r>
+              <w:rPr>
+                <w:b/>
+                <w:sz w:val="17"/>
+              </w:rPr>
+              <w:t>hold</w:t>
+            </w:r>
+          </w:p>
+        </w:tc>
+      </w:tr>
+      <w:tr>
+        <w:tc>
+          <w:tcPr>
+            <w:tcW w:type="dxa" w:w="3289"/>
+          </w:tcPr>
+          <w:p>
+            <w:r>
+              <w:rPr>
+                <w:sz w:val="17"/>
+              </w:rPr>
+            </w:r>
+            <w:r>
+              <w:rPr>
+                <w:sz w:val="17"/>
+              </w:rPr>
+              <w:t>2</w:t>
+            </w:r>
+          </w:p>
+        </w:tc>
+        <w:tc>
+          <w:tcPr>
+            <w:tcW w:type="dxa" w:w="3289"/>
+          </w:tcPr>
+          <w:p>
+            <w:r>
+              <w:rPr>
+                <w:sz w:val="17"/>
+              </w:rPr>
+            </w:r>
+            <w:r>
+              <w:rPr>
+                <w:sz w:val="17"/>
+              </w:rPr>
+              <w:t>인증 취소된 기관의 청구서 (</w:t>
+            </w:r>
+            <w:r>
+              <w:rPr>
+                <w:rFonts w:ascii="Consolas" w:hAnsi="Consolas" w:eastAsia="Consolas"/>
+                <w:sz w:val="17"/>
+              </w:rPr>
+              <w:t>revoked</w:t>
+            </w:r>
+            <w:r>
+              <w:rPr>
+                <w:sz w:val="17"/>
+              </w:rPr>
+              <w:t>)</w:t>
+            </w:r>
+          </w:p>
+        </w:tc>
+        <w:tc>
+          <w:tcPr>
+            <w:tcW w:type="dxa" w:w="3289"/>
+          </w:tcPr>
+          <w:p>
+            <w:r>
+              <w:rPr>
+                <w:sz w:val="17"/>
+              </w:rPr>
+            </w:r>
+            <w:r>
+              <w:rPr>
+                <w:b/>
+                <w:sz w:val="17"/>
+              </w:rPr>
+              <w:t>hold</w:t>
+            </w:r>
+          </w:p>
+        </w:tc>
+      </w:tr>
+      <w:tr>
+        <w:tc>
+          <w:tcPr>
+            <w:tcW w:type="dxa" w:w="3289"/>
+          </w:tcPr>
+          <w:p>
+            <w:r>
+              <w:rPr>
+                <w:sz w:val="17"/>
+              </w:rPr>
+            </w:r>
+            <w:r>
+              <w:rPr>
+                <w:sz w:val="17"/>
+              </w:rPr>
+              <w:t>3</w:t>
+            </w:r>
+          </w:p>
+        </w:tc>
+        <w:tc>
+          <w:tcPr>
+            <w:tcW w:type="dxa" w:w="3289"/>
+          </w:tcPr>
+          <w:p>
+            <w:r>
+              <w:rPr>
+                <w:sz w:val="17"/>
+              </w:rPr>
+            </w:r>
+            <w:r>
+              <w:rPr>
+                <w:sz w:val="17"/>
+              </w:rPr>
+              <w:t>청구서 금액 ≠ 요청 금액</w:t>
+            </w:r>
+          </w:p>
+        </w:tc>
+        <w:tc>
+          <w:tcPr>
+            <w:tcW w:type="dxa" w:w="3289"/>
+          </w:tcPr>
+          <w:p>
+            <w:r>
+              <w:rPr>
+                <w:sz w:val="17"/>
+              </w:rPr>
+            </w:r>
+            <w:r>
+              <w:rPr>
+                <w:b/>
+                <w:sz w:val="17"/>
+              </w:rPr>
+              <w:t>hold</w:t>
+            </w:r>
+          </w:p>
+        </w:tc>
+      </w:tr>
+      <w:tr>
+        <w:tc>
+          <w:tcPr>
+            <w:tcW w:type="dxa" w:w="3289"/>
+          </w:tcPr>
+          <w:p>
+            <w:r>
+              <w:rPr>
+                <w:sz w:val="17"/>
+              </w:rPr>
+            </w:r>
+            <w:r>
+              <w:rPr>
+                <w:sz w:val="17"/>
+              </w:rPr>
+              <w:t>4</w:t>
+            </w:r>
+          </w:p>
+        </w:tc>
+        <w:tc>
+          <w:tcPr>
+            <w:tcW w:type="dxa" w:w="3289"/>
+          </w:tcPr>
+          <w:p>
+            <w:r>
+              <w:rPr>
+                <w:sz w:val="17"/>
+              </w:rPr>
+            </w:r>
+            <w:r>
+              <w:rPr>
+                <w:sz w:val="17"/>
+              </w:rPr>
+              <w:t>미인증 기관 청구서 (</w:t>
+            </w:r>
+            <w:r>
+              <w:rPr>
+                <w:rFonts w:ascii="Consolas" w:hAnsi="Consolas" w:eastAsia="Consolas"/>
+                <w:sz w:val="17"/>
+              </w:rPr>
+              <w:t>uncertified</w:t>
+            </w:r>
+            <w:r>
+              <w:rPr>
+                <w:sz w:val="17"/>
+              </w:rPr>
+              <w:t>)</w:t>
+            </w:r>
+          </w:p>
+        </w:tc>
+        <w:tc>
+          <w:tcPr>
+            <w:tcW w:type="dxa" w:w="3289"/>
+          </w:tcPr>
+          <w:p>
+            <w:r>
+              <w:rPr>
+                <w:sz w:val="17"/>
+              </w:rPr>
+            </w:r>
+            <w:r>
+              <w:rPr>
+                <w:sz w:val="17"/>
+              </w:rPr>
+              <w:t>confirm</w:t>
+            </w:r>
+          </w:p>
+        </w:tc>
+      </w:tr>
+      <w:tr>
+        <w:tc>
+          <w:tcPr>
+            <w:tcW w:type="dxa" w:w="3289"/>
+          </w:tcPr>
+          <w:p>
+            <w:r>
+              <w:rPr>
+                <w:sz w:val="17"/>
+              </w:rPr>
+            </w:r>
+            <w:r>
+              <w:rPr>
+                <w:sz w:val="17"/>
+              </w:rPr>
+              <w:t>5</w:t>
+            </w:r>
+          </w:p>
+        </w:tc>
+        <w:tc>
+          <w:tcPr>
+            <w:tcW w:type="dxa" w:w="3289"/>
+          </w:tcPr>
+          <w:p>
+            <w:r>
+              <w:rPr>
+                <w:sz w:val="17"/>
+              </w:rPr>
+            </w:r>
+            <w:r>
+              <w:rPr>
+                <w:sz w:val="17"/>
+              </w:rPr>
+              <w:t xml:space="preserve">청구-결제 </w:t>
+            </w:r>
+            <w:r>
+              <w:rPr>
+                <w:b/>
+                <w:sz w:val="17"/>
+              </w:rPr>
+              <w:t>기관 불일치</w:t>
+            </w:r>
+          </w:p>
+        </w:tc>
+        <w:tc>
+          <w:tcPr>
+            <w:tcW w:type="dxa" w:w="3289"/>
+          </w:tcPr>
+          <w:p>
+            <w:r>
+              <w:rPr>
+                <w:sz w:val="17"/>
+              </w:rPr>
+            </w:r>
+            <w:r>
+              <w:rPr>
+                <w:b/>
+                <w:sz w:val="17"/>
+              </w:rPr>
+              <w:t>hold</w:t>
+            </w:r>
+          </w:p>
+        </w:tc>
+      </w:tr>
+      <w:tr>
+        <w:tc>
+          <w:tcPr>
+            <w:tcW w:type="dxa" w:w="3289"/>
+          </w:tcPr>
+          <w:p>
+            <w:r>
+              <w:rPr>
+                <w:sz w:val="17"/>
+              </w:rPr>
+            </w:r>
+            <w:r>
+              <w:rPr>
+                <w:sz w:val="17"/>
+              </w:rPr>
+              <w:t>6</w:t>
+            </w:r>
+          </w:p>
+        </w:tc>
+        <w:tc>
+          <w:tcPr>
+            <w:tcW w:type="dxa" w:w="3289"/>
+          </w:tcPr>
+          <w:p>
+            <w:r>
+              <w:rPr>
+                <w:sz w:val="17"/>
+              </w:rPr>
+            </w:r>
+            <w:r>
+              <w:rPr>
+                <w:sz w:val="17"/>
+              </w:rPr>
+              <w:t xml:space="preserve">청구서 </w:t>
+            </w:r>
+            <w:r>
+              <w:rPr>
+                <w:b/>
+                <w:sz w:val="17"/>
+              </w:rPr>
+              <w:t>중복 사용</w:t>
+            </w:r>
+          </w:p>
+        </w:tc>
+        <w:tc>
+          <w:tcPr>
+            <w:tcW w:type="dxa" w:w="3289"/>
+          </w:tcPr>
+          <w:p>
+            <w:r>
+              <w:rPr>
+                <w:sz w:val="17"/>
+              </w:rPr>
+            </w:r>
+            <w:r>
+              <w:rPr>
+                <w:b/>
+                <w:sz w:val="17"/>
+              </w:rPr>
+              <w:t>hold</w:t>
+            </w:r>
+          </w:p>
+        </w:tc>
+      </w:tr>
+      <w:tr>
+        <w:tc>
+          <w:tcPr>
+            <w:tcW w:type="dxa" w:w="3289"/>
+          </w:tcPr>
+          <w:p>
+            <w:r>
+              <w:rPr>
+                <w:sz w:val="17"/>
+              </w:rPr>
+            </w:r>
+            <w:r>
+              <w:rPr>
+                <w:sz w:val="17"/>
+              </w:rPr>
+              <w:t>7</w:t>
+            </w:r>
+          </w:p>
+        </w:tc>
+        <w:tc>
+          <w:tcPr>
+            <w:tcW w:type="dxa" w:w="3289"/>
+          </w:tcPr>
+          <w:p>
+            <w:r>
+              <w:rPr>
+                <w:sz w:val="17"/>
+              </w:rPr>
+            </w:r>
+            <w:r>
+              <w:rPr>
+                <w:sz w:val="17"/>
+              </w:rPr>
+              <w:t>청구서 유효기간(14일) 경과</w:t>
+            </w:r>
+          </w:p>
+        </w:tc>
+        <w:tc>
+          <w:tcPr>
+            <w:tcW w:type="dxa" w:w="3289"/>
+          </w:tcPr>
+          <w:p>
+            <w:r>
+              <w:rPr>
+                <w:sz w:val="17"/>
+              </w:rPr>
+            </w:r>
+            <w:r>
+              <w:rPr>
+                <w:sz w:val="17"/>
+              </w:rPr>
+              <w:t>confirm</w:t>
+            </w:r>
+          </w:p>
+        </w:tc>
+      </w:tr>
+      <w:tr>
+        <w:tc>
+          <w:tcPr>
+            <w:tcW w:type="dxa" w:w="3289"/>
+          </w:tcPr>
+          <w:p>
+            <w:r>
+              <w:rPr>
+                <w:sz w:val="17"/>
+              </w:rPr>
+            </w:r>
+            <w:r>
+              <w:rPr>
+                <w:sz w:val="17"/>
+              </w:rPr>
+              <w:t>8</w:t>
+            </w:r>
+          </w:p>
+        </w:tc>
+        <w:tc>
+          <w:tcPr>
+            <w:tcW w:type="dxa" w:w="3289"/>
+          </w:tcPr>
+          <w:p>
+            <w:r>
+              <w:rPr>
+                <w:sz w:val="17"/>
+              </w:rPr>
+            </w:r>
+            <w:r>
+              <w:rPr>
+                <w:b/>
+                <w:sz w:val="17"/>
+              </w:rPr>
+              <w:t>미등록 의료기관</w:t>
+            </w:r>
+            <w:r>
+              <w:rPr>
+                <w:sz w:val="17"/>
+              </w:rPr>
+              <w:t xml:space="preserve"> (심평원 목록에 없음)</w:t>
+            </w:r>
+          </w:p>
+        </w:tc>
+        <w:tc>
+          <w:tcPr>
+            <w:tcW w:type="dxa" w:w="3289"/>
+          </w:tcPr>
+          <w:p>
+            <w:r>
+              <w:rPr>
+                <w:sz w:val="17"/>
+              </w:rPr>
+            </w:r>
+            <w:r>
+              <w:rPr>
+                <w:b/>
+                <w:sz w:val="17"/>
+              </w:rPr>
+              <w:t>hold</w:t>
+            </w:r>
+          </w:p>
+        </w:tc>
+      </w:tr>
+      <w:tr>
+        <w:tc>
+          <w:tcPr>
+            <w:tcW w:type="dxa" w:w="3289"/>
+          </w:tcPr>
+          <w:p>
+            <w:r>
+              <w:rPr>
+                <w:sz w:val="17"/>
+              </w:rPr>
+            </w:r>
+            <w:r>
+              <w:rPr>
+                <w:sz w:val="17"/>
+              </w:rPr>
+              <w:t>9</w:t>
+            </w:r>
+          </w:p>
+        </w:tc>
+        <w:tc>
+          <w:tcPr>
+            <w:tcW w:type="dxa" w:w="3289"/>
+          </w:tcPr>
+          <w:p>
+            <w:r>
+              <w:rPr>
+                <w:sz w:val="17"/>
+              </w:rPr>
+            </w:r>
+            <w:r>
+              <w:rPr>
+                <w:b/>
+                <w:sz w:val="17"/>
+              </w:rPr>
+              <w:t>구조화(분할 결제) 적중</w:t>
+            </w:r>
+          </w:p>
+        </w:tc>
+        <w:tc>
+          <w:tcPr>
+            <w:tcW w:type="dxa" w:w="3289"/>
+          </w:tcPr>
+          <w:p>
+            <w:r>
+              <w:rPr>
+                <w:sz w:val="17"/>
+              </w:rPr>
+            </w:r>
+            <w:r>
+              <w:rPr>
+                <w:b/>
+                <w:sz w:val="17"/>
+              </w:rPr>
+              <w:t>hold</w:t>
+            </w:r>
+          </w:p>
+        </w:tc>
+      </w:tr>
+      <w:tr>
+        <w:tc>
+          <w:tcPr>
+            <w:tcW w:type="dxa" w:w="3289"/>
+          </w:tcPr>
+          <w:p>
+            <w:r>
+              <w:rPr>
+                <w:sz w:val="17"/>
+              </w:rPr>
+            </w:r>
+            <w:r>
+              <w:rPr>
+                <w:sz w:val="17"/>
+              </w:rPr>
+              <w:t>9'</w:t>
+            </w:r>
+          </w:p>
+        </w:tc>
+        <w:tc>
+          <w:tcPr>
+            <w:tcW w:type="dxa" w:w="3289"/>
+          </w:tcPr>
+          <w:p>
+            <w:r>
+              <w:rPr>
+                <w:sz w:val="17"/>
+              </w:rPr>
+            </w:r>
+            <w:r>
+              <w:rPr>
+                <w:sz w:val="17"/>
+              </w:rPr>
+              <w:t>구조화 경고 (한 번 모자람)</w:t>
+            </w:r>
+          </w:p>
+        </w:tc>
+        <w:tc>
+          <w:tcPr>
+            <w:tcW w:type="dxa" w:w="3289"/>
+          </w:tcPr>
+          <w:p>
+            <w:r>
+              <w:rPr>
+                <w:sz w:val="17"/>
+              </w:rPr>
+            </w:r>
+            <w:r>
+              <w:rPr>
+                <w:sz w:val="17"/>
+              </w:rPr>
+              <w:t>confirm</w:t>
+            </w:r>
+          </w:p>
+        </w:tc>
+      </w:tr>
+      <w:tr>
+        <w:tc>
+          <w:tcPr>
+            <w:tcW w:type="dxa" w:w="3289"/>
+          </w:tcPr>
+          <w:p>
+            <w:r>
+              <w:rPr>
+                <w:sz w:val="17"/>
+              </w:rPr>
+            </w:r>
+            <w:r>
+              <w:rPr>
+                <w:sz w:val="17"/>
+              </w:rPr>
+              <w:t>10</w:t>
+            </w:r>
+          </w:p>
+        </w:tc>
+        <w:tc>
+          <w:tcPr>
+            <w:tcW w:type="dxa" w:w="3289"/>
+          </w:tcPr>
+          <w:p>
+            <w:r>
+              <w:rPr>
+                <w:sz w:val="17"/>
+              </w:rPr>
+            </w:r>
+            <w:r>
+              <w:rPr>
+                <w:sz w:val="17"/>
+              </w:rPr>
+              <w:t>사용처 화이트리스트 위반</w:t>
+            </w:r>
+          </w:p>
+        </w:tc>
+        <w:tc>
+          <w:tcPr>
+            <w:tcW w:type="dxa" w:w="3289"/>
+          </w:tcPr>
+          <w:p>
+            <w:r>
+              <w:rPr>
+                <w:sz w:val="17"/>
+              </w:rPr>
+            </w:r>
+            <w:r>
+              <w:rPr>
+                <w:b/>
+                <w:sz w:val="17"/>
+              </w:rPr>
+              <w:t>hold</w:t>
+            </w:r>
+          </w:p>
+        </w:tc>
+      </w:tr>
+      <w:tr>
+        <w:tc>
+          <w:tcPr>
+            <w:tcW w:type="dxa" w:w="3289"/>
+          </w:tcPr>
+          <w:p>
+            <w:r>
+              <w:rPr>
+                <w:sz w:val="17"/>
+              </w:rPr>
+            </w:r>
+            <w:r>
+              <w:rPr>
+                <w:sz w:val="17"/>
+              </w:rPr>
+              <w:t>11</w:t>
+            </w:r>
+          </w:p>
+        </w:tc>
+        <w:tc>
+          <w:tcPr>
+            <w:tcW w:type="dxa" w:w="3289"/>
+          </w:tcPr>
+          <w:p>
+            <w:r>
+              <w:rPr>
+                <w:sz w:val="17"/>
+              </w:rPr>
+            </w:r>
+            <w:r>
+              <w:rPr>
+                <w:sz w:val="17"/>
+              </w:rPr>
+              <w:t>위임 풀 잔액 초과</w:t>
+            </w:r>
+          </w:p>
+        </w:tc>
+        <w:tc>
+          <w:tcPr>
+            <w:tcW w:type="dxa" w:w="3289"/>
+          </w:tcPr>
+          <w:p>
+            <w:r>
+              <w:rPr>
+                <w:sz w:val="17"/>
+              </w:rPr>
+            </w:r>
+            <w:r>
+              <w:rPr>
+                <w:b/>
+                <w:sz w:val="17"/>
+              </w:rPr>
+              <w:t>hold</w:t>
+            </w:r>
+          </w:p>
+        </w:tc>
+      </w:tr>
+      <w:tr>
+        <w:tc>
+          <w:tcPr>
+            <w:tcW w:type="dxa" w:w="3289"/>
+          </w:tcPr>
+          <w:p>
+            <w:r>
+              <w:rPr>
+                <w:sz w:val="17"/>
+              </w:rPr>
+            </w:r>
+            <w:r>
+              <w:rPr>
+                <w:sz w:val="17"/>
+              </w:rPr>
+              <w:t>12</w:t>
+            </w:r>
+          </w:p>
+        </w:tc>
+        <w:tc>
+          <w:tcPr>
+            <w:tcW w:type="dxa" w:w="3289"/>
+          </w:tcPr>
+          <w:p>
+            <w:r>
+              <w:rPr>
+                <w:sz w:val="17"/>
+              </w:rPr>
+            </w:r>
+            <w:r>
+              <w:rPr>
+                <w:sz w:val="17"/>
+              </w:rPr>
+              <w:t>생활비 보호선 미달</w:t>
+            </w:r>
+          </w:p>
+        </w:tc>
+        <w:tc>
+          <w:tcPr>
+            <w:tcW w:type="dxa" w:w="3289"/>
+          </w:tcPr>
+          <w:p>
+            <w:r>
+              <w:rPr>
+                <w:sz w:val="17"/>
+              </w:rPr>
+            </w:r>
+            <w:r>
+              <w:rPr>
+                <w:b/>
+                <w:sz w:val="17"/>
+              </w:rPr>
+              <w:t>hold</w:t>
+            </w:r>
+          </w:p>
+        </w:tc>
+      </w:tr>
+      <w:tr>
+        <w:tc>
+          <w:tcPr>
+            <w:tcW w:type="dxa" w:w="3289"/>
+          </w:tcPr>
+          <w:p>
+            <w:r>
+              <w:rPr>
+                <w:sz w:val="17"/>
+              </w:rPr>
+            </w:r>
+            <w:r>
+              <w:rPr>
+                <w:sz w:val="17"/>
+              </w:rPr>
+              <w:t>13</w:t>
+            </w:r>
+          </w:p>
+        </w:tc>
+        <w:tc>
+          <w:tcPr>
+            <w:tcW w:type="dxa" w:w="3289"/>
+          </w:tcPr>
+          <w:p>
+            <w:r>
+              <w:rPr>
+                <w:sz w:val="17"/>
+              </w:rPr>
+            </w:r>
+            <w:r>
+              <w:rPr>
+                <w:sz w:val="17"/>
+              </w:rPr>
+              <w:t>건당 한도 초과</w:t>
+            </w:r>
+          </w:p>
+        </w:tc>
+        <w:tc>
+          <w:tcPr>
+            <w:tcW w:type="dxa" w:w="3289"/>
+          </w:tcPr>
+          <w:p>
+            <w:r>
+              <w:rPr>
+                <w:sz w:val="17"/>
+              </w:rPr>
+            </w:r>
+            <w:r>
+              <w:rPr>
+                <w:b/>
+                <w:sz w:val="17"/>
+              </w:rPr>
+              <w:t>hold</w:t>
+            </w:r>
+          </w:p>
+        </w:tc>
+      </w:tr>
+      <w:tr>
+        <w:tc>
+          <w:tcPr>
+            <w:tcW w:type="dxa" w:w="3289"/>
+          </w:tcPr>
+          <w:p>
+            <w:r>
+              <w:rPr>
+                <w:sz w:val="17"/>
+              </w:rPr>
+            </w:r>
+            <w:r>
+              <w:rPr>
+                <w:sz w:val="17"/>
+              </w:rPr>
+              <w:t>14</w:t>
+            </w:r>
+          </w:p>
+        </w:tc>
+        <w:tc>
+          <w:tcPr>
+            <w:tcW w:type="dxa" w:w="3289"/>
+          </w:tcPr>
+          <w:p>
+            <w:r>
+              <w:rPr>
+                <w:sz w:val="17"/>
+              </w:rPr>
+            </w:r>
+            <w:r>
+              <w:rPr>
+                <w:sz w:val="17"/>
+              </w:rPr>
+              <w:t>월 누적 한도 초과</w:t>
+            </w:r>
+          </w:p>
+        </w:tc>
+        <w:tc>
+          <w:tcPr>
+            <w:tcW w:type="dxa" w:w="3289"/>
+          </w:tcPr>
+          <w:p>
+            <w:r>
+              <w:rPr>
+                <w:sz w:val="17"/>
+              </w:rPr>
+            </w:r>
+            <w:r>
+              <w:rPr>
+                <w:b/>
+                <w:sz w:val="17"/>
+              </w:rPr>
+              <w:t>hold</w:t>
+            </w:r>
+          </w:p>
+        </w:tc>
+      </w:tr>
+      <w:tr>
+        <w:tc>
+          <w:tcPr>
+            <w:tcW w:type="dxa" w:w="3289"/>
+          </w:tcPr>
+          <w:p>
+            <w:r>
+              <w:rPr>
+                <w:sz w:val="17"/>
+              </w:rPr>
+            </w:r>
+            <w:r>
+              <w:rPr>
+                <w:sz w:val="17"/>
+              </w:rPr>
+              <w:t>15</w:t>
+            </w:r>
+          </w:p>
+        </w:tc>
+        <w:tc>
+          <w:tcPr>
+            <w:tcW w:type="dxa" w:w="3289"/>
+          </w:tcPr>
+          <w:p>
+            <w:r>
+              <w:rPr>
+                <w:sz w:val="17"/>
+              </w:rPr>
+            </w:r>
+            <w:r>
+              <w:rPr>
+                <w:b/>
+                <w:sz w:val="17"/>
+              </w:rPr>
+              <w:t>z ≥ 3</w:t>
+            </w:r>
+          </w:p>
+        </w:tc>
+        <w:tc>
+          <w:tcPr>
+            <w:tcW w:type="dxa" w:w="3289"/>
+          </w:tcPr>
+          <w:p>
+            <w:r>
+              <w:rPr>
+                <w:sz w:val="17"/>
+              </w:rPr>
+            </w:r>
+            <w:r>
+              <w:rPr>
+                <w:b/>
+                <w:sz w:val="17"/>
+              </w:rPr>
+              <w:t>hold</w:t>
+            </w:r>
+            <w:r>
+              <w:rPr>
+                <w:sz w:val="17"/>
+              </w:rPr>
+              <w:t xml:space="preserve"> *(앞 규칙이 전부 통과했을 때만)*</w:t>
+            </w:r>
+          </w:p>
+        </w:tc>
+      </w:tr>
+      <w:tr>
+        <w:tc>
+          <w:tcPr>
+            <w:tcW w:type="dxa" w:w="3289"/>
+          </w:tcPr>
+          <w:p>
+            <w:r>
+              <w:rPr>
+                <w:sz w:val="17"/>
+              </w:rPr>
+            </w:r>
+            <w:r>
+              <w:rPr>
+                <w:sz w:val="17"/>
+              </w:rPr>
+              <w:t>15'</w:t>
+            </w:r>
+          </w:p>
+        </w:tc>
+        <w:tc>
+          <w:tcPr>
+            <w:tcW w:type="dxa" w:w="3289"/>
+          </w:tcPr>
+          <w:p>
+            <w:r>
+              <w:rPr>
+                <w:sz w:val="17"/>
+              </w:rPr>
+            </w:r>
+            <w:r>
+              <w:rPr>
+                <w:b/>
+                <w:sz w:val="17"/>
+              </w:rPr>
+              <w:t>z ≥ 2</w:t>
+            </w:r>
+          </w:p>
+        </w:tc>
+        <w:tc>
+          <w:tcPr>
+            <w:tcW w:type="dxa" w:w="3289"/>
+          </w:tcPr>
+          <w:p>
+            <w:r>
+              <w:rPr>
+                <w:sz w:val="17"/>
+              </w:rPr>
+            </w:r>
+            <w:r>
+              <w:rPr>
+                <w:sz w:val="17"/>
+              </w:rPr>
+              <w:t>confirm *(〃)*</w:t>
+            </w:r>
+          </w:p>
+        </w:tc>
+      </w:tr>
+      <w:tr>
+        <w:tc>
+          <w:tcPr>
+            <w:tcW w:type="dxa" w:w="3289"/>
+          </w:tcPr>
+          <w:p>
+            <w:r>
+              <w:rPr>
+                <w:sz w:val="17"/>
+              </w:rPr>
+            </w:r>
+            <w:r>
+              <w:rPr>
+                <w:sz w:val="17"/>
+              </w:rPr>
+              <w:t>16</w:t>
+            </w:r>
+          </w:p>
+        </w:tc>
+        <w:tc>
+          <w:tcPr>
+            <w:tcW w:type="dxa" w:w="3289"/>
+          </w:tcPr>
+          <w:p>
+            <w:r>
+              <w:rPr>
+                <w:sz w:val="17"/>
+              </w:rPr>
+            </w:r>
+            <w:r>
+              <w:rPr>
+                <w:sz w:val="17"/>
+              </w:rPr>
+              <w:t>고액 구간(≥50만)</w:t>
+            </w:r>
+          </w:p>
+        </w:tc>
+        <w:tc>
+          <w:tcPr>
+            <w:tcW w:type="dxa" w:w="3289"/>
+          </w:tcPr>
+          <w:p>
+            <w:r>
+              <w:rPr>
+                <w:sz w:val="17"/>
+              </w:rPr>
+            </w:r>
+            <w:r>
+              <w:rPr>
+                <w:sz w:val="17"/>
+              </w:rPr>
+              <w:t>confirm</w:t>
+            </w:r>
+          </w:p>
+        </w:tc>
+      </w:tr>
+    </w:tbl>
+    <w:p>
+      <w:pPr>
+        <w:spacing w:after="40"/>
+      </w:pPr>
+    </w:p>
+    <w:p>
+      <w:r>
+        <w:t xml:space="preserve">규칙에 하나도 걸리지 않으면 사유에 </w:t>
+      </w:r>
+      <w:r>
+        <w:rPr>
+          <w:rFonts w:ascii="Consolas" w:hAnsi="Consolas" w:eastAsia="Consolas"/>
+          <w:sz w:val="17"/>
+        </w:rPr>
+        <w:t>규칙 위반 없음 · z=... (정상 범위)</w:t>
+      </w:r>
+      <w:r>
+        <w:t>가 적힙니다.</w:t>
+      </w:r>
+    </w:p>
+    <w:p>
+      <w:pPr>
+        <w:spacing w:before="200" w:after="80"/>
+      </w:pPr>
+      <w:r>
+        <w:rPr>
+          <w:b/>
+          <w:sz w:val="22"/>
+        </w:rPr>
+        <w:t>z-score의 위상 — 중요</w:t>
+      </w:r>
+    </w:p>
+    <w:p>
+      <w:r>
+        <w:rPr>
+          <w:b/>
+        </w:rPr>
+        <w:t>z만으로 판단하지 않습니다.</w:t>
+      </w:r>
+      <w:r>
+        <w:t xml:space="preserve"> z 분기에는 </w:t>
+      </w:r>
+      <w:r>
+        <w:rPr>
+          <w:rFonts w:ascii="Consolas" w:hAnsi="Consolas" w:eastAsia="Consolas"/>
+          <w:sz w:val="17"/>
+        </w:rPr>
+        <w:t>if(level==='normal')</w:t>
+      </w:r>
+      <w:r>
+        <w:t xml:space="preserve"> 조건이 붙어 있어, 앞의 규칙이 하나라도 걸리면 </w:t>
+      </w:r>
+      <w:r>
+        <w:rPr>
+          <w:b/>
+        </w:rPr>
+        <w:t>z는 사유 목록에 증거로만 기록되고 판정을 바꾸지 못합니다.</w:t>
+      </w:r>
+    </w:p>
+    <w:p>
+      <w:r>
+        <w:t xml:space="preserve">다만 </w:t>
+      </w:r>
+      <w:r>
+        <w:rPr>
+          <w:b/>
+        </w:rPr>
+        <w:t>다른 규칙이 전부 통과하고 z ≥ 3이면 z 단독으로 보류</w:t>
+      </w:r>
+      <w:r>
+        <w:t>가 됩니다.</w:t>
+      </w:r>
+    </w:p>
+    <w:tbl>
+      <w:tblPr>
+        <w:tblStyle w:val="TableGrid"/>
+        <w:tblW w:type="auto" w:w="0"/>
+        <w:jc w:val="left"/>
+        <w:tblLook w:firstColumn="1" w:firstRow="1" w:lastColumn="0" w:lastRow="0" w:noHBand="0" w:noVBand="1" w:val="04A0"/>
+      </w:tblPr>
+      <w:tblGrid>
+        <w:gridCol w:w="4933"/>
+        <w:gridCol w:w="4933"/>
+      </w:tblGrid>
+      <w:tr>
+        <w:tc>
+          <w:tcPr>
+            <w:tcW w:type="dxa" w:w="4933"/>
+          </w:tcPr>
+          <w:p>
+            <w:r>
+              <w:rPr>
+                <w:sz w:val="17"/>
+              </w:rPr>
+            </w:r>
+            <w:r>
+              <w:rPr>
+                <w:b/>
+                <w:sz w:val="17"/>
+              </w:rPr>
+              <w:t>상황</w:t>
+            </w:r>
+          </w:p>
+        </w:tc>
+        <w:tc>
+          <w:tcPr>
+            <w:tcW w:type="dxa" w:w="4933"/>
+          </w:tcPr>
+          <w:p>
+            <w:r>
+              <w:rPr>
+                <w:sz w:val="17"/>
+              </w:rPr>
+            </w:r>
+            <w:r>
+              <w:rPr>
+                <w:b/>
+                <w:sz w:val="17"/>
+              </w:rPr>
+              <w:t>z의 역할</w:t>
+            </w:r>
+          </w:p>
+        </w:tc>
+      </w:tr>
+      <w:tr>
+        <w:tc>
+          <w:tcPr>
+            <w:tcW w:type="dxa" w:w="4933"/>
+          </w:tcPr>
+          <w:p>
+            <w:r>
+              <w:rPr>
+                <w:sz w:val="17"/>
+              </w:rPr>
+            </w:r>
+            <w:r>
+              <w:rPr>
+                <w:sz w:val="17"/>
+              </w:rPr>
+              <w:t>사칭·서명실패·매칭불일치·구조화·한도초과·보호선 미달 중 하나라도 해당</w:t>
+            </w:r>
+          </w:p>
+        </w:tc>
+        <w:tc>
+          <w:tcPr>
+            <w:tcW w:type="dxa" w:w="4933"/>
+          </w:tcPr>
+          <w:p>
+            <w:r>
+              <w:rPr>
+                <w:sz w:val="17"/>
+              </w:rPr>
+            </w:r>
+            <w:r>
+              <w:rPr>
+                <w:sz w:val="17"/>
+              </w:rPr>
+              <w:t>증거로 기록만</w:t>
+            </w:r>
+          </w:p>
+        </w:tc>
+      </w:tr>
+      <w:tr>
+        <w:tc>
+          <w:tcPr>
+            <w:tcW w:type="dxa" w:w="4933"/>
+          </w:tcPr>
+          <w:p>
+            <w:r>
+              <w:rPr>
+                <w:sz w:val="17"/>
+              </w:rPr>
+            </w:r>
+            <w:r>
+              <w:rPr>
+                <w:sz w:val="17"/>
+              </w:rPr>
+              <w:t>나머지 규칙 통과 + z ≥ 3</w:t>
+            </w:r>
+          </w:p>
+        </w:tc>
+        <w:tc>
+          <w:tcPr>
+            <w:tcW w:type="dxa" w:w="4933"/>
+          </w:tcPr>
+          <w:p>
+            <w:r>
+              <w:rPr>
+                <w:sz w:val="17"/>
+              </w:rPr>
+            </w:r>
+            <w:r>
+              <w:rPr>
+                <w:b/>
+                <w:sz w:val="17"/>
+              </w:rPr>
+              <w:t>단독으로 보류</w:t>
+            </w:r>
+          </w:p>
+        </w:tc>
+      </w:tr>
+      <w:tr>
+        <w:tc>
+          <w:tcPr>
+            <w:tcW w:type="dxa" w:w="4933"/>
+          </w:tcPr>
+          <w:p>
+            <w:r>
+              <w:rPr>
+                <w:sz w:val="17"/>
+              </w:rPr>
+            </w:r>
+            <w:r>
+              <w:rPr>
+                <w:sz w:val="17"/>
+              </w:rPr>
+              <w:t>나머지 규칙 통과 + z ≥ 2</w:t>
+            </w:r>
+          </w:p>
+        </w:tc>
+        <w:tc>
+          <w:tcPr>
+            <w:tcW w:type="dxa" w:w="4933"/>
+          </w:tcPr>
+          <w:p>
+            <w:r>
+              <w:rPr>
+                <w:sz w:val="17"/>
+              </w:rPr>
+            </w:r>
+            <w:r>
+              <w:rPr>
+                <w:sz w:val="17"/>
+              </w:rPr>
+              <w:t>보호자 확인</w:t>
+            </w:r>
+          </w:p>
+        </w:tc>
+      </w:tr>
+      <w:tr>
+        <w:tc>
+          <w:tcPr>
+            <w:tcW w:type="dxa" w:w="4933"/>
+          </w:tcPr>
+          <w:p>
+            <w:r>
+              <w:rPr>
+                <w:sz w:val="17"/>
+              </w:rPr>
+            </w:r>
+            <w:r>
+              <w:rPr>
+                <w:sz w:val="17"/>
+              </w:rPr>
+              <w:t>z &lt; 2</w:t>
+            </w:r>
+          </w:p>
+        </w:tc>
+        <w:tc>
+          <w:tcPr>
+            <w:tcW w:type="dxa" w:w="4933"/>
+          </w:tcPr>
+          <w:p>
+            <w:r>
+              <w:rPr>
+                <w:sz w:val="17"/>
+              </w:rPr>
+            </w:r>
+            <w:r>
+              <w:rPr>
+                <w:sz w:val="17"/>
+              </w:rPr>
+              <w:t>영향 없음</w:t>
+            </w:r>
+          </w:p>
+        </w:tc>
+      </w:tr>
+    </w:tbl>
+    <w:p>
+      <w:pPr>
+        <w:spacing w:after="40"/>
+      </w:pPr>
+    </w:p>
+    <w:p>
+      <w:pPr>
+        <w:ind w:left="283"/>
+      </w:pPr>
+      <w:r>
+        <w:rPr>
+          <w:i/>
+          <w:sz w:val="18"/>
+        </w:rPr>
+        <w:t xml:space="preserve">⚠ </w:t>
+      </w:r>
+      <w:r>
+        <w:rPr>
+          <w:rFonts w:ascii="Consolas" w:hAnsi="Consolas" w:eastAsia="Consolas"/>
+          <w:i/>
+          <w:sz w:val="18"/>
+        </w:rPr>
+        <w:t>eval/REPORT.md</w:t>
+      </w:r>
+      <w:r>
+        <w:rPr>
+          <w:i/>
+          <w:sz w:val="18"/>
+        </w:rPr>
+        <w:t xml:space="preserve"> 5-6의 </w:t>
+      </w:r>
+      <w:r>
+        <w:rPr>
+          <w:b/>
+          <w:i/>
+          <w:sz w:val="18"/>
+        </w:rPr>
+        <w:t>결정 4 2단 설계</w:t>
+      </w:r>
+      <w:r>
+        <w:rPr>
+          <w:i/>
+          <w:sz w:val="18"/>
+        </w:rPr>
+        <w:t xml:space="preserve">(마찰 9.8% → 0.8%)는 *z 단독 보류를 알림으로 내린* 상태에서 계산한 수치입니다. 현재 앱은 보수적으로 </w:t>
+      </w:r>
+      <w:r>
+        <w:rPr>
+          <w:b/>
+          <w:i/>
+          <w:sz w:val="18"/>
+        </w:rPr>
+        <w:t>전부 보류</w:t>
+      </w:r>
+      <w:r>
+        <w:rPr>
+          <w:i/>
+          <w:sz w:val="18"/>
+        </w:rPr>
+        <w:t>합니다. 발표에서 이 차이를 먼저 밝히는 편이 안전합니다.</w:t>
+      </w:r>
+    </w:p>
+    <w:p>
+      <w:pPr>
+        <w:spacing w:before="280" w:after="80"/>
+      </w:pPr>
+      <w:r>
+        <w:rPr>
+          <w:b/>
+          <w:color w:val="111111"/>
+          <w:sz w:val="26"/>
+        </w:rPr>
+        <w:t>1-1. 판정 다음 — 자동승인 조건</w:t>
+      </w:r>
+    </w:p>
+    <w:p>
+      <w:r>
+        <w:rPr>
+          <w:rFonts w:ascii="Consolas" w:hAnsi="Consolas" w:eastAsia="Consolas"/>
+          <w:sz w:val="17"/>
+        </w:rPr>
+        <w:t>judge()</w:t>
+      </w:r>
+      <w:r>
+        <w:t xml:space="preserve">가 </w:t>
+      </w:r>
+      <w:r>
+        <w:rPr>
+          <w:rFonts w:ascii="Consolas" w:hAnsi="Consolas" w:eastAsia="Consolas"/>
+          <w:sz w:val="17"/>
+        </w:rPr>
+        <w:t>approve</w:t>
+      </w:r>
+      <w:r>
+        <w:t xml:space="preserve">를 내도 </w:t>
+      </w:r>
+      <w:r>
+        <w:rPr>
+          <w:b/>
+        </w:rPr>
+        <w:t>그것만으로 결제가 집행되지는 않습니다.</w:t>
+      </w:r>
+      <w:r>
+        <w:t xml:space="preserve"> 자동 처리 경로는 둘뿐입니다.</w:t>
+      </w:r>
+    </w:p>
+    <w:p>
+      <w:pPr>
+        <w:spacing w:before="60" w:line="276" w:lineRule="auto"/>
+        <w:ind w:left="227"/>
+      </w:pPr>
+      <w:r>
+        <w:rPr>
+          <w:rFonts w:ascii="Consolas" w:hAnsi="Consolas" w:eastAsia="Consolas"/>
+          <w:sz w:val="16"/>
+        </w:rPr>
+        <w:t>const autoOK = v.action==='approve' &amp;&amp; !v.cosign &amp;&amp; v.level==='normal'</w:t>
+        <w:br/>
+        <w:t xml:space="preserve">               &amp;&amp; (S.alloc[catKey].auto || v.trusted);</w:t>
+      </w:r>
+    </w:p>
+    <w:tbl>
+      <w:tblPr>
+        <w:tblStyle w:val="TableGrid"/>
+        <w:tblW w:type="auto" w:w="0"/>
+        <w:jc w:val="left"/>
+        <w:tblLook w:firstColumn="1" w:firstRow="1" w:lastColumn="0" w:lastRow="0" w:noHBand="0" w:noVBand="1" w:val="04A0"/>
+      </w:tblPr>
+      <w:tblGrid>
+        <w:gridCol w:w="4933"/>
+        <w:gridCol w:w="4933"/>
+      </w:tblGrid>
+      <w:tr>
+        <w:tc>
+          <w:tcPr>
+            <w:tcW w:type="dxa" w:w="4933"/>
+          </w:tcPr>
+          <w:p>
+            <w:r>
+              <w:rPr>
+                <w:sz w:val="17"/>
+              </w:rPr>
+            </w:r>
+            <w:r>
+              <w:rPr>
+                <w:b/>
+                <w:sz w:val="17"/>
+              </w:rPr>
+              <w:t>경로</w:t>
+            </w:r>
+          </w:p>
+        </w:tc>
+        <w:tc>
+          <w:tcPr>
+            <w:tcW w:type="dxa" w:w="4933"/>
+          </w:tcPr>
+          <w:p>
+            <w:r>
+              <w:rPr>
+                <w:sz w:val="17"/>
+              </w:rPr>
+            </w:r>
+            <w:r>
+              <w:rPr>
+                <w:b/>
+                <w:sz w:val="17"/>
+              </w:rPr>
+              <w:t>조건</w:t>
+            </w:r>
+          </w:p>
+        </w:tc>
+      </w:tr>
+      <w:tr>
+        <w:tc>
+          <w:tcPr>
+            <w:tcW w:type="dxa" w:w="4933"/>
+          </w:tcPr>
+          <w:p>
+            <w:r>
+              <w:rPr>
+                <w:sz w:val="17"/>
+              </w:rPr>
+            </w:r>
+            <w:r>
+              <w:rPr>
+                <w:sz w:val="17"/>
+              </w:rPr>
+              <w:t>공과금 월 정기</w:t>
+            </w:r>
+          </w:p>
+        </w:tc>
+        <w:tc>
+          <w:tcPr>
+            <w:tcW w:type="dxa" w:w="4933"/>
+          </w:tcPr>
+          <w:p>
+            <w:r>
+              <w:rPr>
+                <w:sz w:val="17"/>
+              </w:rPr>
+            </w:r>
+            <w:r>
+              <w:rPr>
+                <w:rFonts w:ascii="Consolas" w:hAnsi="Consolas" w:eastAsia="Consolas"/>
+                <w:sz w:val="17"/>
+              </w:rPr>
+              <w:t>alloc.utility.auto === true</w:t>
+            </w:r>
+          </w:p>
+        </w:tc>
+      </w:tr>
+      <w:tr>
+        <w:tc>
+          <w:tcPr>
+            <w:tcW w:type="dxa" w:w="4933"/>
+          </w:tcPr>
+          <w:p>
+            <w:r>
+              <w:rPr>
+                <w:sz w:val="17"/>
+              </w:rPr>
+            </w:r>
+            <w:r>
+              <w:rPr>
+                <w:b/>
+                <w:sz w:val="17"/>
+              </w:rPr>
+              <w:t>병원비 신뢰 기관</w:t>
+            </w:r>
+          </w:p>
+        </w:tc>
+        <w:tc>
+          <w:tcPr>
+            <w:tcW w:type="dxa" w:w="4933"/>
+          </w:tcPr>
+          <w:p>
+            <w:r>
+              <w:rPr>
+                <w:sz w:val="17"/>
+              </w:rPr>
+            </w:r>
+            <w:r>
+              <w:rPr>
+                <w:rFonts w:ascii="Consolas" w:hAnsi="Consolas" w:eastAsia="Consolas"/>
+                <w:sz w:val="17"/>
+              </w:rPr>
+              <w:t>v.trusted</w:t>
+            </w:r>
+            <w:r>
+              <w:rPr>
+                <w:sz w:val="17"/>
+              </w:rPr>
+              <w:t xml:space="preserve"> — 과거 본인 결제 이력 또는 위임자가 직접 등록한 곳</w:t>
+            </w:r>
+          </w:p>
+        </w:tc>
+      </w:tr>
+    </w:tbl>
+    <w:p>
+      <w:pPr>
+        <w:spacing w:after="40"/>
+      </w:pPr>
+    </w:p>
+    <w:p>
+      <w:r>
+        <w:t xml:space="preserve">어느 쪽이든 </w:t>
+      </w:r>
+      <w:r>
+        <w:rPr>
+          <w:b/>
+        </w:rPr>
+        <w:t>판정이 `normal`이고 고액 구간이 아니어야</w:t>
+      </w:r>
+      <w:r>
+        <w:t xml:space="preserve"> 합니다. 즉 금액·빈도·한도 검사를 모두 통과한 건에만 적용됩니다. 신뢰 기관이 면제하는 것은 </w:t>
+      </w:r>
+      <w:r>
+        <w:rPr>
+          <w:b/>
+        </w:rPr>
+        <w:t>결제처 축 하나뿐</w:t>
+      </w:r>
+      <w:r>
+        <w:t>입니다.</w:t>
+      </w:r>
+    </w:p>
+    <w:p>
+      <w:r>
+        <w:rPr>
+          <w:b/>
+        </w:rPr>
+        <w:t>자동승인된 건은 보호자 알림함에 남지만 배지를 울리지 않습니다</w:t>
+      </w:r>
+      <w:r>
+        <w:t>(</w:t>
+      </w:r>
+      <w:r>
+        <w:rPr>
+          <w:rFonts w:ascii="Consolas" w:hAnsi="Consolas" w:eastAsia="Consolas"/>
+          <w:sz w:val="17"/>
+        </w:rPr>
+        <w:t>state:'seen'</w:t>
+      </w:r>
+      <w:r>
+        <w:t>). 일상 결제까지 울리면 알림 스팸이 되고 정작 예외가 묻힙니다. 사후에 훑어보고 이의제기할 수 있도록 기록 자체는 남깁니다.</w:t>
+      </w:r>
+    </w:p>
+    <w:p>
+      <w:pPr>
+        <w:spacing w:before="200" w:after="80"/>
+      </w:pPr>
+      <w:r>
+        <w:rPr>
+          <w:b/>
+          <w:sz w:val="22"/>
+        </w:rPr>
+        <w:t>처음 가는 병원은 정상이어도 알린다</w:t>
+      </w:r>
+    </w:p>
+    <w:p>
+      <w:pPr>
+        <w:spacing w:before="60" w:line="276" w:lineRule="auto"/>
+        <w:ind w:left="227"/>
+      </w:pPr>
+      <w:r>
+        <w:rPr>
+          <w:rFonts w:ascii="Consolas" w:hAnsi="Consolas" w:eastAsia="Consolas"/>
+          <w:sz w:val="16"/>
+        </w:rPr>
+        <w:t>function needAlert(catKey,v){</w:t>
+        <w:br/>
+        <w:t xml:space="preserve">  return v.level!=='normal' || v.action==='hold' || (S.alloc[catKey].registry &amp;&amp; !v.trusted);</w:t>
+        <w:br/>
+        <w:t>}</w:t>
+      </w:r>
+    </w:p>
+    <w:p>
+      <w:r>
+        <w:t xml:space="preserve">신뢰 기관이 아니면 판정이 정상이어도 보호자에게 알립니다. 이것이 없으면 그 결제가 </w:t>
+      </w:r>
+      <w:r>
+        <w:rPr>
+          <w:b/>
+        </w:rPr>
+        <w:t>아무에게도 알려지지 않은 채</w:t>
+      </w:r>
+      <w:r>
+        <w:t xml:space="preserve"> 위임자 승인만 기다리고, 위임자가 판단하지 못하면 영영 멈춥니다.</w:t>
+      </w:r>
+    </w:p>
+    <w:p>
+      <w:pPr>
+        <w:spacing w:before="200" w:after="80"/>
+      </w:pPr>
+      <w:r>
+        <w:rPr>
+          <w:b/>
+          <w:sz w:val="22"/>
+        </w:rPr>
+        <w:t>실측 동작 (2026-10-13)</w:t>
+      </w:r>
+    </w:p>
+    <w:tbl>
+      <w:tblPr>
+        <w:tblStyle w:val="TableGrid"/>
+        <w:tblW w:type="auto" w:w="0"/>
+        <w:jc w:val="left"/>
+        <w:tblLook w:firstColumn="1" w:firstRow="1" w:lastColumn="0" w:lastRow="0" w:noHBand="0" w:noVBand="1" w:val="04A0"/>
+      </w:tblPr>
+      <w:tblGrid>
+        <w:gridCol w:w="1973"/>
+        <w:gridCol w:w="1973"/>
+        <w:gridCol w:w="1973"/>
+        <w:gridCol w:w="1973"/>
+        <w:gridCol w:w="1973"/>
+      </w:tblGrid>
+      <w:tr>
+        <w:tc>
+          <w:tcPr>
+            <w:tcW w:type="dxa" w:w="1973"/>
+          </w:tcPr>
+          <w:p>
+            <w:r>
+              <w:rPr>
+                <w:sz w:val="17"/>
+              </w:rPr>
+            </w:r>
+            <w:r>
+              <w:rPr>
+                <w:b/>
+                <w:sz w:val="17"/>
+              </w:rPr>
+              <w:t>케이스</w:t>
+            </w:r>
+          </w:p>
+        </w:tc>
+        <w:tc>
+          <w:tcPr>
+            <w:tcW w:type="dxa" w:w="1973"/>
+          </w:tcPr>
+          <w:p>
+            <w:r>
+              <w:rPr>
+                <w:sz w:val="17"/>
+              </w:rPr>
+            </w:r>
+            <w:r>
+              <w:rPr>
+                <w:b/>
+                <w:sz w:val="17"/>
+              </w:rPr>
+              <w:t>신뢰</w:t>
+            </w:r>
+          </w:p>
+        </w:tc>
+        <w:tc>
+          <w:tcPr>
+            <w:tcW w:type="dxa" w:w="1973"/>
+          </w:tcPr>
+          <w:p>
+            <w:r>
+              <w:rPr>
+                <w:sz w:val="17"/>
+              </w:rPr>
+            </w:r>
+            <w:r>
+              <w:rPr>
+                <w:b/>
+                <w:sz w:val="17"/>
+              </w:rPr>
+              <w:t>판정</w:t>
+            </w:r>
+          </w:p>
+        </w:tc>
+        <w:tc>
+          <w:tcPr>
+            <w:tcW w:type="dxa" w:w="1973"/>
+          </w:tcPr>
+          <w:p>
+            <w:r>
+              <w:rPr>
+                <w:sz w:val="17"/>
+              </w:rPr>
+            </w:r>
+            <w:r>
+              <w:rPr>
+                <w:b/>
+                <w:sz w:val="17"/>
+              </w:rPr>
+              <w:t>결제 상태</w:t>
+            </w:r>
+          </w:p>
+        </w:tc>
+        <w:tc>
+          <w:tcPr>
+            <w:tcW w:type="dxa" w:w="1973"/>
+          </w:tcPr>
+          <w:p>
+            <w:r>
+              <w:rPr>
+                <w:sz w:val="17"/>
+              </w:rPr>
+            </w:r>
+            <w:r>
+              <w:rPr>
+                <w:b/>
+                <w:sz w:val="17"/>
+              </w:rPr>
+              <w:t>보호자 알림</w:t>
+            </w:r>
+          </w:p>
+        </w:tc>
+      </w:tr>
+      <w:tr>
+        <w:tc>
+          <w:tcPr>
+            <w:tcW w:type="dxa" w:w="1973"/>
+          </w:tcPr>
+          <w:p>
+            <w:r>
+              <w:rPr>
+                <w:sz w:val="17"/>
+              </w:rPr>
+            </w:r>
+            <w:r>
+              <w:rPr>
+                <w:sz w:val="17"/>
+              </w:rPr>
+              <w:t>신뢰기관 8만원</w:t>
+            </w:r>
+          </w:p>
+        </w:tc>
+        <w:tc>
+          <w:tcPr>
+            <w:tcW w:type="dxa" w:w="1973"/>
+          </w:tcPr>
+          <w:p>
+            <w:r>
+              <w:rPr>
+                <w:sz w:val="17"/>
+              </w:rPr>
+            </w:r>
+            <w:r>
+              <w:rPr>
+                <w:sz w:val="17"/>
+              </w:rPr>
+              <w:t>O</w:t>
+            </w:r>
+          </w:p>
+        </w:tc>
+        <w:tc>
+          <w:tcPr>
+            <w:tcW w:type="dxa" w:w="1973"/>
+          </w:tcPr>
+          <w:p>
+            <w:r>
+              <w:rPr>
+                <w:sz w:val="17"/>
+              </w:rPr>
+            </w:r>
+            <w:r>
+              <w:rPr>
+                <w:sz w:val="17"/>
+              </w:rPr>
+              <w:t>approve</w:t>
+            </w:r>
+          </w:p>
+        </w:tc>
+        <w:tc>
+          <w:tcPr>
+            <w:tcW w:type="dxa" w:w="1973"/>
+          </w:tcPr>
+          <w:p>
+            <w:r>
+              <w:rPr>
+                <w:sz w:val="17"/>
+              </w:rPr>
+            </w:r>
+            <w:r>
+              <w:rPr>
+                <w:b/>
+                <w:sz w:val="17"/>
+              </w:rPr>
+              <w:t>즉시 승인</w:t>
+            </w:r>
+          </w:p>
+        </w:tc>
+        <w:tc>
+          <w:tcPr>
+            <w:tcW w:type="dxa" w:w="1973"/>
+          </w:tcPr>
+          <w:p>
+            <w:r>
+              <w:rPr>
+                <w:sz w:val="17"/>
+              </w:rPr>
+            </w:r>
+            <w:r>
+              <w:rPr>
+                <w:sz w:val="17"/>
+              </w:rPr>
+              <w:t>기록만 (배지 없음)</w:t>
+            </w:r>
+          </w:p>
+        </w:tc>
+      </w:tr>
+      <w:tr>
+        <w:tc>
+          <w:tcPr>
+            <w:tcW w:type="dxa" w:w="1973"/>
+          </w:tcPr>
+          <w:p>
+            <w:r>
+              <w:rPr>
+                <w:sz w:val="17"/>
+              </w:rPr>
+            </w:r>
+            <w:r>
+              <w:rPr>
+                <w:sz w:val="17"/>
+              </w:rPr>
+              <w:t xml:space="preserve">신뢰기관 </w:t>
+            </w:r>
+            <w:r>
+              <w:rPr>
+                <w:b/>
+                <w:sz w:val="17"/>
+              </w:rPr>
+              <w:t>30만원</w:t>
+            </w:r>
+          </w:p>
+        </w:tc>
+        <w:tc>
+          <w:tcPr>
+            <w:tcW w:type="dxa" w:w="1973"/>
+          </w:tcPr>
+          <w:p>
+            <w:r>
+              <w:rPr>
+                <w:sz w:val="17"/>
+              </w:rPr>
+            </w:r>
+            <w:r>
+              <w:rPr>
+                <w:sz w:val="17"/>
+              </w:rPr>
+              <w:t>O</w:t>
+            </w:r>
+          </w:p>
+        </w:tc>
+        <w:tc>
+          <w:tcPr>
+            <w:tcW w:type="dxa" w:w="1973"/>
+          </w:tcPr>
+          <w:p>
+            <w:r>
+              <w:rPr>
+                <w:sz w:val="17"/>
+              </w:rPr>
+            </w:r>
+            <w:r>
+              <w:rPr>
+                <w:b/>
+                <w:sz w:val="17"/>
+              </w:rPr>
+              <w:t>hold</w:t>
+            </w:r>
+            <w:r>
+              <w:rPr>
+                <w:sz w:val="17"/>
+              </w:rPr>
+              <w:t xml:space="preserve"> (z=4.58)</w:t>
+            </w:r>
+          </w:p>
+        </w:tc>
+        <w:tc>
+          <w:tcPr>
+            <w:tcW w:type="dxa" w:w="1973"/>
+          </w:tcPr>
+          <w:p>
+            <w:r>
+              <w:rPr>
+                <w:sz w:val="17"/>
+              </w:rPr>
+            </w:r>
+            <w:r>
+              <w:rPr>
+                <w:sz w:val="17"/>
+              </w:rPr>
+              <w:t>보류</w:t>
+            </w:r>
+          </w:p>
+        </w:tc>
+        <w:tc>
+          <w:tcPr>
+            <w:tcW w:type="dxa" w:w="1973"/>
+          </w:tcPr>
+          <w:p>
+            <w:r>
+              <w:rPr>
+                <w:sz w:val="17"/>
+              </w:rPr>
+            </w:r>
+            <w:r>
+              <w:rPr>
+                <w:sz w:val="17"/>
+              </w:rPr>
+              <w:t>울림</w:t>
+            </w:r>
+          </w:p>
+        </w:tc>
+      </w:tr>
+      <w:tr>
+        <w:tc>
+          <w:tcPr>
+            <w:tcW w:type="dxa" w:w="1973"/>
+          </w:tcPr>
+          <w:p>
+            <w:r>
+              <w:rPr>
+                <w:sz w:val="17"/>
+              </w:rPr>
+            </w:r>
+            <w:r>
+              <w:rPr>
+                <w:sz w:val="17"/>
+              </w:rPr>
+              <w:t>처음 가는 병원 8만원</w:t>
+            </w:r>
+          </w:p>
+        </w:tc>
+        <w:tc>
+          <w:tcPr>
+            <w:tcW w:type="dxa" w:w="1973"/>
+          </w:tcPr>
+          <w:p>
+            <w:r>
+              <w:rPr>
+                <w:sz w:val="17"/>
+              </w:rPr>
+            </w:r>
+            <w:r>
+              <w:rPr>
+                <w:sz w:val="17"/>
+              </w:rPr>
+              <w:t>—</w:t>
+            </w:r>
+          </w:p>
+        </w:tc>
+        <w:tc>
+          <w:tcPr>
+            <w:tcW w:type="dxa" w:w="1973"/>
+          </w:tcPr>
+          <w:p>
+            <w:r>
+              <w:rPr>
+                <w:sz w:val="17"/>
+              </w:rPr>
+            </w:r>
+            <w:r>
+              <w:rPr>
+                <w:sz w:val="17"/>
+              </w:rPr>
+              <w:t>approve</w:t>
+            </w:r>
+          </w:p>
+        </w:tc>
+        <w:tc>
+          <w:tcPr>
+            <w:tcW w:type="dxa" w:w="1973"/>
+          </w:tcPr>
+          <w:p>
+            <w:r>
+              <w:rPr>
+                <w:sz w:val="17"/>
+              </w:rPr>
+            </w:r>
+            <w:r>
+              <w:rPr>
+                <w:sz w:val="17"/>
+              </w:rPr>
+              <w:t>승인 대기</w:t>
+            </w:r>
+          </w:p>
+        </w:tc>
+        <w:tc>
+          <w:tcPr>
+            <w:tcW w:type="dxa" w:w="1973"/>
+          </w:tcPr>
+          <w:p>
+            <w:r>
+              <w:rPr>
+                <w:sz w:val="17"/>
+              </w:rPr>
+            </w:r>
+            <w:r>
+              <w:rPr>
+                <w:b/>
+                <w:sz w:val="17"/>
+              </w:rPr>
+              <w:t>"처음 결제하는 병원"</w:t>
+            </w:r>
+          </w:p>
+        </w:tc>
+      </w:tr>
+      <w:tr>
+        <w:tc>
+          <w:tcPr>
+            <w:tcW w:type="dxa" w:w="1973"/>
+          </w:tcPr>
+          <w:p>
+            <w:r>
+              <w:rPr>
+                <w:sz w:val="17"/>
+              </w:rPr>
+            </w:r>
+            <w:r>
+              <w:rPr>
+                <w:sz w:val="17"/>
+              </w:rPr>
+              <w:t>미등록(사칭) 9만원</w:t>
+            </w:r>
+          </w:p>
+        </w:tc>
+        <w:tc>
+          <w:tcPr>
+            <w:tcW w:type="dxa" w:w="1973"/>
+          </w:tcPr>
+          <w:p>
+            <w:r>
+              <w:rPr>
+                <w:sz w:val="17"/>
+              </w:rPr>
+            </w:r>
+            <w:r>
+              <w:rPr>
+                <w:sz w:val="17"/>
+              </w:rPr>
+              <w:t>—</w:t>
+            </w:r>
+          </w:p>
+        </w:tc>
+        <w:tc>
+          <w:tcPr>
+            <w:tcW w:type="dxa" w:w="1973"/>
+          </w:tcPr>
+          <w:p>
+            <w:r>
+              <w:rPr>
+                <w:sz w:val="17"/>
+              </w:rPr>
+            </w:r>
+            <w:r>
+              <w:rPr>
+                <w:sz w:val="17"/>
+              </w:rPr>
+              <w:t>hold</w:t>
+            </w:r>
+          </w:p>
+        </w:tc>
+        <w:tc>
+          <w:tcPr>
+            <w:tcW w:type="dxa" w:w="1973"/>
+          </w:tcPr>
+          <w:p>
+            <w:r>
+              <w:rPr>
+                <w:sz w:val="17"/>
+              </w:rPr>
+            </w:r>
+            <w:r>
+              <w:rPr>
+                <w:sz w:val="17"/>
+              </w:rPr>
+              <w:t>보류</w:t>
+            </w:r>
+          </w:p>
+        </w:tc>
+        <w:tc>
+          <w:tcPr>
+            <w:tcW w:type="dxa" w:w="1973"/>
+          </w:tcPr>
+          <w:p>
+            <w:r>
+              <w:rPr>
+                <w:sz w:val="17"/>
+              </w:rPr>
+            </w:r>
+            <w:r>
+              <w:rPr>
+                <w:sz w:val="17"/>
+              </w:rPr>
+              <w:t>울림</w:t>
+            </w:r>
+          </w:p>
+        </w:tc>
+      </w:tr>
+      <w:tr>
+        <w:tc>
+          <w:tcPr>
+            <w:tcW w:type="dxa" w:w="1973"/>
+          </w:tcPr>
+          <w:p>
+            <w:r>
+              <w:rPr>
+                <w:sz w:val="17"/>
+              </w:rPr>
+            </w:r>
+            <w:r>
+              <w:rPr>
+                <w:sz w:val="17"/>
+              </w:rPr>
+              <w:t>공과금 6만원</w:t>
+            </w:r>
+          </w:p>
+        </w:tc>
+        <w:tc>
+          <w:tcPr>
+            <w:tcW w:type="dxa" w:w="1973"/>
+          </w:tcPr>
+          <w:p>
+            <w:r>
+              <w:rPr>
+                <w:sz w:val="17"/>
+              </w:rPr>
+            </w:r>
+            <w:r>
+              <w:rPr>
+                <w:sz w:val="17"/>
+              </w:rPr>
+              <w:t>—</w:t>
+            </w:r>
+          </w:p>
+        </w:tc>
+        <w:tc>
+          <w:tcPr>
+            <w:tcW w:type="dxa" w:w="1973"/>
+          </w:tcPr>
+          <w:p>
+            <w:r>
+              <w:rPr>
+                <w:sz w:val="17"/>
+              </w:rPr>
+            </w:r>
+            <w:r>
+              <w:rPr>
+                <w:sz w:val="17"/>
+              </w:rPr>
+              <w:t>approve</w:t>
+            </w:r>
+          </w:p>
+        </w:tc>
+        <w:tc>
+          <w:tcPr>
+            <w:tcW w:type="dxa" w:w="1973"/>
+          </w:tcPr>
+          <w:p>
+            <w:r>
+              <w:rPr>
+                <w:sz w:val="17"/>
+              </w:rPr>
+            </w:r>
+            <w:r>
+              <w:rPr>
+                <w:b/>
+                <w:sz w:val="17"/>
+              </w:rPr>
+              <w:t>즉시 승인</w:t>
+            </w:r>
+          </w:p>
+        </w:tc>
+        <w:tc>
+          <w:tcPr>
+            <w:tcW w:type="dxa" w:w="1973"/>
+          </w:tcPr>
+          <w:p>
+            <w:r>
+              <w:rPr>
+                <w:sz w:val="17"/>
+              </w:rPr>
+            </w:r>
+            <w:r>
+              <w:rPr>
+                <w:sz w:val="17"/>
+              </w:rPr>
+              <w:t>기록만</w:t>
             </w:r>
           </w:p>
         </w:tc>
@@ -7639,18 +8079,889 @@
           <w:b/>
           <w:sz w:val="22"/>
         </w:rPr>
-        <w:t>실서비스에서는 이 모수가 필요 없습니다</w:t>
+        <w:t>z 임계 3의 근거</w:t>
       </w:r>
     </w:p>
     <w:p>
+      <w:r>
+        <w:t xml:space="preserve">관례가 아니라 </w:t>
+      </w:r>
       <w:r>
         <w:rPr>
           <w:b/>
         </w:rPr>
-        <w:t>μ·σ는 모수를 가정해 얻는 값이 아니라, 그 사람 본인의 과거 결제 이력에서 직접 계산되는 값입니다.</w:t>
-      </w:r>
-      <w:r>
-        <w:t xml:space="preserve"> 신뢰 기관을 과거 이력에서 뽑는 것과 같은 구조이고, 은행이 이미 가진 거래내역이 들어오면 합성 모수는 사라집니다.</w:t>
+        <w:t>오탐율 기준으로 역산</w:t>
+      </w:r>
+      <w:r>
+        <w:t xml:space="preserve">한 값입니다. 평가셋에서 z=3.0은 </w:t>
+      </w:r>
+      <w:r>
+        <w:rPr>
+          <w:b/>
+        </w:rPr>
+        <w:t>오탐율 1.37%</w:t>
+      </w:r>
+      <w:r>
+        <w:t xml:space="preserve"> 지점이고, 1% 이하로 조이려면 z ≥ 3.3이 필요한데 그때 정탐율이 2%p 더 떨어집니다.</w:t>
+      </w:r>
+    </w:p>
+    <w:p>
+      <w:pPr>
+        <w:spacing w:before="200" w:after="80"/>
+      </w:pPr>
+      <w:r>
+        <w:rPr>
+          <w:b/>
+          <w:sz w:val="22"/>
+        </w:rPr>
+        <w:t>기준 분포 — μ·σ는 어디서 오는가</w:t>
+      </w:r>
+    </w:p>
+    <w:p>
+      <w:r>
+        <w:rPr>
+          <w:b/>
+        </w:rPr>
+        <w:t>μ·σ는 모수를 가정해 얻는 값이 아니라, 위임자 본인의 과거 결제 원장에서 계산되는 값입니다.</w:t>
+      </w:r>
+    </w:p>
+    <w:p>
+      <w:pPr>
+        <w:spacing w:before="60" w:line="276" w:lineRule="auto"/>
+        <w:ind w:left="227"/>
+      </w:pPr>
+      <w:r>
+        <w:rPr>
+          <w:rFonts w:ascii="Consolas" w:hAnsi="Consolas" w:eastAsia="Consolas"/>
+          <w:sz w:val="16"/>
+        </w:rPr>
+        <w:t>μ=96,786 / σ=44,396</w:t>
+        <w:br/>
+        <w:t xml:space="preserve">   ↑ 위임 전 본인 결제 원장 42건의 표본통계 (stats())</w:t>
+        <w:br/>
+        <w:t xml:space="preserve">   ↑ PAST_LEDGER — 기관·종별·금액·날짜를 가진 실제 원장</w:t>
+        <w:br/>
+        <w:t xml:space="preserve">   ↑ 금액은 로그정규(중앙값 85,000 · σ_log 0.45) · 고정 시드 rng(20260909)</w:t>
+      </w:r>
+    </w:p>
+    <w:p>
+      <w:pPr>
+        <w:spacing w:before="200" w:after="80"/>
+      </w:pPr>
+      <w:r>
+        <w:rPr>
+          <w:b/>
+          <w:sz w:val="20"/>
+        </w:rPr>
+        <w:t>원장 (데모 초기 상태)</w:t>
+      </w:r>
+    </w:p>
+    <w:tbl>
+      <w:tblPr>
+        <w:tblStyle w:val="TableGrid"/>
+        <w:tblW w:type="auto" w:w="0"/>
+        <w:jc w:val="left"/>
+        <w:tblLook w:firstColumn="1" w:firstRow="1" w:lastColumn="0" w:lastRow="0" w:noHBand="0" w:noVBand="1" w:val="04A0"/>
+      </w:tblPr>
+      <w:tblGrid>
+        <w:gridCol w:w="1644"/>
+        <w:gridCol w:w="1644"/>
+        <w:gridCol w:w="1644"/>
+        <w:gridCol w:w="1644"/>
+        <w:gridCol w:w="1644"/>
+        <w:gridCol w:w="1644"/>
+      </w:tblGrid>
+      <w:tr>
+        <w:tc>
+          <w:tcPr>
+            <w:tcW w:type="dxa" w:w="1644"/>
+          </w:tcPr>
+          <w:p>
+            <w:r>
+              <w:rPr>
+                <w:sz w:val="17"/>
+              </w:rPr>
+            </w:r>
+            <w:r>
+              <w:rPr>
+                <w:b/>
+                <w:sz w:val="17"/>
+              </w:rPr>
+              <w:t>기관</w:t>
+            </w:r>
+          </w:p>
+        </w:tc>
+        <w:tc>
+          <w:tcPr>
+            <w:tcW w:type="dxa" w:w="1644"/>
+          </w:tcPr>
+          <w:p>
+            <w:r>
+              <w:rPr>
+                <w:sz w:val="17"/>
+              </w:rPr>
+            </w:r>
+            <w:r>
+              <w:rPr>
+                <w:b/>
+                <w:sz w:val="17"/>
+              </w:rPr>
+              <w:t>종별</w:t>
+            </w:r>
+          </w:p>
+        </w:tc>
+        <w:tc>
+          <w:tcPr>
+            <w:tcW w:type="dxa" w:w="1644"/>
+          </w:tcPr>
+          <w:p>
+            <w:r>
+              <w:rPr>
+                <w:sz w:val="17"/>
+              </w:rPr>
+            </w:r>
+            <w:r>
+              <w:rPr>
+                <w:b/>
+                <w:sz w:val="17"/>
+              </w:rPr>
+              <w:t>횟수</w:t>
+            </w:r>
+          </w:p>
+        </w:tc>
+        <w:tc>
+          <w:tcPr>
+            <w:tcW w:type="dxa" w:w="1644"/>
+          </w:tcPr>
+          <w:p>
+            <w:r>
+              <w:rPr>
+                <w:sz w:val="17"/>
+              </w:rPr>
+            </w:r>
+            <w:r>
+              <w:rPr>
+                <w:b/>
+                <w:sz w:val="17"/>
+              </w:rPr>
+              <w:t>평균</w:t>
+            </w:r>
+          </w:p>
+        </w:tc>
+        <w:tc>
+          <w:tcPr>
+            <w:tcW w:type="dxa" w:w="1644"/>
+          </w:tcPr>
+          <w:p>
+            <w:r>
+              <w:rPr>
+                <w:sz w:val="17"/>
+              </w:rPr>
+            </w:r>
+            <w:r>
+              <w:rPr>
+                <w:b/>
+                <w:sz w:val="17"/>
+              </w:rPr>
+              <w:t>최근</w:t>
+            </w:r>
+          </w:p>
+        </w:tc>
+        <w:tc>
+          <w:tcPr>
+            <w:tcW w:type="dxa" w:w="1644"/>
+          </w:tcPr>
+          <w:p>
+            <w:r>
+              <w:rPr>
+                <w:sz w:val="17"/>
+              </w:rPr>
+            </w:r>
+            <w:r>
+              <w:rPr>
+                <w:b/>
+                <w:sz w:val="17"/>
+              </w:rPr>
+              <w:t>신뢰</w:t>
+            </w:r>
+          </w:p>
+        </w:tc>
+      </w:tr>
+      <w:tr>
+        <w:tc>
+          <w:tcPr>
+            <w:tcW w:type="dxa" w:w="1644"/>
+          </w:tcPr>
+          <w:p>
+            <w:r>
+              <w:rPr>
+                <w:sz w:val="17"/>
+              </w:rPr>
+            </w:r>
+            <w:r>
+              <w:rPr>
+                <w:sz w:val="17"/>
+              </w:rPr>
+              <w:t>대구의료원</w:t>
+            </w:r>
+          </w:p>
+        </w:tc>
+        <w:tc>
+          <w:tcPr>
+            <w:tcW w:type="dxa" w:w="1644"/>
+          </w:tcPr>
+          <w:p>
+            <w:r>
+              <w:rPr>
+                <w:sz w:val="17"/>
+              </w:rPr>
+            </w:r>
+            <w:r>
+              <w:rPr>
+                <w:sz w:val="17"/>
+              </w:rPr>
+              <w:t>종합병원</w:t>
+            </w:r>
+          </w:p>
+        </w:tc>
+        <w:tc>
+          <w:tcPr>
+            <w:tcW w:type="dxa" w:w="1644"/>
+          </w:tcPr>
+          <w:p>
+            <w:r>
+              <w:rPr>
+                <w:sz w:val="17"/>
+              </w:rPr>
+            </w:r>
+            <w:r>
+              <w:rPr>
+                <w:sz w:val="17"/>
+              </w:rPr>
+              <w:t>14</w:t>
+            </w:r>
+          </w:p>
+        </w:tc>
+        <w:tc>
+          <w:tcPr>
+            <w:tcW w:type="dxa" w:w="1644"/>
+          </w:tcPr>
+          <w:p>
+            <w:r>
+              <w:rPr>
+                <w:sz w:val="17"/>
+              </w:rPr>
+            </w:r>
+            <w:r>
+              <w:rPr>
+                <w:sz w:val="17"/>
+              </w:rPr>
+              <w:t>107,071</w:t>
+            </w:r>
+          </w:p>
+        </w:tc>
+        <w:tc>
+          <w:tcPr>
+            <w:tcW w:type="dxa" w:w="1644"/>
+          </w:tcPr>
+          <w:p>
+            <w:r>
+              <w:rPr>
+                <w:sz w:val="17"/>
+              </w:rPr>
+            </w:r>
+            <w:r>
+              <w:rPr>
+                <w:sz w:val="17"/>
+              </w:rPr>
+              <w:t>4일 전</w:t>
+            </w:r>
+          </w:p>
+        </w:tc>
+        <w:tc>
+          <w:tcPr>
+            <w:tcW w:type="dxa" w:w="1644"/>
+          </w:tcPr>
+          <w:p>
+            <w:r>
+              <w:rPr>
+                <w:sz w:val="17"/>
+              </w:rPr>
+            </w:r>
+            <w:r>
+              <w:rPr>
+                <w:sz w:val="17"/>
+              </w:rPr>
+              <w:t>✅</w:t>
+            </w:r>
+          </w:p>
+        </w:tc>
+      </w:tr>
+      <w:tr>
+        <w:tc>
+          <w:tcPr>
+            <w:tcW w:type="dxa" w:w="1644"/>
+          </w:tcPr>
+          <w:p>
+            <w:r>
+              <w:rPr>
+                <w:sz w:val="17"/>
+              </w:rPr>
+            </w:r>
+            <w:r>
+              <w:rPr>
+                <w:sz w:val="17"/>
+              </w:rPr>
+              <w:t>대구약국</w:t>
+            </w:r>
+          </w:p>
+        </w:tc>
+        <w:tc>
+          <w:tcPr>
+            <w:tcW w:type="dxa" w:w="1644"/>
+          </w:tcPr>
+          <w:p>
+            <w:r>
+              <w:rPr>
+                <w:sz w:val="17"/>
+              </w:rPr>
+            </w:r>
+            <w:r>
+              <w:rPr>
+                <w:sz w:val="17"/>
+              </w:rPr>
+              <w:t>약국</w:t>
+            </w:r>
+          </w:p>
+        </w:tc>
+        <w:tc>
+          <w:tcPr>
+            <w:tcW w:type="dxa" w:w="1644"/>
+          </w:tcPr>
+          <w:p>
+            <w:r>
+              <w:rPr>
+                <w:sz w:val="17"/>
+              </w:rPr>
+            </w:r>
+            <w:r>
+              <w:rPr>
+                <w:sz w:val="17"/>
+              </w:rPr>
+              <w:t>11</w:t>
+            </w:r>
+          </w:p>
+        </w:tc>
+        <w:tc>
+          <w:tcPr>
+            <w:tcW w:type="dxa" w:w="1644"/>
+          </w:tcPr>
+          <w:p>
+            <w:r>
+              <w:rPr>
+                <w:sz w:val="17"/>
+              </w:rPr>
+            </w:r>
+            <w:r>
+              <w:rPr>
+                <w:sz w:val="17"/>
+              </w:rPr>
+              <w:t>49,909</w:t>
+            </w:r>
+          </w:p>
+        </w:tc>
+        <w:tc>
+          <w:tcPr>
+            <w:tcW w:type="dxa" w:w="1644"/>
+          </w:tcPr>
+          <w:p>
+            <w:r>
+              <w:rPr>
+                <w:sz w:val="17"/>
+              </w:rPr>
+            </w:r>
+            <w:r>
+              <w:rPr>
+                <w:sz w:val="17"/>
+              </w:rPr>
+              <w:t>17일 전</w:t>
+            </w:r>
+          </w:p>
+        </w:tc>
+        <w:tc>
+          <w:tcPr>
+            <w:tcW w:type="dxa" w:w="1644"/>
+          </w:tcPr>
+          <w:p>
+            <w:r>
+              <w:rPr>
+                <w:sz w:val="17"/>
+              </w:rPr>
+            </w:r>
+            <w:r>
+              <w:rPr>
+                <w:sz w:val="17"/>
+              </w:rPr>
+              <w:t>✅</w:t>
+            </w:r>
+          </w:p>
+        </w:tc>
+      </w:tr>
+      <w:tr>
+        <w:tc>
+          <w:tcPr>
+            <w:tcW w:type="dxa" w:w="1644"/>
+          </w:tcPr>
+          <w:p>
+            <w:r>
+              <w:rPr>
+                <w:sz w:val="17"/>
+              </w:rPr>
+            </w:r>
+            <w:r>
+              <w:rPr>
+                <w:sz w:val="17"/>
+              </w:rPr>
+              <w:t>박애의원</w:t>
+            </w:r>
+          </w:p>
+        </w:tc>
+        <w:tc>
+          <w:tcPr>
+            <w:tcW w:type="dxa" w:w="1644"/>
+          </w:tcPr>
+          <w:p>
+            <w:r>
+              <w:rPr>
+                <w:sz w:val="17"/>
+              </w:rPr>
+            </w:r>
+            <w:r>
+              <w:rPr>
+                <w:sz w:val="17"/>
+              </w:rPr>
+              <w:t>의원</w:t>
+            </w:r>
+          </w:p>
+        </w:tc>
+        <w:tc>
+          <w:tcPr>
+            <w:tcW w:type="dxa" w:w="1644"/>
+          </w:tcPr>
+          <w:p>
+            <w:r>
+              <w:rPr>
+                <w:sz w:val="17"/>
+              </w:rPr>
+            </w:r>
+            <w:r>
+              <w:rPr>
+                <w:sz w:val="17"/>
+              </w:rPr>
+              <w:t>9</w:t>
+            </w:r>
+          </w:p>
+        </w:tc>
+        <w:tc>
+          <w:tcPr>
+            <w:tcW w:type="dxa" w:w="1644"/>
+          </w:tcPr>
+          <w:p>
+            <w:r>
+              <w:rPr>
+                <w:sz w:val="17"/>
+              </w:rPr>
+            </w:r>
+            <w:r>
+              <w:rPr>
+                <w:sz w:val="17"/>
+              </w:rPr>
+              <w:t>76,222</w:t>
+            </w:r>
+          </w:p>
+        </w:tc>
+        <w:tc>
+          <w:tcPr>
+            <w:tcW w:type="dxa" w:w="1644"/>
+          </w:tcPr>
+          <w:p>
+            <w:r>
+              <w:rPr>
+                <w:sz w:val="17"/>
+              </w:rPr>
+            </w:r>
+            <w:r>
+              <w:rPr>
+                <w:sz w:val="17"/>
+              </w:rPr>
+              <w:t>15일 전</w:t>
+            </w:r>
+          </w:p>
+        </w:tc>
+        <w:tc>
+          <w:tcPr>
+            <w:tcW w:type="dxa" w:w="1644"/>
+          </w:tcPr>
+          <w:p>
+            <w:r>
+              <w:rPr>
+                <w:sz w:val="17"/>
+              </w:rPr>
+            </w:r>
+            <w:r>
+              <w:rPr>
+                <w:sz w:val="17"/>
+              </w:rPr>
+              <w:t>✅</w:t>
+            </w:r>
+          </w:p>
+        </w:tc>
+      </w:tr>
+      <w:tr>
+        <w:tc>
+          <w:tcPr>
+            <w:tcW w:type="dxa" w:w="1644"/>
+          </w:tcPr>
+          <w:p>
+            <w:r>
+              <w:rPr>
+                <w:sz w:val="17"/>
+              </w:rPr>
+            </w:r>
+            <w:r>
+              <w:rPr>
+                <w:sz w:val="17"/>
+              </w:rPr>
+              <w:t>경북대학교병원</w:t>
+            </w:r>
+          </w:p>
+        </w:tc>
+        <w:tc>
+          <w:tcPr>
+            <w:tcW w:type="dxa" w:w="1644"/>
+          </w:tcPr>
+          <w:p>
+            <w:r>
+              <w:rPr>
+                <w:sz w:val="17"/>
+              </w:rPr>
+            </w:r>
+            <w:r>
+              <w:rPr>
+                <w:sz w:val="17"/>
+              </w:rPr>
+              <w:t>상급종합</w:t>
+            </w:r>
+          </w:p>
+        </w:tc>
+        <w:tc>
+          <w:tcPr>
+            <w:tcW w:type="dxa" w:w="1644"/>
+          </w:tcPr>
+          <w:p>
+            <w:r>
+              <w:rPr>
+                <w:sz w:val="17"/>
+              </w:rPr>
+            </w:r>
+            <w:r>
+              <w:rPr>
+                <w:sz w:val="17"/>
+              </w:rPr>
+              <w:t>5</w:t>
+            </w:r>
+          </w:p>
+        </w:tc>
+        <w:tc>
+          <w:tcPr>
+            <w:tcW w:type="dxa" w:w="1644"/>
+          </w:tcPr>
+          <w:p>
+            <w:r>
+              <w:rPr>
+                <w:sz w:val="17"/>
+              </w:rPr>
+            </w:r>
+            <w:r>
+              <w:rPr>
+                <w:sz w:val="17"/>
+              </w:rPr>
+              <w:t>188,800</w:t>
+            </w:r>
+          </w:p>
+        </w:tc>
+        <w:tc>
+          <w:tcPr>
+            <w:tcW w:type="dxa" w:w="1644"/>
+          </w:tcPr>
+          <w:p>
+            <w:r>
+              <w:rPr>
+                <w:sz w:val="17"/>
+              </w:rPr>
+            </w:r>
+            <w:r>
+              <w:rPr>
+                <w:sz w:val="17"/>
+              </w:rPr>
+              <w:t>62일 전</w:t>
+            </w:r>
+          </w:p>
+        </w:tc>
+        <w:tc>
+          <w:tcPr>
+            <w:tcW w:type="dxa" w:w="1644"/>
+          </w:tcPr>
+          <w:p>
+            <w:r>
+              <w:rPr>
+                <w:sz w:val="17"/>
+              </w:rPr>
+            </w:r>
+            <w:r>
+              <w:rPr>
+                <w:sz w:val="17"/>
+              </w:rPr>
+              <w:t>✅</w:t>
+            </w:r>
+          </w:p>
+        </w:tc>
+      </w:tr>
+      <w:tr>
+        <w:tc>
+          <w:tcPr>
+            <w:tcW w:type="dxa" w:w="1644"/>
+          </w:tcPr>
+          <w:p>
+            <w:r>
+              <w:rPr>
+                <w:sz w:val="17"/>
+              </w:rPr>
+            </w:r>
+            <w:r>
+              <w:rPr>
+                <w:sz w:val="17"/>
+              </w:rPr>
+              <w:t>고은재활요양병원</w:t>
+            </w:r>
+          </w:p>
+        </w:tc>
+        <w:tc>
+          <w:tcPr>
+            <w:tcW w:type="dxa" w:w="1644"/>
+          </w:tcPr>
+          <w:p>
+            <w:r>
+              <w:rPr>
+                <w:sz w:val="17"/>
+              </w:rPr>
+            </w:r>
+            <w:r>
+              <w:rPr>
+                <w:sz w:val="17"/>
+              </w:rPr>
+              <w:t>요양병원</w:t>
+            </w:r>
+          </w:p>
+        </w:tc>
+        <w:tc>
+          <w:tcPr>
+            <w:tcW w:type="dxa" w:w="1644"/>
+          </w:tcPr>
+          <w:p>
+            <w:r>
+              <w:rPr>
+                <w:sz w:val="17"/>
+              </w:rPr>
+            </w:r>
+            <w:r>
+              <w:rPr>
+                <w:sz w:val="17"/>
+              </w:rPr>
+              <w:t>2</w:t>
+            </w:r>
+          </w:p>
+        </w:tc>
+        <w:tc>
+          <w:tcPr>
+            <w:tcW w:type="dxa" w:w="1644"/>
+          </w:tcPr>
+          <w:p>
+            <w:r>
+              <w:rPr>
+                <w:sz w:val="17"/>
+              </w:rPr>
+            </w:r>
+            <w:r>
+              <w:rPr>
+                <w:sz w:val="17"/>
+              </w:rPr>
+              <w:t>151,000</w:t>
+            </w:r>
+          </w:p>
+        </w:tc>
+        <w:tc>
+          <w:tcPr>
+            <w:tcW w:type="dxa" w:w="1644"/>
+          </w:tcPr>
+          <w:p>
+            <w:r>
+              <w:rPr>
+                <w:sz w:val="17"/>
+              </w:rPr>
+            </w:r>
+            <w:r>
+              <w:rPr>
+                <w:sz w:val="17"/>
+              </w:rPr>
+              <w:t>130일 전</w:t>
+            </w:r>
+          </w:p>
+        </w:tc>
+        <w:tc>
+          <w:tcPr>
+            <w:tcW w:type="dxa" w:w="1644"/>
+          </w:tcPr>
+          <w:p>
+            <w:r>
+              <w:rPr>
+                <w:sz w:val="17"/>
+              </w:rPr>
+            </w:r>
+            <w:r>
+              <w:rPr>
+                <w:sz w:val="17"/>
+              </w:rPr>
+              <w:t>— 기준 미달</w:t>
+            </w:r>
+          </w:p>
+        </w:tc>
+      </w:tr>
+      <w:tr>
+        <w:tc>
+          <w:tcPr>
+            <w:tcW w:type="dxa" w:w="1644"/>
+          </w:tcPr>
+          <w:p>
+            <w:r>
+              <w:rPr>
+                <w:sz w:val="17"/>
+              </w:rPr>
+            </w:r>
+            <w:r>
+              <w:rPr>
+                <w:sz w:val="17"/>
+              </w:rPr>
+              <w:t>메디암한방병원</w:t>
+            </w:r>
+          </w:p>
+        </w:tc>
+        <w:tc>
+          <w:tcPr>
+            <w:tcW w:type="dxa" w:w="1644"/>
+          </w:tcPr>
+          <w:p>
+            <w:r>
+              <w:rPr>
+                <w:sz w:val="17"/>
+              </w:rPr>
+            </w:r>
+            <w:r>
+              <w:rPr>
+                <w:sz w:val="17"/>
+              </w:rPr>
+              <w:t>한방병원</w:t>
+            </w:r>
+          </w:p>
+        </w:tc>
+        <w:tc>
+          <w:tcPr>
+            <w:tcW w:type="dxa" w:w="1644"/>
+          </w:tcPr>
+          <w:p>
+            <w:r>
+              <w:rPr>
+                <w:sz w:val="17"/>
+              </w:rPr>
+            </w:r>
+            <w:r>
+              <w:rPr>
+                <w:sz w:val="17"/>
+              </w:rPr>
+              <w:t>1</w:t>
+            </w:r>
+          </w:p>
+        </w:tc>
+        <w:tc>
+          <w:tcPr>
+            <w:tcW w:type="dxa" w:w="1644"/>
+          </w:tcPr>
+          <w:p>
+            <w:r>
+              <w:rPr>
+                <w:sz w:val="17"/>
+              </w:rPr>
+            </w:r>
+            <w:r>
+              <w:rPr>
+                <w:sz w:val="17"/>
+              </w:rPr>
+              <w:t>85,000</w:t>
+            </w:r>
+          </w:p>
+        </w:tc>
+        <w:tc>
+          <w:tcPr>
+            <w:tcW w:type="dxa" w:w="1644"/>
+          </w:tcPr>
+          <w:p>
+            <w:r>
+              <w:rPr>
+                <w:sz w:val="17"/>
+              </w:rPr>
+            </w:r>
+            <w:r>
+              <w:rPr>
+                <w:sz w:val="17"/>
+              </w:rPr>
+              <w:t>111일 전</w:t>
+            </w:r>
+          </w:p>
+        </w:tc>
+        <w:tc>
+          <w:tcPr>
+            <w:tcW w:type="dxa" w:w="1644"/>
+          </w:tcPr>
+          <w:p>
+            <w:r>
+              <w:rPr>
+                <w:sz w:val="17"/>
+              </w:rPr>
+            </w:r>
+            <w:r>
+              <w:rPr>
+                <w:sz w:val="17"/>
+              </w:rPr>
+              <w:t>— 기준 미달</w:t>
+            </w:r>
+          </w:p>
+        </w:tc>
+      </w:tr>
+    </w:tbl>
+    <w:p>
+      <w:pPr>
+        <w:spacing w:after="40"/>
+      </w:pPr>
+    </w:p>
+    <w:p>
+      <w:r>
+        <w:rPr>
+          <w:b/>
+        </w:rPr>
+        <w:t>기관별 평균이 종별 본인부담률 서열과 같은 방향으로 나옵니다</w:t>
+      </w:r>
+      <w:r>
+        <w:t xml:space="preserve"> — 상급종합 18.9만 &gt; 요양병원 15.1만</w:t>
       </w:r>
     </w:p>
     <w:p>
@@ -7662,8 +8973,1465 @@
           <w:i/>
           <w:sz w:val="18"/>
         </w:rPr>
-        <w:t>*"데모의 8.5만원은 이력이 없는 상태를 시연하려고 저희가 세운 값입니다. 실제로는 어머니 본인의 병원비 기록에서 계산되고, 사람마다 다릅니다."*</w:t>
-      </w:r>
+        <w:t>종합병원 10.7만 &gt; 의원 7.6만 &gt; 약국 5.0만. 금액 배정을 종별 순서로 했기 때문이고,</w:t>
+      </w:r>
+    </w:p>
+    <w:p>
+      <w:r>
+        <w:t>그 순서의 근거가 아래 공개 통계입니다.</w:t>
+      </w:r>
+    </w:p>
+    <w:p>
+      <w:pPr>
+        <w:ind w:left="283"/>
+      </w:pPr>
+      <w:r>
+        <w:rPr>
+          <w:i/>
+          <w:sz w:val="18"/>
+        </w:rPr>
+        <w:t xml:space="preserve">인스펙터 </w:t>
+      </w:r>
+      <w:r>
+        <w:rPr>
+          <w:b/>
+          <w:i/>
+          <w:sz w:val="18"/>
+        </w:rPr>
+        <w:t>AI 판단</w:t>
+      </w:r>
+      <w:r>
+        <w:rPr>
+          <w:i/>
+          <w:sz w:val="18"/>
+        </w:rPr>
+        <w:t xml:space="preserve"> 탭을 판정 전에 열면 이 원장 표가 그대로 보입니다. *"μ·σ도 신뢰 기관도 전부 이 원장 하나에서 나옵니다"* 를 화면으로 보일 수 있습니다.</w:t>
+      </w:r>
+    </w:p>
+    <w:p>
+      <w:pPr>
+        <w:spacing w:before="200" w:after="80"/>
+      </w:pPr>
+      <w:r>
+        <w:rPr>
+          <w:b/>
+          <w:sz w:val="20"/>
+        </w:rPr>
+        <w:t>공개 통계와 대조 — 근거가 있는 부분과 없는 부분</w:t>
+      </w:r>
+    </w:p>
+    <w:tbl>
+      <w:tblPr>
+        <w:tblStyle w:val="TableGrid"/>
+        <w:tblW w:type="auto" w:w="0"/>
+        <w:jc w:val="left"/>
+        <w:tblLook w:firstColumn="1" w:firstRow="1" w:lastColumn="0" w:lastRow="0" w:noHBand="0" w:noVBand="1" w:val="04A0"/>
+      </w:tblPr>
+      <w:tblGrid>
+        <w:gridCol w:w="3289"/>
+        <w:gridCol w:w="3289"/>
+        <w:gridCol w:w="3289"/>
+      </w:tblGrid>
+      <w:tr>
+        <w:tc>
+          <w:tcPr>
+            <w:tcW w:type="dxa" w:w="3289"/>
+          </w:tcPr>
+          <w:p>
+            <w:r>
+              <w:rPr>
+                <w:sz w:val="17"/>
+              </w:rPr>
+            </w:r>
+            <w:r>
+              <w:rPr>
+                <w:b/>
+                <w:sz w:val="17"/>
+              </w:rPr>
+              <w:t>지표</w:t>
+            </w:r>
+          </w:p>
+        </w:tc>
+        <w:tc>
+          <w:tcPr>
+            <w:tcW w:type="dxa" w:w="3289"/>
+          </w:tcPr>
+          <w:p>
+            <w:r>
+              <w:rPr>
+                <w:sz w:val="17"/>
+              </w:rPr>
+            </w:r>
+            <w:r>
+              <w:rPr>
+                <w:b/>
+                <w:sz w:val="17"/>
+              </w:rPr>
+              <w:t>값</w:t>
+            </w:r>
+          </w:p>
+        </w:tc>
+        <w:tc>
+          <w:tcPr>
+            <w:tcW w:type="dxa" w:w="3289"/>
+          </w:tcPr>
+          <w:p>
+            <w:r>
+              <w:rPr>
+                <w:sz w:val="17"/>
+              </w:rPr>
+            </w:r>
+            <w:r>
+              <w:rPr>
+                <w:b/>
+                <w:sz w:val="17"/>
+              </w:rPr>
+              <w:t>기준</w:t>
+            </w:r>
+          </w:p>
+        </w:tc>
+      </w:tr>
+      <w:tr>
+        <w:tc>
+          <w:tcPr>
+            <w:tcW w:type="dxa" w:w="3289"/>
+          </w:tcPr>
+          <w:p>
+            <w:r>
+              <w:rPr>
+                <w:sz w:val="17"/>
+              </w:rPr>
+            </w:r>
+            <w:r>
+              <w:rPr>
+                <w:sz w:val="17"/>
+              </w:rPr>
+              <w:t xml:space="preserve">65세 이상 외래 </w:t>
+            </w:r>
+            <w:r>
+              <w:rPr>
+                <w:b/>
+                <w:sz w:val="17"/>
+              </w:rPr>
+              <w:t>내원일당 진료비</w:t>
+            </w:r>
+          </w:p>
+        </w:tc>
+        <w:tc>
+          <w:tcPr>
+            <w:tcW w:type="dxa" w:w="3289"/>
+          </w:tcPr>
+          <w:p>
+            <w:r>
+              <w:rPr>
+                <w:sz w:val="17"/>
+              </w:rPr>
+            </w:r>
+            <w:r>
+              <w:rPr>
+                <w:sz w:val="17"/>
+              </w:rPr>
+              <w:t>63,953원 (2025)</w:t>
+            </w:r>
+          </w:p>
+        </w:tc>
+        <w:tc>
+          <w:tcPr>
+            <w:tcW w:type="dxa" w:w="3289"/>
+          </w:tcPr>
+          <w:p>
+            <w:r>
+              <w:rPr>
+                <w:sz w:val="17"/>
+              </w:rPr>
+            </w:r>
+            <w:r>
+              <w:rPr>
+                <w:b/>
+                <w:sz w:val="17"/>
+              </w:rPr>
+              <w:t>총진료비</w:t>
+            </w:r>
+            <w:r>
+              <w:rPr>
+                <w:sz w:val="17"/>
+              </w:rPr>
+              <w:t xml:space="preserve"> (공단+본인부담)</w:t>
+            </w:r>
+          </w:p>
+        </w:tc>
+      </w:tr>
+      <w:tr>
+        <w:tc>
+          <w:tcPr>
+            <w:tcW w:type="dxa" w:w="3289"/>
+          </w:tcPr>
+          <w:p>
+            <w:r>
+              <w:rPr>
+                <w:sz w:val="17"/>
+              </w:rPr>
+            </w:r>
+            <w:r>
+              <w:rPr>
+                <w:sz w:val="17"/>
+              </w:rPr>
+              <w:t>65~69세 1인당 연간 진료비</w:t>
+            </w:r>
+          </w:p>
+        </w:tc>
+        <w:tc>
+          <w:tcPr>
+            <w:tcW w:type="dxa" w:w="3289"/>
+          </w:tcPr>
+          <w:p>
+            <w:r>
+              <w:rPr>
+                <w:sz w:val="17"/>
+              </w:rPr>
+            </w:r>
+            <w:r>
+              <w:rPr>
+                <w:sz w:val="17"/>
+              </w:rPr>
+              <w:t>4,127,892원</w:t>
+            </w:r>
+          </w:p>
+        </w:tc>
+        <w:tc>
+          <w:tcPr>
+            <w:tcW w:type="dxa" w:w="3289"/>
+          </w:tcPr>
+          <w:p>
+            <w:r>
+              <w:rPr>
+                <w:sz w:val="17"/>
+              </w:rPr>
+            </w:r>
+            <w:r>
+              <w:rPr>
+                <w:sz w:val="17"/>
+              </w:rPr>
+              <w:t>총진료비</w:t>
+            </w:r>
+          </w:p>
+        </w:tc>
+      </w:tr>
+      <w:tr>
+        <w:tc>
+          <w:tcPr>
+            <w:tcW w:type="dxa" w:w="3289"/>
+          </w:tcPr>
+          <w:p>
+            <w:r>
+              <w:rPr>
+                <w:sz w:val="17"/>
+              </w:rPr>
+            </w:r>
+            <w:r>
+              <w:rPr>
+                <w:sz w:val="17"/>
+              </w:rPr>
+              <w:t>70~74세 1인당 연간 진료비</w:t>
+            </w:r>
+          </w:p>
+        </w:tc>
+        <w:tc>
+          <w:tcPr>
+            <w:tcW w:type="dxa" w:w="3289"/>
+          </w:tcPr>
+          <w:p>
+            <w:r>
+              <w:rPr>
+                <w:sz w:val="17"/>
+              </w:rPr>
+            </w:r>
+            <w:r>
+              <w:rPr>
+                <w:sz w:val="17"/>
+              </w:rPr>
+              <w:t>4,985,815원</w:t>
+            </w:r>
+          </w:p>
+        </w:tc>
+        <w:tc>
+          <w:tcPr>
+            <w:tcW w:type="dxa" w:w="3289"/>
+          </w:tcPr>
+          <w:p>
+            <w:r>
+              <w:rPr>
+                <w:sz w:val="17"/>
+              </w:rPr>
+            </w:r>
+            <w:r>
+              <w:rPr>
+                <w:sz w:val="17"/>
+              </w:rPr>
+              <w:t>총진료비</w:t>
+            </w:r>
+          </w:p>
+        </w:tc>
+      </w:tr>
+    </w:tbl>
+    <w:p>
+      <w:pPr>
+        <w:spacing w:after="40"/>
+      </w:pPr>
+    </w:p>
+    <w:p>
+      <w:r>
+        <w:rPr>
+          <w:b/>
+        </w:rPr>
+        <w:t>통계의 "진료비"는 총진료비이고, 창구에서 내는 건 본인부담금입니다.</w:t>
+      </w:r>
+    </w:p>
+    <w:tbl>
+      <w:tblPr>
+        <w:tblStyle w:val="TableGrid"/>
+        <w:tblW w:type="auto" w:w="0"/>
+        <w:jc w:val="left"/>
+        <w:tblLook w:firstColumn="1" w:firstRow="1" w:lastColumn="0" w:lastRow="0" w:noHBand="0" w:noVBand="1" w:val="04A0"/>
+      </w:tblPr>
+      <w:tblGrid>
+        <w:gridCol w:w="3289"/>
+        <w:gridCol w:w="3289"/>
+        <w:gridCol w:w="3289"/>
+      </w:tblGrid>
+      <w:tr>
+        <w:tc>
+          <w:tcPr>
+            <w:tcW w:type="dxa" w:w="3289"/>
+          </w:tcPr>
+          <w:p>
+            <w:r>
+              <w:rPr>
+                <w:sz w:val="17"/>
+              </w:rPr>
+            </w:r>
+            <w:r>
+              <w:rPr>
+                <w:b/>
+                <w:sz w:val="17"/>
+              </w:rPr>
+              <w:t>종별</w:t>
+            </w:r>
+          </w:p>
+        </w:tc>
+        <w:tc>
+          <w:tcPr>
+            <w:tcW w:type="dxa" w:w="3289"/>
+          </w:tcPr>
+          <w:p>
+            <w:r>
+              <w:rPr>
+                <w:sz w:val="17"/>
+              </w:rPr>
+            </w:r>
+            <w:r>
+              <w:rPr>
+                <w:b/>
+                <w:sz w:val="17"/>
+              </w:rPr>
+              <w:t>외래 본인부담률</w:t>
+            </w:r>
+          </w:p>
+        </w:tc>
+        <w:tc>
+          <w:tcPr>
+            <w:tcW w:type="dxa" w:w="3289"/>
+          </w:tcPr>
+          <w:p>
+            <w:r>
+              <w:rPr>
+                <w:sz w:val="17"/>
+              </w:rPr>
+            </w:r>
+            <w:r>
+              <w:rPr>
+                <w:b/>
+                <w:sz w:val="17"/>
+              </w:rPr>
+              <w:t>내원일당 환산</w:t>
+            </w:r>
+          </w:p>
+        </w:tc>
+      </w:tr>
+      <w:tr>
+        <w:tc>
+          <w:tcPr>
+            <w:tcW w:type="dxa" w:w="3289"/>
+          </w:tcPr>
+          <w:p>
+            <w:r>
+              <w:rPr>
+                <w:sz w:val="17"/>
+              </w:rPr>
+            </w:r>
+            <w:r>
+              <w:rPr>
+                <w:sz w:val="17"/>
+              </w:rPr>
+              <w:t>의원 (65세 이상)</w:t>
+            </w:r>
+          </w:p>
+        </w:tc>
+        <w:tc>
+          <w:tcPr>
+            <w:tcW w:type="dxa" w:w="3289"/>
+          </w:tcPr>
+          <w:p>
+            <w:r>
+              <w:rPr>
+                <w:sz w:val="17"/>
+              </w:rPr>
+            </w:r>
+            <w:r>
+              <w:rPr>
+                <w:sz w:val="17"/>
+              </w:rPr>
+              <w:t>정액제 — 총액 15,000원 이하 1,500원 / 25,000원 초과 30%</w:t>
+            </w:r>
+          </w:p>
+        </w:tc>
+        <w:tc>
+          <w:tcPr>
+            <w:tcW w:type="dxa" w:w="3289"/>
+          </w:tcPr>
+          <w:p>
+            <w:r>
+              <w:rPr>
+                <w:sz w:val="17"/>
+              </w:rPr>
+            </w:r>
+            <w:r>
+              <w:rPr>
+                <w:sz w:val="17"/>
+              </w:rPr>
+              <w:t>약 19,000원</w:t>
+            </w:r>
+          </w:p>
+        </w:tc>
+      </w:tr>
+      <w:tr>
+        <w:tc>
+          <w:tcPr>
+            <w:tcW w:type="dxa" w:w="3289"/>
+          </w:tcPr>
+          <w:p>
+            <w:r>
+              <w:rPr>
+                <w:sz w:val="17"/>
+              </w:rPr>
+            </w:r>
+            <w:r>
+              <w:rPr>
+                <w:sz w:val="17"/>
+              </w:rPr>
+              <w:t>병원</w:t>
+            </w:r>
+          </w:p>
+        </w:tc>
+        <w:tc>
+          <w:tcPr>
+            <w:tcW w:type="dxa" w:w="3289"/>
+          </w:tcPr>
+          <w:p>
+            <w:r>
+              <w:rPr>
+                <w:sz w:val="17"/>
+              </w:rPr>
+            </w:r>
+            <w:r>
+              <w:rPr>
+                <w:sz w:val="17"/>
+              </w:rPr>
+              <w:t>40% (읍면 35%)</w:t>
+            </w:r>
+          </w:p>
+        </w:tc>
+        <w:tc>
+          <w:tcPr>
+            <w:tcW w:type="dxa" w:w="3289"/>
+          </w:tcPr>
+          <w:p>
+            <w:r>
+              <w:rPr>
+                <w:sz w:val="17"/>
+              </w:rPr>
+            </w:r>
+            <w:r>
+              <w:rPr>
+                <w:sz w:val="17"/>
+              </w:rPr>
+              <w:t>약 26,000원</w:t>
+            </w:r>
+          </w:p>
+        </w:tc>
+      </w:tr>
+      <w:tr>
+        <w:tc>
+          <w:tcPr>
+            <w:tcW w:type="dxa" w:w="3289"/>
+          </w:tcPr>
+          <w:p>
+            <w:r>
+              <w:rPr>
+                <w:sz w:val="17"/>
+              </w:rPr>
+            </w:r>
+            <w:r>
+              <w:rPr>
+                <w:sz w:val="17"/>
+              </w:rPr>
+              <w:t>종합병원</w:t>
+            </w:r>
+          </w:p>
+        </w:tc>
+        <w:tc>
+          <w:tcPr>
+            <w:tcW w:type="dxa" w:w="3289"/>
+          </w:tcPr>
+          <w:p>
+            <w:r>
+              <w:rPr>
+                <w:sz w:val="17"/>
+              </w:rPr>
+            </w:r>
+            <w:r>
+              <w:rPr>
+                <w:sz w:val="17"/>
+              </w:rPr>
+              <w:t>50%</w:t>
+            </w:r>
+          </w:p>
+        </w:tc>
+        <w:tc>
+          <w:tcPr>
+            <w:tcW w:type="dxa" w:w="3289"/>
+          </w:tcPr>
+          <w:p>
+            <w:r>
+              <w:rPr>
+                <w:sz w:val="17"/>
+              </w:rPr>
+            </w:r>
+            <w:r>
+              <w:rPr>
+                <w:sz w:val="17"/>
+              </w:rPr>
+              <w:t>약 32,000원</w:t>
+            </w:r>
+          </w:p>
+        </w:tc>
+      </w:tr>
+      <w:tr>
+        <w:tc>
+          <w:tcPr>
+            <w:tcW w:type="dxa" w:w="3289"/>
+          </w:tcPr>
+          <w:p>
+            <w:r>
+              <w:rPr>
+                <w:sz w:val="17"/>
+              </w:rPr>
+            </w:r>
+            <w:r>
+              <w:rPr>
+                <w:sz w:val="17"/>
+              </w:rPr>
+              <w:t>상급종합</w:t>
+            </w:r>
+          </w:p>
+        </w:tc>
+        <w:tc>
+          <w:tcPr>
+            <w:tcW w:type="dxa" w:w="3289"/>
+          </w:tcPr>
+          <w:p>
+            <w:r>
+              <w:rPr>
+                <w:sz w:val="17"/>
+              </w:rPr>
+            </w:r>
+            <w:r>
+              <w:rPr>
+                <w:sz w:val="17"/>
+              </w:rPr>
+              <w:t>진찰료 100% + 나머지 60%</w:t>
+            </w:r>
+          </w:p>
+        </w:tc>
+        <w:tc>
+          <w:tcPr>
+            <w:tcW w:type="dxa" w:w="3289"/>
+          </w:tcPr>
+          <w:p>
+            <w:r>
+              <w:rPr>
+                <w:sz w:val="17"/>
+              </w:rPr>
+            </w:r>
+            <w:r>
+              <w:rPr>
+                <w:sz w:val="17"/>
+              </w:rPr>
+              <w:t>약 38,000원</w:t>
+            </w:r>
+          </w:p>
+        </w:tc>
+      </w:tr>
+    </w:tbl>
+    <w:p>
+      <w:pPr>
+        <w:spacing w:after="40"/>
+      </w:pPr>
+    </w:p>
+    <w:tbl>
+      <w:tblPr>
+        <w:tblStyle w:val="TableGrid"/>
+        <w:tblW w:type="auto" w:w="0"/>
+        <w:jc w:val="left"/>
+        <w:tblLook w:firstColumn="1" w:firstRow="1" w:lastColumn="0" w:lastRow="0" w:noHBand="0" w:noVBand="1" w:val="04A0"/>
+      </w:tblPr>
+      <w:tblGrid>
+        <w:gridCol w:w="4933"/>
+        <w:gridCol w:w="4933"/>
+      </w:tblGrid>
+      <w:tr>
+        <w:tc>
+          <w:tcPr>
+            <w:tcW w:type="dxa" w:w="4933"/>
+          </w:tcPr>
+          <w:p>
+            <w:r>
+              <w:rPr>
+                <w:sz w:val="17"/>
+              </w:rPr>
+            </w:r>
+          </w:p>
+        </w:tc>
+        <w:tc>
+          <w:tcPr>
+            <w:tcW w:type="dxa" w:w="4933"/>
+          </w:tcPr>
+          <w:p>
+            <w:r>
+              <w:rPr>
+                <w:sz w:val="17"/>
+              </w:rPr>
+            </w:r>
+            <w:r>
+              <w:rPr>
+                <w:b/>
+                <w:sz w:val="17"/>
+              </w:rPr>
+              <w:t>근거</w:t>
+            </w:r>
+          </w:p>
+        </w:tc>
+      </w:tr>
+      <w:tr>
+        <w:tc>
+          <w:tcPr>
+            <w:tcW w:type="dxa" w:w="4933"/>
+          </w:tcPr>
+          <w:p>
+            <w:r>
+              <w:rPr>
+                <w:sz w:val="17"/>
+              </w:rPr>
+            </w:r>
+            <w:r>
+              <w:rPr>
+                <w:sz w:val="17"/>
+              </w:rPr>
+              <w:t xml:space="preserve">분포의 </w:t>
+            </w:r>
+            <w:r>
+              <w:rPr>
+                <w:b/>
+                <w:sz w:val="17"/>
+              </w:rPr>
+              <w:t>형태</w:t>
+            </w:r>
+            <w:r>
+              <w:rPr>
+                <w:sz w:val="17"/>
+              </w:rPr>
+              <w:t xml:space="preserve"> (로그정규)</w:t>
+            </w:r>
+          </w:p>
+        </w:tc>
+        <w:tc>
+          <w:tcPr>
+            <w:tcW w:type="dxa" w:w="4933"/>
+          </w:tcPr>
+          <w:p>
+            <w:r>
+              <w:rPr>
+                <w:sz w:val="17"/>
+              </w:rPr>
+            </w:r>
+            <w:r>
+              <w:rPr>
+                <w:sz w:val="17"/>
+              </w:rPr>
+              <w:t xml:space="preserve">✅ 의료비는 오른쪽 꼬리가 긴 분포. 정규분포를 2만~19만으로 </w:t>
+            </w:r>
+            <w:r>
+              <w:rPr>
+                <w:b/>
+                <w:sz w:val="17"/>
+              </w:rPr>
+              <w:t>절단</w:t>
+            </w:r>
+            <w:r>
+              <w:rPr>
+                <w:sz w:val="17"/>
+              </w:rPr>
+              <w:t xml:space="preserve">해 쓰면 σ가 과소추정돼 z가 부풀고 오탐이 는다 — 2026-10-07에 발견해 교정, σ 32,155 → </w:t>
+            </w:r>
+            <w:r>
+              <w:rPr>
+                <w:b/>
+                <w:sz w:val="17"/>
+              </w:rPr>
+              <w:t>44,396</w:t>
+            </w:r>
+            <w:r>
+              <w:rPr>
+                <w:sz w:val="17"/>
+              </w:rPr>
+              <w:t>(+38%)</w:t>
+            </w:r>
+          </w:p>
+        </w:tc>
+      </w:tr>
+      <w:tr>
+        <w:tc>
+          <w:tcPr>
+            <w:tcW w:type="dxa" w:w="4933"/>
+          </w:tcPr>
+          <w:p>
+            <w:r>
+              <w:rPr>
+                <w:sz w:val="17"/>
+              </w:rPr>
+            </w:r>
+            <w:r>
+              <w:rPr>
+                <w:sz w:val="17"/>
+              </w:rPr>
+              <w:t xml:space="preserve">종별 </w:t>
+            </w:r>
+            <w:r>
+              <w:rPr>
+                <w:b/>
+                <w:sz w:val="17"/>
+              </w:rPr>
+              <w:t>서열</w:t>
+            </w:r>
+            <w:r>
+              <w:rPr>
+                <w:sz w:val="17"/>
+              </w:rPr>
+              <w:t xml:space="preserve"> (상급종합 &gt; 종합 &gt; 의원 &gt; 약국)</w:t>
+            </w:r>
+          </w:p>
+        </w:tc>
+        <w:tc>
+          <w:tcPr>
+            <w:tcW w:type="dxa" w:w="4933"/>
+          </w:tcPr>
+          <w:p>
+            <w:r>
+              <w:rPr>
+                <w:sz w:val="17"/>
+              </w:rPr>
+            </w:r>
+            <w:r>
+              <w:rPr>
+                <w:sz w:val="17"/>
+              </w:rPr>
+              <w:t>✅ 공개 본인부담률과 방향 일치</w:t>
+            </w:r>
+          </w:p>
+        </w:tc>
+      </w:tr>
+      <w:tr>
+        <w:tc>
+          <w:tcPr>
+            <w:tcW w:type="dxa" w:w="4933"/>
+          </w:tcPr>
+          <w:p>
+            <w:r>
+              <w:rPr>
+                <w:sz w:val="17"/>
+              </w:rPr>
+            </w:r>
+            <w:r>
+              <w:rPr>
+                <w:sz w:val="17"/>
+              </w:rPr>
+              <w:t xml:space="preserve">분포의 </w:t>
+            </w:r>
+            <w:r>
+              <w:rPr>
+                <w:b/>
+                <w:sz w:val="17"/>
+              </w:rPr>
+              <w:t>모수</w:t>
+            </w:r>
+            <w:r>
+              <w:rPr>
+                <w:sz w:val="17"/>
+              </w:rPr>
+              <w:t xml:space="preserve"> (중앙값 8.5만 · σ_log 0.45)</w:t>
+            </w:r>
+          </w:p>
+        </w:tc>
+        <w:tc>
+          <w:tcPr>
+            <w:tcW w:type="dxa" w:w="4933"/>
+          </w:tcPr>
+          <w:p>
+            <w:r>
+              <w:rPr>
+                <w:sz w:val="17"/>
+              </w:rPr>
+            </w:r>
+            <w:r>
+              <w:rPr>
+                <w:sz w:val="17"/>
+              </w:rPr>
+              <w:t xml:space="preserve">❌ </w:t>
+            </w:r>
+            <w:r>
+              <w:rPr>
+                <w:b/>
+                <w:sz w:val="17"/>
+              </w:rPr>
+              <w:t>인용할 공개 통계가 없다. 시연을 위해 정한 값이다</w:t>
+            </w:r>
+          </w:p>
+        </w:tc>
+      </w:tr>
+    </w:tbl>
+    <w:p>
+      <w:pPr>
+        <w:spacing w:after="40"/>
+      </w:pPr>
+    </w:p>
+    <w:p>
+      <w:r>
+        <w:rPr>
+          <w:b/>
+        </w:rPr>
+        <w:t>대조 결과 급여 기준으로는 2~4배 높습니다.</w:t>
+      </w:r>
+      <w:r>
+        <w:t xml:space="preserve"> 연간으로도 모델은 월 2.5회 × 9.4만 = 연 282만원인데 통계상 급여 본인부담은 연 110만원 수준입니다. 다만 </w:t>
+      </w:r>
+      <w:r>
+        <w:rPr>
+          <w:b/>
+        </w:rPr>
+        <w:t>비급여</w:t>
+      </w:r>
+      <w:r>
+        <w:t xml:space="preserve">(건강보험 통계에 안 잡힘), </w:t>
+      </w:r>
+      <w:r>
+        <w:rPr>
+          <w:b/>
+        </w:rPr>
+        <w:t>약제비·요양병원</w:t>
+      </w:r>
+      <w:r>
+        <w:t xml:space="preserve">, 그리고 </w:t>
+      </w:r>
+      <w:r>
+        <w:rPr>
+          <w:b/>
+        </w:rPr>
+        <w:t>타깃이 치매·파킨슨 등 지속 치료 집단</w:t>
+      </w:r>
+      <w:r>
+        <w:t>이라는 점이 빠져 있어 설명 가능한 범위이긴 합니다. 그래도 *"통계에 근거했다"* 고는 말할 수 없습니다.</w:t>
+      </w:r>
+    </w:p>
+    <w:p>
+      <w:pPr>
+        <w:spacing w:before="200" w:after="80"/>
+      </w:pPr>
+      <w:r>
+        <w:rPr>
+          <w:b/>
+          <w:sz w:val="20"/>
+        </w:rPr>
+        <w:t>그래서 통계는 '모수의 근거'가 아니라 '콜드스타트 초기값의 근거'로 씁니다</w:t>
+      </w:r>
+    </w:p>
+    <w:p>
+      <w:pPr>
+        <w:ind w:left="283"/>
+      </w:pPr>
+      <w:r>
+        <w:rPr>
+          <w:i/>
+          <w:sz w:val="18"/>
+        </w:rPr>
+        <w:t xml:space="preserve">*"μ·σ는 본인 결제 이력에서 계산합니다. 이력이 없는 가입 초기에는 진료비 통계지표의 내원일당 63,953원에 종별 본인부담률을 적용한 값을 초기값으로 쓰고, 개인 결제가 쌓이면 개인 프로파일로 수렴시킵니다(shrinkage). 데모의 8.5만원은 그 초기값이 아니라 </w:t>
+      </w:r>
+      <w:r>
+        <w:rPr>
+          <w:b/>
+          <w:i/>
+          <w:sz w:val="18"/>
+        </w:rPr>
+        <w:t>이미 이력이 쌓인 상태를 재현한 시연값</w:t>
+      </w:r>
+      <w:r>
+        <w:rPr>
+          <w:i/>
+          <w:sz w:val="18"/>
+        </w:rPr>
+        <w:t>입니다."*</w:t>
+      </w:r>
+    </w:p>
+    <w:p>
+      <w:pPr>
+        <w:spacing w:before="200" w:after="80"/>
+      </w:pPr>
+      <w:r>
+        <w:rPr>
+          <w:b/>
+          <w:sz w:val="20"/>
+        </w:rPr>
+        <w:t>개인화는 가능하고, 반드시 해야 합니다</w:t>
+      </w:r>
+    </w:p>
+    <w:p>
+      <w:r>
+        <w:t xml:space="preserve">집단 모수를 개인에게 적용하면 </w:t>
+      </w:r>
+      <w:r>
+        <w:rPr>
+          <w:b/>
+        </w:rPr>
+        <w:t>어느 쪽으로든 틀립니다.</w:t>
+      </w:r>
+      <w:r>
+        <w:t xml:space="preserve"> 노인 의료비는 극단적 우편포라 1인당 평균이 413만원이어도 중위수는 훨씬 낮고 상위 일부가 평균을 끌어올립니다.</w:t>
+      </w:r>
+    </w:p>
+    <w:tbl>
+      <w:tblPr>
+        <w:tblStyle w:val="TableGrid"/>
+        <w:tblW w:type="auto" w:w="0"/>
+        <w:jc w:val="left"/>
+        <w:tblLook w:firstColumn="1" w:firstRow="1" w:lastColumn="0" w:lastRow="0" w:noHBand="0" w:noVBand="1" w:val="04A0"/>
+      </w:tblPr>
+      <w:tblGrid>
+        <w:gridCol w:w="4933"/>
+        <w:gridCol w:w="4933"/>
+      </w:tblGrid>
+      <w:tr>
+        <w:tc>
+          <w:tcPr>
+            <w:tcW w:type="dxa" w:w="4933"/>
+          </w:tcPr>
+          <w:p>
+            <w:r>
+              <w:rPr>
+                <w:sz w:val="17"/>
+              </w:rPr>
+            </w:r>
+            <w:r>
+              <w:rPr>
+                <w:b/>
+                <w:sz w:val="17"/>
+              </w:rPr>
+              <w:t>집단 평균을 쓰면</w:t>
+            </w:r>
+          </w:p>
+        </w:tc>
+        <w:tc>
+          <w:tcPr>
+            <w:tcW w:type="dxa" w:w="4933"/>
+          </w:tcPr>
+          <w:p>
+            <w:r>
+              <w:rPr>
+                <w:sz w:val="17"/>
+              </w:rPr>
+            </w:r>
+            <w:r>
+              <w:rPr>
+                <w:b/>
+                <w:sz w:val="17"/>
+              </w:rPr>
+              <w:t>결과</w:t>
+            </w:r>
+          </w:p>
+        </w:tc>
+      </w:tr>
+      <w:tr>
+        <w:tc>
+          <w:tcPr>
+            <w:tcW w:type="dxa" w:w="4933"/>
+          </w:tcPr>
+          <w:p>
+            <w:r>
+              <w:rPr>
+                <w:sz w:val="17"/>
+              </w:rPr>
+            </w:r>
+            <w:r>
+              <w:rPr>
+                <w:sz w:val="17"/>
+              </w:rPr>
+              <w:t>의료비가 적은 사람</w:t>
+            </w:r>
+          </w:p>
+        </w:tc>
+        <w:tc>
+          <w:tcPr>
+            <w:tcW w:type="dxa" w:w="4933"/>
+          </w:tcPr>
+          <w:p>
+            <w:r>
+              <w:rPr>
+                <w:sz w:val="17"/>
+              </w:rPr>
+            </w:r>
+            <w:r>
+              <w:rPr>
+                <w:sz w:val="17"/>
+              </w:rPr>
+              <w:t xml:space="preserve">μ 과대 → z가 작아짐 → </w:t>
+            </w:r>
+            <w:r>
+              <w:rPr>
+                <w:b/>
+                <w:sz w:val="17"/>
+              </w:rPr>
+              <w:t>탐지가 둔해짐</w:t>
+            </w:r>
+          </w:p>
+        </w:tc>
+      </w:tr>
+      <w:tr>
+        <w:tc>
+          <w:tcPr>
+            <w:tcW w:type="dxa" w:w="4933"/>
+          </w:tcPr>
+          <w:p>
+            <w:r>
+              <w:rPr>
+                <w:sz w:val="17"/>
+              </w:rPr>
+            </w:r>
+            <w:r>
+              <w:rPr>
+                <w:sz w:val="17"/>
+              </w:rPr>
+              <w:t>중증 환자</w:t>
+            </w:r>
+          </w:p>
+        </w:tc>
+        <w:tc>
+          <w:tcPr>
+            <w:tcW w:type="dxa" w:w="4933"/>
+          </w:tcPr>
+          <w:p>
+            <w:r>
+              <w:rPr>
+                <w:sz w:val="17"/>
+              </w:rPr>
+            </w:r>
+            <w:r>
+              <w:rPr>
+                <w:sz w:val="17"/>
+              </w:rPr>
+              <w:t xml:space="preserve">μ 과소 → 정상 결제가 계속 보류 → </w:t>
+            </w:r>
+            <w:r>
+              <w:rPr>
+                <w:b/>
+                <w:sz w:val="17"/>
+              </w:rPr>
+              <w:t>마찰 폭증</w:t>
+            </w:r>
+          </w:p>
+        </w:tc>
+      </w:tr>
+    </w:tbl>
+    <w:p>
+      <w:pPr>
+        <w:spacing w:after="40"/>
+      </w:pPr>
+    </w:p>
+    <w:p>
+      <w:r>
+        <w:rPr>
+          <w:b/>
+        </w:rPr>
+        <w:t>은행 데이터로 개인화가 됩니다</w:t>
+      </w:r>
+      <w:r>
+        <w:t xml:space="preserve"> — 카드·계좌 거래내역에 결제처와 금액이 있고, </w:t>
+      </w:r>
+      <w:r>
+        <w:rPr>
+          <w:b/>
+        </w:rPr>
+        <w:t>심평원 요양기관 목록과 대조</w:t>
+      </w:r>
+      <w:r>
+        <w:t xml:space="preserve">해 의료 카테고리를 분리하는 것은 이미 구현한 기능입니다. 총진료비가 아닌 </w:t>
+      </w:r>
+      <w:r>
+        <w:rPr>
+          <w:b/>
+        </w:rPr>
+        <w:t>실결제액</w:t>
+      </w:r>
+      <w:r>
+        <w:t>이 잡히는 것도 우리가 원하는 방향입니다.</w:t>
+      </w:r>
+    </w:p>
+    <w:p>
+      <w:r>
+        <w:rPr>
+          <w:b/>
+        </w:rPr>
+        <w:t>단 네 가지를 설계에 반영해야 합니다.</w:t>
+      </w:r>
+    </w:p>
+    <w:tbl>
+      <w:tblPr>
+        <w:tblStyle w:val="TableGrid"/>
+        <w:tblW w:type="auto" w:w="0"/>
+        <w:jc w:val="left"/>
+        <w:tblLook w:firstColumn="1" w:firstRow="1" w:lastColumn="0" w:lastRow="0" w:noHBand="0" w:noVBand="1" w:val="04A0"/>
+      </w:tblPr>
+      <w:tblGrid>
+        <w:gridCol w:w="3289"/>
+        <w:gridCol w:w="3289"/>
+        <w:gridCol w:w="3289"/>
+      </w:tblGrid>
+      <w:tr>
+        <w:tc>
+          <w:tcPr>
+            <w:tcW w:type="dxa" w:w="3289"/>
+          </w:tcPr>
+          <w:p>
+            <w:r>
+              <w:rPr>
+                <w:sz w:val="17"/>
+              </w:rPr>
+            </w:r>
+            <w:r>
+              <w:rPr>
+                <w:b/>
+                <w:sz w:val="17"/>
+              </w:rPr>
+              <w:t>#</w:t>
+            </w:r>
+          </w:p>
+        </w:tc>
+        <w:tc>
+          <w:tcPr>
+            <w:tcW w:type="dxa" w:w="3289"/>
+          </w:tcPr>
+          <w:p>
+            <w:r>
+              <w:rPr>
+                <w:sz w:val="17"/>
+              </w:rPr>
+            </w:r>
+            <w:r>
+              <w:rPr>
+                <w:b/>
+                <w:sz w:val="17"/>
+              </w:rPr>
+              <w:t>조건</w:t>
+            </w:r>
+          </w:p>
+        </w:tc>
+        <w:tc>
+          <w:tcPr>
+            <w:tcW w:type="dxa" w:w="3289"/>
+          </w:tcPr>
+          <w:p>
+            <w:r>
+              <w:rPr>
+                <w:sz w:val="17"/>
+              </w:rPr>
+            </w:r>
+            <w:r>
+              <w:rPr>
+                <w:b/>
+                <w:sz w:val="17"/>
+              </w:rPr>
+              <w:t>현재</w:t>
+            </w:r>
+          </w:p>
+        </w:tc>
+      </w:tr>
+      <w:tr>
+        <w:tc>
+          <w:tcPr>
+            <w:tcW w:type="dxa" w:w="3289"/>
+          </w:tcPr>
+          <w:p>
+            <w:r>
+              <w:rPr>
+                <w:sz w:val="17"/>
+              </w:rPr>
+            </w:r>
+            <w:r>
+              <w:rPr>
+                <w:sz w:val="17"/>
+              </w:rPr>
+              <w:t>1</w:t>
+            </w:r>
+          </w:p>
+        </w:tc>
+        <w:tc>
+          <w:tcPr>
+            <w:tcW w:type="dxa" w:w="3289"/>
+          </w:tcPr>
+          <w:p>
+            <w:r>
+              <w:rPr>
+                <w:sz w:val="17"/>
+              </w:rPr>
+            </w:r>
+            <w:r>
+              <w:rPr>
+                <w:b/>
+                <w:sz w:val="17"/>
+              </w:rPr>
+              <w:t>표본 부족</w:t>
+            </w:r>
+            <w:r>
+              <w:rPr>
+                <w:sz w:val="17"/>
+              </w:rPr>
+              <w:t xml:space="preserve"> — 월 2.5회면 연 30건. σ 추정이 불안정하다</w:t>
+            </w:r>
+          </w:p>
+        </w:tc>
+        <w:tc>
+          <w:tcPr>
+            <w:tcW w:type="dxa" w:w="3289"/>
+          </w:tcPr>
+          <w:p>
+            <w:r>
+              <w:rPr>
+                <w:sz w:val="17"/>
+              </w:rPr>
+            </w:r>
+            <w:r>
+              <w:rPr>
+                <w:sz w:val="17"/>
+              </w:rPr>
+              <w:t>shrinkage 평가셋에만</w:t>
+            </w:r>
+          </w:p>
+        </w:tc>
+      </w:tr>
+      <w:tr>
+        <w:tc>
+          <w:tcPr>
+            <w:tcW w:type="dxa" w:w="3289"/>
+          </w:tcPr>
+          <w:p>
+            <w:r>
+              <w:rPr>
+                <w:sz w:val="17"/>
+              </w:rPr>
+            </w:r>
+            <w:r>
+              <w:rPr>
+                <w:sz w:val="17"/>
+              </w:rPr>
+              <w:t>2</w:t>
+            </w:r>
+          </w:p>
+        </w:tc>
+        <w:tc>
+          <w:tcPr>
+            <w:tcW w:type="dxa" w:w="3289"/>
+          </w:tcPr>
+          <w:p>
+            <w:r>
+              <w:rPr>
+                <w:sz w:val="17"/>
+              </w:rPr>
+            </w:r>
+            <w:r>
+              <w:rPr>
+                <w:b/>
+                <w:sz w:val="17"/>
+              </w:rPr>
+              <w:t>drift</w:t>
+            </w:r>
+            <w:r>
+              <w:rPr>
+                <w:sz w:val="17"/>
+              </w:rPr>
+              <w:t xml:space="preserve"> — 질환 진행으로 μ가 자연히 오른다. 고정 baseline이면 정상 증가를 이상으로 본다</w:t>
+            </w:r>
+          </w:p>
+        </w:tc>
+        <w:tc>
+          <w:tcPr>
+            <w:tcW w:type="dxa" w:w="3289"/>
+          </w:tcPr>
+          <w:p>
+            <w:r>
+              <w:rPr>
+                <w:sz w:val="17"/>
+              </w:rPr>
+            </w:r>
+            <w:r>
+              <w:rPr>
+                <w:sz w:val="17"/>
+              </w:rPr>
+              <w:t>미구현 (rolling window 필요)</w:t>
+            </w:r>
+          </w:p>
+        </w:tc>
+      </w:tr>
+      <w:tr>
+        <w:tc>
+          <w:tcPr>
+            <w:tcW w:type="dxa" w:w="3289"/>
+          </w:tcPr>
+          <w:p>
+            <w:r>
+              <w:rPr>
+                <w:sz w:val="17"/>
+              </w:rPr>
+            </w:r>
+            <w:r>
+              <w:rPr>
+                <w:sz w:val="17"/>
+              </w:rPr>
+              <w:t>3</w:t>
+            </w:r>
+          </w:p>
+        </w:tc>
+        <w:tc>
+          <w:tcPr>
+            <w:tcW w:type="dxa" w:w="3289"/>
+          </w:tcPr>
+          <w:p>
+            <w:r>
+              <w:rPr>
+                <w:sz w:val="17"/>
+              </w:rPr>
+            </w:r>
+            <w:r>
+              <w:rPr>
+                <w:b/>
+                <w:sz w:val="17"/>
+              </w:rPr>
+              <w:t>기관 종별 분리</w:t>
+            </w:r>
+            <w:r>
+              <w:rPr>
+                <w:sz w:val="17"/>
+              </w:rPr>
+              <w:t xml:space="preserve"> — 의원 2만과 상급종합 4만을 한 분포로 섞으면 σ가 부풀어 탐지가 둔해진다</w:t>
+            </w:r>
+          </w:p>
+        </w:tc>
+        <w:tc>
+          <w:tcPr>
+            <w:tcW w:type="dxa" w:w="3289"/>
+          </w:tcPr>
+          <w:p>
+            <w:r>
+              <w:rPr>
+                <w:sz w:val="17"/>
+              </w:rPr>
+            </w:r>
+            <w:r>
+              <w:rPr>
+                <w:sz w:val="17"/>
+              </w:rPr>
+              <w:t>미구현 (원장에는 종별이 있다)</w:t>
+            </w:r>
+          </w:p>
+        </w:tc>
+      </w:tr>
+      <w:tr>
+        <w:tc>
+          <w:tcPr>
+            <w:tcW w:type="dxa" w:w="3289"/>
+          </w:tcPr>
+          <w:p>
+            <w:r>
+              <w:rPr>
+                <w:sz w:val="17"/>
+              </w:rPr>
+            </w:r>
+            <w:r>
+              <w:rPr>
+                <w:sz w:val="17"/>
+              </w:rPr>
+              <w:t>4</w:t>
+            </w:r>
+          </w:p>
+        </w:tc>
+        <w:tc>
+          <w:tcPr>
+            <w:tcW w:type="dxa" w:w="3289"/>
+          </w:tcPr>
+          <w:p>
+            <w:r>
+              <w:rPr>
+                <w:sz w:val="17"/>
+              </w:rPr>
+            </w:r>
+            <w:r>
+              <w:rPr>
+                <w:sz w:val="17"/>
+              </w:rPr>
+              <w:t>실손보험 환급</w:t>
+            </w:r>
+          </w:p>
+        </w:tc>
+        <w:tc>
+          <w:tcPr>
+            <w:tcW w:type="dxa" w:w="3289"/>
+          </w:tcPr>
+          <w:p>
+            <w:r>
+              <w:rPr>
+                <w:sz w:val="17"/>
+              </w:rPr>
+            </w:r>
+            <w:r>
+              <w:rPr>
+                <w:sz w:val="17"/>
+              </w:rPr>
+              <w:t>z는 결제 시점 기준이라 영향 없음</w:t>
+            </w:r>
+          </w:p>
+        </w:tc>
+      </w:tr>
+    </w:tbl>
+    <w:p>
+      <w:pPr>
+        <w:spacing w:after="40"/>
+      </w:pPr>
     </w:p>
     <w:p>
       <w:pPr>
@@ -20468,20 +23236,98 @@
               <w:rPr>
                 <w:sz w:val="17"/>
               </w:rPr>
-              <w:t xml:space="preserve"> 카드에 대구의료원(14회)·경북대학교병원(5회)이 </w:t>
+              <w:t xml:space="preserve"> 카드에 4곳이 </w:t>
             </w:r>
             <w:r>
               <w:rPr>
                 <w:b/>
                 <w:sz w:val="17"/>
               </w:rPr>
-              <w:t>이미 들어가 있습니다.</w:t>
-            </w:r>
-            <w:r>
-              <w:rPr>
-                <w:sz w:val="17"/>
-              </w:rPr>
-              <w:t xml:space="preserve"> *"어머니가 위임 전부터 다니던 병원이라 은행 거래내역에서 자동으로 들어옵니다"* 로 설명하면 콜드스타트 질문이 같이 닫힙니다</w:t>
+              <w:t>이미 들어가 있습니다</w:t>
+            </w:r>
+            <w:r>
+              <w:rPr>
+                <w:sz w:val="17"/>
+              </w:rPr>
+              <w:t>(대구의료원 14회·대구약국 11회·박애의원 9회·경북대학교병원 5회). *"어머니가 위임 전부터 다니던 병원이라 은행 거래내역에서 자동으로 들어옵니다"* 로 설명하면 콜드스타트 질문이 같이 닫힙니다</w:t>
+            </w:r>
+          </w:p>
+        </w:tc>
+      </w:tr>
+      <w:tr>
+        <w:tc>
+          <w:tcPr>
+            <w:tcW w:type="dxa" w:w="4933"/>
+          </w:tcPr>
+          <w:p>
+            <w:r>
+              <w:rPr>
+                <w:sz w:val="17"/>
+              </w:rPr>
+            </w:r>
+            <w:r>
+              <w:rPr>
+                <w:b/>
+                <w:sz w:val="17"/>
+              </w:rPr>
+              <w:t>원장을 보여주기</w:t>
+            </w:r>
+          </w:p>
+        </w:tc>
+        <w:tc>
+          <w:tcPr>
+            <w:tcW w:type="dxa" w:w="4933"/>
+          </w:tcPr>
+          <w:p>
+            <w:r>
+              <w:rPr>
+                <w:sz w:val="17"/>
+              </w:rPr>
+            </w:r>
+            <w:r>
+              <w:rPr>
+                <w:sz w:val="17"/>
+              </w:rPr>
+              <w:t xml:space="preserve">인스펙터 </w:t>
+            </w:r>
+            <w:r>
+              <w:rPr>
+                <w:b/>
+                <w:sz w:val="17"/>
+              </w:rPr>
+              <w:t>AI 판단</w:t>
+            </w:r>
+            <w:r>
+              <w:rPr>
+                <w:sz w:val="17"/>
+              </w:rPr>
+              <w:t xml:space="preserve"> 탭을 </w:t>
+            </w:r>
+            <w:r>
+              <w:rPr>
+                <w:b/>
+                <w:sz w:val="17"/>
+              </w:rPr>
+              <w:t>판정 전에</w:t>
+            </w:r>
+            <w:r>
+              <w:rPr>
+                <w:sz w:val="17"/>
+              </w:rPr>
+              <w:t xml:space="preserve"> 열면 위임 전 결제 원장 42건이 기관별로 집계돼 보입니다. *"μ·σ도 신뢰 기관도 전부 이 원장에서 계산됩니다"* — </w:t>
+            </w:r>
+            <w:r>
+              <w:rPr>
+                <w:b/>
+                <w:sz w:val="17"/>
+              </w:rPr>
+              <w:t>"그 평균은 어디서 나온 숫자입니까"</w:t>
+            </w:r>
+            <w:r>
+              <w:rPr>
+                <w:sz w:val="17"/>
+              </w:rPr>
+              <w:t xml:space="preserve"> 에 대한 답이 이 화면입니다</w:t>
             </w:r>
           </w:p>
         </w:tc>

--- a/기능설명서/배포본/CarePass_기능설명서.docx
+++ b/기능설명서/배포본/CarePass_기능설명서.docx
@@ -1828,7 +1828,20 @@
               <w:rPr>
                 <w:sz w:val="17"/>
               </w:rPr>
-              <w:t>위임 설정·위임장 서명, 결제요청→판정→알림→승인/거부 전 과정, 규칙+z+구조화 탐지, 공공데이터 결제처 확인, ECDSA 청구서 서명 검증, Sepolia 온체인 기록·조회, 로그인/세션/역할 권한/감사 체인</w:t>
+              <w:t xml:space="preserve">위임 설정·위임장 서명, 결제요청→판정→알림→승인/거부 전 과정, 규칙+z+구조화 탐지, 신뢰 기관 자동승인·사후 되돌리기, 공공데이터 결제처 확인, </w:t>
+            </w:r>
+            <w:r>
+              <w:rPr>
+                <w:b/>
+                <w:sz w:val="17"/>
+              </w:rPr>
+              <w:t>심평원 Open API 실시간 조회(기관 등록 시)</w:t>
+            </w:r>
+            <w:r>
+              <w:rPr>
+                <w:sz w:val="17"/>
+              </w:rPr>
+              <w:t>, ECDSA 청구서 서명 검증, Sepolia 온체인 기록·조회, 로그인/세션/역할 권한/감사 체인</w:t>
             </w:r>
           </w:p>
         </w:tc>
@@ -1906,7 +1919,7 @@
               <w:rPr>
                 <w:sz w:val="17"/>
               </w:rPr>
-              <w:t>실제 은행 코어 API 연동, 생체인증, 다중서명</w:t>
+              <w:t>실제 은행 코어 API 연동, 생체인증, 다중서명, 신뢰 목록 주기 재점검 배치, 실제 환수(은행 분쟁처리)</w:t>
             </w:r>
           </w:p>
         </w:tc>
@@ -12028,6 +12041,723 @@
         <w:t>1. 첫 겹 — 공공데이터 결제처 확인</w:t>
       </w:r>
     </w:p>
+    <w:p>
+      <w:r>
+        <w:t xml:space="preserve">데이터를 </w:t>
+      </w:r>
+      <w:r>
+        <w:rPr>
+          <w:b/>
+        </w:rPr>
+        <w:t>두 가지 방식으로</w:t>
+      </w:r>
+      <w:r>
+        <w:t xml:space="preserve"> 씁니다. 역할이 다릅니다.</w:t>
+      </w:r>
+    </w:p>
+    <w:tbl>
+      <w:tblPr>
+        <w:tblStyle w:val="TableGrid"/>
+        <w:tblW w:type="auto" w:w="0"/>
+        <w:jc w:val="left"/>
+        <w:tblLook w:firstColumn="1" w:firstRow="1" w:lastColumn="0" w:lastRow="0" w:noHBand="0" w:noVBand="1" w:val="04A0"/>
+      </w:tblPr>
+      <w:tblGrid>
+        <w:gridCol w:w="3289"/>
+        <w:gridCol w:w="3289"/>
+        <w:gridCol w:w="3289"/>
+      </w:tblGrid>
+      <w:tr>
+        <w:tc>
+          <w:tcPr>
+            <w:tcW w:type="dxa" w:w="3289"/>
+          </w:tcPr>
+          <w:p>
+            <w:r>
+              <w:rPr>
+                <w:sz w:val="17"/>
+              </w:rPr>
+            </w:r>
+          </w:p>
+        </w:tc>
+        <w:tc>
+          <w:tcPr>
+            <w:tcW w:type="dxa" w:w="3289"/>
+          </w:tcPr>
+          <w:p>
+            <w:r>
+              <w:rPr>
+                <w:sz w:val="17"/>
+              </w:rPr>
+            </w:r>
+            <w:r>
+              <w:rPr>
+                <w:b/>
+                <w:sz w:val="17"/>
+              </w:rPr>
+              <w:t>내장 스냅샷 (파일)</w:t>
+            </w:r>
+          </w:p>
+        </w:tc>
+        <w:tc>
+          <w:tcPr>
+            <w:tcW w:type="dxa" w:w="3289"/>
+          </w:tcPr>
+          <w:p>
+            <w:r>
+              <w:rPr>
+                <w:sz w:val="17"/>
+              </w:rPr>
+            </w:r>
+            <w:r>
+              <w:rPr>
+                <w:b/>
+                <w:sz w:val="17"/>
+              </w:rPr>
+              <w:t>Open API (실시간)</w:t>
+            </w:r>
+          </w:p>
+        </w:tc>
+      </w:tr>
+      <w:tr>
+        <w:tc>
+          <w:tcPr>
+            <w:tcW w:type="dxa" w:w="3289"/>
+          </w:tcPr>
+          <w:p>
+            <w:r>
+              <w:rPr>
+                <w:sz w:val="17"/>
+              </w:rPr>
+            </w:r>
+            <w:r>
+              <w:rPr>
+                <w:sz w:val="17"/>
+              </w:rPr>
+              <w:t>출처</w:t>
+            </w:r>
+          </w:p>
+        </w:tc>
+        <w:tc>
+          <w:tcPr>
+            <w:tcW w:type="dxa" w:w="3289"/>
+          </w:tcPr>
+          <w:p>
+            <w:r>
+              <w:rPr>
+                <w:sz w:val="17"/>
+              </w:rPr>
+            </w:r>
+            <w:r>
+              <w:rPr>
+                <w:sz w:val="17"/>
+              </w:rPr>
+              <w:t>「전국 병의원 및 약국 현황」 2026.6.</w:t>
+            </w:r>
+          </w:p>
+        </w:tc>
+        <w:tc>
+          <w:tcPr>
+            <w:tcW w:type="dxa" w:w="3289"/>
+          </w:tcPr>
+          <w:p>
+            <w:r>
+              <w:rPr>
+                <w:sz w:val="17"/>
+              </w:rPr>
+            </w:r>
+            <w:r>
+              <w:rPr>
+                <w:sz w:val="17"/>
+              </w:rPr>
+              <w:t>병원정보서비스 · 약국정보서비스</w:t>
+            </w:r>
+          </w:p>
+        </w:tc>
+      </w:tr>
+      <w:tr>
+        <w:tc>
+          <w:tcPr>
+            <w:tcW w:type="dxa" w:w="3289"/>
+          </w:tcPr>
+          <w:p>
+            <w:r>
+              <w:rPr>
+                <w:sz w:val="17"/>
+              </w:rPr>
+            </w:r>
+            <w:r>
+              <w:rPr>
+                <w:sz w:val="17"/>
+              </w:rPr>
+              <w:t>범위</w:t>
+            </w:r>
+          </w:p>
+        </w:tc>
+        <w:tc>
+          <w:tcPr>
+            <w:tcW w:type="dxa" w:w="3289"/>
+          </w:tcPr>
+          <w:p>
+            <w:r>
+              <w:rPr>
+                <w:sz w:val="17"/>
+              </w:rPr>
+            </w:r>
+            <w:r>
+              <w:rPr>
+                <w:sz w:val="17"/>
+              </w:rPr>
+              <w:t>대구 5,607곳</w:t>
+            </w:r>
+          </w:p>
+        </w:tc>
+        <w:tc>
+          <w:tcPr>
+            <w:tcW w:type="dxa" w:w="3289"/>
+          </w:tcPr>
+          <w:p>
+            <w:r>
+              <w:rPr>
+                <w:sz w:val="17"/>
+              </w:rPr>
+            </w:r>
+            <w:r>
+              <w:rPr>
+                <w:sz w:val="17"/>
+              </w:rPr>
+              <w:t>전국 · 실시간</w:t>
+            </w:r>
+          </w:p>
+        </w:tc>
+      </w:tr>
+      <w:tr>
+        <w:tc>
+          <w:tcPr>
+            <w:tcW w:type="dxa" w:w="3289"/>
+          </w:tcPr>
+          <w:p>
+            <w:r>
+              <w:rPr>
+                <w:sz w:val="17"/>
+              </w:rPr>
+            </w:r>
+            <w:r>
+              <w:rPr>
+                <w:sz w:val="17"/>
+              </w:rPr>
+              <w:t>쓰는 곳</w:t>
+            </w:r>
+          </w:p>
+        </w:tc>
+        <w:tc>
+          <w:tcPr>
+            <w:tcW w:type="dxa" w:w="3289"/>
+          </w:tcPr>
+          <w:p>
+            <w:r>
+              <w:rPr>
+                <w:sz w:val="17"/>
+              </w:rPr>
+            </w:r>
+            <w:r>
+              <w:rPr>
+                <w:b/>
+                <w:sz w:val="17"/>
+              </w:rPr>
+              <w:t>결제 판정</w:t>
+            </w:r>
+          </w:p>
+        </w:tc>
+        <w:tc>
+          <w:tcPr>
+            <w:tcW w:type="dxa" w:w="3289"/>
+          </w:tcPr>
+          <w:p>
+            <w:r>
+              <w:rPr>
+                <w:sz w:val="17"/>
+              </w:rPr>
+            </w:r>
+            <w:r>
+              <w:rPr>
+                <w:b/>
+                <w:sz w:val="17"/>
+              </w:rPr>
+              <w:t>기관 등록</w:t>
+            </w:r>
+            <w:r>
+              <w:rPr>
+                <w:sz w:val="17"/>
+              </w:rPr>
+              <w:t xml:space="preserve"> (신뢰 기관 추가 · 인증 발급)</w:t>
+            </w:r>
+          </w:p>
+        </w:tc>
+      </w:tr>
+      <w:tr>
+        <w:tc>
+          <w:tcPr>
+            <w:tcW w:type="dxa" w:w="3289"/>
+          </w:tcPr>
+          <w:p>
+            <w:r>
+              <w:rPr>
+                <w:sz w:val="17"/>
+              </w:rPr>
+            </w:r>
+            <w:r>
+              <w:rPr>
+                <w:sz w:val="17"/>
+              </w:rPr>
+              <w:t>라이선스</w:t>
+            </w:r>
+          </w:p>
+        </w:tc>
+        <w:tc>
+          <w:tcPr>
+            <w:tcW w:type="dxa" w:w="3289"/>
+          </w:tcPr>
+          <w:p>
+            <w:r>
+              <w:rPr>
+                <w:sz w:val="17"/>
+              </w:rPr>
+            </w:r>
+            <w:r>
+              <w:rPr>
+                <w:sz w:val="17"/>
+              </w:rPr>
+              <w:t>공공누리 제1유형</w:t>
+            </w:r>
+          </w:p>
+        </w:tc>
+        <w:tc>
+          <w:tcPr>
+            <w:tcW w:type="dxa" w:w="3289"/>
+          </w:tcPr>
+          <w:p>
+            <w:r>
+              <w:rPr>
+                <w:sz w:val="17"/>
+              </w:rPr>
+            </w:r>
+            <w:r>
+              <w:rPr>
+                <w:sz w:val="17"/>
+              </w:rPr>
+              <w:t>공공누리 제1유형 · 무료 · 일 10,000회</w:t>
+            </w:r>
+          </w:p>
+        </w:tc>
+      </w:tr>
+    </w:tbl>
+    <w:p>
+      <w:pPr>
+        <w:spacing w:after="40"/>
+      </w:pPr>
+    </w:p>
+    <w:p>
+      <w:r>
+        <w:t xml:space="preserve">병원비 항목의 결제처가 목록에 없으면 </w:t>
+      </w:r>
+      <w:r>
+        <w:rPr>
+          <w:b/>
+        </w:rPr>
+        <w:t>금액이 작아도 자동 보류</w:t>
+      </w:r>
+      <w:r>
+        <w:t>합니다.</w:t>
+      </w:r>
+    </w:p>
+    <w:p>
+      <w:pPr>
+        <w:spacing w:before="60" w:line="276" w:lineRule="auto"/>
+        <w:ind w:left="227"/>
+      </w:pPr>
+      <w:r>
+        <w:rPr>
+          <w:rFonts w:ascii="Consolas" w:hAnsi="Consolas" w:eastAsia="Consolas"/>
+          <w:sz w:val="16"/>
+        </w:rPr>
+        <w:t>결제처 "○○메디컬센터" 90,000원</w:t>
+        <w:br/>
+        <w:t xml:space="preserve">  → 심평원 요양기관 목록(대구)에 없음</w:t>
+        <w:br/>
+        <w:t xml:space="preserve">  → hold · "병원을 사칭한 결제일 수 있어 결제를 임시 보류합니다"</w:t>
+      </w:r>
+    </w:p>
+    <w:p>
+      <w:pPr>
+        <w:spacing w:before="200" w:after="80"/>
+      </w:pPr>
+      <w:r>
+        <w:rPr>
+          <w:b/>
+          <w:sz w:val="22"/>
+        </w:rPr>
+        <w:t>왜 결제 판정에는 API를 쓰지 않는가</w:t>
+      </w:r>
+    </w:p>
+    <w:p>
+      <w:r>
+        <w:rPr>
+          <w:b/>
+        </w:rPr>
+        <w:t>결제는 즉답이어야 하고, 공공 API는 점검·장애가 잦습니다.</w:t>
+      </w:r>
+      <w:r>
+        <w:t xml:space="preserve"> 판정 경로에 외부 의존성을 넣으면 API가 멈출 때 </w:t>
+      </w:r>
+      <w:r>
+        <w:rPr>
+          <w:b/>
+        </w:rPr>
+        <w:t>사칭 탐지가 통째로 멈춥니다.</w:t>
+      </w:r>
+      <w:r>
+        <w:t xml:space="preserve"> 그래서 결제는 스냅샷으로만 판정합니다.</w:t>
+      </w:r>
+    </w:p>
+    <w:tbl>
+      <w:tblPr>
+        <w:tblStyle w:val="TableGrid"/>
+        <w:tblW w:type="auto" w:w="0"/>
+        <w:jc w:val="left"/>
+        <w:tblLook w:firstColumn="1" w:firstRow="1" w:lastColumn="0" w:lastRow="0" w:noHBand="0" w:noVBand="1" w:val="04A0"/>
+      </w:tblPr>
+      <w:tblGrid>
+        <w:gridCol w:w="3289"/>
+        <w:gridCol w:w="3289"/>
+        <w:gridCol w:w="3289"/>
+      </w:tblGrid>
+      <w:tr>
+        <w:tc>
+          <w:tcPr>
+            <w:tcW w:type="dxa" w:w="3289"/>
+          </w:tcPr>
+          <w:p>
+            <w:r>
+              <w:rPr>
+                <w:sz w:val="17"/>
+              </w:rPr>
+            </w:r>
+          </w:p>
+        </w:tc>
+        <w:tc>
+          <w:tcPr>
+            <w:tcW w:type="dxa" w:w="3289"/>
+          </w:tcPr>
+          <w:p>
+            <w:r>
+              <w:rPr>
+                <w:sz w:val="17"/>
+              </w:rPr>
+            </w:r>
+            <w:r>
+              <w:rPr>
+                <w:b/>
+                <w:sz w:val="17"/>
+              </w:rPr>
+              <w:t>결제 판정</w:t>
+            </w:r>
+          </w:p>
+        </w:tc>
+        <w:tc>
+          <w:tcPr>
+            <w:tcW w:type="dxa" w:w="3289"/>
+          </w:tcPr>
+          <w:p>
+            <w:r>
+              <w:rPr>
+                <w:sz w:val="17"/>
+              </w:rPr>
+            </w:r>
+            <w:r>
+              <w:rPr>
+                <w:b/>
+                <w:sz w:val="17"/>
+              </w:rPr>
+              <w:t>기관 등록</w:t>
+            </w:r>
+          </w:p>
+        </w:tc>
+      </w:tr>
+      <w:tr>
+        <w:tc>
+          <w:tcPr>
+            <w:tcW w:type="dxa" w:w="3289"/>
+          </w:tcPr>
+          <w:p>
+            <w:r>
+              <w:rPr>
+                <w:sz w:val="17"/>
+              </w:rPr>
+            </w:r>
+            <w:r>
+              <w:rPr>
+                <w:sz w:val="17"/>
+              </w:rPr>
+              <w:t>빈도</w:t>
+            </w:r>
+          </w:p>
+        </w:tc>
+        <w:tc>
+          <w:tcPr>
+            <w:tcW w:type="dxa" w:w="3289"/>
+          </w:tcPr>
+          <w:p>
+            <w:r>
+              <w:rPr>
+                <w:sz w:val="17"/>
+              </w:rPr>
+            </w:r>
+            <w:r>
+              <w:rPr>
+                <w:sz w:val="17"/>
+              </w:rPr>
+              <w:t>매 결제</w:t>
+            </w:r>
+          </w:p>
+        </w:tc>
+        <w:tc>
+          <w:tcPr>
+            <w:tcW w:type="dxa" w:w="3289"/>
+          </w:tcPr>
+          <w:p>
+            <w:r>
+              <w:rPr>
+                <w:sz w:val="17"/>
+              </w:rPr>
+            </w:r>
+            <w:r>
+              <w:rPr>
+                <w:sz w:val="17"/>
+              </w:rPr>
+              <w:t>가입 시 몇 번, 이후 가끔</w:t>
+            </w:r>
+          </w:p>
+        </w:tc>
+      </w:tr>
+      <w:tr>
+        <w:tc>
+          <w:tcPr>
+            <w:tcW w:type="dxa" w:w="3289"/>
+          </w:tcPr>
+          <w:p>
+            <w:r>
+              <w:rPr>
+                <w:sz w:val="17"/>
+              </w:rPr>
+            </w:r>
+            <w:r>
+              <w:rPr>
+                <w:sz w:val="17"/>
+              </w:rPr>
+              <w:t>지연 허용</w:t>
+            </w:r>
+          </w:p>
+        </w:tc>
+        <w:tc>
+          <w:tcPr>
+            <w:tcW w:type="dxa" w:w="3289"/>
+          </w:tcPr>
+          <w:p>
+            <w:r>
+              <w:rPr>
+                <w:sz w:val="17"/>
+              </w:rPr>
+            </w:r>
+            <w:r>
+              <w:rPr>
+                <w:sz w:val="17"/>
+              </w:rPr>
+              <w:t>❌ 즉답</w:t>
+            </w:r>
+          </w:p>
+        </w:tc>
+        <w:tc>
+          <w:tcPr>
+            <w:tcW w:type="dxa" w:w="3289"/>
+          </w:tcPr>
+          <w:p>
+            <w:r>
+              <w:rPr>
+                <w:sz w:val="17"/>
+              </w:rPr>
+            </w:r>
+            <w:r>
+              <w:rPr>
+                <w:sz w:val="17"/>
+              </w:rPr>
+              <w:t>✅ "확인 중…" 1~2초</w:t>
+            </w:r>
+          </w:p>
+        </w:tc>
+      </w:tr>
+      <w:tr>
+        <w:tc>
+          <w:tcPr>
+            <w:tcW w:type="dxa" w:w="3289"/>
+          </w:tcPr>
+          <w:p>
+            <w:r>
+              <w:rPr>
+                <w:sz w:val="17"/>
+              </w:rPr>
+            </w:r>
+            <w:r>
+              <w:rPr>
+                <w:sz w:val="17"/>
+              </w:rPr>
+              <w:t>실패하면</w:t>
+            </w:r>
+          </w:p>
+        </w:tc>
+        <w:tc>
+          <w:tcPr>
+            <w:tcW w:type="dxa" w:w="3289"/>
+          </w:tcPr>
+          <w:p>
+            <w:r>
+              <w:rPr>
+                <w:sz w:val="17"/>
+              </w:rPr>
+            </w:r>
+            <w:r>
+              <w:rPr>
+                <w:b/>
+                <w:sz w:val="17"/>
+              </w:rPr>
+              <w:t>탐지가 통째로 멈춤</w:t>
+            </w:r>
+          </w:p>
+        </w:tc>
+        <w:tc>
+          <w:tcPr>
+            <w:tcW w:type="dxa" w:w="3289"/>
+          </w:tcPr>
+          <w:p>
+            <w:r>
+              <w:rPr>
+                <w:sz w:val="17"/>
+              </w:rPr>
+            </w:r>
+            <w:r>
+              <w:rPr>
+                <w:sz w:val="17"/>
+              </w:rPr>
+              <w:t>등록만 안 됨. 결제는 영향 없음</w:t>
+            </w:r>
+          </w:p>
+        </w:tc>
+      </w:tr>
+    </w:tbl>
+    <w:p>
+      <w:pPr>
+        <w:spacing w:after="40"/>
+      </w:pPr>
+    </w:p>
+    <w:p>
+      <w:pPr>
+        <w:spacing w:before="200" w:after="80"/>
+      </w:pPr>
+      <w:r>
+        <w:rPr>
+          <w:b/>
+          <w:sz w:val="22"/>
+        </w:rPr>
+        <w:t>등록 시점 조회가 메우는 구멍</w:t>
+      </w:r>
+    </w:p>
+    <w:p>
+      <w:r>
+        <w:t xml:space="preserve">스냅샷은 2026.6. 기준이라 </w:t>
+      </w:r>
+      <w:r>
+        <w:rPr>
+          <w:b/>
+        </w:rPr>
+        <w:t>그 뒤 폐업한 기관이 목록에 남아 통과합니다.</w:t>
+      </w:r>
+      <w:r>
+        <w:t xml:space="preserve"> 온체인 기관 인증은 폐업을 반영(</w:t>
+      </w:r>
+      <w:r>
+        <w:rPr>
+          <w:rFonts w:ascii="Consolas" w:hAnsi="Consolas" w:eastAsia="Consolas"/>
+          <w:sz w:val="17"/>
+        </w:rPr>
+        <w:t>revoke</w:t>
+      </w:r>
+      <w:r>
+        <w:t>)하는데 결제처 목록은 못 하는 모순이 있었습니다. 등록 시점 조회가 이를 닫습니다.</w:t>
+      </w:r>
+    </w:p>
+    <w:p>
+      <w:pPr>
+        <w:spacing w:before="60" w:line="276" w:lineRule="auto"/>
+        <w:ind w:left="227"/>
+      </w:pPr>
+      <w:r>
+        <w:rPr>
+          <w:rFonts w:ascii="Consolas" w:hAnsi="Consolas" w:eastAsia="Consolas"/>
+          <w:sz w:val="16"/>
+        </w:rPr>
+        <w:t>신뢰 기관 추가 / 인증 발급</w:t>
+        <w:br/>
+        <w:t xml:space="preserve">  → GET /api/hira?region=대구&amp;name=대구의료원</w:t>
+        <w:br/>
+        <w:t xml:space="preserve">  → 심평원 실시간 조회</w:t>
+        <w:br/>
+        <w:t xml:space="preserve">     ├─ 있음 → 등록. 온체인 사유에 "심평원 Open API 실시간 확인" 기록</w:t>
+        <w:br/>
+        <w:t xml:space="preserve">     ├─ 없음 → 등록 거부. "폐업·휴업일 수 있어 등록하지 않았습니다"</w:t>
+        <w:br/>
+        <w:t xml:space="preserve">     └─ 실패 → 내장 스냅샷으로 그대로 진행 (폴백)</w:t>
+      </w:r>
+    </w:p>
+    <w:p>
+      <w:r>
+        <w:rPr>
+          <w:b/>
+        </w:rPr>
+        <w:t>실패해도 아무 일도 일어나지 않습니다.</w:t>
+      </w:r>
+      <w:r>
+        <w:t xml:space="preserve"> 키 미설정·타임아웃·점검·한도 초과 중 무엇이든 내장 목록으로 떨어집니다. 심사장에서 네트워크가 막혀도 동작이 같습니다 (검증: API 없는 환경에서 등록 </w:t>
+      </w:r>
+      <w:r>
+        <w:rPr>
+          <w:b/>
+        </w:rPr>
+        <w:t>10ms</w:t>
+      </w:r>
+      <w:r>
+        <w:t xml:space="preserve"> 완료).</w:t>
+      </w:r>
+    </w:p>
+    <w:p>
+      <w:pPr>
+        <w:spacing w:before="200" w:after="80"/>
+      </w:pPr>
+      <w:r>
+        <w:rPr>
+          <w:b/>
+          <w:sz w:val="22"/>
+        </w:rPr>
+        <w:t xml:space="preserve">프록시를 거치는 이유 — </w:t>
+      </w:r>
+      <w:r>
+        <w:rPr>
+          <w:rFonts w:ascii="Consolas" w:hAnsi="Consolas" w:eastAsia="Consolas"/>
+          <w:b/>
+          <w:sz w:val="22"/>
+        </w:rPr>
+        <w:t>api/hira.js</w:t>
+      </w:r>
+    </w:p>
     <w:tbl>
       <w:tblPr>
         <w:tblStyle w:val="TableGrid"/>
@@ -12055,7 +12785,7 @@
                 <w:b/>
                 <w:sz w:val="17"/>
               </w:rPr>
-              <w:t>항목</w:t>
+              <w:t>이유</w:t>
             </w:r>
           </w:p>
         </w:tc>
@@ -12074,7 +12804,7 @@
                 <w:b/>
                 <w:sz w:val="17"/>
               </w:rPr>
-              <w:t>값</w:t>
+              <w:t>내용</w:t>
             </w:r>
           </w:p>
         </w:tc>
@@ -12092,9 +12822,10 @@
             </w:r>
             <w:r>
               <w:rPr>
-                <w:sz w:val="17"/>
-              </w:rPr>
-              <w:t>출처</w:t>
+                <w:b/>
+                <w:sz w:val="17"/>
+              </w:rPr>
+              <w:t>인증키 보호</w:t>
             </w:r>
           </w:p>
         </w:tc>
@@ -12112,7 +12843,20 @@
               <w:rPr>
                 <w:sz w:val="17"/>
               </w:rPr>
-              <w:t>건강보험심사평가원 「전국 병의원 및 약국 현황」</w:t>
+              <w:t xml:space="preserve">단일 HTML에 </w:t>
+            </w:r>
+            <w:r>
+              <w:rPr>
+                <w:rFonts w:ascii="Consolas" w:hAnsi="Consolas" w:eastAsia="Consolas"/>
+                <w:sz w:val="17"/>
+              </w:rPr>
+              <w:t>serviceKey</w:t>
+            </w:r>
+            <w:r>
+              <w:rPr>
+                <w:sz w:val="17"/>
+              </w:rPr>
+              <w:t>를 박으면 공개 저장소와 배포본에 그대로 노출됩니다. 계정에 묶인 키라 도용되면 한도가 소진됩니다</w:t>
             </w:r>
           </w:p>
         </w:tc>
@@ -12130,9 +12874,10 @@
             </w:r>
             <w:r>
               <w:rPr>
-                <w:sz w:val="17"/>
-              </w:rPr>
-              <w:t>기준</w:t>
+                <w:b/>
+                <w:sz w:val="17"/>
+              </w:rPr>
+              <w:t>CORS</w:t>
             </w:r>
           </w:p>
         </w:tc>
@@ -12150,7 +12895,7 @@
               <w:rPr>
                 <w:sz w:val="17"/>
               </w:rPr>
-              <w:t>2026. 6.</w:t>
+              <w:t>data.go.kr는 브라우저 직접 호출이 막히는 게 일반적입니다</w:t>
             </w:r>
           </w:p>
         </w:tc>
@@ -12168,9 +12913,10 @@
             </w:r>
             <w:r>
               <w:rPr>
-                <w:sz w:val="17"/>
-              </w:rPr>
-              <w:t>범위</w:t>
+                <w:b/>
+                <w:sz w:val="17"/>
+              </w:rPr>
+              <w:t>한도 보호</w:t>
             </w:r>
           </w:p>
         </w:tc>
@@ -12186,10 +12932,9 @@
             </w:r>
             <w:r>
               <w:rPr>
-                <w:b/>
-                <w:sz w:val="17"/>
-              </w:rPr>
-              <w:t>대구 5,607곳</w:t>
+                <w:sz w:val="17"/>
+              </w:rPr>
+              <w:t>24시간 캐시 + 분당 60회 상한 (일일 10,000회 대비)</w:t>
             </w:r>
           </w:p>
         </w:tc>
@@ -12207,9 +12952,10 @@
             </w:r>
             <w:r>
               <w:rPr>
-                <w:sz w:val="17"/>
-              </w:rPr>
-              <w:t>라이선스</w:t>
+                <w:b/>
+                <w:sz w:val="17"/>
+              </w:rPr>
+              <w:t>키 형식</w:t>
             </w:r>
           </w:p>
         </w:tc>
@@ -12227,7 +12973,118 @@
               <w:rPr>
                 <w:sz w:val="17"/>
               </w:rPr>
-              <w:t>공공누리 제1유형</w:t>
+              <w:t xml:space="preserve">Encoding/Decoding 키를 </w:t>
+            </w:r>
+            <w:r>
+              <w:rPr>
+                <w:rFonts w:ascii="Consolas" w:hAnsi="Consolas" w:eastAsia="Consolas"/>
+                <w:sz w:val="17"/>
+              </w:rPr>
+              <w:t>%</w:t>
+            </w:r>
+            <w:r>
+              <w:rPr>
+                <w:sz w:val="17"/>
+              </w:rPr>
+              <w:t xml:space="preserve"> 유무로 자동 판별 — 재인코딩하면 인증이 깨집니다</w:t>
+            </w:r>
+          </w:p>
+        </w:tc>
+      </w:tr>
+      <w:tr>
+        <w:tc>
+          <w:tcPr>
+            <w:tcW w:type="dxa" w:w="4933"/>
+          </w:tcPr>
+          <w:p>
+            <w:r>
+              <w:rPr>
+                <w:sz w:val="17"/>
+              </w:rPr>
+            </w:r>
+            <w:r>
+              <w:rPr>
+                <w:b/>
+                <w:sz w:val="17"/>
+              </w:rPr>
+              <w:t>약국 분기</w:t>
+            </w:r>
+          </w:p>
+        </w:tc>
+        <w:tc>
+          <w:tcPr>
+            <w:tcW w:type="dxa" w:w="4933"/>
+          </w:tcPr>
+          <w:p>
+            <w:r>
+              <w:rPr>
+                <w:sz w:val="17"/>
+              </w:rPr>
+            </w:r>
+            <w:r>
+              <w:rPr>
+                <w:sz w:val="17"/>
+              </w:rPr>
+              <w:t>병원 목록에 없으면 약국 API를 자동으로 조회합니다 (별도 서비스)</w:t>
+            </w:r>
+          </w:p>
+        </w:tc>
+      </w:tr>
+      <w:tr>
+        <w:tc>
+          <w:tcPr>
+            <w:tcW w:type="dxa" w:w="4933"/>
+          </w:tcPr>
+          <w:p>
+            <w:r>
+              <w:rPr>
+                <w:sz w:val="17"/>
+              </w:rPr>
+            </w:r>
+            <w:r>
+              <w:rPr>
+                <w:b/>
+                <w:sz w:val="17"/>
+              </w:rPr>
+              <w:t>지역 필터</w:t>
+            </w:r>
+          </w:p>
+        </w:tc>
+        <w:tc>
+          <w:tcPr>
+            <w:tcW w:type="dxa" w:w="4933"/>
+          </w:tcPr>
+          <w:p>
+            <w:r>
+              <w:rPr>
+                <w:sz w:val="17"/>
+              </w:rPr>
+            </w:r>
+            <w:r>
+              <w:rPr>
+                <w:rFonts w:ascii="Consolas" w:hAnsi="Consolas" w:eastAsia="Consolas"/>
+                <w:sz w:val="17"/>
+              </w:rPr>
+              <w:t>yadmNm</w:t>
+            </w:r>
+            <w:r>
+              <w:rPr>
+                <w:sz w:val="17"/>
+              </w:rPr>
+              <w:t xml:space="preserve">은 </w:t>
+            </w:r>
+            <w:r>
+              <w:rPr>
+                <w:b/>
+                <w:sz w:val="17"/>
+              </w:rPr>
+              <w:t>부분일치</w:t>
+            </w:r>
+            <w:r>
+              <w:rPr>
+                <w:sz w:val="17"/>
+              </w:rPr>
+              <w:t>라 "대구약국"에 포항·의성 약국까지 딸려 옵니다. 주소로 좁힙니다 (전국 10건 → 대구 4건)</w:t>
             </w:r>
           </w:p>
         </w:tc>
@@ -12240,33 +13097,113 @@
     </w:p>
     <w:p>
       <w:r>
-        <w:t xml:space="preserve">병원비 항목의 결제처가 이 목록에 없으면 </w:t>
+        <w:rPr>
+          <w:rFonts w:ascii="Consolas" w:hAnsi="Consolas" w:eastAsia="Consolas"/>
+          <w:sz w:val="17"/>
+        </w:rPr>
+        <w:t>/api/health</w:t>
+      </w:r>
+      <w:r>
+        <w:t xml:space="preserve">가 </w:t>
+      </w:r>
+      <w:r>
+        <w:rPr>
+          <w:rFonts w:ascii="Consolas" w:hAnsi="Consolas" w:eastAsia="Consolas"/>
+          <w:sz w:val="17"/>
+        </w:rPr>
+        <w:t>"hira": true/false</w:t>
+      </w:r>
+      <w:r>
+        <w:t xml:space="preserve">로 </w:t>
       </w:r>
       <w:r>
         <w:rPr>
           <w:b/>
         </w:rPr>
-        <w:t>금액이 작아도 자동 보류</w:t>
-      </w:r>
-      <w:r>
-        <w:t>합니다.</w:t>
+        <w:t>키 설정 여부만</w:t>
+      </w:r>
+      <w:r>
+        <w:t xml:space="preserve"> 알립니다. 값은 내보내지 않습니다.</w:t>
       </w:r>
     </w:p>
     <w:p>
       <w:pPr>
-        <w:spacing w:before="60" w:line="276" w:lineRule="auto"/>
-        <w:ind w:left="227"/>
+        <w:ind w:left="283"/>
       </w:pPr>
+      <w:r>
+        <w:rPr>
+          <w:b/>
+          <w:i/>
+          <w:sz w:val="18"/>
+        </w:rPr>
+        <w:t>다음 단계</w:t>
+      </w:r>
+      <w:r>
+        <w:rPr>
+          <w:i/>
+          <w:sz w:val="18"/>
+        </w:rPr>
+        <w:t xml:space="preserve"> — 등록 </w:t>
+      </w:r>
+      <w:r>
+        <w:rPr>
+          <w:b/>
+          <w:i/>
+          <w:sz w:val="18"/>
+        </w:rPr>
+        <w:t>후에</w:t>
+      </w:r>
+      <w:r>
+        <w:rPr>
+          <w:i/>
+          <w:sz w:val="18"/>
+        </w:rPr>
+        <w:t xml:space="preserve"> 폐업한 기관은 신뢰 목록에 남습니다. 신뢰 기관은 묻지 않고 승인하므로 오히려 더 위험합니다. </w:t>
+      </w:r>
+      <w:r>
+        <w:rPr>
+          <w:b/>
+          <w:i/>
+          <w:sz w:val="18"/>
+        </w:rPr>
+        <w:t>신뢰 목록만 하루 1회 재점검</w:t>
+      </w:r>
+      <w:r>
+        <w:rPr>
+          <w:i/>
+          <w:sz w:val="18"/>
+        </w:rPr>
+        <w:t xml:space="preserve">해 폐업이 확인되면 자동으로 신뢰를 해제하고 온체인 인증도 </w:t>
+      </w:r>
       <w:r>
         <w:rPr>
           <w:rFonts w:ascii="Consolas" w:hAnsi="Consolas" w:eastAsia="Consolas"/>
-          <w:sz w:val="16"/>
+          <w:i/>
+          <w:sz w:val="18"/>
         </w:rPr>
-        <w:t>결제처 "○○메디컬센터" 90,000원</w:t>
-        <w:br/>
-        <w:t xml:space="preserve">  → 심평원 요양기관 목록(대구)에 없음</w:t>
-        <w:br/>
-        <w:t xml:space="preserve">  → hold · "병원을 사칭한 결제일 수 있어 결제를 임시 보류합니다"</w:t>
+        <w:t>revoke</w:t>
+      </w:r>
+      <w:r>
+        <w:rPr>
+          <w:i/>
+          <w:sz w:val="18"/>
+        </w:rPr>
+        <w:t xml:space="preserve">하는 배치가 필요합니다. 결제 경로가 아니므로 지연·가용성 문제가 없고, 서버가 기관 마스터를 갱신하는 형태면 </w:t>
+      </w:r>
+      <w:r>
+        <w:rPr>
+          <w:b/>
+          <w:i/>
+          <w:sz w:val="18"/>
+        </w:rPr>
+        <w:t>호출량이 가구 수와 무관</w:t>
+      </w:r>
+      <w:r>
+        <w:rPr>
+          <w:i/>
+          <w:sz w:val="18"/>
+        </w:rPr>
+        <w:t>해집니다.</w:t>
       </w:r>
     </w:p>
     <w:p>
@@ -12274,7 +13211,7 @@
         <w:rPr>
           <w:b/>
         </w:rPr>
-        <w:t>한계가 분명합니다.</w:t>
+        <w:t>첫 겹의 한계는 그대로입니다.</w:t>
       </w:r>
       <w:r>
         <w:t xml:space="preserve"> 목록에 있는 </w:t>
@@ -12286,7 +13223,7 @@
         <w:t>이름을 그대로 베끼면</w:t>
       </w:r>
       <w:r>
-        <w:t xml:space="preserve"> 이 겹은 통과합니다. 그래서 둘째 겹이 필요합니다.</w:t>
+        <w:t xml:space="preserve"> 통과합니다. 그래서 둘째 겹이 필요합니다.</w:t>
       </w:r>
     </w:p>
     <w:p>
@@ -16626,6 +17563,52 @@
           </w:p>
         </w:tc>
       </w:tr>
+      <w:tr>
+        <w:tc>
+          <w:tcPr>
+            <w:tcW w:type="dxa" w:w="4933"/>
+          </w:tcPr>
+          <w:p>
+            <w:r>
+              <w:rPr>
+                <w:sz w:val="17"/>
+              </w:rPr>
+            </w:r>
+            <w:r>
+              <w:rPr>
+                <w:rFonts w:ascii="Consolas" w:hAnsi="Consolas" w:eastAsia="Consolas"/>
+                <w:sz w:val="17"/>
+              </w:rPr>
+              <w:t>GET /api/hira</w:t>
+            </w:r>
+          </w:p>
+        </w:tc>
+        <w:tc>
+          <w:tcPr>
+            <w:tcW w:type="dxa" w:w="4933"/>
+          </w:tcPr>
+          <w:p>
+            <w:r>
+              <w:rPr>
+                <w:sz w:val="17"/>
+              </w:rPr>
+            </w:r>
+            <w:r>
+              <w:rPr>
+                <w:b/>
+                <w:sz w:val="17"/>
+              </w:rPr>
+              <w:t>심평원 요양기관 실시간 조회 프록시.</w:t>
+            </w:r>
+            <w:r>
+              <w:rPr>
+                <w:sz w:val="17"/>
+              </w:rPr>
+              <w:t xml:space="preserve"> 기관 등록 시점에만 호출되고 결제 판정에는 쓰지 않습니다 → 03. 기관 인증 (03_기관인증과_청구서.md)</w:t>
+            </w:r>
+          </w:p>
+        </w:tc>
+      </w:tr>
     </w:tbl>
     <w:p>
       <w:pPr>
@@ -16783,6 +17766,18 @@
           <w:sz w:val="17"/>
         </w:rPr>
         <w:t>CP_PW_GUARDIAN</w:t>
+      </w:r>
+      <w:r>
+        <w:t xml:space="preserve">, 그리고 </w:t>
+      </w:r>
+      <w:r>
+        <w:rPr>
+          <w:b/>
+        </w:rPr>
+        <w:t>`HIRA_API_KEY`</w:t>
+      </w:r>
+      <w:r>
+        <w:t xml:space="preserve"> (심평원 Open API 인증키 — 서버에만 두고 브라우저로 내려보내지 않습니다)</w:t>
       </w:r>
     </w:p>
     <w:p>

--- a/기능설명서/배포본/CarePass_기능설명서.docx
+++ b/기능설명서/배포본/CarePass_기능설명서.docx
@@ -4503,6 +4503,59 @@
       </w:r>
       <w:r>
         <w:t xml:space="preserve"> 고를 수 있습니다. 손으로 이름을 적게 하면 위임자를 설득해 가짜 병원을 신뢰 목록에 올릴 수 있습니다.</w:t>
+      </w:r>
+    </w:p>
+    <w:p>
+      <w:r>
+        <w:rPr>
+          <w:b/>
+        </w:rPr>
+        <w:t>등록된 곳은 대리인 결제 화면에도 버튼으로 뜹니다.</w:t>
+      </w:r>
+      <w:r>
+        <w:t xml:space="preserve"> 딸이 매번 병원 이름을 검색하지 않고 탭 한 번으로 고릅니다.</w:t>
+      </w:r>
+    </w:p>
+    <w:p>
+      <w:pPr>
+        <w:ind w:left="283"/>
+      </w:pPr>
+      <w:r>
+        <w:rPr>
+          <w:i/>
+          <w:sz w:val="18"/>
+        </w:rPr>
+        <w:t xml:space="preserve">⚠ 그 버튼 묶음의 라벨은 </w:t>
+      </w:r>
+      <w:r>
+        <w:rPr>
+          <w:b/>
+          <w:i/>
+          <w:sz w:val="18"/>
+        </w:rPr>
+        <w:t>"어머니가 등록한 자주 가는 곳"</w:t>
+      </w:r>
+      <w:r>
+        <w:rPr>
+          <w:i/>
+          <w:sz w:val="18"/>
+        </w:rPr>
+        <w:t xml:space="preserve"> 이지 *"확인 없이 결제됩니다"* 가 아닙니다. 결제 요청 화면은 </w:t>
+      </w:r>
+      <w:r>
+        <w:rPr>
+          <w:b/>
+          <w:i/>
+          <w:sz w:val="18"/>
+        </w:rPr>
+        <w:t>대리인(감시 대상)이 보는 곳</w:t>
+      </w:r>
+      <w:r>
+        <w:rPr>
+          <w:i/>
+          <w:sz w:val="18"/>
+        </w:rPr>
+        <w:t>이라, 어디가 마찰이 가장 낮은지 알려주는 것은 반사실 임계값을 노출하는 것과 같은 성격의 문제입니다. 편의만 주고 우회 힌트는 주지 않습니다.</w:t>
       </w:r>
     </w:p>
     <w:p>

--- a/기능설명서/배포본/CarePass_기능설명서.docx
+++ b/기능설명서/배포본/CarePass_기능설명서.docx
@@ -25,7 +25,7 @@
         <w:rPr>
           <w:b/>
         </w:rPr>
-        <w:t>작성 2026-10-13 · 기준 커밋: 시나리오 17종 전수 검증 통과본</w:t>
+        <w:t>작성 2026-10-13 (2026-10-16 갱신) · 기준 커밋: 시나리오 18종 전수 검증 통과본</w:t>
       </w:r>
     </w:p>
     <w:p>
@@ -1701,7 +1701,7 @@
               <w:rPr>
                 <w:sz w:val="17"/>
               </w:rPr>
-              <w:t>07. 데모 시나리오 17종 (07_데모_시나리오_17종.md)</w:t>
+              <w:t>07. 데모 시나리오 18종 (07_데모_시나리오_17종.md)</w:t>
             </w:r>
           </w:p>
         </w:tc>
@@ -2589,7 +2589,7 @@
         <w:br/>
         <w:t>│  헤더: 가가(큰 글씨)   │                              │</w:t>
         <w:br/>
-        <w:t>│        🔊(음성 안내)   │   아래: 시나리오 17종 버튼     │</w:t>
+        <w:t>│        🔊(음성 안내)   │   아래: 시나리오 18종 버튼     │</w:t>
         <w:br/>
         <w:t>└───────────────────────┴──────────────────────────────┘</w:t>
       </w:r>
@@ -2663,6 +2663,62 @@
       </w:r>
       <w:r>
         <w:t>, 로그인한 사람의 역할 화면만 보입니다.</w:t>
+      </w:r>
+    </w:p>
+    <w:p>
+      <w:r>
+        <w:t xml:space="preserve">두 화면은 서로 오갑니다. 심사용 데모 상단의 </w:t>
+      </w:r>
+      <w:r>
+        <w:rPr>
+          <w:b/>
+        </w:rPr>
+        <w:t>사용자 데모 열기</w:t>
+      </w:r>
+      <w:r>
+        <w:t xml:space="preserve">(새 탭)로 들어가고, 실사용 모드의 </w:t>
+      </w:r>
+      <w:r>
+        <w:rPr>
+          <w:b/>
+        </w:rPr>
+        <w:t>로그인 화면 하단</w:t>
+      </w:r>
+      <w:r>
+        <w:t xml:space="preserve">에 있는 </w:t>
+      </w:r>
+      <w:r>
+        <w:rPr>
+          <w:b/>
+        </w:rPr>
+        <w:t>심사용 데모로</w:t>
+      </w:r>
+      <w:r>
+        <w:t xml:space="preserve"> 링크로 돌아옵니다.</w:t>
+      </w:r>
+    </w:p>
+    <w:p>
+      <w:r>
+        <w:t xml:space="preserve">복귀 링크는 </w:t>
+      </w:r>
+      <w:r>
+        <w:rPr>
+          <w:b/>
+        </w:rPr>
+        <w:t>로그인 화면에만</w:t>
+      </w:r>
+      <w:r>
+        <w:t xml:space="preserve"> 둡니다. 로그인하고 나면 사라져서, 실제 사용자가 보는 화면에는 데모 흔적이 남지 않습니다(</w:t>
+      </w:r>
+      <w:r>
+        <w:rPr>
+          <w:rFonts w:ascii="Consolas" w:hAnsi="Consolas" w:eastAsia="Consolas"/>
+          <w:sz w:val="17"/>
+        </w:rPr>
+        <w:t>body.pickmode</w:t>
+      </w:r>
+      <w:r>
+        <w:t xml:space="preserve"> 가 로그인 전에만 붙습니다). 같은 이유로 로그인 화면에서 계정·비밀번호를 안내하지 않습니다.</w:t>
       </w:r>
     </w:p>
     <w:p>
@@ -13181,6 +13237,925 @@
     </w:p>
     <w:p>
       <w:pPr>
+        <w:spacing w:before="200" w:after="80"/>
+      </w:pPr>
+      <w:r>
+        <w:rPr>
+          <w:b/>
+          <w:sz w:val="22"/>
+        </w:rPr>
+        <w:t>등록 후에 폐업하면 — 기관 마스터 재점검</w:t>
+      </w:r>
+    </w:p>
+    <w:p>
+      <w:r>
+        <w:t xml:space="preserve">등록 시점 조회는 </w:t>
+      </w:r>
+      <w:r>
+        <w:rPr>
+          <w:b/>
+        </w:rPr>
+        <w:t>일회성 관문</w:t>
+      </w:r>
+      <w:r>
+        <w:t xml:space="preserve">입니다. 초기 세팅이 끝나면 아무도 재등록을 하지 않으므로 그 뒤 폐업한 기관은 신뢰 목록에 그대로 남습니다. </w:t>
+      </w:r>
+      <w:r>
+        <w:rPr>
+          <w:b/>
+        </w:rPr>
+        <w:t>신뢰 기관은 결제처 축을 면제받으니 오히려 더 위험합니다.</w:t>
+      </w:r>
+      <w:r>
+        <w:t xml:space="preserve"> 그래서 두 겹을 더 뒀습니다.</w:t>
+      </w:r>
+    </w:p>
+    <w:p>
+      <w:r>
+        <w:rPr>
+          <w:b/>
+        </w:rPr>
+        <w:t>① 서버 자가 점검 — 하루 1회 크론</w:t>
+      </w:r>
+      <w:r>
+        <w:t xml:space="preserve"> </w:t>
+      </w:r>
+      <w:r>
+        <w:rPr>
+          <w:rFonts w:ascii="Consolas" w:hAnsi="Consolas" w:eastAsia="Consolas"/>
+          <w:sz w:val="17"/>
+        </w:rPr>
+        <w:t>GET /api/registry-cron</w:t>
+      </w:r>
+    </w:p>
+    <w:p>
+      <w:r>
+        <w:t xml:space="preserve">사람이 눌러야만 점검된다면 등록 시점 조회와 </w:t>
+      </w:r>
+      <w:r>
+        <w:rPr>
+          <w:b/>
+        </w:rPr>
+        <w:t>똑같은 한계</w:t>
+      </w:r>
+      <w:r>
+        <w:t xml:space="preserve">가 남습니다(아무도 안 누릅니다). 그래서 서버가 스스로 돕니다. </w:t>
+      </w:r>
+      <w:r>
+        <w:rPr>
+          <w:rFonts w:ascii="Consolas" w:hAnsi="Consolas" w:eastAsia="Consolas"/>
+          <w:sz w:val="17"/>
+        </w:rPr>
+        <w:t>vercel.json</w:t>
+      </w:r>
+      <w:r>
+        <w:t xml:space="preserve">의 </w:t>
+      </w:r>
+      <w:r>
+        <w:rPr>
+          <w:rFonts w:ascii="Consolas" w:hAnsi="Consolas" w:eastAsia="Consolas"/>
+          <w:sz w:val="17"/>
+        </w:rPr>
+        <w:t>crons</w:t>
+      </w:r>
+      <w:r>
+        <w:t>가 매일 호출합니다.</w:t>
+      </w:r>
+    </w:p>
+    <w:p>
+      <w:pPr>
+        <w:spacing w:before="60" w:line="276" w:lineRule="auto"/>
+        <w:ind w:left="227"/>
+      </w:pPr>
+      <w:r>
+        <w:rPr>
+          <w:rFonts w:ascii="Consolas" w:hAnsi="Consolas" w:eastAsia="Consolas"/>
+          <w:sz w:val="16"/>
+        </w:rPr>
+        <w:t>매일 00:00 UTC  →  GET /api/registry-cron   (Vercel Cron · CRON_SECRET 인증)</w:t>
+        <w:br/>
+        <w:t xml:space="preserve">  → 점검 대상 = **마스터에 올라온 기관들** (접속한 가구가 없으므로 가구 목록을 쓰지 않는다)</w:t>
+        <w:br/>
+        <w:t xml:space="preserve">  → 가장 오래 확인되지 않은 기관부터 DAILY_BUDGET(기본 200)만큼</w:t>
+        <w:br/>
+        <w:t xml:space="preserve">  → 심평원 Open API 조회</w:t>
+        <w:br/>
+        <w:t xml:space="preserve">     ├─ 조회됨  → live, 확인 시각 갱신</w:t>
+        <w:br/>
+        <w:t xml:space="preserve">     ├─ 안 됨   → closed</w:t>
+        <w:br/>
+        <w:t xml:space="preserve">     └─ 실패    → unknown. **마스터에 적지 않고 다음 회차에 다시 본다**</w:t>
+        <w:br/>
+        <w:t xml:space="preserve">  → 남은 기관은 다음 날로 (며칠 주기로 전체가 한 바퀴)</w:t>
+      </w:r>
+    </w:p>
+    <w:p>
+      <w:r>
+        <w:t xml:space="preserve">예산을 두는 이유는 심평원 일 10,000회 한도입니다. 기관이 늘어도 </w:t>
+      </w:r>
+      <w:r>
+        <w:rPr>
+          <w:b/>
+        </w:rPr>
+        <w:t>하루 호출량의 상한이 고정</w:t>
+      </w:r>
+      <w:r>
+        <w:t>되고, 전체는 주기적으로 갱신됩니다.</w:t>
+      </w:r>
+    </w:p>
+    <w:p>
+      <w:r>
+        <w:rPr>
+          <w:b/>
+        </w:rPr>
+        <w:t>② 앱은 마스터를 읽기만 한다</w:t>
+      </w:r>
+      <w:r>
+        <w:t xml:space="preserve"> — </w:t>
+      </w:r>
+      <w:r>
+        <w:rPr>
+          <w:rFonts w:ascii="Consolas" w:hAnsi="Consolas" w:eastAsia="Consolas"/>
+          <w:sz w:val="17"/>
+        </w:rPr>
+        <w:t>POST /api/registry-check</w:t>
+      </w:r>
+      <w:r>
+        <w:t xml:space="preserve"> (</w:t>
+      </w:r>
+      <w:r>
+        <w:rPr>
+          <w:rFonts w:ascii="Consolas" w:hAnsi="Consolas" w:eastAsia="Consolas"/>
+          <w:sz w:val="17"/>
+        </w:rPr>
+        <w:t>mode:"read"</w:t>
+      </w:r>
+      <w:r>
+        <w:t>, 기본값)</w:t>
+      </w:r>
+    </w:p>
+    <w:p>
+      <w:pPr>
+        <w:spacing w:before="60" w:line="276" w:lineRule="auto"/>
+        <w:ind w:left="227"/>
+      </w:pPr>
+      <w:r>
+        <w:rPr>
+          <w:rFonts w:ascii="Consolas" w:hAnsi="Consolas" w:eastAsia="Consolas"/>
+          <w:sz w:val="16"/>
+        </w:rPr>
+        <w:t>앱 로그인 직후  →  mode:"read"</w:t>
+        <w:br/>
+        <w:t xml:space="preserve">  → 심평원 호출 **0회** · 즉답</w:t>
+        <w:br/>
+        <w:t xml:space="preserve">  → 크론이 갱신해 둔 결과에서 closed 인 기관의 **자동 승인을 해지**</w:t>
+      </w:r>
+    </w:p>
+    <w:p>
+      <w:r>
+        <w:rPr>
+          <w:b/>
+        </w:rPr>
+        <w:t>아무도 버튼을 누르지 않아도 폐업이 반영되는 경로가 이것입니다.</w:t>
+      </w:r>
+      <w:r>
+        <w:t xml:space="preserve"> 읽기는 공짜라 화면을 열 때마다 해도 됩니다. 위임자가 </w:t>
+      </w:r>
+      <w:r>
+        <w:rPr>
+          <w:rFonts w:ascii="Consolas" w:hAnsi="Consolas" w:eastAsia="Consolas"/>
+          <w:sz w:val="17"/>
+        </w:rPr>
+        <w:t>지금 점검</w:t>
+      </w:r>
+      <w:r>
+        <w:t xml:space="preserve">을 누르면 </w:t>
+      </w:r>
+      <w:r>
+        <w:rPr>
+          <w:rFonts w:ascii="Consolas" w:hAnsi="Consolas" w:eastAsia="Consolas"/>
+          <w:sz w:val="17"/>
+        </w:rPr>
+        <w:t>mode:"refresh"</w:t>
+      </w:r>
+      <w:r>
+        <w:t>로 그 자리에서 심평원에 다시 묻습니다(위임자만 — 대리인이 자기 신뢰를 되살리지 못하게).</w:t>
+      </w:r>
+    </w:p>
+    <w:p>
+      <w:pPr>
+        <w:spacing w:before="200" w:after="80"/>
+      </w:pPr>
+      <w:r>
+        <w:rPr>
+          <w:b/>
+          <w:sz w:val="22"/>
+        </w:rPr>
+        <w:t>해지된 기관을 목록에서 지우지 않는 이유</w:t>
+      </w:r>
+    </w:p>
+    <w:p>
+      <w:r>
+        <w:t xml:space="preserve">폐업이 확인돼도 </w:t>
+      </w:r>
+      <w:r>
+        <w:rPr>
+          <w:b/>
+        </w:rPr>
+        <w:t>목록에서 삭제하지 않고 '비활성'으로 남깁니다.</w:t>
+      </w:r>
+      <w:r>
+        <w:t xml:space="preserve"> 지워 버리면 위임자는 어제 있던 병원이 왜 사라졌는지 알 수 없고, 잘못된 판정을 되돌릴 기회도 없습니다. 그래서 </w:t>
+      </w:r>
+      <w:r>
+        <w:rPr>
+          <w:b/>
+        </w:rPr>
+        <w:t>자동 승인만 끊고, 삭제는 위임자가 보고 결정</w:t>
+      </w:r>
+      <w:r>
+        <w:t>합니다.</w:t>
+      </w:r>
+    </w:p>
+    <w:tbl>
+      <w:tblPr>
+        <w:tblStyle w:val="TableGrid"/>
+        <w:tblW w:type="auto" w:w="0"/>
+        <w:jc w:val="left"/>
+        <w:tblLook w:firstColumn="1" w:firstRow="1" w:lastColumn="0" w:lastRow="0" w:noHBand="0" w:noVBand="1" w:val="04A0"/>
+      </w:tblPr>
+      <w:tblGrid>
+        <w:gridCol w:w="4933"/>
+        <w:gridCol w:w="4933"/>
+      </w:tblGrid>
+      <w:tr>
+        <w:tc>
+          <w:tcPr>
+            <w:tcW w:type="dxa" w:w="4933"/>
+          </w:tcPr>
+          <w:p>
+            <w:r>
+              <w:rPr>
+                <w:sz w:val="17"/>
+              </w:rPr>
+            </w:r>
+            <w:r>
+              <w:rPr>
+                <w:b/>
+                <w:sz w:val="17"/>
+              </w:rPr>
+              <w:t>화면</w:t>
+            </w:r>
+          </w:p>
+        </w:tc>
+        <w:tc>
+          <w:tcPr>
+            <w:tcW w:type="dxa" w:w="4933"/>
+          </w:tcPr>
+          <w:p>
+            <w:r>
+              <w:rPr>
+                <w:sz w:val="17"/>
+              </w:rPr>
+            </w:r>
+            <w:r>
+              <w:rPr>
+                <w:b/>
+                <w:sz w:val="17"/>
+              </w:rPr>
+              <w:t>보이는 것</w:t>
+            </w:r>
+          </w:p>
+        </w:tc>
+      </w:tr>
+      <w:tr>
+        <w:tc>
+          <w:tcPr>
+            <w:tcW w:type="dxa" w:w="4933"/>
+          </w:tcPr>
+          <w:p>
+            <w:r>
+              <w:rPr>
+                <w:sz w:val="17"/>
+              </w:rPr>
+            </w:r>
+            <w:r>
+              <w:rPr>
+                <w:b/>
+                <w:sz w:val="17"/>
+              </w:rPr>
+              <w:t>위임자</w:t>
+            </w:r>
+            <w:r>
+              <w:rPr>
+                <w:sz w:val="17"/>
+              </w:rPr>
+              <w:t xml:space="preserve"> · 위임설정</w:t>
+            </w:r>
+          </w:p>
+        </w:tc>
+        <w:tc>
+          <w:tcPr>
+            <w:tcW w:type="dxa" w:w="4933"/>
+          </w:tcPr>
+          <w:p>
+            <w:r>
+              <w:rPr>
+                <w:sz w:val="17"/>
+              </w:rPr>
+            </w:r>
+            <w:r>
+              <w:rPr>
+                <w:sz w:val="17"/>
+              </w:rPr>
+              <w:t>흐린 취소선 + 사유 태그(</w:t>
+            </w:r>
+            <w:r>
+              <w:rPr>
+                <w:rFonts w:ascii="Consolas" w:hAnsi="Consolas" w:eastAsia="Consolas"/>
+                <w:sz w:val="17"/>
+              </w:rPr>
+              <w:t>폐업 의심</w:t>
+            </w:r>
+            <w:r>
+              <w:rPr>
+                <w:sz w:val="17"/>
+              </w:rPr>
+              <w:t xml:space="preserve"> / </w:t>
+            </w:r>
+            <w:r>
+              <w:rPr>
+                <w:rFonts w:ascii="Consolas" w:hAnsi="Consolas" w:eastAsia="Consolas"/>
+                <w:sz w:val="17"/>
+              </w:rPr>
+              <w:t>확인 만료 · N일 전</w:t>
+            </w:r>
+            <w:r>
+              <w:rPr>
+                <w:sz w:val="17"/>
+              </w:rPr>
+              <w:t xml:space="preserve">) + &lt;br&gt;"자동 승인 해지됨 · 결제 때 어머니 확인을 거칩니다" + </w:t>
+            </w:r>
+            <w:r>
+              <w:rPr>
+                <w:b/>
+                <w:sz w:val="17"/>
+              </w:rPr>
+              <w:t>삭제</w:t>
+            </w:r>
+            <w:r>
+              <w:rPr>
+                <w:sz w:val="17"/>
+              </w:rPr>
+              <w:t xml:space="preserve"> 버튼</w:t>
+            </w:r>
+          </w:p>
+        </w:tc>
+      </w:tr>
+      <w:tr>
+        <w:tc>
+          <w:tcPr>
+            <w:tcW w:type="dxa" w:w="4933"/>
+          </w:tcPr>
+          <w:p>
+            <w:r>
+              <w:rPr>
+                <w:sz w:val="17"/>
+              </w:rPr>
+            </w:r>
+            <w:r>
+              <w:rPr>
+                <w:b/>
+                <w:sz w:val="17"/>
+              </w:rPr>
+              <w:t>대리인</w:t>
+            </w:r>
+            <w:r>
+              <w:rPr>
+                <w:sz w:val="17"/>
+              </w:rPr>
+              <w:t xml:space="preserve"> · 결제 요청</w:t>
+            </w:r>
+          </w:p>
+        </w:tc>
+        <w:tc>
+          <w:tcPr>
+            <w:tcW w:type="dxa" w:w="4933"/>
+          </w:tcPr>
+          <w:p>
+            <w:r>
+              <w:rPr>
+                <w:sz w:val="17"/>
+              </w:rPr>
+            </w:r>
+            <w:r>
+              <w:rPr>
+                <w:sz w:val="17"/>
+              </w:rPr>
+              <w:t xml:space="preserve">병원 칩이 </w:t>
+            </w:r>
+            <w:r>
+              <w:rPr>
+                <w:b/>
+                <w:sz w:val="17"/>
+              </w:rPr>
+              <w:t>그 자리에 그대로 보이되 비활성</w:t>
+            </w:r>
+            <w:r>
+              <w:rPr>
+                <w:sz w:val="17"/>
+              </w:rPr>
+              <w:t>(점선·취소선)이라 고를 수 없음</w:t>
+            </w:r>
+          </w:p>
+        </w:tc>
+      </w:tr>
+    </w:tbl>
+    <w:p>
+      <w:pPr>
+        <w:spacing w:after="40"/>
+      </w:pPr>
+    </w:p>
+    <w:p>
+      <w:r>
+        <w:t xml:space="preserve">대리인 화면에는 </w:t>
+      </w:r>
+      <w:r>
+        <w:rPr>
+          <w:b/>
+        </w:rPr>
+        <w:t>사유를 적지 않습니다.</w:t>
+      </w:r>
+      <w:r>
+        <w:t xml:space="preserve"> 그 화면은 감시 대상이 보는 곳이라 어디가 어떤 이유로 막혔는지 상세히 알려 줄 이유가 없습니다. 숨기면 "왜 없지"가 되고 그냥 두면 고른 뒤에야 막히므로, 자리만 지키고 비활성으로 둡니다.</w:t>
+      </w:r>
+    </w:p>
+    <w:p>
+      <w:r>
+        <w:t>온체인 기록도 셋으로 나눕니다.</w:t>
+      </w:r>
+    </w:p>
+    <w:tbl>
+      <w:tblPr>
+        <w:tblStyle w:val="TableGrid"/>
+        <w:tblW w:type="auto" w:w="0"/>
+        <w:jc w:val="left"/>
+        <w:tblLook w:firstColumn="1" w:firstRow="1" w:lastColumn="0" w:lastRow="0" w:noHBand="0" w:noVBand="1" w:val="04A0"/>
+      </w:tblPr>
+      <w:tblGrid>
+        <w:gridCol w:w="4933"/>
+        <w:gridCol w:w="4933"/>
+      </w:tblGrid>
+      <w:tr>
+        <w:tc>
+          <w:tcPr>
+            <w:tcW w:type="dxa" w:w="4933"/>
+          </w:tcPr>
+          <w:p>
+            <w:r>
+              <w:rPr>
+                <w:sz w:val="17"/>
+              </w:rPr>
+            </w:r>
+            <w:r>
+              <w:rPr>
+                <w:b/>
+                <w:sz w:val="17"/>
+              </w:rPr>
+              <w:t>이벤트</w:t>
+            </w:r>
+          </w:p>
+        </w:tc>
+        <w:tc>
+          <w:tcPr>
+            <w:tcW w:type="dxa" w:w="4933"/>
+          </w:tcPr>
+          <w:p>
+            <w:r>
+              <w:rPr>
+                <w:sz w:val="17"/>
+              </w:rPr>
+            </w:r>
+            <w:r>
+              <w:rPr>
+                <w:b/>
+                <w:sz w:val="17"/>
+              </w:rPr>
+              <w:t>언제</w:t>
+            </w:r>
+          </w:p>
+        </w:tc>
+      </w:tr>
+      <w:tr>
+        <w:tc>
+          <w:tcPr>
+            <w:tcW w:type="dxa" w:w="4933"/>
+          </w:tcPr>
+          <w:p>
+            <w:r>
+              <w:rPr>
+                <w:sz w:val="17"/>
+              </w:rPr>
+            </w:r>
+            <w:r>
+              <w:rPr>
+                <w:rFonts w:ascii="Consolas" w:hAnsi="Consolas" w:eastAsia="Consolas"/>
+                <w:sz w:val="17"/>
+              </w:rPr>
+              <w:t>trustedMerchantSuspended</w:t>
+            </w:r>
+          </w:p>
+        </w:tc>
+        <w:tc>
+          <w:tcPr>
+            <w:tcW w:type="dxa" w:w="4933"/>
+          </w:tcPr>
+          <w:p>
+            <w:r>
+              <w:rPr>
+                <w:sz w:val="17"/>
+              </w:rPr>
+            </w:r>
+            <w:r>
+              <w:rPr>
+                <w:sz w:val="17"/>
+              </w:rPr>
+              <w:t>점검에서 폐업으로 판정 — 자동 승인 해지 (목록에는 남음)</w:t>
+            </w:r>
+          </w:p>
+        </w:tc>
+      </w:tr>
+      <w:tr>
+        <w:tc>
+          <w:tcPr>
+            <w:tcW w:type="dxa" w:w="4933"/>
+          </w:tcPr>
+          <w:p>
+            <w:r>
+              <w:rPr>
+                <w:sz w:val="17"/>
+              </w:rPr>
+            </w:r>
+            <w:r>
+              <w:rPr>
+                <w:rFonts w:ascii="Consolas" w:hAnsi="Consolas" w:eastAsia="Consolas"/>
+                <w:sz w:val="17"/>
+              </w:rPr>
+              <w:t>trustedMerchantRestored</w:t>
+            </w:r>
+          </w:p>
+        </w:tc>
+        <w:tc>
+          <w:tcPr>
+            <w:tcW w:type="dxa" w:w="4933"/>
+          </w:tcPr>
+          <w:p>
+            <w:r>
+              <w:rPr>
+                <w:sz w:val="17"/>
+              </w:rPr>
+            </w:r>
+            <w:r>
+              <w:rPr>
+                <w:sz w:val="17"/>
+              </w:rPr>
+              <w:t>다시 조회됨 — 휴업 후 재개·자격 회복 시 자동 승인 재개</w:t>
+            </w:r>
+          </w:p>
+        </w:tc>
+      </w:tr>
+      <w:tr>
+        <w:tc>
+          <w:tcPr>
+            <w:tcW w:type="dxa" w:w="4933"/>
+          </w:tcPr>
+          <w:p>
+            <w:r>
+              <w:rPr>
+                <w:sz w:val="17"/>
+              </w:rPr>
+            </w:r>
+            <w:r>
+              <w:rPr>
+                <w:rFonts w:ascii="Consolas" w:hAnsi="Consolas" w:eastAsia="Consolas"/>
+                <w:sz w:val="17"/>
+              </w:rPr>
+              <w:t>trustedMerchantRemoved</w:t>
+            </w:r>
+          </w:p>
+        </w:tc>
+        <w:tc>
+          <w:tcPr>
+            <w:tcW w:type="dxa" w:w="4933"/>
+          </w:tcPr>
+          <w:p>
+            <w:r>
+              <w:rPr>
+                <w:sz w:val="17"/>
+              </w:rPr>
+            </w:r>
+            <w:r>
+              <w:rPr>
+                <w:sz w:val="17"/>
+              </w:rPr>
+              <w:t>위임자가 목록에서 직접 삭제 (사유를 note 에 함께 남김)</w:t>
+            </w:r>
+          </w:p>
+        </w:tc>
+      </w:tr>
+    </w:tbl>
+    <w:p>
+      <w:pPr>
+        <w:spacing w:after="40"/>
+      </w:pPr>
+    </w:p>
+    <w:p>
+      <w:r>
+        <w:rPr>
+          <w:b/>
+        </w:rPr>
+        <w:t>왜 '기관 마스터'인가 — 호출량이 가구 수와 무관해지는 지점</w:t>
+      </w:r>
+    </w:p>
+    <w:p>
+      <w:r>
+        <w:t xml:space="preserve">가구마다 조회하면 1만 가구 × 신뢰 기관 수만큼 호출이 터집니다. 그런데 가구가 다니는 병원은 서로 겹칩니다. 그래서 서버가 </w:t>
+      </w:r>
+      <w:r>
+        <w:rPr>
+          <w:b/>
+        </w:rPr>
+        <w:t>기관 단위로 한 벌</w:t>
+      </w:r>
+      <w:r>
+        <w:t xml:space="preserve">만 들고 갱신하고, 가구는 읽기만 합니다. 10가구가 같은 병원을 신뢰해도 심평원 호출은 1회입니다. → 호출량이 </w:t>
+      </w:r>
+      <w:r>
+        <w:rPr>
+          <w:b/>
+        </w:rPr>
+        <w:t>가구 수가 아니라 기관 수</w:t>
+      </w:r>
+      <w:r>
+        <w:t>에 비례합니다.</w:t>
+      </w:r>
+    </w:p>
+    <w:p>
+      <w:r>
+        <w:t xml:space="preserve">응답의 </w:t>
+      </w:r>
+      <w:r>
+        <w:rPr>
+          <w:rFonts w:ascii="Consolas" w:hAnsi="Consolas" w:eastAsia="Consolas"/>
+          <w:sz w:val="17"/>
+        </w:rPr>
+        <w:t>called</w:t>
+      </w:r>
+      <w:r>
+        <w:t>/</w:t>
+      </w:r>
+      <w:r>
+        <w:rPr>
+          <w:rFonts w:ascii="Consolas" w:hAnsi="Consolas" w:eastAsia="Consolas"/>
+          <w:sz w:val="17"/>
+        </w:rPr>
+        <w:t>cached</w:t>
+      </w:r>
+      <w:r>
+        <w:t>가 그 사실을 숫자로 돌려주고, 화면에도 그대로 표시됩니다. 결제 경로가 아니므로 지연·가용성 문제가 없습니다.</w:t>
+      </w:r>
+    </w:p>
+    <w:p>
+      <w:r>
+        <w:rPr>
+          <w:b/>
+        </w:rPr>
+        <w:t>② 신뢰 유효기간 (`TRUST_TTL_DAYS = 90`)</w:t>
+      </w:r>
+      <w:r>
+        <w:t xml:space="preserve"> — 점검이 멈춰도 안전한 쪽으로</w:t>
+      </w:r>
+    </w:p>
+    <w:p>
+      <w:r>
+        <w:t xml:space="preserve">①은 "배치를 잘 돌린다"는 </w:t>
+      </w:r>
+      <w:r>
+        <w:rPr>
+          <w:b/>
+        </w:rPr>
+        <w:t>운영 가정</w:t>
+      </w:r>
+      <w:r>
+        <w:t>에 기댑니다. 그 가정이 깨지면 구멍이 다시 열립니다. 그래서 신뢰 자체에 유효기간을 뒀습니다.</w:t>
+      </w:r>
+    </w:p>
+    <w:tbl>
+      <w:tblPr>
+        <w:tblStyle w:val="TableGrid"/>
+        <w:tblW w:type="auto" w:w="0"/>
+        <w:jc w:val="left"/>
+        <w:tblLook w:firstColumn="1" w:firstRow="1" w:lastColumn="0" w:lastRow="0" w:noHBand="0" w:noVBand="1" w:val="04A0"/>
+      </w:tblPr>
+      <w:tblGrid>
+        <w:gridCol w:w="4933"/>
+        <w:gridCol w:w="4933"/>
+      </w:tblGrid>
+      <w:tr>
+        <w:tc>
+          <w:tcPr>
+            <w:tcW w:type="dxa" w:w="4933"/>
+          </w:tcPr>
+          <w:p>
+            <w:r>
+              <w:rPr>
+                <w:sz w:val="17"/>
+              </w:rPr>
+            </w:r>
+          </w:p>
+        </w:tc>
+        <w:tc>
+          <w:tcPr>
+            <w:tcW w:type="dxa" w:w="4933"/>
+          </w:tcPr>
+          <w:p>
+            <w:r>
+              <w:rPr>
+                <w:sz w:val="17"/>
+              </w:rPr>
+            </w:r>
+          </w:p>
+        </w:tc>
+      </w:tr>
+      <w:tr>
+        <w:tc>
+          <w:tcPr>
+            <w:tcW w:type="dxa" w:w="4933"/>
+          </w:tcPr>
+          <w:p>
+            <w:r>
+              <w:rPr>
+                <w:sz w:val="17"/>
+              </w:rPr>
+            </w:r>
+            <w:r>
+              <w:rPr>
+                <w:sz w:val="17"/>
+              </w:rPr>
+              <w:t>판정</w:t>
+            </w:r>
+          </w:p>
+        </w:tc>
+        <w:tc>
+          <w:tcPr>
+            <w:tcW w:type="dxa" w:w="4933"/>
+          </w:tcPr>
+          <w:p>
+            <w:r>
+              <w:rPr>
+                <w:sz w:val="17"/>
+              </w:rPr>
+            </w:r>
+            <w:r>
+              <w:rPr>
+                <w:rFonts w:ascii="Consolas" w:hAnsi="Consolas" w:eastAsia="Consolas"/>
+                <w:sz w:val="17"/>
+              </w:rPr>
+              <w:t>now - verifiedAt &gt; 90일</w:t>
+            </w:r>
+            <w:r>
+              <w:rPr>
+                <w:sz w:val="17"/>
+              </w:rPr>
+              <w:t xml:space="preserve"> 이면 신뢰 면제를 </w:t>
+            </w:r>
+            <w:r>
+              <w:rPr>
+                <w:b/>
+                <w:sz w:val="17"/>
+              </w:rPr>
+              <w:t>거둔다</w:t>
+            </w:r>
+          </w:p>
+        </w:tc>
+      </w:tr>
+      <w:tr>
+        <w:tc>
+          <w:tcPr>
+            <w:tcW w:type="dxa" w:w="4933"/>
+          </w:tcPr>
+          <w:p>
+            <w:r>
+              <w:rPr>
+                <w:sz w:val="17"/>
+              </w:rPr>
+            </w:r>
+            <w:r>
+              <w:rPr>
+                <w:sz w:val="17"/>
+              </w:rPr>
+              <w:t>결과</w:t>
+            </w:r>
+          </w:p>
+        </w:tc>
+        <w:tc>
+          <w:tcPr>
+            <w:tcW w:type="dxa" w:w="4933"/>
+          </w:tcPr>
+          <w:p>
+            <w:r>
+              <w:rPr>
+                <w:sz w:val="17"/>
+              </w:rPr>
+            </w:r>
+            <w:r>
+              <w:rPr>
+                <w:sz w:val="17"/>
+              </w:rPr>
+              <w:t>일반 등록 기관으로 강등 — 평소 금액이어도 그냥 통과하지 않는다</w:t>
+            </w:r>
+          </w:p>
+        </w:tc>
+      </w:tr>
+      <w:tr>
+        <w:tc>
+          <w:tcPr>
+            <w:tcW w:type="dxa" w:w="4933"/>
+          </w:tcPr>
+          <w:p>
+            <w:r>
+              <w:rPr>
+                <w:sz w:val="17"/>
+              </w:rPr>
+            </w:r>
+            <w:r>
+              <w:rPr>
+                <w:sz w:val="17"/>
+              </w:rPr>
+              <w:t>비용</w:t>
+            </w:r>
+          </w:p>
+        </w:tc>
+        <w:tc>
+          <w:tcPr>
+            <w:tcW w:type="dxa" w:w="4933"/>
+          </w:tcPr>
+          <w:p>
+            <w:r>
+              <w:rPr>
+                <w:sz w:val="17"/>
+              </w:rPr>
+            </w:r>
+            <w:r>
+              <w:rPr>
+                <w:sz w:val="17"/>
+              </w:rPr>
+              <w:t xml:space="preserve">외부 호출 </w:t>
+            </w:r>
+            <w:r>
+              <w:rPr>
+                <w:b/>
+                <w:sz w:val="17"/>
+              </w:rPr>
+              <w:t>0회</w:t>
+            </w:r>
+            <w:r>
+              <w:rPr>
+                <w:sz w:val="17"/>
+              </w:rPr>
+              <w:t>. 결제 경로에서 즉답</w:t>
+            </w:r>
+          </w:p>
+        </w:tc>
+      </w:tr>
+    </w:tbl>
+    <w:p>
+      <w:pPr>
+        <w:spacing w:after="40"/>
+      </w:pPr>
+    </w:p>
+    <w:p>
+      <w:r>
+        <w:rPr>
+          <w:b/>
+        </w:rPr>
+        <w:t>확인한 지 오래된 신뢰는 신뢰가 아닙니다.</w:t>
+      </w:r>
+      <w:r>
+        <w:t xml:space="preserve"> 공공 API가 죽든 배치가 멈추든, 시스템은 스스로 안전한 쪽으로 떨어집니다 — fail-safe가 여기입니다. 시연은 데모 시나리오 </w:t>
+      </w:r>
+      <w:r>
+        <w:rPr>
+          <w:b/>
+        </w:rPr>
+        <w:t>17번 '신뢰 만료 — 등록 후 폐업'</w:t>
+      </w:r>
+      <w:r>
+        <w:t xml:space="preserve"> 에서 확인할 수 있습니다.</w:t>
+      </w:r>
+    </w:p>
+    <w:p>
+      <w:pPr>
         <w:ind w:left="283"/>
       </w:pPr>
       <w:r>
@@ -13196,37 +14171,7 @@
           <w:i/>
           <w:sz w:val="18"/>
         </w:rPr>
-        <w:t xml:space="preserve"> — 등록 </w:t>
-      </w:r>
-      <w:r>
-        <w:rPr>
-          <w:b/>
-          <w:i/>
-          <w:sz w:val="18"/>
-        </w:rPr>
-        <w:t>후에</w:t>
-      </w:r>
-      <w:r>
-        <w:rPr>
-          <w:i/>
-          <w:sz w:val="18"/>
-        </w:rPr>
-        <w:t xml:space="preserve"> 폐업한 기관은 신뢰 목록에 남습니다. 신뢰 기관은 묻지 않고 승인하므로 오히려 더 위험합니다. </w:t>
-      </w:r>
-      <w:r>
-        <w:rPr>
-          <w:b/>
-          <w:i/>
-          <w:sz w:val="18"/>
-        </w:rPr>
-        <w:t>신뢰 목록만 하루 1회 재점검</w:t>
-      </w:r>
-      <w:r>
-        <w:rPr>
-          <w:i/>
-          <w:sz w:val="18"/>
-        </w:rPr>
-        <w:t xml:space="preserve">해 폐업이 확인되면 자동으로 신뢰를 해제하고 온체인 인증도 </w:t>
+        <w:t xml:space="preserve"> — 지금은 위임자가 누르거나 배치가 돌 때 점검합니다. 폐업 신고를 심평원이 공표하는 즉시 받는 구독(push) 경로가 있으면 지연이 0에 수렴합니다. 또한 온체인 </w:t>
       </w:r>
       <w:r>
         <w:rPr>
@@ -13241,22 +14186,22 @@
           <w:i/>
           <w:sz w:val="18"/>
         </w:rPr>
-        <w:t xml:space="preserve">하는 배치가 필요합니다. 결제 경로가 아니므로 지연·가용성 문제가 없고, 서버가 기관 마스터를 갱신하는 형태면 </w:t>
+        <w:t xml:space="preserve">는 아직 운영자가 호출하는 형태라, 마스터 점검 결과를 자동으로 </w:t>
       </w:r>
       <w:r>
         <w:rPr>
-          <w:b/>
+          <w:rFonts w:ascii="Consolas" w:hAnsi="Consolas" w:eastAsia="Consolas"/>
           <w:i/>
           <w:sz w:val="18"/>
         </w:rPr>
-        <w:t>호출량이 가구 수와 무관</w:t>
+        <w:t>revoke</w:t>
       </w:r>
       <w:r>
         <w:rPr>
           <w:i/>
           <w:sz w:val="18"/>
         </w:rPr>
-        <w:t>해집니다.</w:t>
+        <w:t>까지 잇는 것이 남아 있습니다.</w:t>
       </w:r>
     </w:p>
     <w:p>
@@ -17328,7 +18273,7 @@
     </w:p>
     <w:p>
       <w:r>
-        <w:t>멘토 지적 *"백엔드 + 로그인 + 배포 — 실제로 열어보게"* 에 대한 대응입니다. Vercel 서버리스 함수 4개로 구성되어 있습니다 (</w:t>
+        <w:t>멘토 지적 *"백엔드 + 로그인 + 배포 — 실제로 열어보게"* 에 대한 대응입니다. Vercel 서버리스 함수 7개로 구성되어 있습니다 (</w:t>
       </w:r>
       <w:r>
         <w:rPr>
@@ -17399,7 +18344,7 @@
           <w:color w:val="111111"/>
           <w:sz w:val="26"/>
         </w:rPr>
-        <w:t>2. 엔드포인트</w:t>
+        <w:t>1-1. 환경변수</w:t>
       </w:r>
     </w:p>
     <w:tbl>
@@ -17429,7 +18374,7 @@
                 <w:b/>
                 <w:sz w:val="17"/>
               </w:rPr>
-              <w:t>경로</w:t>
+              <w:t>변수</w:t>
             </w:r>
           </w:p>
         </w:tc>
@@ -17448,7 +18393,7 @@
                 <w:b/>
                 <w:sz w:val="17"/>
               </w:rPr>
-              <w:t>역할</w:t>
+              <w:t>쓰임</w:t>
             </w:r>
           </w:p>
         </w:tc>
@@ -17469,7 +18414,7 @@
                 <w:rFonts w:ascii="Consolas" w:hAnsi="Consolas" w:eastAsia="Consolas"/>
                 <w:sz w:val="17"/>
               </w:rPr>
-              <w:t>GET /api/health</w:t>
+              <w:t>HIRA_API_KEY</w:t>
             </w:r>
           </w:p>
         </w:tc>
@@ -17487,14 +18432,7 @@
               <w:rPr>
                 <w:sz w:val="17"/>
               </w:rPr>
-              <w:t xml:space="preserve">배포 확인 · 저장소 모드 보고 → </w:t>
-            </w:r>
-            <w:r>
-              <w:rPr>
-                <w:rFonts w:ascii="Consolas" w:hAnsi="Consolas" w:eastAsia="Consolas"/>
-                <w:sz w:val="17"/>
-              </w:rPr>
-              <w:t>{"ok":true,"storage":"kv"}</w:t>
+              <w:t>심평원 Open API 인증키. 없으면 조회 기능이 '끈 상태'로 동작하고 앱은 내장 스냅샷만 씁니다</w:t>
             </w:r>
           </w:p>
         </w:tc>
@@ -17515,7 +18453,7 @@
                 <w:rFonts w:ascii="Consolas" w:hAnsi="Consolas" w:eastAsia="Consolas"/>
                 <w:sz w:val="17"/>
               </w:rPr>
-              <w:t>/api/session</w:t>
+              <w:t>CRON_SECRET</w:t>
             </w:r>
           </w:p>
         </w:tc>
@@ -17533,7 +18471,46 @@
               <w:rPr>
                 <w:sz w:val="17"/>
               </w:rPr>
-              <w:t>로그인 · 세션 조회 · 로그아웃</w:t>
+              <w:t>하루 1회 자가 점검(</w:t>
+            </w:r>
+            <w:r>
+              <w:rPr>
+                <w:rFonts w:ascii="Consolas" w:hAnsi="Consolas" w:eastAsia="Consolas"/>
+                <w:sz w:val="17"/>
+              </w:rPr>
+              <w:t>/api/registry-cron</w:t>
+            </w:r>
+            <w:r>
+              <w:rPr>
+                <w:sz w:val="17"/>
+              </w:rPr>
+              <w:t xml:space="preserve">) 인증. Vercel Cron이 </w:t>
+            </w:r>
+            <w:r>
+              <w:rPr>
+                <w:rFonts w:ascii="Consolas" w:hAnsi="Consolas" w:eastAsia="Consolas"/>
+                <w:sz w:val="17"/>
+              </w:rPr>
+              <w:t>Authorization: Bearer &lt;값&gt;</w:t>
+            </w:r>
+            <w:r>
+              <w:rPr>
+                <w:sz w:val="17"/>
+              </w:rPr>
+              <w:t xml:space="preserve">으로 보냅니다. </w:t>
+            </w:r>
+            <w:r>
+              <w:rPr>
+                <w:b/>
+                <w:sz w:val="17"/>
+              </w:rPr>
+              <w:t>배포 환경에서 미설정이면 크론 엔드포인트는 503으로 거부</w:t>
+            </w:r>
+            <w:r>
+              <w:rPr>
+                <w:sz w:val="17"/>
+              </w:rPr>
+              <w:t>합니다</w:t>
             </w:r>
           </w:p>
         </w:tc>
@@ -17554,7 +18531,7 @@
                 <w:rFonts w:ascii="Consolas" w:hAnsi="Consolas" w:eastAsia="Consolas"/>
                 <w:sz w:val="17"/>
               </w:rPr>
-              <w:t>/api/state</w:t>
+              <w:t>REGISTRY_DAILY_BUDGET</w:t>
             </w:r>
           </w:p>
         </w:tc>
@@ -17572,7 +18549,7 @@
               <w:rPr>
                 <w:sz w:val="17"/>
               </w:rPr>
-              <w:t>가구 공유 상태 (위임 하나를 세 계정이 같이 본다). rev 기반 폴링</w:t>
+              <w:t>크론 1회차의 심평원 호출 상한 (기본 200)</w:t>
             </w:r>
           </w:p>
         </w:tc>
@@ -17593,7 +18570,7 @@
                 <w:rFonts w:ascii="Consolas" w:hAnsi="Consolas" w:eastAsia="Consolas"/>
                 <w:sz w:val="17"/>
               </w:rPr>
-              <w:t>GET /api/audit</w:t>
+              <w:t>SESSION_SECRET</w:t>
             </w:r>
           </w:p>
         </w:tc>
@@ -17611,7 +18588,7 @@
               <w:rPr>
                 <w:sz w:val="17"/>
               </w:rPr>
-              <w:t>가구 공유 감사 로그 조회 (최근 100건)</w:t>
+              <w:t>세션 토큰 HMAC 키</w:t>
             </w:r>
           </w:p>
         </w:tc>
@@ -17632,6 +18609,291 @@
                 <w:rFonts w:ascii="Consolas" w:hAnsi="Consolas" w:eastAsia="Consolas"/>
                 <w:sz w:val="17"/>
               </w:rPr>
+              <w:t>KV_REST_API_URL</w:t>
+            </w:r>
+            <w:r>
+              <w:rPr>
+                <w:sz w:val="17"/>
+              </w:rPr>
+              <w:t xml:space="preserve"> · </w:t>
+            </w:r>
+            <w:r>
+              <w:rPr>
+                <w:rFonts w:ascii="Consolas" w:hAnsi="Consolas" w:eastAsia="Consolas"/>
+                <w:sz w:val="17"/>
+              </w:rPr>
+              <w:t>KV_REST_API_TOKEN</w:t>
+            </w:r>
+          </w:p>
+        </w:tc>
+        <w:tc>
+          <w:tcPr>
+            <w:tcW w:type="dxa" w:w="4933"/>
+          </w:tcPr>
+          <w:p>
+            <w:r>
+              <w:rPr>
+                <w:sz w:val="17"/>
+              </w:rPr>
+            </w:r>
+            <w:r>
+              <w:rPr>
+                <w:sz w:val="17"/>
+              </w:rPr>
+              <w:t>Vercel KV. 없으면 인스턴스 메모리로 동작합니다</w:t>
+            </w:r>
+          </w:p>
+        </w:tc>
+      </w:tr>
+    </w:tbl>
+    <w:p>
+      <w:pPr>
+        <w:spacing w:after="40"/>
+      </w:pPr>
+    </w:p>
+    <w:p>
+      <w:pPr>
+        <w:spacing w:before="280" w:after="80"/>
+      </w:pPr>
+      <w:r>
+        <w:rPr>
+          <w:b/>
+          <w:color w:val="111111"/>
+          <w:sz w:val="26"/>
+        </w:rPr>
+        <w:t>2. 엔드포인트</w:t>
+      </w:r>
+    </w:p>
+    <w:tbl>
+      <w:tblPr>
+        <w:tblStyle w:val="TableGrid"/>
+        <w:tblW w:type="auto" w:w="0"/>
+        <w:jc w:val="left"/>
+        <w:tblLook w:firstColumn="1" w:firstRow="1" w:lastColumn="0" w:lastRow="0" w:noHBand="0" w:noVBand="1" w:val="04A0"/>
+      </w:tblPr>
+      <w:tblGrid>
+        <w:gridCol w:w="4933"/>
+        <w:gridCol w:w="4933"/>
+      </w:tblGrid>
+      <w:tr>
+        <w:tc>
+          <w:tcPr>
+            <w:tcW w:type="dxa" w:w="4933"/>
+          </w:tcPr>
+          <w:p>
+            <w:r>
+              <w:rPr>
+                <w:sz w:val="17"/>
+              </w:rPr>
+            </w:r>
+            <w:r>
+              <w:rPr>
+                <w:b/>
+                <w:sz w:val="17"/>
+              </w:rPr>
+              <w:t>경로</w:t>
+            </w:r>
+          </w:p>
+        </w:tc>
+        <w:tc>
+          <w:tcPr>
+            <w:tcW w:type="dxa" w:w="4933"/>
+          </w:tcPr>
+          <w:p>
+            <w:r>
+              <w:rPr>
+                <w:sz w:val="17"/>
+              </w:rPr>
+            </w:r>
+            <w:r>
+              <w:rPr>
+                <w:b/>
+                <w:sz w:val="17"/>
+              </w:rPr>
+              <w:t>역할</w:t>
+            </w:r>
+          </w:p>
+        </w:tc>
+      </w:tr>
+      <w:tr>
+        <w:tc>
+          <w:tcPr>
+            <w:tcW w:type="dxa" w:w="4933"/>
+          </w:tcPr>
+          <w:p>
+            <w:r>
+              <w:rPr>
+                <w:sz w:val="17"/>
+              </w:rPr>
+            </w:r>
+            <w:r>
+              <w:rPr>
+                <w:rFonts w:ascii="Consolas" w:hAnsi="Consolas" w:eastAsia="Consolas"/>
+                <w:sz w:val="17"/>
+              </w:rPr>
+              <w:t>GET /api/health</w:t>
+            </w:r>
+          </w:p>
+        </w:tc>
+        <w:tc>
+          <w:tcPr>
+            <w:tcW w:type="dxa" w:w="4933"/>
+          </w:tcPr>
+          <w:p>
+            <w:r>
+              <w:rPr>
+                <w:sz w:val="17"/>
+              </w:rPr>
+            </w:r>
+            <w:r>
+              <w:rPr>
+                <w:sz w:val="17"/>
+              </w:rPr>
+              <w:t xml:space="preserve">배포 확인 · 저장소 모드 보고 → </w:t>
+            </w:r>
+            <w:r>
+              <w:rPr>
+                <w:rFonts w:ascii="Consolas" w:hAnsi="Consolas" w:eastAsia="Consolas"/>
+                <w:sz w:val="17"/>
+              </w:rPr>
+              <w:t>{"ok":true,"storage":"kv"}</w:t>
+            </w:r>
+          </w:p>
+        </w:tc>
+      </w:tr>
+      <w:tr>
+        <w:tc>
+          <w:tcPr>
+            <w:tcW w:type="dxa" w:w="4933"/>
+          </w:tcPr>
+          <w:p>
+            <w:r>
+              <w:rPr>
+                <w:sz w:val="17"/>
+              </w:rPr>
+            </w:r>
+            <w:r>
+              <w:rPr>
+                <w:rFonts w:ascii="Consolas" w:hAnsi="Consolas" w:eastAsia="Consolas"/>
+                <w:sz w:val="17"/>
+              </w:rPr>
+              <w:t>/api/session</w:t>
+            </w:r>
+          </w:p>
+        </w:tc>
+        <w:tc>
+          <w:tcPr>
+            <w:tcW w:type="dxa" w:w="4933"/>
+          </w:tcPr>
+          <w:p>
+            <w:r>
+              <w:rPr>
+                <w:sz w:val="17"/>
+              </w:rPr>
+            </w:r>
+            <w:r>
+              <w:rPr>
+                <w:sz w:val="17"/>
+              </w:rPr>
+              <w:t>로그인 · 세션 조회 · 로그아웃</w:t>
+            </w:r>
+          </w:p>
+        </w:tc>
+      </w:tr>
+      <w:tr>
+        <w:tc>
+          <w:tcPr>
+            <w:tcW w:type="dxa" w:w="4933"/>
+          </w:tcPr>
+          <w:p>
+            <w:r>
+              <w:rPr>
+                <w:sz w:val="17"/>
+              </w:rPr>
+            </w:r>
+            <w:r>
+              <w:rPr>
+                <w:rFonts w:ascii="Consolas" w:hAnsi="Consolas" w:eastAsia="Consolas"/>
+                <w:sz w:val="17"/>
+              </w:rPr>
+              <w:t>/api/state</w:t>
+            </w:r>
+          </w:p>
+        </w:tc>
+        <w:tc>
+          <w:tcPr>
+            <w:tcW w:type="dxa" w:w="4933"/>
+          </w:tcPr>
+          <w:p>
+            <w:r>
+              <w:rPr>
+                <w:sz w:val="17"/>
+              </w:rPr>
+            </w:r>
+            <w:r>
+              <w:rPr>
+                <w:sz w:val="17"/>
+              </w:rPr>
+              <w:t>가구 공유 상태 (위임 하나를 세 계정이 같이 본다). rev 기반 폴링</w:t>
+            </w:r>
+          </w:p>
+        </w:tc>
+      </w:tr>
+      <w:tr>
+        <w:tc>
+          <w:tcPr>
+            <w:tcW w:type="dxa" w:w="4933"/>
+          </w:tcPr>
+          <w:p>
+            <w:r>
+              <w:rPr>
+                <w:sz w:val="17"/>
+              </w:rPr>
+            </w:r>
+            <w:r>
+              <w:rPr>
+                <w:rFonts w:ascii="Consolas" w:hAnsi="Consolas" w:eastAsia="Consolas"/>
+                <w:sz w:val="17"/>
+              </w:rPr>
+              <w:t>GET /api/audit</w:t>
+            </w:r>
+          </w:p>
+        </w:tc>
+        <w:tc>
+          <w:tcPr>
+            <w:tcW w:type="dxa" w:w="4933"/>
+          </w:tcPr>
+          <w:p>
+            <w:r>
+              <w:rPr>
+                <w:sz w:val="17"/>
+              </w:rPr>
+            </w:r>
+            <w:r>
+              <w:rPr>
+                <w:sz w:val="17"/>
+              </w:rPr>
+              <w:t>가구 공유 감사 로그 조회 (최근 100건)</w:t>
+            </w:r>
+          </w:p>
+        </w:tc>
+      </w:tr>
+      <w:tr>
+        <w:tc>
+          <w:tcPr>
+            <w:tcW w:type="dxa" w:w="4933"/>
+          </w:tcPr>
+          <w:p>
+            <w:r>
+              <w:rPr>
+                <w:sz w:val="17"/>
+              </w:rPr>
+            </w:r>
+            <w:r>
+              <w:rPr>
+                <w:rFonts w:ascii="Consolas" w:hAnsi="Consolas" w:eastAsia="Consolas"/>
+                <w:sz w:val="17"/>
+              </w:rPr>
               <w:t>GET /api/hira</w:t>
             </w:r>
           </w:p>
@@ -17658,6 +18920,176 @@
                 <w:sz w:val="17"/>
               </w:rPr>
               <w:t xml:space="preserve"> 기관 등록 시점에만 호출되고 결제 판정에는 쓰지 않습니다 → 03. 기관 인증 (03_기관인증과_청구서.md)</w:t>
+            </w:r>
+          </w:p>
+        </w:tc>
+      </w:tr>
+      <w:tr>
+        <w:tc>
+          <w:tcPr>
+            <w:tcW w:type="dxa" w:w="4933"/>
+          </w:tcPr>
+          <w:p>
+            <w:r>
+              <w:rPr>
+                <w:sz w:val="17"/>
+              </w:rPr>
+            </w:r>
+            <w:r>
+              <w:rPr>
+                <w:rFonts w:ascii="Consolas" w:hAnsi="Consolas" w:eastAsia="Consolas"/>
+                <w:sz w:val="17"/>
+              </w:rPr>
+              <w:t>POST /api/registry-check</w:t>
+            </w:r>
+          </w:p>
+        </w:tc>
+        <w:tc>
+          <w:tcPr>
+            <w:tcW w:type="dxa" w:w="4933"/>
+          </w:tcPr>
+          <w:p>
+            <w:r>
+              <w:rPr>
+                <w:sz w:val="17"/>
+              </w:rPr>
+            </w:r>
+            <w:r>
+              <w:rPr>
+                <w:b/>
+                <w:sz w:val="17"/>
+              </w:rPr>
+              <w:t>기관 마스터 조회.</w:t>
+            </w:r>
+            <w:r>
+              <w:rPr>
+                <w:sz w:val="17"/>
+              </w:rPr>
+              <w:t xml:space="preserve"> 기본은 </w:t>
+            </w:r>
+            <w:r>
+              <w:rPr>
+                <w:rFonts w:ascii="Consolas" w:hAnsi="Consolas" w:eastAsia="Consolas"/>
+                <w:sz w:val="17"/>
+              </w:rPr>
+              <w:t>mode:"read"</w:t>
+            </w:r>
+            <w:r>
+              <w:rPr>
+                <w:sz w:val="17"/>
+              </w:rPr>
+              <w:t xml:space="preserve"> — 크론이 갱신해 둔 결과를 </w:t>
+            </w:r>
+            <w:r>
+              <w:rPr>
+                <w:b/>
+                <w:sz w:val="17"/>
+              </w:rPr>
+              <w:t>심평원 호출 0회</w:t>
+            </w:r>
+            <w:r>
+              <w:rPr>
+                <w:sz w:val="17"/>
+              </w:rPr>
+              <w:t xml:space="preserve">로 읽습니다. 위임자가 </w:t>
+            </w:r>
+            <w:r>
+              <w:rPr>
+                <w:rFonts w:ascii="Consolas" w:hAnsi="Consolas" w:eastAsia="Consolas"/>
+                <w:sz w:val="17"/>
+              </w:rPr>
+              <w:t>mode:"refresh"</w:t>
+            </w:r>
+            <w:r>
+              <w:rPr>
+                <w:sz w:val="17"/>
+              </w:rPr>
+              <w:t>로 즉시 재조회할 수도 있습니다 → 03. 기관 인증 (03_기관인증과_청구서.md)</w:t>
+            </w:r>
+          </w:p>
+        </w:tc>
+      </w:tr>
+      <w:tr>
+        <w:tc>
+          <w:tcPr>
+            <w:tcW w:type="dxa" w:w="4933"/>
+          </w:tcPr>
+          <w:p>
+            <w:r>
+              <w:rPr>
+                <w:sz w:val="17"/>
+              </w:rPr>
+            </w:r>
+            <w:r>
+              <w:rPr>
+                <w:rFonts w:ascii="Consolas" w:hAnsi="Consolas" w:eastAsia="Consolas"/>
+                <w:sz w:val="17"/>
+              </w:rPr>
+              <w:t>GET /api/registry-cron</w:t>
+            </w:r>
+          </w:p>
+        </w:tc>
+        <w:tc>
+          <w:tcPr>
+            <w:tcW w:type="dxa" w:w="4933"/>
+          </w:tcPr>
+          <w:p>
+            <w:r>
+              <w:rPr>
+                <w:sz w:val="17"/>
+              </w:rPr>
+            </w:r>
+            <w:r>
+              <w:rPr>
+                <w:b/>
+                <w:sz w:val="17"/>
+              </w:rPr>
+              <w:t>하루 1회 자가 점검.</w:t>
+            </w:r>
+            <w:r>
+              <w:rPr>
+                <w:sz w:val="17"/>
+              </w:rPr>
+              <w:t xml:space="preserve"> </w:t>
+            </w:r>
+            <w:r>
+              <w:rPr>
+                <w:rFonts w:ascii="Consolas" w:hAnsi="Consolas" w:eastAsia="Consolas"/>
+                <w:sz w:val="17"/>
+              </w:rPr>
+              <w:t>vercel.json</w:t>
+            </w:r>
+            <w:r>
+              <w:rPr>
+                <w:sz w:val="17"/>
+              </w:rPr>
+              <w:t xml:space="preserve">의 </w:t>
+            </w:r>
+            <w:r>
+              <w:rPr>
+                <w:rFonts w:ascii="Consolas" w:hAnsi="Consolas" w:eastAsia="Consolas"/>
+                <w:sz w:val="17"/>
+              </w:rPr>
+              <w:t>crons</w:t>
+            </w:r>
+            <w:r>
+              <w:rPr>
+                <w:sz w:val="17"/>
+              </w:rPr>
+              <w:t xml:space="preserve">가 호출합니다. 마스터에서 가장 오래 확인되지 않은 기관부터 예산(기본 200)만큼 재조회해 폐업을 잡습니다. </w:t>
+            </w:r>
+            <w:r>
+              <w:rPr>
+                <w:rFonts w:ascii="Consolas" w:hAnsi="Consolas" w:eastAsia="Consolas"/>
+                <w:sz w:val="17"/>
+              </w:rPr>
+              <w:t>CRON_SECRET</w:t>
+            </w:r>
+            <w:r>
+              <w:rPr>
+                <w:sz w:val="17"/>
+              </w:rPr>
+              <w:t>으로 인증</w:t>
             </w:r>
           </w:p>
         </w:tc>
@@ -21226,7 +22658,7 @@
           <w:color w:val="111111"/>
           <w:sz w:val="34"/>
         </w:rPr>
-        <w:t>07. 데모 시나리오 17종</w:t>
+        <w:t>07. 데모 시나리오 18종</w:t>
       </w:r>
     </w:p>
     <w:p>
@@ -21237,7 +22669,7 @@
         <w:rPr>
           <w:b/>
         </w:rPr>
-        <w:t>기본 흐름 14종 + 추가 기능 3종</w:t>
+        <w:t>기본 흐름 14종 + 추가 기능 4종</w:t>
       </w:r>
       <w:r>
         <w:t>입니다.</w:t>
@@ -21254,7 +22686,16 @@
         <w:t>2026-10-13 헤드리스 전수 검증 실측값</w:t>
       </w:r>
       <w:r>
-        <w:t>입니다 (17/17 통과 · JS 오류 0건).</w:t>
+        <w:t xml:space="preserve">입니다 (17/17 통과 · JS 오류 0건). 17번(신뢰 만료)은 2026-10-16 추가분이며 </w:t>
+      </w:r>
+      <w:r>
+        <w:rPr>
+          <w:b/>
+        </w:rPr>
+        <w:t>18/18 전수 재검증</w:t>
+      </w:r>
+      <w:r>
+        <w:t>을 통과했습니다 (JS 오류 0건).</w:t>
       </w:r>
     </w:p>
     <w:p>
@@ -23375,6 +24816,124 @@
             </w:r>
             <w:r>
               <w:rPr>
+                <w:b/>
+                <w:sz w:val="17"/>
+              </w:rPr>
+              <w:t>신뢰 만료 — 등록 후 폐업</w:t>
+            </w:r>
+          </w:p>
+        </w:tc>
+        <w:tc>
+          <w:tcPr>
+            <w:tcW w:type="dxa" w:w="1644"/>
+          </w:tcPr>
+          <w:p>
+            <w:r>
+              <w:rPr>
+                <w:sz w:val="17"/>
+              </w:rPr>
+            </w:r>
+            <w:r>
+              <w:rPr>
+                <w:b/>
+                <w:sz w:val="17"/>
+              </w:rPr>
+              <w:t>등록 때 한 번 확인하고 끝이면 그 뒤 폐업을 모른다.</w:t>
+            </w:r>
+            <w:r>
+              <w:rPr>
+                <w:sz w:val="17"/>
+              </w:rPr>
+              <w:t xml:space="preserve"> 실재 확인을 100일 전으로 돌리면 유효기간(90일)이 지나 신뢰 면제가 풀리고, 평소 금액이어도 확인을 거친다</w:t>
+            </w:r>
+          </w:p>
+        </w:tc>
+        <w:tc>
+          <w:tcPr>
+            <w:tcW w:type="dxa" w:w="1644"/>
+          </w:tcPr>
+          <w:p>
+            <w:r>
+              <w:rPr>
+                <w:sz w:val="17"/>
+              </w:rPr>
+            </w:r>
+            <w:r>
+              <w:rPr>
+                <w:sz w:val="17"/>
+              </w:rPr>
+              <w:t>80,000</w:t>
+            </w:r>
+          </w:p>
+        </w:tc>
+        <w:tc>
+          <w:tcPr>
+            <w:tcW w:type="dxa" w:w="1644"/>
+          </w:tcPr>
+          <w:p>
+            <w:r>
+              <w:rPr>
+                <w:sz w:val="17"/>
+              </w:rPr>
+            </w:r>
+            <w:r>
+              <w:rPr>
+                <w:sz w:val="17"/>
+              </w:rPr>
+              <w:t>hold</w:t>
+            </w:r>
+          </w:p>
+        </w:tc>
+        <w:tc>
+          <w:tcPr>
+            <w:tcW w:type="dxa" w:w="1644"/>
+          </w:tcPr>
+          <w:p>
+            <w:r>
+              <w:rPr>
+                <w:sz w:val="17"/>
+              </w:rPr>
+            </w:r>
+            <w:r>
+              <w:rPr>
+                <w:sz w:val="17"/>
+              </w:rPr>
+              <w:t>-0.38</w:t>
+            </w:r>
+          </w:p>
+        </w:tc>
+      </w:tr>
+      <w:tr>
+        <w:tc>
+          <w:tcPr>
+            <w:tcW w:type="dxa" w:w="1644"/>
+          </w:tcPr>
+          <w:p>
+            <w:r>
+              <w:rPr>
+                <w:sz w:val="17"/>
+              </w:rPr>
+            </w:r>
+            <w:r>
+              <w:rPr>
+                <w:sz w:val="17"/>
+              </w:rPr>
+              <w:t>18</w:t>
+            </w:r>
+          </w:p>
+        </w:tc>
+        <w:tc>
+          <w:tcPr>
+            <w:tcW w:type="dxa" w:w="1644"/>
+          </w:tcPr>
+          <w:p>
+            <w:r>
+              <w:rPr>
+                <w:sz w:val="17"/>
+              </w:rPr>
+            </w:r>
+            <w:r>
+              <w:rPr>
                 <w:sz w:val="17"/>
               </w:rPr>
               <w:t>iM Zero 상담</w:t>
@@ -24854,6 +26413,405 @@
       </w:r>
       <w:r>
         <w:t xml:space="preserve"> (14건).</w:t>
+      </w:r>
+    </w:p>
+    <w:p>
+      <w:pPr>
+        <w:spacing w:before="280" w:after="80"/>
+      </w:pPr>
+      <w:r>
+        <w:rPr>
+          <w:b/>
+          <w:color w:val="111111"/>
+          <w:sz w:val="26"/>
+        </w:rPr>
+        <w:t>17. 신뢰 만료 — 등록 후 폐업 (2026-10-16 추가)</w:t>
+      </w:r>
+    </w:p>
+    <w:p>
+      <w:r>
+        <w:t xml:space="preserve">심평원 실시간 조회는 </w:t>
+      </w:r>
+      <w:r>
+        <w:rPr>
+          <w:b/>
+        </w:rPr>
+        <w:t>기관을 등록할 때만</w:t>
+      </w:r>
+      <w:r>
+        <w:t xml:space="preserve"> 돕니다. 그래서 등록한 뒤 폐업한 기관은 신뢰 목록에 그대로 남고, 신뢰 기관은 결제처 축을 면제받으므로 </w:t>
+      </w:r>
+      <w:r>
+        <w:rPr>
+          <w:b/>
+        </w:rPr>
+        <w:t>오히려 더 위험합니다.</w:t>
+      </w:r>
+    </w:p>
+    <w:p>
+      <w:r>
+        <w:t xml:space="preserve">이 시나리오는 </w:t>
+      </w:r>
+      <w:r>
+        <w:rPr>
+          <w:rFonts w:ascii="Consolas" w:hAnsi="Consolas" w:eastAsia="Consolas"/>
+          <w:sz w:val="17"/>
+        </w:rPr>
+        <w:t>대구의료원</w:t>
+      </w:r>
+      <w:r>
+        <w:t xml:space="preserve">의 실재 확인 시각을 </w:t>
+      </w:r>
+      <w:r>
+        <w:rPr>
+          <w:b/>
+        </w:rPr>
+        <w:t>100일 전</w:t>
+      </w:r>
+      <w:r>
+        <w:t>으로 돌립니다.</w:t>
+      </w:r>
+    </w:p>
+    <w:p>
+      <w:pPr>
+        <w:spacing w:before="60" w:line="276" w:lineRule="auto"/>
+        <w:ind w:left="227"/>
+      </w:pPr>
+      <w:r>
+        <w:rPr>
+          <w:rFonts w:ascii="Consolas" w:hAnsi="Consolas" w:eastAsia="Consolas"/>
+          <w:sz w:val="16"/>
+        </w:rPr>
+        <w:t>유효기간 TRUST_TTL_DAYS = 90일</w:t>
+        <w:br/>
+        <w:t xml:space="preserve">  → 100일 경과 → isTrusted() = false</w:t>
+        <w:br/>
+        <w:t xml:space="preserve">  → 신뢰 면제 해제 → 평소 금액(8만원)이어도 그냥 통과하지 않음</w:t>
+        <w:br/>
+        <w:t xml:space="preserve">  → 판정 사유: "신뢰 기관이지만 실재 확인이 100일 전 — 유효기간 90일이 지나</w:t>
+        <w:br/>
+        <w:t xml:space="preserve">                확인 없이 진행하지 않습니다"</w:t>
+      </w:r>
+    </w:p>
+    <w:p>
+      <w:r>
+        <w:t>화면에서는 이렇게 보입니다.</w:t>
+      </w:r>
+    </w:p>
+    <w:tbl>
+      <w:tblPr>
+        <w:tblStyle w:val="TableGrid"/>
+        <w:tblW w:type="auto" w:w="0"/>
+        <w:jc w:val="left"/>
+        <w:tblLook w:firstColumn="1" w:firstRow="1" w:lastColumn="0" w:lastRow="0" w:noHBand="0" w:noVBand="1" w:val="04A0"/>
+      </w:tblPr>
+      <w:tblGrid>
+        <w:gridCol w:w="4933"/>
+        <w:gridCol w:w="4933"/>
+      </w:tblGrid>
+      <w:tr>
+        <w:tc>
+          <w:tcPr>
+            <w:tcW w:type="dxa" w:w="4933"/>
+          </w:tcPr>
+          <w:p>
+            <w:r>
+              <w:rPr>
+                <w:sz w:val="17"/>
+              </w:rPr>
+            </w:r>
+            <w:r>
+              <w:rPr>
+                <w:b/>
+                <w:sz w:val="17"/>
+              </w:rPr>
+              <w:t>화면</w:t>
+            </w:r>
+          </w:p>
+        </w:tc>
+        <w:tc>
+          <w:tcPr>
+            <w:tcW w:type="dxa" w:w="4933"/>
+          </w:tcPr>
+          <w:p>
+            <w:r>
+              <w:rPr>
+                <w:sz w:val="17"/>
+              </w:rPr>
+            </w:r>
+            <w:r>
+              <w:rPr>
+                <w:b/>
+                <w:sz w:val="17"/>
+              </w:rPr>
+              <w:t>보이는 것</w:t>
+            </w:r>
+          </w:p>
+        </w:tc>
+      </w:tr>
+      <w:tr>
+        <w:tc>
+          <w:tcPr>
+            <w:tcW w:type="dxa" w:w="4933"/>
+          </w:tcPr>
+          <w:p>
+            <w:r>
+              <w:rPr>
+                <w:sz w:val="17"/>
+              </w:rPr>
+            </w:r>
+            <w:r>
+              <w:rPr>
+                <w:b/>
+                <w:sz w:val="17"/>
+              </w:rPr>
+              <w:t>대리인</w:t>
+            </w:r>
+            <w:r>
+              <w:rPr>
+                <w:sz w:val="17"/>
+              </w:rPr>
+              <w:t xml:space="preserve"> · 결제 요청</w:t>
+            </w:r>
+          </w:p>
+        </w:tc>
+        <w:tc>
+          <w:tcPr>
+            <w:tcW w:type="dxa" w:w="4933"/>
+          </w:tcPr>
+          <w:p>
+            <w:r>
+              <w:rPr>
+                <w:sz w:val="17"/>
+              </w:rPr>
+            </w:r>
+            <w:r>
+              <w:rPr>
+                <w:rFonts w:ascii="Consolas" w:hAnsi="Consolas" w:eastAsia="Consolas"/>
+                <w:sz w:val="17"/>
+              </w:rPr>
+              <w:t>대구의료원</w:t>
+            </w:r>
+            <w:r>
+              <w:rPr>
+                <w:sz w:val="17"/>
+              </w:rPr>
+              <w:t xml:space="preserve"> 칩이 </w:t>
+            </w:r>
+            <w:r>
+              <w:rPr>
+                <w:b/>
+                <w:sz w:val="17"/>
+              </w:rPr>
+              <w:t>그 자리에 그대로 있되 비활성</w:t>
+            </w:r>
+            <w:r>
+              <w:rPr>
+                <w:sz w:val="17"/>
+              </w:rPr>
+              <w:t>(흐림·점선·취소선)이라 고를 수 없습니다. 나머지 병원은 정상 선택됩니다</w:t>
+            </w:r>
+          </w:p>
+        </w:tc>
+      </w:tr>
+      <w:tr>
+        <w:tc>
+          <w:tcPr>
+            <w:tcW w:type="dxa" w:w="4933"/>
+          </w:tcPr>
+          <w:p>
+            <w:r>
+              <w:rPr>
+                <w:sz w:val="17"/>
+              </w:rPr>
+            </w:r>
+            <w:r>
+              <w:rPr>
+                <w:b/>
+                <w:sz w:val="17"/>
+              </w:rPr>
+              <w:t>위임자</w:t>
+            </w:r>
+            <w:r>
+              <w:rPr>
+                <w:sz w:val="17"/>
+              </w:rPr>
+              <w:t xml:space="preserve"> · 위임설정</w:t>
+            </w:r>
+          </w:p>
+        </w:tc>
+        <w:tc>
+          <w:tcPr>
+            <w:tcW w:type="dxa" w:w="4933"/>
+          </w:tcPr>
+          <w:p>
+            <w:r>
+              <w:rPr>
+                <w:sz w:val="17"/>
+              </w:rPr>
+            </w:r>
+            <w:r>
+              <w:rPr>
+                <w:rFonts w:ascii="Consolas" w:hAnsi="Consolas" w:eastAsia="Consolas"/>
+                <w:sz w:val="17"/>
+              </w:rPr>
+              <w:t>대구의료원</w:t>
+            </w:r>
+            <w:r>
+              <w:rPr>
+                <w:sz w:val="17"/>
+              </w:rPr>
+              <w:t xml:space="preserve"> 행이 흐린 취소선 + </w:t>
+            </w:r>
+            <w:r>
+              <w:rPr>
+                <w:rFonts w:ascii="Consolas" w:hAnsi="Consolas" w:eastAsia="Consolas"/>
+                <w:sz w:val="17"/>
+              </w:rPr>
+              <w:t>확인 만료 · 100일 전</w:t>
+            </w:r>
+            <w:r>
+              <w:rPr>
+                <w:sz w:val="17"/>
+              </w:rPr>
+              <w:t xml:space="preserve"> 태그 + "자동 승인 해지됨" 문구로 바뀌고, 우측 버튼이 </w:t>
+            </w:r>
+            <w:r>
+              <w:rPr>
+                <w:b/>
+                <w:sz w:val="17"/>
+              </w:rPr>
+              <w:t>해제 → 삭제</w:t>
+            </w:r>
+            <w:r>
+              <w:rPr>
+                <w:sz w:val="17"/>
+              </w:rPr>
+              <w:t xml:space="preserve"> 로 바뀝니다</w:t>
+            </w:r>
+          </w:p>
+        </w:tc>
+      </w:tr>
+    </w:tbl>
+    <w:p>
+      <w:pPr>
+        <w:spacing w:after="40"/>
+      </w:pPr>
+    </w:p>
+    <w:p>
+      <w:r>
+        <w:rPr>
+          <w:b/>
+        </w:rPr>
+        <w:t>지우지 않고 남기는 것</w:t>
+      </w:r>
+      <w:r>
+        <w:t>이 핵심입니다. 목록에서 사라지면 위임자는 왜 없어졌는지 알 수 없고 되돌릴 수도 없습니다. 자동 승인만 끊고 삭제는 위임자가 보고 결정합니다.</w:t>
+      </w:r>
+    </w:p>
+    <w:p>
+      <w:r>
+        <w:t xml:space="preserve">그리고 </w:t>
+      </w:r>
+      <w:r>
+        <w:rPr>
+          <w:b/>
+        </w:rPr>
+        <w:t>공공 API를 부르지 않고 결제 경로에서 즉답으로 걸립니다.</w:t>
+      </w:r>
+      <w:r>
+        <w:t xml:space="preserve"> 기관 마스터 재점검(</w:t>
+      </w:r>
+      <w:r>
+        <w:rPr>
+          <w:rFonts w:ascii="Consolas" w:hAnsi="Consolas" w:eastAsia="Consolas"/>
+          <w:sz w:val="17"/>
+        </w:rPr>
+        <w:t>POST /api/registry-check</w:t>
+      </w:r>
+      <w:r>
+        <w:t>)이 멈추거나 심평원 API가 죽어도 시스템은 안전한 쪽으로 떨어집니다 — fail-safe.</w:t>
+      </w:r>
+    </w:p>
+    <w:p>
+      <w:r>
+        <w:t xml:space="preserve">실제 폐업 조회는 </w:t>
+      </w:r>
+      <w:r>
+        <w:rPr>
+          <w:b/>
+        </w:rPr>
+        <w:t>서버가 하루 1회 스스로</w:t>
+      </w:r>
+      <w:r>
+        <w:t xml:space="preserve"> 돕니다(</w:t>
+      </w:r>
+      <w:r>
+        <w:rPr>
+          <w:rFonts w:ascii="Consolas" w:hAnsi="Consolas" w:eastAsia="Consolas"/>
+          <w:sz w:val="17"/>
+        </w:rPr>
+        <w:t>/api/registry-cron</w:t>
+      </w:r>
+      <w:r>
+        <w:t xml:space="preserve">, Vercel Cron). 앱은 로그인 직후 그 결과를 </w:t>
+      </w:r>
+      <w:r>
+        <w:rPr>
+          <w:b/>
+        </w:rPr>
+        <w:t>심평원 호출 0회</w:t>
+      </w:r>
+      <w:r>
+        <w:t xml:space="preserve">로 읽어 폐업분의 신뢰를 해제합니다 — </w:t>
+      </w:r>
+      <w:r>
+        <w:rPr>
+          <w:b/>
+        </w:rPr>
+        <w:t>아무도 버튼을 누르지 않아도 반영됩니다.</w:t>
+      </w:r>
+    </w:p>
+    <w:p>
+      <w:r>
+        <w:t xml:space="preserve">시연에서 즉시 보여주려면 </w:t>
+      </w:r>
+      <w:r>
+        <w:rPr>
+          <w:b/>
+        </w:rPr>
+        <w:t>위임자 홈 → 위임설정 → '지금 점검 (심평원 재조회)'</w:t>
+      </w:r>
+      <w:r>
+        <w:t xml:space="preserve"> 를 누릅니다. 결과에 </w:t>
+      </w:r>
+      <w:r>
+        <w:rPr>
+          <w:rFonts w:ascii="Consolas" w:hAnsi="Consolas" w:eastAsia="Consolas"/>
+          <w:sz w:val="17"/>
+        </w:rPr>
+        <w:t>심평원 호출 n회 · 기관 마스터 재사용 m회</w:t>
+      </w:r>
+      <w:r>
+        <w:t xml:space="preserve">가 표시되는데, 같은 기관을 다시 점검하면 </w:t>
+      </w:r>
+      <w:r>
+        <w:rPr>
+          <w:b/>
+        </w:rPr>
+        <w:t>호출이 0회</w:t>
+      </w:r>
+      <w:r>
+        <w:t xml:space="preserve">가 됩니다 — 이것이 </w:t>
+      </w:r>
+      <w:r>
+        <w:rPr>
+          <w:b/>
+        </w:rPr>
+        <w:t>호출량이 가구 수가 아니라 기관 수에 비례한다</w:t>
+      </w:r>
+      <w:r>
+        <w:t>는 근거입니다 → 03. 기관 인증 (03_기관인증과_청구서.md)</w:t>
       </w:r>
     </w:p>
     <w:sectPr>
